--- a/LeDuyTuanAnh_NguyenTuanAnh_LyLamVu.docx
+++ b/LeDuyTuanAnh_NguyenTuanAnh_LyLamVu.docx
@@ -711,7 +711,7 @@
           <w:szCs w:val="36"/>
         </w:rPr>
       </w:pPr>
-      <w:bookmarkStart w:id="0" w:name="_Toc228105147"/>
+      <w:bookmarkStart w:id="0" w:name="_Toc228512007"/>
       <w:r>
         <w:rPr>
           <w:b/>
@@ -1122,7 +1122,7 @@
           <w:szCs w:val="36"/>
         </w:rPr>
       </w:pPr>
-      <w:bookmarkStart w:id="1" w:name="_Toc228105148"/>
+      <w:bookmarkStart w:id="1" w:name="_Toc228512008"/>
       <w:r>
         <w:rPr>
           <w:rFonts w:cstheme="minorHAnsi"/>
@@ -1562,7 +1562,9 @@
               <w:tab w:val="right" w:leader="dot" w:pos="9345"/>
             </w:tabs>
             <w:rPr>
+              <w:rFonts w:asciiTheme="minorHAnsi" w:eastAsiaTheme="minorEastAsia" w:hAnsiTheme="minorHAnsi" w:cstheme="minorBidi"/>
               <w:noProof/>
+              <w:sz w:val="24"/>
             </w:rPr>
           </w:pPr>
           <w:r>
@@ -1574,13 +1576,15 @@
           <w:r>
             <w:fldChar w:fldCharType="separate"/>
           </w:r>
-          <w:hyperlink w:anchor="_Toc228105147" w:history="1">
+          <w:hyperlink w:anchor="_Toc228512007" w:history="1">
             <w:r>
               <w:rPr>
                 <w:rStyle w:val="Hyperlink"/>
-                <w:noProof/>
-              </w:rPr>
-              <w:t>Lời cảm ơn</w:t>
+                <w:b/>
+                <w:bCs/>
+                <w:noProof/>
+              </w:rPr>
+              <w:t>LỜI CẢM ƠN</w:t>
             </w:r>
             <w:r>
               <w:rPr>
@@ -1601,7 +1605,7 @@
                 <w:noProof/>
                 <w:webHidden/>
               </w:rPr>
-              <w:instrText xml:space="preserve"> PAGEREF _Toc228105147 \h </w:instrText>
+              <w:instrText xml:space="preserve"> PAGEREF _Toc228512007 \h </w:instrText>
             </w:r>
             <w:r>
               <w:rPr>
@@ -1639,17 +1643,21 @@
               <w:tab w:val="right" w:leader="dot" w:pos="9345"/>
             </w:tabs>
             <w:rPr>
+              <w:rFonts w:asciiTheme="minorHAnsi" w:eastAsiaTheme="minorEastAsia" w:hAnsiTheme="minorHAnsi" w:cstheme="minorBidi"/>
               <w:noProof/>
+              <w:sz w:val="24"/>
             </w:rPr>
           </w:pPr>
-          <w:hyperlink w:anchor="_Toc228105148" w:history="1">
+          <w:hyperlink w:anchor="_Toc228512008" w:history="1">
             <w:r>
               <w:rPr>
                 <w:rStyle w:val="Hyperlink"/>
                 <w:rFonts w:cstheme="minorHAnsi"/>
-                <w:noProof/>
-              </w:rPr>
-              <w:t>Nhận xét của giảng viên</w:t>
+                <w:b/>
+                <w:bCs/>
+                <w:noProof/>
+              </w:rPr>
+              <w:t>NHẬN XÉT CỦA GIẢNG VIÊN</w:t>
             </w:r>
             <w:r>
               <w:rPr>
@@ -1670,7 +1678,7 @@
                 <w:noProof/>
                 <w:webHidden/>
               </w:rPr>
-              <w:instrText xml:space="preserve"> PAGEREF _Toc228105148 \h </w:instrText>
+              <w:instrText xml:space="preserve"> PAGEREF _Toc228512008 \h </w:instrText>
             </w:r>
             <w:r>
               <w:rPr>
@@ -1708,16 +1716,20 @@
               <w:tab w:val="right" w:leader="dot" w:pos="9345"/>
             </w:tabs>
             <w:rPr>
+              <w:rFonts w:asciiTheme="minorHAnsi" w:eastAsiaTheme="minorEastAsia" w:hAnsiTheme="minorHAnsi" w:cstheme="minorBidi"/>
               <w:noProof/>
+              <w:sz w:val="24"/>
             </w:rPr>
           </w:pPr>
-          <w:hyperlink w:anchor="_Toc228105149" w:history="1">
+          <w:hyperlink w:anchor="_Toc228512009" w:history="1">
             <w:r>
               <w:rPr>
                 <w:rStyle w:val="Hyperlink"/>
-                <w:noProof/>
-              </w:rPr>
-              <w:t>Mục lục các hình ảnh</w:t>
+                <w:b/>
+                <w:bCs/>
+                <w:noProof/>
+              </w:rPr>
+              <w:t>MỤC LỤC CÁC HÌNH ẢNH</w:t>
             </w:r>
             <w:r>
               <w:rPr>
@@ -1738,7 +1750,7 @@
                 <w:noProof/>
                 <w:webHidden/>
               </w:rPr>
-              <w:instrText xml:space="preserve"> PAGEREF _Toc228105149 \h </w:instrText>
+              <w:instrText xml:space="preserve"> PAGEREF _Toc228512009 \h </w:instrText>
             </w:r>
             <w:r>
               <w:rPr>
@@ -1758,7 +1770,7 @@
                 <w:noProof/>
                 <w:webHidden/>
               </w:rPr>
-              <w:t>4</w:t>
+              <w:t>5</w:t>
             </w:r>
             <w:r>
               <w:rPr>
@@ -1776,16 +1788,20 @@
               <w:tab w:val="right" w:leader="dot" w:pos="9345"/>
             </w:tabs>
             <w:rPr>
+              <w:rFonts w:asciiTheme="minorHAnsi" w:eastAsiaTheme="minorEastAsia" w:hAnsiTheme="minorHAnsi" w:cstheme="minorBidi"/>
               <w:noProof/>
+              <w:sz w:val="24"/>
             </w:rPr>
           </w:pPr>
-          <w:hyperlink w:anchor="_Toc228105150" w:history="1">
+          <w:hyperlink w:anchor="_Toc228512010" w:history="1">
             <w:r>
               <w:rPr>
                 <w:rStyle w:val="Hyperlink"/>
-                <w:noProof/>
-              </w:rPr>
-              <w:t>Mục lục các bảng biểu</w:t>
+                <w:b/>
+                <w:bCs/>
+                <w:noProof/>
+              </w:rPr>
+              <w:t>MỤC LỤC CÁC BẢNG BIỂU</w:t>
             </w:r>
             <w:r>
               <w:rPr>
@@ -1806,7 +1822,7 @@
                 <w:noProof/>
                 <w:webHidden/>
               </w:rPr>
-              <w:instrText xml:space="preserve"> PAGEREF _Toc228105150 \h </w:instrText>
+              <w:instrText xml:space="preserve"> PAGEREF _Toc228512010 \h </w:instrText>
             </w:r>
             <w:r>
               <w:rPr>
@@ -1826,7 +1842,7 @@
                 <w:noProof/>
                 <w:webHidden/>
               </w:rPr>
-              <w:t>5</w:t>
+              <w:t>6</w:t>
             </w:r>
             <w:r>
               <w:rPr>
@@ -1844,16 +1860,20 @@
               <w:tab w:val="right" w:leader="dot" w:pos="9345"/>
             </w:tabs>
             <w:rPr>
+              <w:rFonts w:asciiTheme="minorHAnsi" w:eastAsiaTheme="minorEastAsia" w:hAnsiTheme="minorHAnsi" w:cstheme="minorBidi"/>
               <w:noProof/>
+              <w:sz w:val="24"/>
             </w:rPr>
           </w:pPr>
-          <w:hyperlink w:anchor="_Toc228105151" w:history="1">
+          <w:hyperlink w:anchor="_Toc228512011" w:history="1">
             <w:r>
               <w:rPr>
                 <w:rStyle w:val="Hyperlink"/>
-                <w:noProof/>
-              </w:rPr>
-              <w:t>Danh mục các từ viết tắt</w:t>
+                <w:b/>
+                <w:bCs/>
+                <w:noProof/>
+              </w:rPr>
+              <w:t>DANH MỤC CÁC TỪ VIẾT TẮT</w:t>
             </w:r>
             <w:r>
               <w:rPr>
@@ -1874,7 +1894,7 @@
                 <w:noProof/>
                 <w:webHidden/>
               </w:rPr>
-              <w:instrText xml:space="preserve"> PAGEREF _Toc228105151 \h </w:instrText>
+              <w:instrText xml:space="preserve"> PAGEREF _Toc228512011 \h </w:instrText>
             </w:r>
             <w:r>
               <w:rPr>
@@ -1894,7 +1914,7 @@
                 <w:noProof/>
                 <w:webHidden/>
               </w:rPr>
-              <w:t>6</w:t>
+              <w:t>7</w:t>
             </w:r>
             <w:r>
               <w:rPr>
@@ -1912,10 +1932,12 @@
               <w:tab w:val="right" w:leader="dot" w:pos="9345"/>
             </w:tabs>
             <w:rPr>
+              <w:rFonts w:asciiTheme="minorHAnsi" w:eastAsiaTheme="minorEastAsia" w:hAnsiTheme="minorHAnsi" w:cstheme="minorBidi"/>
               <w:noProof/>
+              <w:sz w:val="24"/>
             </w:rPr>
           </w:pPr>
-          <w:hyperlink w:anchor="_Toc228105152" w:history="1">
+          <w:hyperlink w:anchor="_Toc228512012" w:history="1">
             <w:r>
               <w:rPr>
                 <w:rStyle w:val="Hyperlink"/>
@@ -1942,7 +1964,7 @@
                 <w:noProof/>
                 <w:webHidden/>
               </w:rPr>
-              <w:instrText xml:space="preserve"> PAGEREF _Toc228105152 \h </w:instrText>
+              <w:instrText xml:space="preserve"> PAGEREF _Toc228512012 \h </w:instrText>
             </w:r>
             <w:r>
               <w:rPr>
@@ -1962,7 +1984,7 @@
                 <w:noProof/>
                 <w:webHidden/>
               </w:rPr>
-              <w:t>7</w:t>
+              <w:t>8</w:t>
             </w:r>
             <w:r>
               <w:rPr>
@@ -1980,10 +2002,12 @@
               <w:tab w:val="right" w:leader="dot" w:pos="9345"/>
             </w:tabs>
             <w:rPr>
+              <w:rFonts w:asciiTheme="minorHAnsi" w:eastAsiaTheme="minorEastAsia" w:hAnsiTheme="minorHAnsi" w:cstheme="minorBidi"/>
               <w:noProof/>
+              <w:sz w:val="24"/>
             </w:rPr>
           </w:pPr>
-          <w:hyperlink w:anchor="_Toc228105153" w:history="1">
+          <w:hyperlink w:anchor="_Toc228512013" w:history="1">
             <w:r>
               <w:rPr>
                 <w:rStyle w:val="Hyperlink"/>
@@ -2010,7 +2034,7 @@
                 <w:noProof/>
                 <w:webHidden/>
               </w:rPr>
-              <w:instrText xml:space="preserve"> PAGEREF _Toc228105153 \h </w:instrText>
+              <w:instrText xml:space="preserve"> PAGEREF _Toc228512013 \h </w:instrText>
             </w:r>
             <w:r>
               <w:rPr>
@@ -2030,7 +2054,287 @@
                 <w:noProof/>
                 <w:webHidden/>
               </w:rPr>
-              <w:t>7</w:t>
+              <w:t>8</w:t>
+            </w:r>
+            <w:r>
+              <w:rPr>
+                <w:noProof/>
+                <w:webHidden/>
+              </w:rPr>
+              <w:fldChar w:fldCharType="end"/>
+            </w:r>
+          </w:hyperlink>
+        </w:p>
+        <w:p>
+          <w:pPr>
+            <w:pStyle w:val="TOC3"/>
+            <w:tabs>
+              <w:tab w:val="right" w:leader="dot" w:pos="9345"/>
+            </w:tabs>
+            <w:rPr>
+              <w:rFonts w:asciiTheme="minorHAnsi" w:eastAsiaTheme="minorEastAsia" w:hAnsiTheme="minorHAnsi" w:cstheme="minorBidi"/>
+              <w:noProof/>
+              <w:sz w:val="24"/>
+            </w:rPr>
+          </w:pPr>
+          <w:hyperlink w:anchor="_Toc228512014" w:history="1">
+            <w:r>
+              <w:rPr>
+                <w:rStyle w:val="Hyperlink"/>
+                <w:noProof/>
+              </w:rPr>
+              <w:t>1.1.1 Lý do chọn đề tài:</w:t>
+            </w:r>
+            <w:r>
+              <w:rPr>
+                <w:noProof/>
+                <w:webHidden/>
+              </w:rPr>
+              <w:tab/>
+            </w:r>
+            <w:r>
+              <w:rPr>
+                <w:noProof/>
+                <w:webHidden/>
+              </w:rPr>
+              <w:fldChar w:fldCharType="begin"/>
+            </w:r>
+            <w:r>
+              <w:rPr>
+                <w:noProof/>
+                <w:webHidden/>
+              </w:rPr>
+              <w:instrText xml:space="preserve"> PAGEREF _Toc228512014 \h </w:instrText>
+            </w:r>
+            <w:r>
+              <w:rPr>
+                <w:noProof/>
+                <w:webHidden/>
+              </w:rPr>
+            </w:r>
+            <w:r>
+              <w:rPr>
+                <w:noProof/>
+                <w:webHidden/>
+              </w:rPr>
+              <w:fldChar w:fldCharType="separate"/>
+            </w:r>
+            <w:r>
+              <w:rPr>
+                <w:noProof/>
+                <w:webHidden/>
+              </w:rPr>
+              <w:t>8</w:t>
+            </w:r>
+            <w:r>
+              <w:rPr>
+                <w:noProof/>
+                <w:webHidden/>
+              </w:rPr>
+              <w:fldChar w:fldCharType="end"/>
+            </w:r>
+          </w:hyperlink>
+        </w:p>
+        <w:p>
+          <w:pPr>
+            <w:pStyle w:val="TOC3"/>
+            <w:tabs>
+              <w:tab w:val="right" w:leader="dot" w:pos="9345"/>
+            </w:tabs>
+            <w:rPr>
+              <w:rFonts w:asciiTheme="minorHAnsi" w:eastAsiaTheme="minorEastAsia" w:hAnsiTheme="minorHAnsi" w:cstheme="minorBidi"/>
+              <w:noProof/>
+              <w:sz w:val="24"/>
+            </w:rPr>
+          </w:pPr>
+          <w:hyperlink w:anchor="_Toc228512015" w:history="1">
+            <w:r>
+              <w:rPr>
+                <w:rStyle w:val="Hyperlink"/>
+                <w:noProof/>
+              </w:rPr>
+              <w:t>1.1.2 Mục đích nghiên cứu:</w:t>
+            </w:r>
+            <w:r>
+              <w:rPr>
+                <w:noProof/>
+                <w:webHidden/>
+              </w:rPr>
+              <w:tab/>
+            </w:r>
+            <w:r>
+              <w:rPr>
+                <w:noProof/>
+                <w:webHidden/>
+              </w:rPr>
+              <w:fldChar w:fldCharType="begin"/>
+            </w:r>
+            <w:r>
+              <w:rPr>
+                <w:noProof/>
+                <w:webHidden/>
+              </w:rPr>
+              <w:instrText xml:space="preserve"> PAGEREF _Toc228512015 \h </w:instrText>
+            </w:r>
+            <w:r>
+              <w:rPr>
+                <w:noProof/>
+                <w:webHidden/>
+              </w:rPr>
+            </w:r>
+            <w:r>
+              <w:rPr>
+                <w:noProof/>
+                <w:webHidden/>
+              </w:rPr>
+              <w:fldChar w:fldCharType="separate"/>
+            </w:r>
+            <w:r>
+              <w:rPr>
+                <w:noProof/>
+                <w:webHidden/>
+              </w:rPr>
+              <w:t>8</w:t>
+            </w:r>
+            <w:r>
+              <w:rPr>
+                <w:noProof/>
+                <w:webHidden/>
+              </w:rPr>
+              <w:fldChar w:fldCharType="end"/>
+            </w:r>
+          </w:hyperlink>
+        </w:p>
+        <w:p>
+          <w:pPr>
+            <w:pStyle w:val="TOC3"/>
+            <w:tabs>
+              <w:tab w:val="right" w:leader="dot" w:pos="9345"/>
+            </w:tabs>
+            <w:rPr>
+              <w:rFonts w:asciiTheme="minorHAnsi" w:eastAsiaTheme="minorEastAsia" w:hAnsiTheme="minorHAnsi" w:cstheme="minorBidi"/>
+              <w:noProof/>
+              <w:sz w:val="24"/>
+            </w:rPr>
+          </w:pPr>
+          <w:hyperlink w:anchor="_Toc228512016" w:history="1">
+            <w:r>
+              <w:rPr>
+                <w:rStyle w:val="Hyperlink"/>
+                <w:noProof/>
+              </w:rPr>
+              <w:t>1.1.3 Công cụ hỗ trợ</w:t>
+            </w:r>
+            <w:r>
+              <w:rPr>
+                <w:noProof/>
+                <w:webHidden/>
+              </w:rPr>
+              <w:tab/>
+            </w:r>
+            <w:r>
+              <w:rPr>
+                <w:noProof/>
+                <w:webHidden/>
+              </w:rPr>
+              <w:fldChar w:fldCharType="begin"/>
+            </w:r>
+            <w:r>
+              <w:rPr>
+                <w:noProof/>
+                <w:webHidden/>
+              </w:rPr>
+              <w:instrText xml:space="preserve"> PAGEREF _Toc228512016 \h </w:instrText>
+            </w:r>
+            <w:r>
+              <w:rPr>
+                <w:noProof/>
+                <w:webHidden/>
+              </w:rPr>
+            </w:r>
+            <w:r>
+              <w:rPr>
+                <w:noProof/>
+                <w:webHidden/>
+              </w:rPr>
+              <w:fldChar w:fldCharType="separate"/>
+            </w:r>
+            <w:r>
+              <w:rPr>
+                <w:noProof/>
+                <w:webHidden/>
+              </w:rPr>
+              <w:t>8</w:t>
+            </w:r>
+            <w:r>
+              <w:rPr>
+                <w:noProof/>
+                <w:webHidden/>
+              </w:rPr>
+              <w:fldChar w:fldCharType="end"/>
+            </w:r>
+          </w:hyperlink>
+        </w:p>
+        <w:p>
+          <w:pPr>
+            <w:pStyle w:val="TOC3"/>
+            <w:tabs>
+              <w:tab w:val="right" w:leader="dot" w:pos="9345"/>
+            </w:tabs>
+            <w:rPr>
+              <w:rFonts w:asciiTheme="minorHAnsi" w:eastAsiaTheme="minorEastAsia" w:hAnsiTheme="minorHAnsi" w:cstheme="minorBidi"/>
+              <w:noProof/>
+              <w:sz w:val="24"/>
+            </w:rPr>
+          </w:pPr>
+          <w:hyperlink w:anchor="_Toc228512017" w:history="1">
+            <w:r>
+              <w:rPr>
+                <w:rStyle w:val="Hyperlink"/>
+                <w:noProof/>
+              </w:rPr>
+              <w:t>1.1.4 Đối tượng và phạm vi nghiên cứu của đề tài</w:t>
+            </w:r>
+            <w:r>
+              <w:rPr>
+                <w:noProof/>
+                <w:webHidden/>
+              </w:rPr>
+              <w:tab/>
+            </w:r>
+            <w:r>
+              <w:rPr>
+                <w:noProof/>
+                <w:webHidden/>
+              </w:rPr>
+              <w:fldChar w:fldCharType="begin"/>
+            </w:r>
+            <w:r>
+              <w:rPr>
+                <w:noProof/>
+                <w:webHidden/>
+              </w:rPr>
+              <w:instrText xml:space="preserve"> PAGEREF _Toc228512017 \h </w:instrText>
+            </w:r>
+            <w:r>
+              <w:rPr>
+                <w:noProof/>
+                <w:webHidden/>
+              </w:rPr>
+            </w:r>
+            <w:r>
+              <w:rPr>
+                <w:noProof/>
+                <w:webHidden/>
+              </w:rPr>
+              <w:fldChar w:fldCharType="separate"/>
+            </w:r>
+            <w:r>
+              <w:rPr>
+                <w:noProof/>
+                <w:webHidden/>
+              </w:rPr>
+              <w:t>9</w:t>
             </w:r>
             <w:r>
               <w:rPr>
@@ -2048,16 +2352,18 @@
               <w:tab w:val="right" w:leader="dot" w:pos="9345"/>
             </w:tabs>
             <w:rPr>
+              <w:rFonts w:asciiTheme="minorHAnsi" w:eastAsiaTheme="minorEastAsia" w:hAnsiTheme="minorHAnsi" w:cstheme="minorBidi"/>
               <w:noProof/>
+              <w:sz w:val="24"/>
             </w:rPr>
           </w:pPr>
-          <w:hyperlink w:anchor="_Toc228105154" w:history="1">
+          <w:hyperlink w:anchor="_Toc228512018" w:history="1">
             <w:r>
               <w:rPr>
                 <w:rStyle w:val="Hyperlink"/>
                 <w:noProof/>
               </w:rPr>
-              <w:t>1.2 Kế hoạch thực hiện nghiên cứu</w:t>
+              <w:t>1.2 Kế hoạch thực hiện nghiên cứu, phân công</w:t>
             </w:r>
             <w:r>
               <w:rPr>
@@ -2078,7 +2384,7 @@
                 <w:noProof/>
                 <w:webHidden/>
               </w:rPr>
-              <w:instrText xml:space="preserve"> PAGEREF _Toc228105154 \h </w:instrText>
+              <w:instrText xml:space="preserve"> PAGEREF _Toc228512018 \h </w:instrText>
             </w:r>
             <w:r>
               <w:rPr>
@@ -2098,7 +2404,77 @@
                 <w:noProof/>
                 <w:webHidden/>
               </w:rPr>
-              <w:t>7</w:t>
+              <w:t>9</w:t>
+            </w:r>
+            <w:r>
+              <w:rPr>
+                <w:noProof/>
+                <w:webHidden/>
+              </w:rPr>
+              <w:fldChar w:fldCharType="end"/>
+            </w:r>
+          </w:hyperlink>
+        </w:p>
+        <w:p>
+          <w:pPr>
+            <w:pStyle w:val="TOC1"/>
+            <w:tabs>
+              <w:tab w:val="right" w:leader="dot" w:pos="9345"/>
+            </w:tabs>
+            <w:rPr>
+              <w:rFonts w:asciiTheme="minorHAnsi" w:eastAsiaTheme="minorEastAsia" w:hAnsiTheme="minorHAnsi" w:cstheme="minorBidi"/>
+              <w:noProof/>
+              <w:sz w:val="24"/>
+            </w:rPr>
+          </w:pPr>
+          <w:hyperlink w:anchor="_Toc228512019" w:history="1">
+            <w:r>
+              <w:rPr>
+                <w:rStyle w:val="Hyperlink"/>
+                <w:noProof/>
+              </w:rPr>
+              <w:t>Chương 2 Cơ sở lý thuyết và triển khai</w:t>
+            </w:r>
+            <w:r>
+              <w:rPr>
+                <w:noProof/>
+                <w:webHidden/>
+              </w:rPr>
+              <w:tab/>
+            </w:r>
+            <w:r>
+              <w:rPr>
+                <w:noProof/>
+                <w:webHidden/>
+              </w:rPr>
+              <w:fldChar w:fldCharType="begin"/>
+            </w:r>
+            <w:r>
+              <w:rPr>
+                <w:noProof/>
+                <w:webHidden/>
+              </w:rPr>
+              <w:instrText xml:space="preserve"> PAGEREF _Toc228512019 \h </w:instrText>
+            </w:r>
+            <w:r>
+              <w:rPr>
+                <w:noProof/>
+                <w:webHidden/>
+              </w:rPr>
+            </w:r>
+            <w:r>
+              <w:rPr>
+                <w:noProof/>
+                <w:webHidden/>
+              </w:rPr>
+              <w:fldChar w:fldCharType="separate"/>
+            </w:r>
+            <w:r>
+              <w:rPr>
+                <w:noProof/>
+                <w:webHidden/>
+              </w:rPr>
+              <w:t>11</w:t>
             </w:r>
             <w:r>
               <w:rPr>
@@ -2116,16 +2492,18 @@
               <w:tab w:val="right" w:leader="dot" w:pos="9345"/>
             </w:tabs>
             <w:rPr>
+              <w:rFonts w:asciiTheme="minorHAnsi" w:eastAsiaTheme="minorEastAsia" w:hAnsiTheme="minorHAnsi" w:cstheme="minorBidi"/>
               <w:noProof/>
+              <w:sz w:val="24"/>
             </w:rPr>
           </w:pPr>
-          <w:hyperlink w:anchor="_Toc228105155" w:history="1">
+          <w:hyperlink w:anchor="_Toc228512020" w:history="1">
             <w:r>
               <w:rPr>
                 <w:rStyle w:val="Hyperlink"/>
                 <w:noProof/>
               </w:rPr>
-              <w:t>1.3 Các thành viên và phân công</w:t>
+              <w:t>2.1 Giới thiệu các kỹ thuật, thuật toán được sử dụng</w:t>
             </w:r>
             <w:r>
               <w:rPr>
@@ -2146,7 +2524,7 @@
                 <w:noProof/>
                 <w:webHidden/>
               </w:rPr>
-              <w:instrText xml:space="preserve"> PAGEREF _Toc228105155 \h </w:instrText>
+              <w:instrText xml:space="preserve"> PAGEREF _Toc228512020 \h </w:instrText>
             </w:r>
             <w:r>
               <w:rPr>
@@ -2166,7 +2544,721 @@
                 <w:noProof/>
                 <w:webHidden/>
               </w:rPr>
-              <w:t>7</w:t>
+              <w:t>11</w:t>
+            </w:r>
+            <w:r>
+              <w:rPr>
+                <w:noProof/>
+                <w:webHidden/>
+              </w:rPr>
+              <w:fldChar w:fldCharType="end"/>
+            </w:r>
+          </w:hyperlink>
+        </w:p>
+        <w:p>
+          <w:pPr>
+            <w:pStyle w:val="TOC3"/>
+            <w:tabs>
+              <w:tab w:val="right" w:leader="dot" w:pos="9345"/>
+            </w:tabs>
+            <w:rPr>
+              <w:rFonts w:asciiTheme="minorHAnsi" w:eastAsiaTheme="minorEastAsia" w:hAnsiTheme="minorHAnsi" w:cstheme="minorBidi"/>
+              <w:noProof/>
+              <w:sz w:val="24"/>
+            </w:rPr>
+          </w:pPr>
+          <w:hyperlink w:anchor="_Toc228512021" w:history="1">
+            <w:r>
+              <w:rPr>
+                <w:rStyle w:val="Hyperlink"/>
+                <w:noProof/>
+              </w:rPr>
+              <w:t>2.1.1 Data Cleaning</w:t>
+            </w:r>
+            <w:r>
+              <w:rPr>
+                <w:noProof/>
+                <w:webHidden/>
+              </w:rPr>
+              <w:tab/>
+            </w:r>
+            <w:r>
+              <w:rPr>
+                <w:noProof/>
+                <w:webHidden/>
+              </w:rPr>
+              <w:fldChar w:fldCharType="begin"/>
+            </w:r>
+            <w:r>
+              <w:rPr>
+                <w:noProof/>
+                <w:webHidden/>
+              </w:rPr>
+              <w:instrText xml:space="preserve"> PAGEREF _Toc228512021 \h </w:instrText>
+            </w:r>
+            <w:r>
+              <w:rPr>
+                <w:noProof/>
+                <w:webHidden/>
+              </w:rPr>
+            </w:r>
+            <w:r>
+              <w:rPr>
+                <w:noProof/>
+                <w:webHidden/>
+              </w:rPr>
+              <w:fldChar w:fldCharType="separate"/>
+            </w:r>
+            <w:r>
+              <w:rPr>
+                <w:noProof/>
+                <w:webHidden/>
+              </w:rPr>
+              <w:t>11</w:t>
+            </w:r>
+            <w:r>
+              <w:rPr>
+                <w:noProof/>
+                <w:webHidden/>
+              </w:rPr>
+              <w:fldChar w:fldCharType="end"/>
+            </w:r>
+          </w:hyperlink>
+        </w:p>
+        <w:p>
+          <w:pPr>
+            <w:pStyle w:val="TOC3"/>
+            <w:tabs>
+              <w:tab w:val="right" w:leader="dot" w:pos="9345"/>
+            </w:tabs>
+            <w:rPr>
+              <w:rFonts w:asciiTheme="minorHAnsi" w:eastAsiaTheme="minorEastAsia" w:hAnsiTheme="minorHAnsi" w:cstheme="minorBidi"/>
+              <w:noProof/>
+              <w:sz w:val="24"/>
+            </w:rPr>
+          </w:pPr>
+          <w:hyperlink w:anchor="_Toc228512022" w:history="1">
+            <w:r>
+              <w:rPr>
+                <w:rStyle w:val="Hyperlink"/>
+                <w:noProof/>
+              </w:rPr>
+              <w:t>2.1.2 Chuẩn hóa dữ liệu – Standard Scaler</w:t>
+            </w:r>
+            <w:r>
+              <w:rPr>
+                <w:noProof/>
+                <w:webHidden/>
+              </w:rPr>
+              <w:tab/>
+            </w:r>
+            <w:r>
+              <w:rPr>
+                <w:noProof/>
+                <w:webHidden/>
+              </w:rPr>
+              <w:fldChar w:fldCharType="begin"/>
+            </w:r>
+            <w:r>
+              <w:rPr>
+                <w:noProof/>
+                <w:webHidden/>
+              </w:rPr>
+              <w:instrText xml:space="preserve"> PAGEREF _Toc228512022 \h </w:instrText>
+            </w:r>
+            <w:r>
+              <w:rPr>
+                <w:noProof/>
+                <w:webHidden/>
+              </w:rPr>
+            </w:r>
+            <w:r>
+              <w:rPr>
+                <w:noProof/>
+                <w:webHidden/>
+              </w:rPr>
+              <w:fldChar w:fldCharType="separate"/>
+            </w:r>
+            <w:r>
+              <w:rPr>
+                <w:noProof/>
+                <w:webHidden/>
+              </w:rPr>
+              <w:t>11</w:t>
+            </w:r>
+            <w:r>
+              <w:rPr>
+                <w:noProof/>
+                <w:webHidden/>
+              </w:rPr>
+              <w:fldChar w:fldCharType="end"/>
+            </w:r>
+          </w:hyperlink>
+        </w:p>
+        <w:p>
+          <w:pPr>
+            <w:pStyle w:val="TOC3"/>
+            <w:tabs>
+              <w:tab w:val="right" w:leader="dot" w:pos="9345"/>
+            </w:tabs>
+            <w:rPr>
+              <w:rFonts w:asciiTheme="minorHAnsi" w:eastAsiaTheme="minorEastAsia" w:hAnsiTheme="minorHAnsi" w:cstheme="minorBidi"/>
+              <w:noProof/>
+              <w:sz w:val="24"/>
+            </w:rPr>
+          </w:pPr>
+          <w:hyperlink w:anchor="_Toc228512023" w:history="1">
+            <w:r>
+              <w:rPr>
+                <w:rStyle w:val="Hyperlink"/>
+                <w:noProof/>
+              </w:rPr>
+              <w:t>2.1.3 Giảm chiều dữ liệu PCA – CA</w:t>
+            </w:r>
+            <w:r>
+              <w:rPr>
+                <w:noProof/>
+                <w:webHidden/>
+              </w:rPr>
+              <w:tab/>
+            </w:r>
+            <w:r>
+              <w:rPr>
+                <w:noProof/>
+                <w:webHidden/>
+              </w:rPr>
+              <w:fldChar w:fldCharType="begin"/>
+            </w:r>
+            <w:r>
+              <w:rPr>
+                <w:noProof/>
+                <w:webHidden/>
+              </w:rPr>
+              <w:instrText xml:space="preserve"> PAGEREF _Toc228512023 \h </w:instrText>
+            </w:r>
+            <w:r>
+              <w:rPr>
+                <w:noProof/>
+                <w:webHidden/>
+              </w:rPr>
+            </w:r>
+            <w:r>
+              <w:rPr>
+                <w:noProof/>
+                <w:webHidden/>
+              </w:rPr>
+              <w:fldChar w:fldCharType="separate"/>
+            </w:r>
+            <w:r>
+              <w:rPr>
+                <w:noProof/>
+                <w:webHidden/>
+              </w:rPr>
+              <w:t>12</w:t>
+            </w:r>
+            <w:r>
+              <w:rPr>
+                <w:noProof/>
+                <w:webHidden/>
+              </w:rPr>
+              <w:fldChar w:fldCharType="end"/>
+            </w:r>
+          </w:hyperlink>
+        </w:p>
+        <w:p>
+          <w:pPr>
+            <w:pStyle w:val="TOC3"/>
+            <w:tabs>
+              <w:tab w:val="right" w:leader="dot" w:pos="9345"/>
+            </w:tabs>
+            <w:rPr>
+              <w:rFonts w:asciiTheme="minorHAnsi" w:eastAsiaTheme="minorEastAsia" w:hAnsiTheme="minorHAnsi" w:cstheme="minorBidi"/>
+              <w:noProof/>
+              <w:sz w:val="24"/>
+            </w:rPr>
+          </w:pPr>
+          <w:hyperlink w:anchor="_Toc228512024" w:history="1">
+            <w:r>
+              <w:rPr>
+                <w:rStyle w:val="Hyperlink"/>
+                <w:noProof/>
+              </w:rPr>
+              <w:t>2.1.4 Gom cụm dữ liệu – Kmeans</w:t>
+            </w:r>
+            <w:r>
+              <w:rPr>
+                <w:noProof/>
+                <w:webHidden/>
+              </w:rPr>
+              <w:tab/>
+            </w:r>
+            <w:r>
+              <w:rPr>
+                <w:noProof/>
+                <w:webHidden/>
+              </w:rPr>
+              <w:fldChar w:fldCharType="begin"/>
+            </w:r>
+            <w:r>
+              <w:rPr>
+                <w:noProof/>
+                <w:webHidden/>
+              </w:rPr>
+              <w:instrText xml:space="preserve"> PAGEREF _Toc228512024 \h </w:instrText>
+            </w:r>
+            <w:r>
+              <w:rPr>
+                <w:noProof/>
+                <w:webHidden/>
+              </w:rPr>
+            </w:r>
+            <w:r>
+              <w:rPr>
+                <w:noProof/>
+                <w:webHidden/>
+              </w:rPr>
+              <w:fldChar w:fldCharType="separate"/>
+            </w:r>
+            <w:r>
+              <w:rPr>
+                <w:noProof/>
+                <w:webHidden/>
+              </w:rPr>
+              <w:t>12</w:t>
+            </w:r>
+            <w:r>
+              <w:rPr>
+                <w:noProof/>
+                <w:webHidden/>
+              </w:rPr>
+              <w:fldChar w:fldCharType="end"/>
+            </w:r>
+          </w:hyperlink>
+        </w:p>
+        <w:p>
+          <w:pPr>
+            <w:pStyle w:val="TOC2"/>
+            <w:tabs>
+              <w:tab w:val="right" w:leader="dot" w:pos="9345"/>
+            </w:tabs>
+            <w:rPr>
+              <w:rFonts w:asciiTheme="minorHAnsi" w:eastAsiaTheme="minorEastAsia" w:hAnsiTheme="minorHAnsi" w:cstheme="minorBidi"/>
+              <w:noProof/>
+              <w:sz w:val="24"/>
+            </w:rPr>
+          </w:pPr>
+          <w:hyperlink w:anchor="_Toc228512025" w:history="1">
+            <w:r>
+              <w:rPr>
+                <w:rStyle w:val="Hyperlink"/>
+                <w:noProof/>
+              </w:rPr>
+              <w:t>2.2 Triển khai thực hiện và kết quả</w:t>
+            </w:r>
+            <w:r>
+              <w:rPr>
+                <w:noProof/>
+                <w:webHidden/>
+              </w:rPr>
+              <w:tab/>
+            </w:r>
+            <w:r>
+              <w:rPr>
+                <w:noProof/>
+                <w:webHidden/>
+              </w:rPr>
+              <w:fldChar w:fldCharType="begin"/>
+            </w:r>
+            <w:r>
+              <w:rPr>
+                <w:noProof/>
+                <w:webHidden/>
+              </w:rPr>
+              <w:instrText xml:space="preserve"> PAGEREF _Toc228512025 \h </w:instrText>
+            </w:r>
+            <w:r>
+              <w:rPr>
+                <w:noProof/>
+                <w:webHidden/>
+              </w:rPr>
+            </w:r>
+            <w:r>
+              <w:rPr>
+                <w:noProof/>
+                <w:webHidden/>
+              </w:rPr>
+              <w:fldChar w:fldCharType="separate"/>
+            </w:r>
+            <w:r>
+              <w:rPr>
+                <w:noProof/>
+                <w:webHidden/>
+              </w:rPr>
+              <w:t>12</w:t>
+            </w:r>
+            <w:r>
+              <w:rPr>
+                <w:noProof/>
+                <w:webHidden/>
+              </w:rPr>
+              <w:fldChar w:fldCharType="end"/>
+            </w:r>
+          </w:hyperlink>
+        </w:p>
+        <w:p>
+          <w:pPr>
+            <w:pStyle w:val="TOC3"/>
+            <w:tabs>
+              <w:tab w:val="right" w:leader="dot" w:pos="9345"/>
+            </w:tabs>
+            <w:rPr>
+              <w:rFonts w:asciiTheme="minorHAnsi" w:eastAsiaTheme="minorEastAsia" w:hAnsiTheme="minorHAnsi" w:cstheme="minorBidi"/>
+              <w:noProof/>
+              <w:sz w:val="24"/>
+            </w:rPr>
+          </w:pPr>
+          <w:hyperlink w:anchor="_Toc228512026" w:history="1">
+            <w:r>
+              <w:rPr>
+                <w:rStyle w:val="Hyperlink"/>
+                <w:noProof/>
+              </w:rPr>
+              <w:t>2.2.1 Khám phá dữ liệu và làm sạch dư</w:t>
+            </w:r>
+            <w:r>
+              <w:rPr>
+                <w:noProof/>
+                <w:webHidden/>
+              </w:rPr>
+              <w:tab/>
+            </w:r>
+            <w:r>
+              <w:rPr>
+                <w:noProof/>
+                <w:webHidden/>
+              </w:rPr>
+              <w:fldChar w:fldCharType="begin"/>
+            </w:r>
+            <w:r>
+              <w:rPr>
+                <w:noProof/>
+                <w:webHidden/>
+              </w:rPr>
+              <w:instrText xml:space="preserve"> PAGEREF _Toc228512026 \h </w:instrText>
+            </w:r>
+            <w:r>
+              <w:rPr>
+                <w:noProof/>
+                <w:webHidden/>
+              </w:rPr>
+            </w:r>
+            <w:r>
+              <w:rPr>
+                <w:noProof/>
+                <w:webHidden/>
+              </w:rPr>
+              <w:fldChar w:fldCharType="separate"/>
+            </w:r>
+            <w:r>
+              <w:rPr>
+                <w:noProof/>
+                <w:webHidden/>
+              </w:rPr>
+              <w:t>12</w:t>
+            </w:r>
+            <w:r>
+              <w:rPr>
+                <w:noProof/>
+                <w:webHidden/>
+              </w:rPr>
+              <w:fldChar w:fldCharType="end"/>
+            </w:r>
+          </w:hyperlink>
+        </w:p>
+        <w:p>
+          <w:pPr>
+            <w:pStyle w:val="TOC3"/>
+            <w:tabs>
+              <w:tab w:val="right" w:leader="dot" w:pos="9345"/>
+            </w:tabs>
+            <w:rPr>
+              <w:rFonts w:asciiTheme="minorHAnsi" w:eastAsiaTheme="minorEastAsia" w:hAnsiTheme="minorHAnsi" w:cstheme="minorBidi"/>
+              <w:noProof/>
+              <w:sz w:val="24"/>
+            </w:rPr>
+          </w:pPr>
+          <w:hyperlink w:anchor="_Toc228512027" w:history="1">
+            <w:r>
+              <w:rPr>
+                <w:rStyle w:val="Hyperlink"/>
+                <w:noProof/>
+              </w:rPr>
+              <w:t>2.2.2 Làm sạch dữ liệu</w:t>
+            </w:r>
+            <w:r>
+              <w:rPr>
+                <w:noProof/>
+                <w:webHidden/>
+              </w:rPr>
+              <w:tab/>
+            </w:r>
+            <w:r>
+              <w:rPr>
+                <w:noProof/>
+                <w:webHidden/>
+              </w:rPr>
+              <w:fldChar w:fldCharType="begin"/>
+            </w:r>
+            <w:r>
+              <w:rPr>
+                <w:noProof/>
+                <w:webHidden/>
+              </w:rPr>
+              <w:instrText xml:space="preserve"> PAGEREF _Toc228512027 \h </w:instrText>
+            </w:r>
+            <w:r>
+              <w:rPr>
+                <w:noProof/>
+                <w:webHidden/>
+              </w:rPr>
+            </w:r>
+            <w:r>
+              <w:rPr>
+                <w:noProof/>
+                <w:webHidden/>
+              </w:rPr>
+              <w:fldChar w:fldCharType="separate"/>
+            </w:r>
+            <w:r>
+              <w:rPr>
+                <w:noProof/>
+                <w:webHidden/>
+              </w:rPr>
+              <w:t>15</w:t>
+            </w:r>
+            <w:r>
+              <w:rPr>
+                <w:noProof/>
+                <w:webHidden/>
+              </w:rPr>
+              <w:fldChar w:fldCharType="end"/>
+            </w:r>
+          </w:hyperlink>
+        </w:p>
+        <w:p>
+          <w:pPr>
+            <w:pStyle w:val="TOC3"/>
+            <w:tabs>
+              <w:tab w:val="right" w:leader="dot" w:pos="9345"/>
+            </w:tabs>
+            <w:rPr>
+              <w:rFonts w:asciiTheme="minorHAnsi" w:eastAsiaTheme="minorEastAsia" w:hAnsiTheme="minorHAnsi" w:cstheme="minorBidi"/>
+              <w:noProof/>
+              <w:sz w:val="24"/>
+            </w:rPr>
+          </w:pPr>
+          <w:hyperlink w:anchor="_Toc228512028" w:history="1">
+            <w:r>
+              <w:rPr>
+                <w:rStyle w:val="Hyperlink"/>
+                <w:noProof/>
+              </w:rPr>
+              <w:t>2.2.3 Trực quan hóa dữ liệu ban đầu</w:t>
+            </w:r>
+            <w:r>
+              <w:rPr>
+                <w:noProof/>
+                <w:webHidden/>
+              </w:rPr>
+              <w:tab/>
+            </w:r>
+            <w:r>
+              <w:rPr>
+                <w:noProof/>
+                <w:webHidden/>
+              </w:rPr>
+              <w:fldChar w:fldCharType="begin"/>
+            </w:r>
+            <w:r>
+              <w:rPr>
+                <w:noProof/>
+                <w:webHidden/>
+              </w:rPr>
+              <w:instrText xml:space="preserve"> PAGEREF _Toc228512028 \h </w:instrText>
+            </w:r>
+            <w:r>
+              <w:rPr>
+                <w:noProof/>
+                <w:webHidden/>
+              </w:rPr>
+            </w:r>
+            <w:r>
+              <w:rPr>
+                <w:noProof/>
+                <w:webHidden/>
+              </w:rPr>
+              <w:fldChar w:fldCharType="separate"/>
+            </w:r>
+            <w:r>
+              <w:rPr>
+                <w:noProof/>
+                <w:webHidden/>
+              </w:rPr>
+              <w:t>18</w:t>
+            </w:r>
+            <w:r>
+              <w:rPr>
+                <w:noProof/>
+                <w:webHidden/>
+              </w:rPr>
+              <w:fldChar w:fldCharType="end"/>
+            </w:r>
+          </w:hyperlink>
+        </w:p>
+        <w:p>
+          <w:pPr>
+            <w:pStyle w:val="TOC3"/>
+            <w:tabs>
+              <w:tab w:val="right" w:leader="dot" w:pos="9345"/>
+            </w:tabs>
+            <w:rPr>
+              <w:rFonts w:asciiTheme="minorHAnsi" w:eastAsiaTheme="minorEastAsia" w:hAnsiTheme="minorHAnsi" w:cstheme="minorBidi"/>
+              <w:noProof/>
+              <w:sz w:val="24"/>
+            </w:rPr>
+          </w:pPr>
+          <w:hyperlink w:anchor="_Toc228512029" w:history="1">
+            <w:r>
+              <w:rPr>
+                <w:rStyle w:val="Hyperlink"/>
+                <w:noProof/>
+              </w:rPr>
+              <w:t>2.2.4 Giảm c</w:t>
+            </w:r>
+            <w:r>
+              <w:rPr>
+                <w:rStyle w:val="Hyperlink"/>
+                <w:noProof/>
+              </w:rPr>
+              <w:t>h</w:t>
+            </w:r>
+            <w:r>
+              <w:rPr>
+                <w:rStyle w:val="Hyperlink"/>
+                <w:noProof/>
+              </w:rPr>
+              <w:t>iều dữ liệu và gom cụm dữ liệu</w:t>
+            </w:r>
+            <w:r>
+              <w:rPr>
+                <w:noProof/>
+                <w:webHidden/>
+              </w:rPr>
+              <w:tab/>
+            </w:r>
+            <w:r>
+              <w:rPr>
+                <w:noProof/>
+                <w:webHidden/>
+              </w:rPr>
+              <w:fldChar w:fldCharType="begin"/>
+            </w:r>
+            <w:r>
+              <w:rPr>
+                <w:noProof/>
+                <w:webHidden/>
+              </w:rPr>
+              <w:instrText xml:space="preserve"> PAGEREF _Toc228512029 \h </w:instrText>
+            </w:r>
+            <w:r>
+              <w:rPr>
+                <w:noProof/>
+                <w:webHidden/>
+              </w:rPr>
+            </w:r>
+            <w:r>
+              <w:rPr>
+                <w:noProof/>
+                <w:webHidden/>
+              </w:rPr>
+              <w:fldChar w:fldCharType="separate"/>
+            </w:r>
+            <w:r>
+              <w:rPr>
+                <w:noProof/>
+                <w:webHidden/>
+              </w:rPr>
+              <w:t>21</w:t>
+            </w:r>
+            <w:r>
+              <w:rPr>
+                <w:noProof/>
+                <w:webHidden/>
+              </w:rPr>
+              <w:fldChar w:fldCharType="end"/>
+            </w:r>
+          </w:hyperlink>
+        </w:p>
+        <w:p>
+          <w:pPr>
+            <w:pStyle w:val="TOC3"/>
+            <w:tabs>
+              <w:tab w:val="right" w:leader="dot" w:pos="9345"/>
+            </w:tabs>
+            <w:rPr>
+              <w:rFonts w:asciiTheme="minorHAnsi" w:eastAsiaTheme="minorEastAsia" w:hAnsiTheme="minorHAnsi" w:cstheme="minorBidi"/>
+              <w:noProof/>
+              <w:sz w:val="24"/>
+            </w:rPr>
+          </w:pPr>
+          <w:hyperlink w:anchor="_Toc228512030" w:history="1">
+            <w:r>
+              <w:rPr>
+                <w:rStyle w:val="Hyperlink"/>
+                <w:noProof/>
+              </w:rPr>
+              <w:t>2.2.5 Huấn luyện mô hình AI dự đoán và kiểm thử</w:t>
+            </w:r>
+            <w:r>
+              <w:rPr>
+                <w:noProof/>
+                <w:webHidden/>
+              </w:rPr>
+              <w:tab/>
+            </w:r>
+            <w:r>
+              <w:rPr>
+                <w:noProof/>
+                <w:webHidden/>
+              </w:rPr>
+              <w:fldChar w:fldCharType="begin"/>
+            </w:r>
+            <w:r>
+              <w:rPr>
+                <w:noProof/>
+                <w:webHidden/>
+              </w:rPr>
+              <w:instrText xml:space="preserve"> PAGEREF _Toc228512030 \h </w:instrText>
+            </w:r>
+            <w:r>
+              <w:rPr>
+                <w:noProof/>
+                <w:webHidden/>
+              </w:rPr>
+            </w:r>
+            <w:r>
+              <w:rPr>
+                <w:noProof/>
+                <w:webHidden/>
+              </w:rPr>
+              <w:fldChar w:fldCharType="separate"/>
+            </w:r>
+            <w:r>
+              <w:rPr>
+                <w:noProof/>
+                <w:webHidden/>
+              </w:rPr>
+              <w:t>27</w:t>
             </w:r>
             <w:r>
               <w:rPr>
@@ -2184,16 +3276,18 @@
               <w:tab w:val="right" w:leader="dot" w:pos="9345"/>
             </w:tabs>
             <w:rPr>
+              <w:rFonts w:asciiTheme="minorHAnsi" w:eastAsiaTheme="minorEastAsia" w:hAnsiTheme="minorHAnsi" w:cstheme="minorBidi"/>
               <w:noProof/>
+              <w:sz w:val="24"/>
             </w:rPr>
           </w:pPr>
-          <w:hyperlink w:anchor="_Toc228105156" w:history="1">
+          <w:hyperlink w:anchor="_Toc228512031" w:history="1">
             <w:r>
               <w:rPr>
                 <w:rStyle w:val="Hyperlink"/>
                 <w:noProof/>
               </w:rPr>
-              <w:t>Chương 2 Cơ sở lý thuyết và triển khai</w:t>
+              <w:t>Chương 3 Kết luận</w:t>
             </w:r>
             <w:r>
               <w:rPr>
@@ -2214,7 +3308,7 @@
                 <w:noProof/>
                 <w:webHidden/>
               </w:rPr>
-              <w:instrText xml:space="preserve"> PAGEREF _Toc228105156 \h </w:instrText>
+              <w:instrText xml:space="preserve"> PAGEREF _Toc228512031 \h </w:instrText>
             </w:r>
             <w:r>
               <w:rPr>
@@ -2234,7 +3328,7 @@
                 <w:noProof/>
                 <w:webHidden/>
               </w:rPr>
-              <w:t>8</w:t>
+              <w:t>33</w:t>
             </w:r>
             <w:r>
               <w:rPr>
@@ -2252,16 +3346,18 @@
               <w:tab w:val="right" w:leader="dot" w:pos="9345"/>
             </w:tabs>
             <w:rPr>
+              <w:rFonts w:asciiTheme="minorHAnsi" w:eastAsiaTheme="minorEastAsia" w:hAnsiTheme="minorHAnsi" w:cstheme="minorBidi"/>
               <w:noProof/>
+              <w:sz w:val="24"/>
             </w:rPr>
           </w:pPr>
-          <w:hyperlink w:anchor="_Toc228105157" w:history="1">
+          <w:hyperlink w:anchor="_Toc228512032" w:history="1">
             <w:r>
               <w:rPr>
                 <w:rStyle w:val="Hyperlink"/>
                 <w:noProof/>
               </w:rPr>
-              <w:t>2.1 Giới thiệu các kỹ thuật, thuật toán được sử dụng</w:t>
+              <w:t>3.1 Những điểm nhóm đã làm được</w:t>
             </w:r>
             <w:r>
               <w:rPr>
@@ -2282,7 +3378,7 @@
                 <w:noProof/>
                 <w:webHidden/>
               </w:rPr>
-              <w:instrText xml:space="preserve"> PAGEREF _Toc228105157 \h </w:instrText>
+              <w:instrText xml:space="preserve"> PAGEREF _Toc228512032 \h </w:instrText>
             </w:r>
             <w:r>
               <w:rPr>
@@ -2302,279 +3398,7 @@
                 <w:noProof/>
                 <w:webHidden/>
               </w:rPr>
-              <w:t>8</w:t>
-            </w:r>
-            <w:r>
-              <w:rPr>
-                <w:noProof/>
-                <w:webHidden/>
-              </w:rPr>
-              <w:fldChar w:fldCharType="end"/>
-            </w:r>
-          </w:hyperlink>
-        </w:p>
-        <w:p>
-          <w:pPr>
-            <w:pStyle w:val="TOC3"/>
-            <w:tabs>
-              <w:tab w:val="right" w:leader="dot" w:pos="9345"/>
-            </w:tabs>
-            <w:rPr>
-              <w:noProof/>
-            </w:rPr>
-          </w:pPr>
-          <w:hyperlink w:anchor="_Toc228105158" w:history="1">
-            <w:r>
-              <w:rPr>
-                <w:rStyle w:val="Hyperlink"/>
-                <w:noProof/>
-              </w:rPr>
-              <w:t>2.1.1 Data Cleaning</w:t>
-            </w:r>
-            <w:r>
-              <w:rPr>
-                <w:noProof/>
-                <w:webHidden/>
-              </w:rPr>
-              <w:tab/>
-            </w:r>
-            <w:r>
-              <w:rPr>
-                <w:noProof/>
-                <w:webHidden/>
-              </w:rPr>
-              <w:fldChar w:fldCharType="begin"/>
-            </w:r>
-            <w:r>
-              <w:rPr>
-                <w:noProof/>
-                <w:webHidden/>
-              </w:rPr>
-              <w:instrText xml:space="preserve"> PAGEREF _Toc228105158 \h </w:instrText>
-            </w:r>
-            <w:r>
-              <w:rPr>
-                <w:noProof/>
-                <w:webHidden/>
-              </w:rPr>
-            </w:r>
-            <w:r>
-              <w:rPr>
-                <w:noProof/>
-                <w:webHidden/>
-              </w:rPr>
-              <w:fldChar w:fldCharType="separate"/>
-            </w:r>
-            <w:r>
-              <w:rPr>
-                <w:noProof/>
-                <w:webHidden/>
-              </w:rPr>
-              <w:t>8</w:t>
-            </w:r>
-            <w:r>
-              <w:rPr>
-                <w:noProof/>
-                <w:webHidden/>
-              </w:rPr>
-              <w:fldChar w:fldCharType="end"/>
-            </w:r>
-          </w:hyperlink>
-        </w:p>
-        <w:p>
-          <w:pPr>
-            <w:pStyle w:val="TOC3"/>
-            <w:tabs>
-              <w:tab w:val="right" w:leader="dot" w:pos="9345"/>
-            </w:tabs>
-            <w:rPr>
-              <w:noProof/>
-            </w:rPr>
-          </w:pPr>
-          <w:hyperlink w:anchor="_Toc228105159" w:history="1">
-            <w:r>
-              <w:rPr>
-                <w:rStyle w:val="Hyperlink"/>
-                <w:noProof/>
-              </w:rPr>
-              <w:t>2.1.2 Chuẩn hóa dữ liệu – Standard Scaler</w:t>
-            </w:r>
-            <w:r>
-              <w:rPr>
-                <w:noProof/>
-                <w:webHidden/>
-              </w:rPr>
-              <w:tab/>
-            </w:r>
-            <w:r>
-              <w:rPr>
-                <w:noProof/>
-                <w:webHidden/>
-              </w:rPr>
-              <w:fldChar w:fldCharType="begin"/>
-            </w:r>
-            <w:r>
-              <w:rPr>
-                <w:noProof/>
-                <w:webHidden/>
-              </w:rPr>
-              <w:instrText xml:space="preserve"> PAGEREF _Toc228105159 \h </w:instrText>
-            </w:r>
-            <w:r>
-              <w:rPr>
-                <w:noProof/>
-                <w:webHidden/>
-              </w:rPr>
-            </w:r>
-            <w:r>
-              <w:rPr>
-                <w:noProof/>
-                <w:webHidden/>
-              </w:rPr>
-              <w:fldChar w:fldCharType="separate"/>
-            </w:r>
-            <w:r>
-              <w:rPr>
-                <w:noProof/>
-                <w:webHidden/>
-              </w:rPr>
-              <w:t>8</w:t>
-            </w:r>
-            <w:r>
-              <w:rPr>
-                <w:noProof/>
-                <w:webHidden/>
-              </w:rPr>
-              <w:fldChar w:fldCharType="end"/>
-            </w:r>
-          </w:hyperlink>
-        </w:p>
-        <w:p>
-          <w:pPr>
-            <w:pStyle w:val="TOC3"/>
-            <w:tabs>
-              <w:tab w:val="right" w:leader="dot" w:pos="9345"/>
-            </w:tabs>
-            <w:rPr>
-              <w:noProof/>
-            </w:rPr>
-          </w:pPr>
-          <w:hyperlink w:anchor="_Toc228105160" w:history="1">
-            <w:r>
-              <w:rPr>
-                <w:rStyle w:val="Hyperlink"/>
-                <w:noProof/>
-              </w:rPr>
-              <w:t>2.1.3 Giảm chiều dữ liệu PCA – CA</w:t>
-            </w:r>
-            <w:r>
-              <w:rPr>
-                <w:noProof/>
-                <w:webHidden/>
-              </w:rPr>
-              <w:tab/>
-            </w:r>
-            <w:r>
-              <w:rPr>
-                <w:noProof/>
-                <w:webHidden/>
-              </w:rPr>
-              <w:fldChar w:fldCharType="begin"/>
-            </w:r>
-            <w:r>
-              <w:rPr>
-                <w:noProof/>
-                <w:webHidden/>
-              </w:rPr>
-              <w:instrText xml:space="preserve"> PAGEREF _Toc228105160 \h </w:instrText>
-            </w:r>
-            <w:r>
-              <w:rPr>
-                <w:noProof/>
-                <w:webHidden/>
-              </w:rPr>
-            </w:r>
-            <w:r>
-              <w:rPr>
-                <w:noProof/>
-                <w:webHidden/>
-              </w:rPr>
-              <w:fldChar w:fldCharType="separate"/>
-            </w:r>
-            <w:r>
-              <w:rPr>
-                <w:noProof/>
-                <w:webHidden/>
-              </w:rPr>
-              <w:t>8</w:t>
-            </w:r>
-            <w:r>
-              <w:rPr>
-                <w:noProof/>
-                <w:webHidden/>
-              </w:rPr>
-              <w:fldChar w:fldCharType="end"/>
-            </w:r>
-          </w:hyperlink>
-        </w:p>
-        <w:p>
-          <w:pPr>
-            <w:pStyle w:val="TOC3"/>
-            <w:tabs>
-              <w:tab w:val="right" w:leader="dot" w:pos="9345"/>
-            </w:tabs>
-            <w:rPr>
-              <w:noProof/>
-            </w:rPr>
-          </w:pPr>
-          <w:hyperlink w:anchor="_Toc228105161" w:history="1">
-            <w:r>
-              <w:rPr>
-                <w:rStyle w:val="Hyperlink"/>
-                <w:noProof/>
-              </w:rPr>
-              <w:t>2.1.4 Gom cụm dữ liệu - Kmeans</w:t>
-            </w:r>
-            <w:r>
-              <w:rPr>
-                <w:noProof/>
-                <w:webHidden/>
-              </w:rPr>
-              <w:tab/>
-            </w:r>
-            <w:r>
-              <w:rPr>
-                <w:noProof/>
-                <w:webHidden/>
-              </w:rPr>
-              <w:fldChar w:fldCharType="begin"/>
-            </w:r>
-            <w:r>
-              <w:rPr>
-                <w:noProof/>
-                <w:webHidden/>
-              </w:rPr>
-              <w:instrText xml:space="preserve"> PAGEREF _Toc228105161 \h </w:instrText>
-            </w:r>
-            <w:r>
-              <w:rPr>
-                <w:noProof/>
-                <w:webHidden/>
-              </w:rPr>
-            </w:r>
-            <w:r>
-              <w:rPr>
-                <w:noProof/>
-                <w:webHidden/>
-              </w:rPr>
-              <w:fldChar w:fldCharType="separate"/>
-            </w:r>
-            <w:r>
-              <w:rPr>
-                <w:noProof/>
-                <w:webHidden/>
-              </w:rPr>
-              <w:t>8</w:t>
+              <w:t>33</w:t>
             </w:r>
             <w:r>
               <w:rPr>
@@ -2592,16 +3416,18 @@
               <w:tab w:val="right" w:leader="dot" w:pos="9345"/>
             </w:tabs>
             <w:rPr>
+              <w:rFonts w:asciiTheme="minorHAnsi" w:eastAsiaTheme="minorEastAsia" w:hAnsiTheme="minorHAnsi" w:cstheme="minorBidi"/>
               <w:noProof/>
+              <w:sz w:val="24"/>
             </w:rPr>
           </w:pPr>
-          <w:hyperlink w:anchor="_Toc228105162" w:history="1">
+          <w:hyperlink w:anchor="_Toc228512033" w:history="1">
             <w:r>
               <w:rPr>
                 <w:rStyle w:val="Hyperlink"/>
                 <w:noProof/>
               </w:rPr>
-              <w:t>2.2 Triển khai thực hiện và kết quả</w:t>
+              <w:t>3.2 Những điểm nhóm chưa làm được</w:t>
             </w:r>
             <w:r>
               <w:rPr>
@@ -2622,7 +3448,7 @@
                 <w:noProof/>
                 <w:webHidden/>
               </w:rPr>
-              <w:instrText xml:space="preserve"> PAGEREF _Toc228105162 \h </w:instrText>
+              <w:instrText xml:space="preserve"> PAGEREF _Toc228512033 \h </w:instrText>
             </w:r>
             <w:r>
               <w:rPr>
@@ -2642,415 +3468,7 @@
                 <w:noProof/>
                 <w:webHidden/>
               </w:rPr>
-              <w:t>8</w:t>
-            </w:r>
-            <w:r>
-              <w:rPr>
-                <w:noProof/>
-                <w:webHidden/>
-              </w:rPr>
-              <w:fldChar w:fldCharType="end"/>
-            </w:r>
-          </w:hyperlink>
-        </w:p>
-        <w:p>
-          <w:pPr>
-            <w:pStyle w:val="TOC3"/>
-            <w:tabs>
-              <w:tab w:val="right" w:leader="dot" w:pos="9345"/>
-            </w:tabs>
-            <w:rPr>
-              <w:noProof/>
-            </w:rPr>
-          </w:pPr>
-          <w:hyperlink w:anchor="_Toc228105163" w:history="1">
-            <w:r>
-              <w:rPr>
-                <w:rStyle w:val="Hyperlink"/>
-                <w:noProof/>
-              </w:rPr>
-              <w:t>2.2.1 Khám phá dữ liệu</w:t>
-            </w:r>
-            <w:r>
-              <w:rPr>
-                <w:noProof/>
-                <w:webHidden/>
-              </w:rPr>
-              <w:tab/>
-            </w:r>
-            <w:r>
-              <w:rPr>
-                <w:noProof/>
-                <w:webHidden/>
-              </w:rPr>
-              <w:fldChar w:fldCharType="begin"/>
-            </w:r>
-            <w:r>
-              <w:rPr>
-                <w:noProof/>
-                <w:webHidden/>
-              </w:rPr>
-              <w:instrText xml:space="preserve"> PAGEREF _Toc228105163 \h </w:instrText>
-            </w:r>
-            <w:r>
-              <w:rPr>
-                <w:noProof/>
-                <w:webHidden/>
-              </w:rPr>
-            </w:r>
-            <w:r>
-              <w:rPr>
-                <w:noProof/>
-                <w:webHidden/>
-              </w:rPr>
-              <w:fldChar w:fldCharType="separate"/>
-            </w:r>
-            <w:r>
-              <w:rPr>
-                <w:noProof/>
-                <w:webHidden/>
-              </w:rPr>
-              <w:t>8</w:t>
-            </w:r>
-            <w:r>
-              <w:rPr>
-                <w:noProof/>
-                <w:webHidden/>
-              </w:rPr>
-              <w:fldChar w:fldCharType="end"/>
-            </w:r>
-          </w:hyperlink>
-        </w:p>
-        <w:p>
-          <w:pPr>
-            <w:pStyle w:val="TOC3"/>
-            <w:tabs>
-              <w:tab w:val="right" w:leader="dot" w:pos="9345"/>
-            </w:tabs>
-            <w:rPr>
-              <w:noProof/>
-            </w:rPr>
-          </w:pPr>
-          <w:hyperlink w:anchor="_Toc228105164" w:history="1">
-            <w:r>
-              <w:rPr>
-                <w:rStyle w:val="Hyperlink"/>
-                <w:noProof/>
-              </w:rPr>
-              <w:t>2.2.2 Làm sạch dữ liệu</w:t>
-            </w:r>
-            <w:r>
-              <w:rPr>
-                <w:noProof/>
-                <w:webHidden/>
-              </w:rPr>
-              <w:tab/>
-            </w:r>
-            <w:r>
-              <w:rPr>
-                <w:noProof/>
-                <w:webHidden/>
-              </w:rPr>
-              <w:fldChar w:fldCharType="begin"/>
-            </w:r>
-            <w:r>
-              <w:rPr>
-                <w:noProof/>
-                <w:webHidden/>
-              </w:rPr>
-              <w:instrText xml:space="preserve"> PAGEREF _Toc228105164 \h </w:instrText>
-            </w:r>
-            <w:r>
-              <w:rPr>
-                <w:noProof/>
-                <w:webHidden/>
-              </w:rPr>
-            </w:r>
-            <w:r>
-              <w:rPr>
-                <w:noProof/>
-                <w:webHidden/>
-              </w:rPr>
-              <w:fldChar w:fldCharType="separate"/>
-            </w:r>
-            <w:r>
-              <w:rPr>
-                <w:noProof/>
-                <w:webHidden/>
-              </w:rPr>
-              <w:t>8</w:t>
-            </w:r>
-            <w:r>
-              <w:rPr>
-                <w:noProof/>
-                <w:webHidden/>
-              </w:rPr>
-              <w:fldChar w:fldCharType="end"/>
-            </w:r>
-          </w:hyperlink>
-        </w:p>
-        <w:p>
-          <w:pPr>
-            <w:pStyle w:val="TOC3"/>
-            <w:tabs>
-              <w:tab w:val="right" w:leader="dot" w:pos="9345"/>
-            </w:tabs>
-            <w:rPr>
-              <w:noProof/>
-            </w:rPr>
-          </w:pPr>
-          <w:hyperlink w:anchor="_Toc228105165" w:history="1">
-            <w:r>
-              <w:rPr>
-                <w:rStyle w:val="Hyperlink"/>
-                <w:noProof/>
-              </w:rPr>
-              <w:t>2.2.3 Trực quan hóa dữ liệu ban đầu</w:t>
-            </w:r>
-            <w:r>
-              <w:rPr>
-                <w:noProof/>
-                <w:webHidden/>
-              </w:rPr>
-              <w:tab/>
-            </w:r>
-            <w:r>
-              <w:rPr>
-                <w:noProof/>
-                <w:webHidden/>
-              </w:rPr>
-              <w:fldChar w:fldCharType="begin"/>
-            </w:r>
-            <w:r>
-              <w:rPr>
-                <w:noProof/>
-                <w:webHidden/>
-              </w:rPr>
-              <w:instrText xml:space="preserve"> PAGEREF _Toc228105165 \h </w:instrText>
-            </w:r>
-            <w:r>
-              <w:rPr>
-                <w:noProof/>
-                <w:webHidden/>
-              </w:rPr>
-            </w:r>
-            <w:r>
-              <w:rPr>
-                <w:noProof/>
-                <w:webHidden/>
-              </w:rPr>
-              <w:fldChar w:fldCharType="separate"/>
-            </w:r>
-            <w:r>
-              <w:rPr>
-                <w:noProof/>
-                <w:webHidden/>
-              </w:rPr>
-              <w:t>8</w:t>
-            </w:r>
-            <w:r>
-              <w:rPr>
-                <w:noProof/>
-                <w:webHidden/>
-              </w:rPr>
-              <w:fldChar w:fldCharType="end"/>
-            </w:r>
-          </w:hyperlink>
-        </w:p>
-        <w:p>
-          <w:pPr>
-            <w:pStyle w:val="TOC3"/>
-            <w:tabs>
-              <w:tab w:val="right" w:leader="dot" w:pos="9345"/>
-            </w:tabs>
-            <w:rPr>
-              <w:noProof/>
-            </w:rPr>
-          </w:pPr>
-          <w:hyperlink w:anchor="_Toc228105166" w:history="1">
-            <w:r>
-              <w:rPr>
-                <w:rStyle w:val="Hyperlink"/>
-                <w:noProof/>
-              </w:rPr>
-              <w:t>2.2.4 Giảm chiều dữ liệu và gom cụm dữ liệu</w:t>
-            </w:r>
-            <w:r>
-              <w:rPr>
-                <w:noProof/>
-                <w:webHidden/>
-              </w:rPr>
-              <w:tab/>
-            </w:r>
-            <w:r>
-              <w:rPr>
-                <w:noProof/>
-                <w:webHidden/>
-              </w:rPr>
-              <w:fldChar w:fldCharType="begin"/>
-            </w:r>
-            <w:r>
-              <w:rPr>
-                <w:noProof/>
-                <w:webHidden/>
-              </w:rPr>
-              <w:instrText xml:space="preserve"> PAGEREF _Toc228105166 \h </w:instrText>
-            </w:r>
-            <w:r>
-              <w:rPr>
-                <w:noProof/>
-                <w:webHidden/>
-              </w:rPr>
-            </w:r>
-            <w:r>
-              <w:rPr>
-                <w:noProof/>
-                <w:webHidden/>
-              </w:rPr>
-              <w:fldChar w:fldCharType="separate"/>
-            </w:r>
-            <w:r>
-              <w:rPr>
-                <w:noProof/>
-                <w:webHidden/>
-              </w:rPr>
-              <w:t>8</w:t>
-            </w:r>
-            <w:r>
-              <w:rPr>
-                <w:noProof/>
-                <w:webHidden/>
-              </w:rPr>
-              <w:fldChar w:fldCharType="end"/>
-            </w:r>
-          </w:hyperlink>
-        </w:p>
-        <w:p>
-          <w:pPr>
-            <w:pStyle w:val="TOC3"/>
-            <w:tabs>
-              <w:tab w:val="right" w:leader="dot" w:pos="9345"/>
-            </w:tabs>
-            <w:rPr>
-              <w:noProof/>
-            </w:rPr>
-          </w:pPr>
-          <w:hyperlink w:anchor="_Toc228105167" w:history="1">
-            <w:r>
-              <w:rPr>
-                <w:rStyle w:val="Hyperlink"/>
-                <w:noProof/>
-              </w:rPr>
-              <w:t>2.2.5 Huấn luyện mô hình AI dự đoán và kiểm thử</w:t>
-            </w:r>
-            <w:r>
-              <w:rPr>
-                <w:noProof/>
-                <w:webHidden/>
-              </w:rPr>
-              <w:tab/>
-            </w:r>
-            <w:r>
-              <w:rPr>
-                <w:noProof/>
-                <w:webHidden/>
-              </w:rPr>
-              <w:fldChar w:fldCharType="begin"/>
-            </w:r>
-            <w:r>
-              <w:rPr>
-                <w:noProof/>
-                <w:webHidden/>
-              </w:rPr>
-              <w:instrText xml:space="preserve"> PAGEREF _Toc228105167 \h </w:instrText>
-            </w:r>
-            <w:r>
-              <w:rPr>
-                <w:noProof/>
-                <w:webHidden/>
-              </w:rPr>
-            </w:r>
-            <w:r>
-              <w:rPr>
-                <w:noProof/>
-                <w:webHidden/>
-              </w:rPr>
-              <w:fldChar w:fldCharType="separate"/>
-            </w:r>
-            <w:r>
-              <w:rPr>
-                <w:noProof/>
-                <w:webHidden/>
-              </w:rPr>
-              <w:t>8</w:t>
-            </w:r>
-            <w:r>
-              <w:rPr>
-                <w:noProof/>
-                <w:webHidden/>
-              </w:rPr>
-              <w:fldChar w:fldCharType="end"/>
-            </w:r>
-          </w:hyperlink>
-        </w:p>
-        <w:p>
-          <w:pPr>
-            <w:pStyle w:val="TOC1"/>
-            <w:tabs>
-              <w:tab w:val="right" w:leader="dot" w:pos="9345"/>
-            </w:tabs>
-            <w:rPr>
-              <w:noProof/>
-            </w:rPr>
-          </w:pPr>
-          <w:hyperlink w:anchor="_Toc228105168" w:history="1">
-            <w:r>
-              <w:rPr>
-                <w:rStyle w:val="Hyperlink"/>
-                <w:noProof/>
-              </w:rPr>
-              <w:t>Chương 3 Kết luận</w:t>
-            </w:r>
-            <w:r>
-              <w:rPr>
-                <w:noProof/>
-                <w:webHidden/>
-              </w:rPr>
-              <w:tab/>
-            </w:r>
-            <w:r>
-              <w:rPr>
-                <w:noProof/>
-                <w:webHidden/>
-              </w:rPr>
-              <w:fldChar w:fldCharType="begin"/>
-            </w:r>
-            <w:r>
-              <w:rPr>
-                <w:noProof/>
-                <w:webHidden/>
-              </w:rPr>
-              <w:instrText xml:space="preserve"> PAGEREF _Toc228105168 \h </w:instrText>
-            </w:r>
-            <w:r>
-              <w:rPr>
-                <w:noProof/>
-                <w:webHidden/>
-              </w:rPr>
-            </w:r>
-            <w:r>
-              <w:rPr>
-                <w:noProof/>
-                <w:webHidden/>
-              </w:rPr>
-              <w:fldChar w:fldCharType="separate"/>
-            </w:r>
-            <w:r>
-              <w:rPr>
-                <w:noProof/>
-                <w:webHidden/>
-              </w:rPr>
-              <w:t>9</w:t>
+              <w:t>33</w:t>
             </w:r>
             <w:r>
               <w:rPr>
@@ -3068,16 +3486,18 @@
               <w:tab w:val="right" w:leader="dot" w:pos="9345"/>
             </w:tabs>
             <w:rPr>
+              <w:rFonts w:asciiTheme="minorHAnsi" w:eastAsiaTheme="minorEastAsia" w:hAnsiTheme="minorHAnsi" w:cstheme="minorBidi"/>
               <w:noProof/>
+              <w:sz w:val="24"/>
             </w:rPr>
           </w:pPr>
-          <w:hyperlink w:anchor="_Toc228105169" w:history="1">
+          <w:hyperlink w:anchor="_Toc228512034" w:history="1">
             <w:r>
               <w:rPr>
                 <w:rStyle w:val="Hyperlink"/>
                 <w:noProof/>
               </w:rPr>
-              <w:t>3.1 Những điểm nhóm đã làm được</w:t>
+              <w:t>3.3 Hướng phát triển cho dự án</w:t>
             </w:r>
             <w:r>
               <w:rPr>
@@ -3098,7 +3518,7 @@
                 <w:noProof/>
                 <w:webHidden/>
               </w:rPr>
-              <w:instrText xml:space="preserve"> PAGEREF _Toc228105169 \h </w:instrText>
+              <w:instrText xml:space="preserve"> PAGEREF _Toc228512034 \h </w:instrText>
             </w:r>
             <w:r>
               <w:rPr>
@@ -3118,143 +3538,7 @@
                 <w:noProof/>
                 <w:webHidden/>
               </w:rPr>
-              <w:t>9</w:t>
-            </w:r>
-            <w:r>
-              <w:rPr>
-                <w:noProof/>
-                <w:webHidden/>
-              </w:rPr>
-              <w:fldChar w:fldCharType="end"/>
-            </w:r>
-          </w:hyperlink>
-        </w:p>
-        <w:p>
-          <w:pPr>
-            <w:pStyle w:val="TOC2"/>
-            <w:tabs>
-              <w:tab w:val="right" w:leader="dot" w:pos="9345"/>
-            </w:tabs>
-            <w:rPr>
-              <w:noProof/>
-            </w:rPr>
-          </w:pPr>
-          <w:hyperlink w:anchor="_Toc228105170" w:history="1">
-            <w:r>
-              <w:rPr>
-                <w:rStyle w:val="Hyperlink"/>
-                <w:noProof/>
-              </w:rPr>
-              <w:t>3.2 Những điểm nhóm chưa làm được</w:t>
-            </w:r>
-            <w:r>
-              <w:rPr>
-                <w:noProof/>
-                <w:webHidden/>
-              </w:rPr>
-              <w:tab/>
-            </w:r>
-            <w:r>
-              <w:rPr>
-                <w:noProof/>
-                <w:webHidden/>
-              </w:rPr>
-              <w:fldChar w:fldCharType="begin"/>
-            </w:r>
-            <w:r>
-              <w:rPr>
-                <w:noProof/>
-                <w:webHidden/>
-              </w:rPr>
-              <w:instrText xml:space="preserve"> PAGEREF _Toc228105170 \h </w:instrText>
-            </w:r>
-            <w:r>
-              <w:rPr>
-                <w:noProof/>
-                <w:webHidden/>
-              </w:rPr>
-            </w:r>
-            <w:r>
-              <w:rPr>
-                <w:noProof/>
-                <w:webHidden/>
-              </w:rPr>
-              <w:fldChar w:fldCharType="separate"/>
-            </w:r>
-            <w:r>
-              <w:rPr>
-                <w:noProof/>
-                <w:webHidden/>
-              </w:rPr>
-              <w:t>9</w:t>
-            </w:r>
-            <w:r>
-              <w:rPr>
-                <w:noProof/>
-                <w:webHidden/>
-              </w:rPr>
-              <w:fldChar w:fldCharType="end"/>
-            </w:r>
-          </w:hyperlink>
-        </w:p>
-        <w:p>
-          <w:pPr>
-            <w:pStyle w:val="TOC2"/>
-            <w:tabs>
-              <w:tab w:val="right" w:leader="dot" w:pos="9345"/>
-            </w:tabs>
-            <w:rPr>
-              <w:noProof/>
-            </w:rPr>
-          </w:pPr>
-          <w:hyperlink w:anchor="_Toc228105171" w:history="1">
-            <w:r>
-              <w:rPr>
-                <w:rStyle w:val="Hyperlink"/>
-                <w:noProof/>
-              </w:rPr>
-              <w:t>3.3 Hướng phát triển cho dự án</w:t>
-            </w:r>
-            <w:r>
-              <w:rPr>
-                <w:noProof/>
-                <w:webHidden/>
-              </w:rPr>
-              <w:tab/>
-            </w:r>
-            <w:r>
-              <w:rPr>
-                <w:noProof/>
-                <w:webHidden/>
-              </w:rPr>
-              <w:fldChar w:fldCharType="begin"/>
-            </w:r>
-            <w:r>
-              <w:rPr>
-                <w:noProof/>
-                <w:webHidden/>
-              </w:rPr>
-              <w:instrText xml:space="preserve"> PAGEREF _Toc228105171 \h </w:instrText>
-            </w:r>
-            <w:r>
-              <w:rPr>
-                <w:noProof/>
-                <w:webHidden/>
-              </w:rPr>
-            </w:r>
-            <w:r>
-              <w:rPr>
-                <w:noProof/>
-                <w:webHidden/>
-              </w:rPr>
-              <w:fldChar w:fldCharType="separate"/>
-            </w:r>
-            <w:r>
-              <w:rPr>
-                <w:noProof/>
-                <w:webHidden/>
-              </w:rPr>
-              <w:t>9</w:t>
+              <w:t>33</w:t>
             </w:r>
             <w:r>
               <w:rPr>
@@ -3272,6 +3556,7 @@
               <w:bCs/>
               <w:noProof/>
             </w:rPr>
+            <w:lastRenderedPageBreak/>
             <w:fldChar w:fldCharType="end"/>
           </w:r>
         </w:p>
@@ -3281,7 +3566,6 @@
     <w:p/>
     <w:p>
       <w:r>
-        <w:lastRenderedPageBreak/>
         <w:br w:type="page"/>
       </w:r>
     </w:p>
@@ -3296,13 +3580,13 @@
           <w:szCs w:val="36"/>
         </w:rPr>
       </w:pPr>
-      <w:bookmarkStart w:id="2" w:name="_Toc228105149"/>
     </w:p>
     <w:p>
       <w:pPr>
         <w:jc w:val="center"/>
         <w:outlineLvl w:val="0"/>
       </w:pPr>
+      <w:bookmarkStart w:id="2" w:name="_Toc228512009"/>
       <w:r>
         <w:rPr>
           <w:b/>
@@ -5545,7 +5829,7 @@
           <w:szCs w:val="36"/>
         </w:rPr>
       </w:pPr>
-      <w:bookmarkStart w:id="3" w:name="_Toc228105150"/>
+      <w:bookmarkStart w:id="3" w:name="_Toc228512010"/>
       <w:r>
         <w:rPr>
           <w:b/>
@@ -5665,7 +5949,7 @@
           <w:szCs w:val="36"/>
         </w:rPr>
       </w:pPr>
-      <w:bookmarkStart w:id="4" w:name="_Toc228105151"/>
+      <w:bookmarkStart w:id="4" w:name="_Toc228512011"/>
       <w:r>
         <w:rPr>
           <w:b/>
@@ -5911,7 +6195,7 @@
       <w:pPr>
         <w:pStyle w:val="Heading1"/>
       </w:pPr>
-      <w:bookmarkStart w:id="5" w:name="_Toc228105152"/>
+      <w:bookmarkStart w:id="5" w:name="_Toc228512012"/>
       <w:r>
         <w:lastRenderedPageBreak/>
         <w:t>Giới thiệu</w:t>
@@ -5922,7 +6206,7 @@
       <w:pPr>
         <w:pStyle w:val="Heading2"/>
       </w:pPr>
-      <w:bookmarkStart w:id="6" w:name="_Toc228105153"/>
+      <w:bookmarkStart w:id="6" w:name="_Toc228512013"/>
       <w:r>
         <w:t>Giới thiệu đề tài</w:t>
       </w:r>
@@ -5935,11 +6219,16 @@
       <w:pPr>
         <w:pStyle w:val="Heading3"/>
       </w:pPr>
+      <w:bookmarkStart w:id="7" w:name="_Toc228512014"/>
       <w:r>
         <w:t>Lý do chọn đề tài</w:t>
       </w:r>
       <w:r>
-        <w:t xml:space="preserve">: </w:t>
+        <w:t>:</w:t>
+      </w:r>
+      <w:bookmarkEnd w:id="7"/>
+      <w:r>
+        <w:t xml:space="preserve"> </w:t>
       </w:r>
     </w:p>
     <w:p>
@@ -5983,11 +6272,16 @@
       <w:pPr>
         <w:pStyle w:val="Heading3"/>
       </w:pPr>
+      <w:bookmarkStart w:id="8" w:name="_Toc228512015"/>
       <w:r>
         <w:t>Mục đích nghiên cứu</w:t>
       </w:r>
       <w:r>
-        <w:t xml:space="preserve">: </w:t>
+        <w:t>:</w:t>
+      </w:r>
+      <w:bookmarkEnd w:id="8"/>
+      <w:r>
+        <w:t xml:space="preserve"> </w:t>
       </w:r>
     </w:p>
     <w:p>
@@ -6081,8 +6375,13 @@
       <w:pPr>
         <w:pStyle w:val="Heading3"/>
       </w:pPr>
-      <w:r>
-        <w:t xml:space="preserve">Công cụ hỗ trợ </w:t>
+      <w:bookmarkStart w:id="9" w:name="_Toc228512016"/>
+      <w:r>
+        <w:t>Công cụ hỗ trợ</w:t>
+      </w:r>
+      <w:bookmarkEnd w:id="9"/>
+      <w:r>
+        <w:t xml:space="preserve"> </w:t>
       </w:r>
     </w:p>
     <w:p>
@@ -6159,9 +6458,11 @@
       <w:pPr>
         <w:pStyle w:val="Heading3"/>
       </w:pPr>
+      <w:bookmarkStart w:id="10" w:name="_Toc228512017"/>
       <w:r>
         <w:t>Đối tượng và phạm vi nghiên cứu của đề tài</w:t>
       </w:r>
+      <w:bookmarkEnd w:id="10"/>
     </w:p>
     <w:p>
       <w:pPr>
@@ -6230,14 +6531,14 @@
       <w:pPr>
         <w:pStyle w:val="Heading2"/>
       </w:pPr>
-      <w:bookmarkStart w:id="7" w:name="_Toc228105154"/>
+      <w:bookmarkStart w:id="11" w:name="_Toc228512018"/>
       <w:r>
         <w:t>Kế hoạch thực hiện nghiên cứu</w:t>
       </w:r>
-      <w:bookmarkEnd w:id="7"/>
       <w:r>
         <w:t>, phân công</w:t>
       </w:r>
+      <w:bookmarkEnd w:id="11"/>
     </w:p>
     <w:p>
       <w:pPr>
@@ -6262,30 +6563,53 @@
       <w:r>
         <w:t xml:space="preserve">Bảng </w:t>
       </w:r>
-      <w:fldSimple w:instr=" STYLEREF 1 \s ">
-        <w:r>
-          <w:rPr>
-            <w:noProof/>
-          </w:rPr>
-          <w:t>1</w:t>
-        </w:r>
-      </w:fldSimple>
+      <w:r>
+        <w:fldChar w:fldCharType="begin"/>
+      </w:r>
+      <w:r>
+        <w:instrText xml:space="preserve"> STYLEREF 1 \s </w:instrText>
+      </w:r>
+      <w:r>
+        <w:fldChar w:fldCharType="separate"/>
+      </w:r>
+      <w:r>
+        <w:rPr>
+          <w:noProof/>
+        </w:rPr>
+        <w:t>1</w:t>
+      </w:r>
+      <w:r>
+        <w:rPr>
+          <w:noProof/>
+        </w:rPr>
+        <w:fldChar w:fldCharType="end"/>
+      </w:r>
       <w:r>
         <w:noBreakHyphen/>
       </w:r>
-      <w:fldSimple w:instr=" SEQ Bảng \* ARABIC \s 1 ">
-        <w:r>
-          <w:rPr>
-            <w:noProof/>
-          </w:rPr>
-          <w:t>1</w:t>
-        </w:r>
-      </w:fldSimple>
-      <w:r>
-        <w:t xml:space="preserve">: </w:t>
-      </w:r>
-      <w:r>
-        <w:t>Bảng kế hoạch thực hiện và phân công nhiệm vụ</w:t>
+      <w:r>
+        <w:fldChar w:fldCharType="begin"/>
+      </w:r>
+      <w:r>
+        <w:instrText xml:space="preserve"> SEQ Bảng \* ARABIC \s 1 </w:instrText>
+      </w:r>
+      <w:r>
+        <w:fldChar w:fldCharType="separate"/>
+      </w:r>
+      <w:r>
+        <w:rPr>
+          <w:noProof/>
+        </w:rPr>
+        <w:t>1</w:t>
+      </w:r>
+      <w:r>
+        <w:rPr>
+          <w:noProof/>
+        </w:rPr>
+        <w:fldChar w:fldCharType="end"/>
+      </w:r>
+      <w:r>
+        <w:t>: Bảng kế hoạch thực hiện và phân công nhiệm vụ</w:t>
       </w:r>
     </w:p>
     <w:tbl>
@@ -7157,31 +7481,31 @@
       <w:pPr>
         <w:pStyle w:val="Heading1"/>
       </w:pPr>
-      <w:bookmarkStart w:id="8" w:name="_Toc228105156"/>
+      <w:bookmarkStart w:id="12" w:name="_Toc228512019"/>
       <w:r>
         <w:t>Cơ sở lý thuyết và triển khai</w:t>
       </w:r>
-      <w:bookmarkEnd w:id="8"/>
+      <w:bookmarkEnd w:id="12"/>
     </w:p>
     <w:p>
       <w:pPr>
         <w:pStyle w:val="Heading2"/>
       </w:pPr>
-      <w:bookmarkStart w:id="9" w:name="_Toc228105157"/>
+      <w:bookmarkStart w:id="13" w:name="_Toc228512020"/>
       <w:r>
         <w:t>Giới thiệu các kỹ thuật, thuật toán được sử dụng</w:t>
       </w:r>
-      <w:bookmarkEnd w:id="9"/>
+      <w:bookmarkEnd w:id="13"/>
     </w:p>
     <w:p>
       <w:pPr>
         <w:pStyle w:val="Heading3"/>
       </w:pPr>
-      <w:bookmarkStart w:id="10" w:name="_Toc228105158"/>
+      <w:bookmarkStart w:id="14" w:name="_Toc228512021"/>
       <w:r>
         <w:t>Data Cleaning</w:t>
       </w:r>
-      <w:bookmarkEnd w:id="10"/>
+      <w:bookmarkEnd w:id="14"/>
     </w:p>
     <w:p>
       <w:pPr>
@@ -7282,11 +7606,11 @@
       <w:pPr>
         <w:pStyle w:val="Heading3"/>
       </w:pPr>
-      <w:bookmarkStart w:id="11" w:name="_Toc228105159"/>
+      <w:bookmarkStart w:id="15" w:name="_Toc228512022"/>
       <w:r>
         <w:t>Chuẩn hóa dữ liệu – Standard Scaler</w:t>
       </w:r>
-      <w:bookmarkEnd w:id="11"/>
+      <w:bookmarkEnd w:id="15"/>
     </w:p>
     <w:p>
       <w:pPr>
@@ -7423,12 +7747,12 @@
       <w:pPr>
         <w:pStyle w:val="Heading3"/>
       </w:pPr>
-      <w:bookmarkStart w:id="12" w:name="_Toc228105160"/>
+      <w:bookmarkStart w:id="16" w:name="_Toc228512023"/>
       <w:r>
         <w:lastRenderedPageBreak/>
         <w:t>Giảm chiều dữ liệu PCA – CA</w:t>
       </w:r>
-      <w:bookmarkEnd w:id="12"/>
+      <w:bookmarkEnd w:id="16"/>
     </w:p>
     <w:p>
       <w:pPr>
@@ -7567,7 +7891,7 @@
       <w:pPr>
         <w:pStyle w:val="Heading3"/>
       </w:pPr>
-      <w:bookmarkStart w:id="13" w:name="_Toc228105161"/>
+      <w:bookmarkStart w:id="17" w:name="_Toc228512024"/>
       <w:r>
         <w:t xml:space="preserve">Gom cụm dữ liệu </w:t>
       </w:r>
@@ -7577,7 +7901,7 @@
       <w:r>
         <w:t xml:space="preserve"> Kmeans</w:t>
       </w:r>
-      <w:bookmarkEnd w:id="13"/>
+      <w:bookmarkEnd w:id="17"/>
     </w:p>
     <w:p>
       <w:pPr>
@@ -7705,30 +8029,27 @@
       <w:pPr>
         <w:pStyle w:val="Heading2"/>
       </w:pPr>
-      <w:bookmarkStart w:id="14" w:name="_Toc228105162"/>
+      <w:bookmarkStart w:id="18" w:name="_Toc228512025"/>
       <w:r>
         <w:t>Triển khai thực hiện</w:t>
       </w:r>
       <w:r>
         <w:t xml:space="preserve"> và kết quả</w:t>
       </w:r>
-      <w:bookmarkEnd w:id="14"/>
+      <w:bookmarkEnd w:id="18"/>
     </w:p>
     <w:p>
       <w:pPr>
         <w:pStyle w:val="Heading3"/>
       </w:pPr>
-      <w:bookmarkStart w:id="15" w:name="_Toc228105163"/>
-      <w:r>
-        <w:t>Khám phá dữ liệu</w:t>
-      </w:r>
-      <w:bookmarkEnd w:id="15"/>
-      <w:r>
-        <w:t xml:space="preserve"> </w:t>
+      <w:bookmarkStart w:id="19" w:name="_Toc228512026"/>
+      <w:r>
+        <w:t xml:space="preserve">Khám phá dữ liệu </w:t>
       </w:r>
       <w:r>
         <w:t>và làm sạch dư</w:t>
       </w:r>
+      <w:bookmarkEnd w:id="19"/>
     </w:p>
     <w:p>
       <w:pPr>
@@ -7973,36 +8294,59 @@
       <w:pPr>
         <w:pStyle w:val="Caption"/>
       </w:pPr>
-      <w:bookmarkStart w:id="16" w:name="_Toc228206924"/>
+      <w:bookmarkStart w:id="20" w:name="_Toc228206924"/>
       <w:r>
         <w:t xml:space="preserve">Hình </w:t>
       </w:r>
-      <w:fldSimple w:instr=" STYLEREF 1 \s ">
-        <w:r>
-          <w:rPr>
-            <w:noProof/>
-          </w:rPr>
-          <w:t>2</w:t>
-        </w:r>
-      </w:fldSimple>
+      <w:r>
+        <w:fldChar w:fldCharType="begin"/>
+      </w:r>
+      <w:r>
+        <w:instrText xml:space="preserve"> STYLEREF 1 \s </w:instrText>
+      </w:r>
+      <w:r>
+        <w:fldChar w:fldCharType="separate"/>
+      </w:r>
+      <w:r>
+        <w:rPr>
+          <w:noProof/>
+        </w:rPr>
+        <w:t>2</w:t>
+      </w:r>
+      <w:r>
+        <w:rPr>
+          <w:noProof/>
+        </w:rPr>
+        <w:fldChar w:fldCharType="end"/>
+      </w:r>
       <w:r>
         <w:noBreakHyphen/>
       </w:r>
-      <w:fldSimple w:instr=" SEQ Hình \* ARABIC \s 1 ">
-        <w:r>
-          <w:rPr>
-            <w:noProof/>
-          </w:rPr>
-          <w:t>1</w:t>
-        </w:r>
-      </w:fldSimple>
-      <w:r>
-        <w:t xml:space="preserve">: </w:t>
-      </w:r>
-      <w:r>
-        <w:t>Một phần dữ liệu bên trong sheet ID của dữ liệu ban đầu</w:t>
-      </w:r>
-      <w:bookmarkEnd w:id="16"/>
+      <w:r>
+        <w:fldChar w:fldCharType="begin"/>
+      </w:r>
+      <w:r>
+        <w:instrText xml:space="preserve"> SEQ Hình \* ARABIC \s 1 </w:instrText>
+      </w:r>
+      <w:r>
+        <w:fldChar w:fldCharType="separate"/>
+      </w:r>
+      <w:r>
+        <w:rPr>
+          <w:noProof/>
+        </w:rPr>
+        <w:t>1</w:t>
+      </w:r>
+      <w:r>
+        <w:rPr>
+          <w:noProof/>
+        </w:rPr>
+        <w:fldChar w:fldCharType="end"/>
+      </w:r>
+      <w:r>
+        <w:t>: Một phần dữ liệu bên trong sheet ID của dữ liệu ban đầu</w:t>
+      </w:r>
+      <w:bookmarkEnd w:id="20"/>
     </w:p>
     <w:p>
       <w:pPr>
@@ -8147,33 +8491,59 @@
       <w:pPr>
         <w:pStyle w:val="Caption"/>
       </w:pPr>
-      <w:bookmarkStart w:id="17" w:name="_Toc228206925"/>
+      <w:bookmarkStart w:id="21" w:name="_Toc228206925"/>
       <w:r>
         <w:t xml:space="preserve">Hình </w:t>
       </w:r>
-      <w:fldSimple w:instr=" STYLEREF 1 \s ">
-        <w:r>
-          <w:rPr>
-            <w:noProof/>
-          </w:rPr>
-          <w:t>2</w:t>
-        </w:r>
-      </w:fldSimple>
+      <w:r>
+        <w:fldChar w:fldCharType="begin"/>
+      </w:r>
+      <w:r>
+        <w:instrText xml:space="preserve"> STYLEREF 1 \s </w:instrText>
+      </w:r>
+      <w:r>
+        <w:fldChar w:fldCharType="separate"/>
+      </w:r>
+      <w:r>
+        <w:rPr>
+          <w:noProof/>
+        </w:rPr>
+        <w:t>2</w:t>
+      </w:r>
+      <w:r>
+        <w:rPr>
+          <w:noProof/>
+        </w:rPr>
+        <w:fldChar w:fldCharType="end"/>
+      </w:r>
       <w:r>
         <w:noBreakHyphen/>
       </w:r>
-      <w:fldSimple w:instr=" SEQ Hình \* ARABIC \s 1 ">
-        <w:r>
-          <w:rPr>
-            <w:noProof/>
-          </w:rPr>
-          <w:t>3</w:t>
-        </w:r>
-      </w:fldSimple>
+      <w:r>
+        <w:fldChar w:fldCharType="begin"/>
+      </w:r>
+      <w:r>
+        <w:instrText xml:space="preserve"> SEQ Hình \* ARABIC \s 1 </w:instrText>
+      </w:r>
+      <w:r>
+        <w:fldChar w:fldCharType="separate"/>
+      </w:r>
+      <w:r>
+        <w:rPr>
+          <w:noProof/>
+        </w:rPr>
+        <w:t>3</w:t>
+      </w:r>
+      <w:r>
+        <w:rPr>
+          <w:noProof/>
+        </w:rPr>
+        <w:fldChar w:fldCharType="end"/>
+      </w:r>
       <w:r>
         <w:t>: Một phần dữ liệu ban đầu trong sheet DATA</w:t>
       </w:r>
-      <w:bookmarkEnd w:id="17"/>
+      <w:bookmarkEnd w:id="21"/>
     </w:p>
     <w:p/>
     <w:p>
@@ -8373,44 +8743,70 @@
       <w:pPr>
         <w:pStyle w:val="Caption"/>
       </w:pPr>
-      <w:bookmarkStart w:id="18" w:name="_Toc228206926"/>
+      <w:bookmarkStart w:id="22" w:name="_Toc228206926"/>
       <w:r>
         <w:t xml:space="preserve">Hình </w:t>
       </w:r>
-      <w:fldSimple w:instr=" STYLEREF 1 \s ">
-        <w:r>
-          <w:rPr>
-            <w:noProof/>
-          </w:rPr>
-          <w:t>2</w:t>
-        </w:r>
-      </w:fldSimple>
+      <w:r>
+        <w:fldChar w:fldCharType="begin"/>
+      </w:r>
+      <w:r>
+        <w:instrText xml:space="preserve"> STYLEREF 1 \s </w:instrText>
+      </w:r>
+      <w:r>
+        <w:fldChar w:fldCharType="separate"/>
+      </w:r>
+      <w:r>
+        <w:rPr>
+          <w:noProof/>
+        </w:rPr>
+        <w:t>2</w:t>
+      </w:r>
+      <w:r>
+        <w:rPr>
+          <w:noProof/>
+        </w:rPr>
+        <w:fldChar w:fldCharType="end"/>
+      </w:r>
       <w:r>
         <w:noBreakHyphen/>
       </w:r>
-      <w:fldSimple w:instr=" SEQ Hình \* ARABIC \s 1 ">
-        <w:r>
-          <w:rPr>
-            <w:noProof/>
-          </w:rPr>
-          <w:t>4</w:t>
-        </w:r>
-      </w:fldSimple>
+      <w:r>
+        <w:fldChar w:fldCharType="begin"/>
+      </w:r>
+      <w:r>
+        <w:instrText xml:space="preserve"> SEQ Hình \* ARABIC \s 1 </w:instrText>
+      </w:r>
+      <w:r>
+        <w:fldChar w:fldCharType="separate"/>
+      </w:r>
+      <w:r>
+        <w:rPr>
+          <w:noProof/>
+        </w:rPr>
+        <w:t>4</w:t>
+      </w:r>
+      <w:r>
+        <w:rPr>
+          <w:noProof/>
+        </w:rPr>
+        <w:fldChar w:fldCharType="end"/>
+      </w:r>
       <w:r>
         <w:t>: Một phần dữ liệu trong sheet RATING</w:t>
       </w:r>
-      <w:bookmarkEnd w:id="18"/>
+      <w:bookmarkEnd w:id="22"/>
     </w:p>
     <w:p>
       <w:pPr>
         <w:pStyle w:val="Heading3"/>
       </w:pPr>
-      <w:bookmarkStart w:id="19" w:name="_Toc228105164"/>
+      <w:bookmarkStart w:id="23" w:name="_Toc228512027"/>
       <w:r>
         <w:lastRenderedPageBreak/>
         <w:t>Làm sạch dữ liệu</w:t>
       </w:r>
-      <w:bookmarkEnd w:id="19"/>
+      <w:bookmarkEnd w:id="23"/>
       <w:r>
         <w:t xml:space="preserve"> </w:t>
       </w:r>
@@ -8807,33 +9203,59 @@
       <w:pPr>
         <w:pStyle w:val="Caption"/>
       </w:pPr>
-      <w:bookmarkStart w:id="20" w:name="_Toc228206927"/>
+      <w:bookmarkStart w:id="24" w:name="_Toc228206927"/>
       <w:r>
         <w:t xml:space="preserve">Hình </w:t>
       </w:r>
-      <w:fldSimple w:instr=" STYLEREF 1 \s ">
-        <w:r>
-          <w:rPr>
-            <w:noProof/>
-          </w:rPr>
-          <w:t>2</w:t>
-        </w:r>
-      </w:fldSimple>
+      <w:r>
+        <w:fldChar w:fldCharType="begin"/>
+      </w:r>
+      <w:r>
+        <w:instrText xml:space="preserve"> STYLEREF 1 \s </w:instrText>
+      </w:r>
+      <w:r>
+        <w:fldChar w:fldCharType="separate"/>
+      </w:r>
+      <w:r>
+        <w:rPr>
+          <w:noProof/>
+        </w:rPr>
+        <w:t>2</w:t>
+      </w:r>
+      <w:r>
+        <w:rPr>
+          <w:noProof/>
+        </w:rPr>
+        <w:fldChar w:fldCharType="end"/>
+      </w:r>
       <w:r>
         <w:noBreakHyphen/>
       </w:r>
-      <w:fldSimple w:instr=" SEQ Hình \* ARABIC \s 1 ">
-        <w:r>
-          <w:rPr>
-            <w:noProof/>
-          </w:rPr>
-          <w:t>5</w:t>
-        </w:r>
-      </w:fldSimple>
+      <w:r>
+        <w:fldChar w:fldCharType="begin"/>
+      </w:r>
+      <w:r>
+        <w:instrText xml:space="preserve"> SEQ Hình \* ARABIC \s 1 </w:instrText>
+      </w:r>
+      <w:r>
+        <w:fldChar w:fldCharType="separate"/>
+      </w:r>
+      <w:r>
+        <w:rPr>
+          <w:noProof/>
+        </w:rPr>
+        <w:t>5</w:t>
+      </w:r>
+      <w:r>
+        <w:rPr>
+          <w:noProof/>
+        </w:rPr>
+        <w:fldChar w:fldCharType="end"/>
+      </w:r>
       <w:r>
         <w:t>: Code xử lý làm sạch dữ liệu (1)</w:t>
       </w:r>
-      <w:bookmarkEnd w:id="20"/>
+      <w:bookmarkEnd w:id="24"/>
     </w:p>
     <w:p>
       <w:pPr>
@@ -8885,33 +9307,59 @@
       <w:pPr>
         <w:pStyle w:val="Caption"/>
       </w:pPr>
-      <w:bookmarkStart w:id="21" w:name="_Toc228206928"/>
+      <w:bookmarkStart w:id="25" w:name="_Toc228206928"/>
       <w:r>
         <w:t xml:space="preserve">Hình </w:t>
       </w:r>
-      <w:fldSimple w:instr=" STYLEREF 1 \s ">
-        <w:r>
-          <w:rPr>
-            <w:noProof/>
-          </w:rPr>
-          <w:t>2</w:t>
-        </w:r>
-      </w:fldSimple>
+      <w:r>
+        <w:fldChar w:fldCharType="begin"/>
+      </w:r>
+      <w:r>
+        <w:instrText xml:space="preserve"> STYLEREF 1 \s </w:instrText>
+      </w:r>
+      <w:r>
+        <w:fldChar w:fldCharType="separate"/>
+      </w:r>
+      <w:r>
+        <w:rPr>
+          <w:noProof/>
+        </w:rPr>
+        <w:t>2</w:t>
+      </w:r>
+      <w:r>
+        <w:rPr>
+          <w:noProof/>
+        </w:rPr>
+        <w:fldChar w:fldCharType="end"/>
+      </w:r>
       <w:r>
         <w:noBreakHyphen/>
       </w:r>
-      <w:fldSimple w:instr=" SEQ Hình \* ARABIC \s 1 ">
-        <w:r>
-          <w:rPr>
-            <w:noProof/>
-          </w:rPr>
-          <w:t>6</w:t>
-        </w:r>
-      </w:fldSimple>
+      <w:r>
+        <w:fldChar w:fldCharType="begin"/>
+      </w:r>
+      <w:r>
+        <w:instrText xml:space="preserve"> SEQ Hình \* ARABIC \s 1 </w:instrText>
+      </w:r>
+      <w:r>
+        <w:fldChar w:fldCharType="separate"/>
+      </w:r>
+      <w:r>
+        <w:rPr>
+          <w:noProof/>
+        </w:rPr>
+        <w:t>6</w:t>
+      </w:r>
+      <w:r>
+        <w:rPr>
+          <w:noProof/>
+        </w:rPr>
+        <w:fldChar w:fldCharType="end"/>
+      </w:r>
       <w:r>
         <w:t>: Code xử lý làm sạch dữ liệu (2)</w:t>
       </w:r>
-      <w:bookmarkEnd w:id="21"/>
+      <w:bookmarkEnd w:id="25"/>
     </w:p>
     <w:p>
       <w:pPr>
@@ -8964,33 +9412,59 @@
       <w:pPr>
         <w:pStyle w:val="Caption"/>
       </w:pPr>
-      <w:bookmarkStart w:id="22" w:name="_Toc228206929"/>
+      <w:bookmarkStart w:id="26" w:name="_Toc228206929"/>
       <w:r>
         <w:t xml:space="preserve">Hình </w:t>
       </w:r>
-      <w:fldSimple w:instr=" STYLEREF 1 \s ">
-        <w:r>
-          <w:rPr>
-            <w:noProof/>
-          </w:rPr>
-          <w:t>2</w:t>
-        </w:r>
-      </w:fldSimple>
+      <w:r>
+        <w:fldChar w:fldCharType="begin"/>
+      </w:r>
+      <w:r>
+        <w:instrText xml:space="preserve"> STYLEREF 1 \s </w:instrText>
+      </w:r>
+      <w:r>
+        <w:fldChar w:fldCharType="separate"/>
+      </w:r>
+      <w:r>
+        <w:rPr>
+          <w:noProof/>
+        </w:rPr>
+        <w:t>2</w:t>
+      </w:r>
+      <w:r>
+        <w:rPr>
+          <w:noProof/>
+        </w:rPr>
+        <w:fldChar w:fldCharType="end"/>
+      </w:r>
       <w:r>
         <w:noBreakHyphen/>
       </w:r>
-      <w:fldSimple w:instr=" SEQ Hình \* ARABIC \s 1 ">
-        <w:r>
-          <w:rPr>
-            <w:noProof/>
-          </w:rPr>
-          <w:t>7</w:t>
-        </w:r>
-      </w:fldSimple>
+      <w:r>
+        <w:fldChar w:fldCharType="begin"/>
+      </w:r>
+      <w:r>
+        <w:instrText xml:space="preserve"> SEQ Hình \* ARABIC \s 1 </w:instrText>
+      </w:r>
+      <w:r>
+        <w:fldChar w:fldCharType="separate"/>
+      </w:r>
+      <w:r>
+        <w:rPr>
+          <w:noProof/>
+        </w:rPr>
+        <w:t>7</w:t>
+      </w:r>
+      <w:r>
+        <w:rPr>
+          <w:noProof/>
+        </w:rPr>
+        <w:fldChar w:fldCharType="end"/>
+      </w:r>
       <w:r>
         <w:t>: Code xử lý làm sạch dữ liệu (3)</w:t>
       </w:r>
-      <w:bookmarkEnd w:id="22"/>
+      <w:bookmarkEnd w:id="26"/>
     </w:p>
     <w:p>
       <w:pPr>
@@ -9042,33 +9516,59 @@
       <w:pPr>
         <w:pStyle w:val="Caption"/>
       </w:pPr>
-      <w:bookmarkStart w:id="23" w:name="_Toc228206930"/>
+      <w:bookmarkStart w:id="27" w:name="_Toc228206930"/>
       <w:r>
         <w:t xml:space="preserve">Hình </w:t>
       </w:r>
-      <w:fldSimple w:instr=" STYLEREF 1 \s ">
-        <w:r>
-          <w:rPr>
-            <w:noProof/>
-          </w:rPr>
-          <w:t>2</w:t>
-        </w:r>
-      </w:fldSimple>
+      <w:r>
+        <w:fldChar w:fldCharType="begin"/>
+      </w:r>
+      <w:r>
+        <w:instrText xml:space="preserve"> STYLEREF 1 \s </w:instrText>
+      </w:r>
+      <w:r>
+        <w:fldChar w:fldCharType="separate"/>
+      </w:r>
+      <w:r>
+        <w:rPr>
+          <w:noProof/>
+        </w:rPr>
+        <w:t>2</w:t>
+      </w:r>
+      <w:r>
+        <w:rPr>
+          <w:noProof/>
+        </w:rPr>
+        <w:fldChar w:fldCharType="end"/>
+      </w:r>
       <w:r>
         <w:noBreakHyphen/>
       </w:r>
-      <w:fldSimple w:instr=" SEQ Hình \* ARABIC \s 1 ">
-        <w:r>
-          <w:rPr>
-            <w:noProof/>
-          </w:rPr>
-          <w:t>8</w:t>
-        </w:r>
-      </w:fldSimple>
+      <w:r>
+        <w:fldChar w:fldCharType="begin"/>
+      </w:r>
+      <w:r>
+        <w:instrText xml:space="preserve"> SEQ Hình \* ARABIC \s 1 </w:instrText>
+      </w:r>
+      <w:r>
+        <w:fldChar w:fldCharType="separate"/>
+      </w:r>
+      <w:r>
+        <w:rPr>
+          <w:noProof/>
+        </w:rPr>
+        <w:t>8</w:t>
+      </w:r>
+      <w:r>
+        <w:rPr>
+          <w:noProof/>
+        </w:rPr>
+        <w:fldChar w:fldCharType="end"/>
+      </w:r>
       <w:r>
         <w:t>: Code xử lý làm sạch dữ liệu (4)</w:t>
       </w:r>
-      <w:bookmarkEnd w:id="23"/>
+      <w:bookmarkEnd w:id="27"/>
     </w:p>
     <w:p>
       <w:r>
@@ -9129,33 +9629,59 @@
       <w:pPr>
         <w:pStyle w:val="Caption"/>
       </w:pPr>
-      <w:bookmarkStart w:id="24" w:name="_Toc228206931"/>
+      <w:bookmarkStart w:id="28" w:name="_Toc228206931"/>
       <w:r>
         <w:t xml:space="preserve">Hình </w:t>
       </w:r>
-      <w:fldSimple w:instr=" STYLEREF 1 \s ">
-        <w:r>
-          <w:rPr>
-            <w:noProof/>
-          </w:rPr>
-          <w:t>2</w:t>
-        </w:r>
-      </w:fldSimple>
+      <w:r>
+        <w:fldChar w:fldCharType="begin"/>
+      </w:r>
+      <w:r>
+        <w:instrText xml:space="preserve"> STYLEREF 1 \s </w:instrText>
+      </w:r>
+      <w:r>
+        <w:fldChar w:fldCharType="separate"/>
+      </w:r>
+      <w:r>
+        <w:rPr>
+          <w:noProof/>
+        </w:rPr>
+        <w:t>2</w:t>
+      </w:r>
+      <w:r>
+        <w:rPr>
+          <w:noProof/>
+        </w:rPr>
+        <w:fldChar w:fldCharType="end"/>
+      </w:r>
       <w:r>
         <w:noBreakHyphen/>
       </w:r>
-      <w:fldSimple w:instr=" SEQ Hình \* ARABIC \s 1 ">
-        <w:r>
-          <w:rPr>
-            <w:noProof/>
-          </w:rPr>
-          <w:t>9</w:t>
-        </w:r>
-      </w:fldSimple>
+      <w:r>
+        <w:fldChar w:fldCharType="begin"/>
+      </w:r>
+      <w:r>
+        <w:instrText xml:space="preserve"> SEQ Hình \* ARABIC \s 1 </w:instrText>
+      </w:r>
+      <w:r>
+        <w:fldChar w:fldCharType="separate"/>
+      </w:r>
+      <w:r>
+        <w:rPr>
+          <w:noProof/>
+        </w:rPr>
+        <w:t>9</w:t>
+      </w:r>
+      <w:r>
+        <w:rPr>
+          <w:noProof/>
+        </w:rPr>
+        <w:fldChar w:fldCharType="end"/>
+      </w:r>
       <w:r>
         <w:t>: Thống kê dữ liệu sau khi làm sạch</w:t>
       </w:r>
-      <w:bookmarkEnd w:id="24"/>
+      <w:bookmarkEnd w:id="28"/>
     </w:p>
     <w:p>
       <w:r>
@@ -9166,11 +9692,11 @@
       <w:pPr>
         <w:pStyle w:val="Heading3"/>
       </w:pPr>
-      <w:bookmarkStart w:id="25" w:name="_Toc228105165"/>
+      <w:bookmarkStart w:id="29" w:name="_Toc228512028"/>
       <w:r>
         <w:t>Trực quan hóa dữ liệu ban đầu</w:t>
       </w:r>
-      <w:bookmarkEnd w:id="25"/>
+      <w:bookmarkEnd w:id="29"/>
       <w:r>
         <w:t xml:space="preserve"> </w:t>
       </w:r>
@@ -9305,33 +9831,59 @@
       <w:pPr>
         <w:pStyle w:val="Caption"/>
       </w:pPr>
-      <w:bookmarkStart w:id="26" w:name="_Toc228206932"/>
+      <w:bookmarkStart w:id="30" w:name="_Toc228206932"/>
       <w:r>
         <w:t xml:space="preserve">Hình </w:t>
       </w:r>
-      <w:fldSimple w:instr=" STYLEREF 1 \s ">
-        <w:r>
-          <w:rPr>
-            <w:noProof/>
-          </w:rPr>
-          <w:t>2</w:t>
-        </w:r>
-      </w:fldSimple>
+      <w:r>
+        <w:fldChar w:fldCharType="begin"/>
+      </w:r>
+      <w:r>
+        <w:instrText xml:space="preserve"> STYLEREF 1 \s </w:instrText>
+      </w:r>
+      <w:r>
+        <w:fldChar w:fldCharType="separate"/>
+      </w:r>
+      <w:r>
+        <w:rPr>
+          <w:noProof/>
+        </w:rPr>
+        <w:t>2</w:t>
+      </w:r>
+      <w:r>
+        <w:rPr>
+          <w:noProof/>
+        </w:rPr>
+        <w:fldChar w:fldCharType="end"/>
+      </w:r>
       <w:r>
         <w:noBreakHyphen/>
       </w:r>
-      <w:fldSimple w:instr=" SEQ Hình \* ARABIC \s 1 ">
-        <w:r>
-          <w:rPr>
-            <w:noProof/>
-          </w:rPr>
-          <w:t>10</w:t>
-        </w:r>
-      </w:fldSimple>
+      <w:r>
+        <w:fldChar w:fldCharType="begin"/>
+      </w:r>
+      <w:r>
+        <w:instrText xml:space="preserve"> SEQ Hình \* ARABIC \s 1 </w:instrText>
+      </w:r>
+      <w:r>
+        <w:fldChar w:fldCharType="separate"/>
+      </w:r>
+      <w:r>
+        <w:rPr>
+          <w:noProof/>
+        </w:rPr>
+        <w:t>10</w:t>
+      </w:r>
+      <w:r>
+        <w:rPr>
+          <w:noProof/>
+        </w:rPr>
+        <w:fldChar w:fldCharType="end"/>
+      </w:r>
       <w:r>
         <w:t>: Biểu đồ thống kê số lượng máy đã bán cho các thương hiệu</w:t>
       </w:r>
-      <w:bookmarkEnd w:id="26"/>
+      <w:bookmarkEnd w:id="30"/>
     </w:p>
     <w:p>
       <w:pPr>
@@ -9409,33 +9961,59 @@
       <w:pPr>
         <w:pStyle w:val="Caption"/>
       </w:pPr>
-      <w:bookmarkStart w:id="27" w:name="_Toc228206933"/>
+      <w:bookmarkStart w:id="31" w:name="_Toc228206933"/>
       <w:r>
         <w:t xml:space="preserve">Hình </w:t>
       </w:r>
-      <w:fldSimple w:instr=" STYLEREF 1 \s ">
-        <w:r>
-          <w:rPr>
-            <w:noProof/>
-          </w:rPr>
-          <w:t>2</w:t>
-        </w:r>
-      </w:fldSimple>
+      <w:r>
+        <w:fldChar w:fldCharType="begin"/>
+      </w:r>
+      <w:r>
+        <w:instrText xml:space="preserve"> STYLEREF 1 \s </w:instrText>
+      </w:r>
+      <w:r>
+        <w:fldChar w:fldCharType="separate"/>
+      </w:r>
+      <w:r>
+        <w:rPr>
+          <w:noProof/>
+        </w:rPr>
+        <w:t>2</w:t>
+      </w:r>
+      <w:r>
+        <w:rPr>
+          <w:noProof/>
+        </w:rPr>
+        <w:fldChar w:fldCharType="end"/>
+      </w:r>
       <w:r>
         <w:noBreakHyphen/>
       </w:r>
-      <w:fldSimple w:instr=" SEQ Hình \* ARABIC \s 1 ">
-        <w:r>
-          <w:rPr>
-            <w:noProof/>
-          </w:rPr>
-          <w:t>11</w:t>
-        </w:r>
-      </w:fldSimple>
+      <w:r>
+        <w:fldChar w:fldCharType="begin"/>
+      </w:r>
+      <w:r>
+        <w:instrText xml:space="preserve"> SEQ Hình \* ARABIC \s 1 </w:instrText>
+      </w:r>
+      <w:r>
+        <w:fldChar w:fldCharType="separate"/>
+      </w:r>
+      <w:r>
+        <w:rPr>
+          <w:noProof/>
+        </w:rPr>
+        <w:t>11</w:t>
+      </w:r>
+      <w:r>
+        <w:rPr>
+          <w:noProof/>
+        </w:rPr>
+        <w:fldChar w:fldCharType="end"/>
+      </w:r>
       <w:r>
         <w:t>: Sơ đồ phân phối số lượng sản phẩm bán ra của các sản phẩm</w:t>
       </w:r>
-      <w:bookmarkEnd w:id="27"/>
+      <w:bookmarkEnd w:id="31"/>
     </w:p>
     <w:p>
       <w:pPr>
@@ -9532,33 +10110,59 @@
       <w:pPr>
         <w:pStyle w:val="Caption"/>
       </w:pPr>
-      <w:bookmarkStart w:id="28" w:name="_Toc228206934"/>
+      <w:bookmarkStart w:id="32" w:name="_Toc228206934"/>
       <w:r>
         <w:t xml:space="preserve">Hình </w:t>
       </w:r>
-      <w:fldSimple w:instr=" STYLEREF 1 \s ">
-        <w:r>
-          <w:rPr>
-            <w:noProof/>
-          </w:rPr>
-          <w:t>2</w:t>
-        </w:r>
-      </w:fldSimple>
+      <w:r>
+        <w:fldChar w:fldCharType="begin"/>
+      </w:r>
+      <w:r>
+        <w:instrText xml:space="preserve"> STYLEREF 1 \s </w:instrText>
+      </w:r>
+      <w:r>
+        <w:fldChar w:fldCharType="separate"/>
+      </w:r>
+      <w:r>
+        <w:rPr>
+          <w:noProof/>
+        </w:rPr>
+        <w:t>2</w:t>
+      </w:r>
+      <w:r>
+        <w:rPr>
+          <w:noProof/>
+        </w:rPr>
+        <w:fldChar w:fldCharType="end"/>
+      </w:r>
       <w:r>
         <w:noBreakHyphen/>
       </w:r>
-      <w:fldSimple w:instr=" SEQ Hình \* ARABIC \s 1 ">
-        <w:r>
-          <w:rPr>
-            <w:noProof/>
-          </w:rPr>
-          <w:t>12</w:t>
-        </w:r>
-      </w:fldSimple>
+      <w:r>
+        <w:fldChar w:fldCharType="begin"/>
+      </w:r>
+      <w:r>
+        <w:instrText xml:space="preserve"> SEQ Hình \* ARABIC \s 1 </w:instrText>
+      </w:r>
+      <w:r>
+        <w:fldChar w:fldCharType="separate"/>
+      </w:r>
+      <w:r>
+        <w:rPr>
+          <w:noProof/>
+        </w:rPr>
+        <w:t>12</w:t>
+      </w:r>
+      <w:r>
+        <w:rPr>
+          <w:noProof/>
+        </w:rPr>
+        <w:fldChar w:fldCharType="end"/>
+      </w:r>
       <w:r>
         <w:t>: Sơ đồ trực quan mối quan hệ giữa giá thực tế và sức mua.</w:t>
       </w:r>
-      <w:bookmarkEnd w:id="28"/>
+      <w:bookmarkEnd w:id="32"/>
     </w:p>
     <w:p>
       <w:pPr>
@@ -9659,33 +10263,59 @@
       <w:pPr>
         <w:pStyle w:val="Caption"/>
       </w:pPr>
-      <w:bookmarkStart w:id="29" w:name="_Toc228206935"/>
+      <w:bookmarkStart w:id="33" w:name="_Toc228206935"/>
       <w:r>
         <w:t xml:space="preserve">Hình </w:t>
       </w:r>
-      <w:fldSimple w:instr=" STYLEREF 1 \s ">
-        <w:r>
-          <w:rPr>
-            <w:noProof/>
-          </w:rPr>
-          <w:t>2</w:t>
-        </w:r>
-      </w:fldSimple>
+      <w:r>
+        <w:fldChar w:fldCharType="begin"/>
+      </w:r>
+      <w:r>
+        <w:instrText xml:space="preserve"> STYLEREF 1 \s </w:instrText>
+      </w:r>
+      <w:r>
+        <w:fldChar w:fldCharType="separate"/>
+      </w:r>
+      <w:r>
+        <w:rPr>
+          <w:noProof/>
+        </w:rPr>
+        <w:t>2</w:t>
+      </w:r>
+      <w:r>
+        <w:rPr>
+          <w:noProof/>
+        </w:rPr>
+        <w:fldChar w:fldCharType="end"/>
+      </w:r>
       <w:r>
         <w:noBreakHyphen/>
       </w:r>
-      <w:fldSimple w:instr=" SEQ Hình \* ARABIC \s 1 ">
-        <w:r>
-          <w:rPr>
-            <w:noProof/>
-          </w:rPr>
-          <w:t>13</w:t>
-        </w:r>
-      </w:fldSimple>
+      <w:r>
+        <w:fldChar w:fldCharType="begin"/>
+      </w:r>
+      <w:r>
+        <w:instrText xml:space="preserve"> SEQ Hình \* ARABIC \s 1 </w:instrText>
+      </w:r>
+      <w:r>
+        <w:fldChar w:fldCharType="separate"/>
+      </w:r>
+      <w:r>
+        <w:rPr>
+          <w:noProof/>
+        </w:rPr>
+        <w:t>13</w:t>
+      </w:r>
+      <w:r>
+        <w:rPr>
+          <w:noProof/>
+        </w:rPr>
+        <w:fldChar w:fldCharType="end"/>
+      </w:r>
       <w:r>
         <w:t>: Sơ đồ ma trận tương quan</w:t>
       </w:r>
-      <w:bookmarkEnd w:id="29"/>
+      <w:bookmarkEnd w:id="33"/>
       <w:r>
         <w:t xml:space="preserve"> </w:t>
       </w:r>
@@ -9708,11 +10338,11 @@
       <w:pPr>
         <w:pStyle w:val="Heading3"/>
       </w:pPr>
-      <w:bookmarkStart w:id="30" w:name="_Toc228105166"/>
+      <w:bookmarkStart w:id="34" w:name="_Toc228512029"/>
       <w:r>
         <w:t>Giảm chiều dữ liệu và gom cụm dữ liệu</w:t>
       </w:r>
-      <w:bookmarkEnd w:id="30"/>
+      <w:bookmarkEnd w:id="34"/>
       <w:r>
         <w:t xml:space="preserve"> </w:t>
       </w:r>
@@ -9792,33 +10422,59 @@
       <w:pPr>
         <w:pStyle w:val="Caption"/>
       </w:pPr>
-      <w:bookmarkStart w:id="31" w:name="_Toc228206936"/>
+      <w:bookmarkStart w:id="35" w:name="_Toc228206936"/>
       <w:r>
         <w:t xml:space="preserve">Hình </w:t>
       </w:r>
-      <w:fldSimple w:instr=" STYLEREF 1 \s ">
-        <w:r>
-          <w:rPr>
-            <w:noProof/>
-          </w:rPr>
-          <w:t>2</w:t>
-        </w:r>
-      </w:fldSimple>
+      <w:r>
+        <w:fldChar w:fldCharType="begin"/>
+      </w:r>
+      <w:r>
+        <w:instrText xml:space="preserve"> STYLEREF 1 \s </w:instrText>
+      </w:r>
+      <w:r>
+        <w:fldChar w:fldCharType="separate"/>
+      </w:r>
+      <w:r>
+        <w:rPr>
+          <w:noProof/>
+        </w:rPr>
+        <w:t>2</w:t>
+      </w:r>
+      <w:r>
+        <w:rPr>
+          <w:noProof/>
+        </w:rPr>
+        <w:fldChar w:fldCharType="end"/>
+      </w:r>
       <w:r>
         <w:noBreakHyphen/>
       </w:r>
-      <w:fldSimple w:instr=" SEQ Hình \* ARABIC \s 1 ">
-        <w:r>
-          <w:rPr>
-            <w:noProof/>
-          </w:rPr>
-          <w:t>14</w:t>
-        </w:r>
-      </w:fldSimple>
+      <w:r>
+        <w:fldChar w:fldCharType="begin"/>
+      </w:r>
+      <w:r>
+        <w:instrText xml:space="preserve"> SEQ Hình \* ARABIC \s 1 </w:instrText>
+      </w:r>
+      <w:r>
+        <w:fldChar w:fldCharType="separate"/>
+      </w:r>
+      <w:r>
+        <w:rPr>
+          <w:noProof/>
+        </w:rPr>
+        <w:t>14</w:t>
+      </w:r>
+      <w:r>
+        <w:rPr>
+          <w:noProof/>
+        </w:rPr>
+        <w:fldChar w:fldCharType="end"/>
+      </w:r>
       <w:r>
         <w:t>: Code xử lý Standard Scaler</w:t>
       </w:r>
-      <w:bookmarkEnd w:id="31"/>
+      <w:bookmarkEnd w:id="35"/>
     </w:p>
     <w:p>
       <w:pPr>
@@ -9912,33 +10568,59 @@
       <w:pPr>
         <w:pStyle w:val="Caption"/>
       </w:pPr>
-      <w:bookmarkStart w:id="32" w:name="_Toc228206937"/>
+      <w:bookmarkStart w:id="36" w:name="_Toc228206937"/>
       <w:r>
         <w:t xml:space="preserve">Hình </w:t>
       </w:r>
-      <w:fldSimple w:instr=" STYLEREF 1 \s ">
-        <w:r>
-          <w:rPr>
-            <w:noProof/>
-          </w:rPr>
-          <w:t>2</w:t>
-        </w:r>
-      </w:fldSimple>
+      <w:r>
+        <w:fldChar w:fldCharType="begin"/>
+      </w:r>
+      <w:r>
+        <w:instrText xml:space="preserve"> STYLEREF 1 \s </w:instrText>
+      </w:r>
+      <w:r>
+        <w:fldChar w:fldCharType="separate"/>
+      </w:r>
+      <w:r>
+        <w:rPr>
+          <w:noProof/>
+        </w:rPr>
+        <w:t>2</w:t>
+      </w:r>
+      <w:r>
+        <w:rPr>
+          <w:noProof/>
+        </w:rPr>
+        <w:fldChar w:fldCharType="end"/>
+      </w:r>
       <w:r>
         <w:noBreakHyphen/>
       </w:r>
-      <w:fldSimple w:instr=" SEQ Hình \* ARABIC \s 1 ">
-        <w:r>
-          <w:rPr>
-            <w:noProof/>
-          </w:rPr>
-          <w:t>15</w:t>
-        </w:r>
-      </w:fldSimple>
+      <w:r>
+        <w:fldChar w:fldCharType="begin"/>
+      </w:r>
+      <w:r>
+        <w:instrText xml:space="preserve"> SEQ Hình \* ARABIC \s 1 </w:instrText>
+      </w:r>
+      <w:r>
+        <w:fldChar w:fldCharType="separate"/>
+      </w:r>
+      <w:r>
+        <w:rPr>
+          <w:noProof/>
+        </w:rPr>
+        <w:t>15</w:t>
+      </w:r>
+      <w:r>
+        <w:rPr>
+          <w:noProof/>
+        </w:rPr>
+        <w:fldChar w:fldCharType="end"/>
+      </w:r>
       <w:r>
         <w:t>: Phần code xử lý PCA</w:t>
       </w:r>
-      <w:bookmarkEnd w:id="32"/>
+      <w:bookmarkEnd w:id="36"/>
     </w:p>
     <w:p>
       <w:r>
@@ -9997,33 +10679,59 @@
       <w:pPr>
         <w:pStyle w:val="Caption"/>
       </w:pPr>
-      <w:bookmarkStart w:id="33" w:name="_Toc228206938"/>
+      <w:bookmarkStart w:id="37" w:name="_Toc228206938"/>
       <w:r>
         <w:t xml:space="preserve">Hình </w:t>
       </w:r>
-      <w:fldSimple w:instr=" STYLEREF 1 \s ">
-        <w:r>
-          <w:rPr>
-            <w:noProof/>
-          </w:rPr>
-          <w:t>2</w:t>
-        </w:r>
-      </w:fldSimple>
+      <w:r>
+        <w:fldChar w:fldCharType="begin"/>
+      </w:r>
+      <w:r>
+        <w:instrText xml:space="preserve"> STYLEREF 1 \s </w:instrText>
+      </w:r>
+      <w:r>
+        <w:fldChar w:fldCharType="separate"/>
+      </w:r>
+      <w:r>
+        <w:rPr>
+          <w:noProof/>
+        </w:rPr>
+        <w:t>2</w:t>
+      </w:r>
+      <w:r>
+        <w:rPr>
+          <w:noProof/>
+        </w:rPr>
+        <w:fldChar w:fldCharType="end"/>
+      </w:r>
       <w:r>
         <w:noBreakHyphen/>
       </w:r>
-      <w:fldSimple w:instr=" SEQ Hình \* ARABIC \s 1 ">
-        <w:r>
-          <w:rPr>
-            <w:noProof/>
-          </w:rPr>
-          <w:t>16</w:t>
-        </w:r>
-      </w:fldSimple>
+      <w:r>
+        <w:fldChar w:fldCharType="begin"/>
+      </w:r>
+      <w:r>
+        <w:instrText xml:space="preserve"> SEQ Hình \* ARABIC \s 1 </w:instrText>
+      </w:r>
+      <w:r>
+        <w:fldChar w:fldCharType="separate"/>
+      </w:r>
+      <w:r>
+        <w:rPr>
+          <w:noProof/>
+        </w:rPr>
+        <w:t>16</w:t>
+      </w:r>
+      <w:r>
+        <w:rPr>
+          <w:noProof/>
+        </w:rPr>
+        <w:fldChar w:fldCharType="end"/>
+      </w:r>
       <w:r>
         <w:t>: Log thông tin được thu lại sau khi PCA</w:t>
       </w:r>
-      <w:bookmarkEnd w:id="33"/>
+      <w:bookmarkEnd w:id="37"/>
     </w:p>
     <w:p>
       <w:pPr>
@@ -10124,33 +10832,59 @@
       <w:pPr>
         <w:pStyle w:val="Caption"/>
       </w:pPr>
-      <w:bookmarkStart w:id="34" w:name="_Toc228206939"/>
+      <w:bookmarkStart w:id="38" w:name="_Toc228206939"/>
       <w:r>
         <w:t xml:space="preserve">Hình </w:t>
       </w:r>
-      <w:fldSimple w:instr=" STYLEREF 1 \s ">
-        <w:r>
-          <w:rPr>
-            <w:noProof/>
-          </w:rPr>
-          <w:t>2</w:t>
-        </w:r>
-      </w:fldSimple>
+      <w:r>
+        <w:fldChar w:fldCharType="begin"/>
+      </w:r>
+      <w:r>
+        <w:instrText xml:space="preserve"> STYLEREF 1 \s </w:instrText>
+      </w:r>
+      <w:r>
+        <w:fldChar w:fldCharType="separate"/>
+      </w:r>
+      <w:r>
+        <w:rPr>
+          <w:noProof/>
+        </w:rPr>
+        <w:t>2</w:t>
+      </w:r>
+      <w:r>
+        <w:rPr>
+          <w:noProof/>
+        </w:rPr>
+        <w:fldChar w:fldCharType="end"/>
+      </w:r>
       <w:r>
         <w:noBreakHyphen/>
       </w:r>
-      <w:fldSimple w:instr=" SEQ Hình \* ARABIC \s 1 ">
-        <w:r>
-          <w:rPr>
-            <w:noProof/>
-          </w:rPr>
-          <w:t>17</w:t>
-        </w:r>
-      </w:fldSimple>
+      <w:r>
+        <w:fldChar w:fldCharType="begin"/>
+      </w:r>
+      <w:r>
+        <w:instrText xml:space="preserve"> SEQ Hình \* ARABIC \s 1 </w:instrText>
+      </w:r>
+      <w:r>
+        <w:fldChar w:fldCharType="separate"/>
+      </w:r>
+      <w:r>
+        <w:rPr>
+          <w:noProof/>
+        </w:rPr>
+        <w:t>17</w:t>
+      </w:r>
+      <w:r>
+        <w:rPr>
+          <w:noProof/>
+        </w:rPr>
+        <w:fldChar w:fldCharType="end"/>
+      </w:r>
       <w:r>
         <w:t>: Biều đồ phân tán dữ liệu dựa trên PC1 và PC2</w:t>
       </w:r>
-      <w:bookmarkEnd w:id="34"/>
+      <w:bookmarkEnd w:id="38"/>
     </w:p>
     <w:p>
       <w:r>
@@ -10324,33 +11058,59 @@
       <w:pPr>
         <w:pStyle w:val="Caption"/>
       </w:pPr>
-      <w:bookmarkStart w:id="35" w:name="_Toc228206940"/>
+      <w:bookmarkStart w:id="39" w:name="_Toc228206940"/>
       <w:r>
         <w:t xml:space="preserve">Hình </w:t>
       </w:r>
-      <w:fldSimple w:instr=" STYLEREF 1 \s ">
-        <w:r>
-          <w:rPr>
-            <w:noProof/>
-          </w:rPr>
-          <w:t>2</w:t>
-        </w:r>
-      </w:fldSimple>
+      <w:r>
+        <w:fldChar w:fldCharType="begin"/>
+      </w:r>
+      <w:r>
+        <w:instrText xml:space="preserve"> STYLEREF 1 \s </w:instrText>
+      </w:r>
+      <w:r>
+        <w:fldChar w:fldCharType="separate"/>
+      </w:r>
+      <w:r>
+        <w:rPr>
+          <w:noProof/>
+        </w:rPr>
+        <w:t>2</w:t>
+      </w:r>
+      <w:r>
+        <w:rPr>
+          <w:noProof/>
+        </w:rPr>
+        <w:fldChar w:fldCharType="end"/>
+      </w:r>
       <w:r>
         <w:noBreakHyphen/>
       </w:r>
-      <w:fldSimple w:instr=" SEQ Hình \* ARABIC \s 1 ">
-        <w:r>
-          <w:rPr>
-            <w:noProof/>
-          </w:rPr>
-          <w:t>18</w:t>
-        </w:r>
-      </w:fldSimple>
+      <w:r>
+        <w:fldChar w:fldCharType="begin"/>
+      </w:r>
+      <w:r>
+        <w:instrText xml:space="preserve"> SEQ Hình \* ARABIC \s 1 </w:instrText>
+      </w:r>
+      <w:r>
+        <w:fldChar w:fldCharType="separate"/>
+      </w:r>
+      <w:r>
+        <w:rPr>
+          <w:noProof/>
+        </w:rPr>
+        <w:t>18</w:t>
+      </w:r>
+      <w:r>
+        <w:rPr>
+          <w:noProof/>
+        </w:rPr>
+        <w:fldChar w:fldCharType="end"/>
+      </w:r>
       <w:r>
         <w:t>: Biểu đồ MCA thể hiện mối quan hệ giữa hãng và vị trí địa lý</w:t>
       </w:r>
-      <w:bookmarkEnd w:id="35"/>
+      <w:bookmarkEnd w:id="39"/>
     </w:p>
     <w:p>
       <w:r>
@@ -10450,33 +11210,59 @@
       <w:pPr>
         <w:pStyle w:val="Caption"/>
       </w:pPr>
-      <w:bookmarkStart w:id="36" w:name="_Toc228206941"/>
+      <w:bookmarkStart w:id="40" w:name="_Toc228206941"/>
       <w:r>
         <w:t xml:space="preserve">Hình </w:t>
       </w:r>
-      <w:fldSimple w:instr=" STYLEREF 1 \s ">
-        <w:r>
-          <w:rPr>
-            <w:noProof/>
-          </w:rPr>
-          <w:t>2</w:t>
-        </w:r>
-      </w:fldSimple>
+      <w:r>
+        <w:fldChar w:fldCharType="begin"/>
+      </w:r>
+      <w:r>
+        <w:instrText xml:space="preserve"> STYLEREF 1 \s </w:instrText>
+      </w:r>
+      <w:r>
+        <w:fldChar w:fldCharType="separate"/>
+      </w:r>
+      <w:r>
+        <w:rPr>
+          <w:noProof/>
+        </w:rPr>
+        <w:t>2</w:t>
+      </w:r>
+      <w:r>
+        <w:rPr>
+          <w:noProof/>
+        </w:rPr>
+        <w:fldChar w:fldCharType="end"/>
+      </w:r>
       <w:r>
         <w:noBreakHyphen/>
       </w:r>
-      <w:fldSimple w:instr=" SEQ Hình \* ARABIC \s 1 ">
-        <w:r>
-          <w:rPr>
-            <w:noProof/>
-          </w:rPr>
-          <w:t>19</w:t>
-        </w:r>
-      </w:fldSimple>
+      <w:r>
+        <w:fldChar w:fldCharType="begin"/>
+      </w:r>
+      <w:r>
+        <w:instrText xml:space="preserve"> SEQ Hình \* ARABIC \s 1 </w:instrText>
+      </w:r>
+      <w:r>
+        <w:fldChar w:fldCharType="separate"/>
+      </w:r>
+      <w:r>
+        <w:rPr>
+          <w:noProof/>
+        </w:rPr>
+        <w:t>19</w:t>
+      </w:r>
+      <w:r>
+        <w:rPr>
+          <w:noProof/>
+        </w:rPr>
+        <w:fldChar w:fldCharType="end"/>
+      </w:r>
       <w:r>
         <w:t>: Sơ đồ kết quả của hàm Elbow</w:t>
       </w:r>
-      <w:bookmarkEnd w:id="36"/>
+      <w:bookmarkEnd w:id="40"/>
     </w:p>
     <w:p>
       <w:pPr>
@@ -10534,33 +11320,59 @@
       <w:pPr>
         <w:pStyle w:val="Caption"/>
       </w:pPr>
-      <w:bookmarkStart w:id="37" w:name="_Toc228206942"/>
+      <w:bookmarkStart w:id="41" w:name="_Toc228206942"/>
       <w:r>
         <w:t xml:space="preserve">Hình </w:t>
       </w:r>
-      <w:fldSimple w:instr=" STYLEREF 1 \s ">
-        <w:r>
-          <w:rPr>
-            <w:noProof/>
-          </w:rPr>
-          <w:t>2</w:t>
-        </w:r>
-      </w:fldSimple>
+      <w:r>
+        <w:fldChar w:fldCharType="begin"/>
+      </w:r>
+      <w:r>
+        <w:instrText xml:space="preserve"> STYLEREF 1 \s </w:instrText>
+      </w:r>
+      <w:r>
+        <w:fldChar w:fldCharType="separate"/>
+      </w:r>
+      <w:r>
+        <w:rPr>
+          <w:noProof/>
+        </w:rPr>
+        <w:t>2</w:t>
+      </w:r>
+      <w:r>
+        <w:rPr>
+          <w:noProof/>
+        </w:rPr>
+        <w:fldChar w:fldCharType="end"/>
+      </w:r>
       <w:r>
         <w:noBreakHyphen/>
       </w:r>
-      <w:fldSimple w:instr=" SEQ Hình \* ARABIC \s 1 ">
-        <w:r>
-          <w:rPr>
-            <w:noProof/>
-          </w:rPr>
-          <w:t>20</w:t>
-        </w:r>
-      </w:fldSimple>
+      <w:r>
+        <w:fldChar w:fldCharType="begin"/>
+      </w:r>
+      <w:r>
+        <w:instrText xml:space="preserve"> SEQ Hình \* ARABIC \s 1 </w:instrText>
+      </w:r>
+      <w:r>
+        <w:fldChar w:fldCharType="separate"/>
+      </w:r>
+      <w:r>
+        <w:rPr>
+          <w:noProof/>
+        </w:rPr>
+        <w:t>20</w:t>
+      </w:r>
+      <w:r>
+        <w:rPr>
+          <w:noProof/>
+        </w:rPr>
+        <w:fldChar w:fldCharType="end"/>
+      </w:r>
       <w:r>
         <w:t>: Sơ đồ kết quả của hàm tính hệ số Silhouette</w:t>
       </w:r>
-      <w:bookmarkEnd w:id="37"/>
+      <w:bookmarkEnd w:id="41"/>
     </w:p>
     <w:p>
       <w:pPr>
@@ -10654,33 +11466,59 @@
       <w:pPr>
         <w:pStyle w:val="Caption"/>
       </w:pPr>
-      <w:bookmarkStart w:id="38" w:name="_Toc228206943"/>
+      <w:bookmarkStart w:id="42" w:name="_Toc228206943"/>
       <w:r>
         <w:t xml:space="preserve">Hình </w:t>
       </w:r>
-      <w:fldSimple w:instr=" STYLEREF 1 \s ">
-        <w:r>
-          <w:rPr>
-            <w:noProof/>
-          </w:rPr>
-          <w:t>2</w:t>
-        </w:r>
-      </w:fldSimple>
+      <w:r>
+        <w:fldChar w:fldCharType="begin"/>
+      </w:r>
+      <w:r>
+        <w:instrText xml:space="preserve"> STYLEREF 1 \s </w:instrText>
+      </w:r>
+      <w:r>
+        <w:fldChar w:fldCharType="separate"/>
+      </w:r>
+      <w:r>
+        <w:rPr>
+          <w:noProof/>
+        </w:rPr>
+        <w:t>2</w:t>
+      </w:r>
+      <w:r>
+        <w:rPr>
+          <w:noProof/>
+        </w:rPr>
+        <w:fldChar w:fldCharType="end"/>
+      </w:r>
       <w:r>
         <w:noBreakHyphen/>
       </w:r>
-      <w:fldSimple w:instr=" SEQ Hình \* ARABIC \s 1 ">
-        <w:r>
-          <w:rPr>
-            <w:noProof/>
-          </w:rPr>
-          <w:t>21</w:t>
-        </w:r>
-      </w:fldSimple>
+      <w:r>
+        <w:fldChar w:fldCharType="begin"/>
+      </w:r>
+      <w:r>
+        <w:instrText xml:space="preserve"> SEQ Hình \* ARABIC \s 1 </w:instrText>
+      </w:r>
+      <w:r>
+        <w:fldChar w:fldCharType="separate"/>
+      </w:r>
+      <w:r>
+        <w:rPr>
+          <w:noProof/>
+        </w:rPr>
+        <w:t>21</w:t>
+      </w:r>
+      <w:r>
+        <w:rPr>
+          <w:noProof/>
+        </w:rPr>
+        <w:fldChar w:fldCharType="end"/>
+      </w:r>
       <w:r>
         <w:t>: Sơ đồ phân cụm Kmeans</w:t>
       </w:r>
-      <w:bookmarkEnd w:id="38"/>
+      <w:bookmarkEnd w:id="42"/>
       <w:r>
         <w:t xml:space="preserve"> </w:t>
       </w:r>
@@ -10762,60 +11600,75 @@
       <w:pPr>
         <w:pStyle w:val="Caption"/>
       </w:pPr>
-      <w:bookmarkStart w:id="39" w:name="_Toc228206944"/>
+      <w:bookmarkStart w:id="43" w:name="_Toc228206944"/>
       <w:r>
         <w:t xml:space="preserve">Hình </w:t>
       </w:r>
-      <w:fldSimple w:instr=" STYLEREF 1 \s ">
-        <w:r>
-          <w:rPr>
-            <w:noProof/>
-          </w:rPr>
-          <w:t>2</w:t>
-        </w:r>
-      </w:fldSimple>
+      <w:r>
+        <w:fldChar w:fldCharType="begin"/>
+      </w:r>
+      <w:r>
+        <w:instrText xml:space="preserve"> STYLEREF 1 \s </w:instrText>
+      </w:r>
+      <w:r>
+        <w:fldChar w:fldCharType="separate"/>
+      </w:r>
+      <w:r>
+        <w:rPr>
+          <w:noProof/>
+        </w:rPr>
+        <w:t>2</w:t>
+      </w:r>
+      <w:r>
+        <w:rPr>
+          <w:noProof/>
+        </w:rPr>
+        <w:fldChar w:fldCharType="end"/>
+      </w:r>
       <w:r>
         <w:noBreakHyphen/>
       </w:r>
-      <w:fldSimple w:instr=" SEQ Hình \* ARABIC \s 1 ">
-        <w:r>
-          <w:rPr>
-            <w:noProof/>
-          </w:rPr>
-          <w:t>22</w:t>
-        </w:r>
-      </w:fldSimple>
+      <w:r>
+        <w:fldChar w:fldCharType="begin"/>
+      </w:r>
+      <w:r>
+        <w:instrText xml:space="preserve"> SEQ Hình \* ARABIC \s 1 </w:instrText>
+      </w:r>
+      <w:r>
+        <w:fldChar w:fldCharType="separate"/>
+      </w:r>
+      <w:r>
+        <w:rPr>
+          <w:noProof/>
+        </w:rPr>
+        <w:t>22</w:t>
+      </w:r>
+      <w:r>
+        <w:rPr>
+          <w:noProof/>
+        </w:rPr>
+        <w:fldChar w:fldCharType="end"/>
+      </w:r>
       <w:r>
         <w:t>: Kết quả tính trung bình ở các cụm</w:t>
       </w:r>
-      <w:bookmarkEnd w:id="39"/>
+      <w:bookmarkEnd w:id="43"/>
     </w:p>
     <w:p/>
     <w:p>
       <w:pPr>
+        <w:jc w:val="both"/>
+      </w:pPr>
+      <w:r>
         <w:rPr>
           <w:b/>
           <w:bCs/>
         </w:rPr>
-      </w:pPr>
-      <w:r>
         <w:lastRenderedPageBreak/>
-        <w:tab/>
-      </w:r>
-      <w:r>
-        <w:rPr>
-          <w:b/>
-          <w:bCs/>
-          <w:lang w:val="vi-VN"/>
-        </w:rPr>
-        <w:t>Cụm 0</w:t>
-      </w:r>
-      <w:r>
-        <w:rPr>
-          <w:b/>
-          <w:bCs/>
-        </w:rPr>
-        <w:t xml:space="preserve">: </w:t>
+        <w:t xml:space="preserve">Cụm 0 </w:t>
+      </w:r>
+      <w:r>
+        <w:t xml:space="preserve">(Màu xanh dương): Sản phẩm Phổ thông </w:t>
       </w:r>
     </w:p>
     <w:p>
@@ -10823,33 +11676,15 @@
         <w:pStyle w:val="ListParagraph"/>
         <w:numPr>
           <w:ilvl w:val="0"/>
-          <w:numId w:val="27"/>
+          <w:numId w:val="43"/>
         </w:numPr>
         <w:jc w:val="both"/>
       </w:pPr>
       <w:r>
-        <w:rPr>
-          <w:lang w:val="vi-VN"/>
-        </w:rPr>
-        <w:t>Giá trung bình</w:t>
-      </w:r>
-      <w:r>
-        <w:t xml:space="preserve">, </w:t>
-      </w:r>
-      <w:r>
-        <w:rPr>
-          <w:lang w:val="vi-VN"/>
-        </w:rPr>
-        <w:t>lượt bán ổn</w:t>
-      </w:r>
-      <w:r>
-        <w:t xml:space="preserve">,  </w:t>
-      </w:r>
-      <w:r>
-        <w:rPr>
-          <w:lang w:val="vi-VN"/>
-        </w:rPr>
-        <w:t>liked_count cao.</w:t>
+        <w:t>Giá</w:t>
+      </w:r>
+      <w:r>
+        <w:t xml:space="preserve"> thấp nhất (trung bình ~1.2 triệu sau giảm), mức giảm giá sâu nhất (44%). Có số lượng bán ra áp đảo (1689 sản phẩm) và nhiều lượt đánh giá nhất (60.6). Tuy nhiên, điểm đánh giá sao thấp nhất (4.55) và lượt thích (liked_count) khá khiêm tốn.</w:t>
       </w:r>
     </w:p>
     <w:p>
@@ -10857,15 +11692,28 @@
         <w:pStyle w:val="ListParagraph"/>
         <w:numPr>
           <w:ilvl w:val="0"/>
-          <w:numId w:val="27"/>
+          <w:numId w:val="43"/>
         </w:numPr>
         <w:jc w:val="both"/>
       </w:pPr>
       <w:r>
-        <w:rPr>
-          <w:lang w:val="vi-VN"/>
-        </w:rPr>
-        <w:t>Phân tích: Khách hàng cân nhắc kỹ, thích sản phẩm này vì uy tín và cấu hình ngon trong tầm giá.</w:t>
+        <w:t>Đây là nhóm "sản phẩm mồi". Khách hàng mua nhóm này rất nhạy cảm về giá và ra quyết định dựa trên các chương trình khuyến mãi. Việc điểm sao thấp nhất cho thấy ở mức giá này, người dùng có thể gặp một số vấn đề về kỳ vọng hoặc dịch vụ hậu mãi.</w:t>
+      </w:r>
+    </w:p>
+    <w:p>
+      <w:pPr>
+        <w:jc w:val="both"/>
+        <w:rPr>
+          <w:i/>
+          <w:iCs/>
+        </w:rPr>
+      </w:pPr>
+      <w:r>
+        <w:rPr>
+          <w:i/>
+          <w:iCs/>
+        </w:rPr>
+        <w:t>Chiến lược Marketing:</w:t>
       </w:r>
     </w:p>
     <w:p>
@@ -10873,41 +11721,18 @@
         <w:pStyle w:val="ListParagraph"/>
         <w:numPr>
           <w:ilvl w:val="0"/>
-          <w:numId w:val="27"/>
+          <w:numId w:val="44"/>
         </w:numPr>
         <w:jc w:val="both"/>
       </w:pPr>
       <w:r>
-        <w:rPr>
-          <w:lang w:val="vi-VN"/>
-        </w:rPr>
-        <w:t>Chiến lược: Tối ưu hóa chăm sóc khách hàng. Vì họ "thích" (like) nhiều, hãy dùng tính năng "Gửi tin nhắn cho người thích sản phẩm" để tung mã giảm giá độc quyền, chốt đơn ngay.</w:t>
-      </w:r>
-    </w:p>
-    <w:p>
-      <w:pPr>
-        <w:rPr>
-          <w:b/>
-          <w:bCs/>
-        </w:rPr>
-      </w:pPr>
-      <w:r>
-        <w:tab/>
-      </w:r>
-      <w:r>
-        <w:rPr>
-          <w:b/>
-          <w:bCs/>
-          <w:lang w:val="vi-VN"/>
-        </w:rPr>
-        <w:t>Cụm 1</w:t>
-      </w:r>
-      <w:r>
-        <w:rPr>
-          <w:b/>
-          <w:bCs/>
-        </w:rPr>
-        <w:t>:</w:t>
+        <w:t>Tối đa hóa hiển thị</w:t>
+      </w:r>
+      <w:r>
+        <w:t xml:space="preserve">: </w:t>
+      </w:r>
+      <w:r>
+        <w:t>Đưa các sản phẩm này lên đầu trong các chiến dịch Mega Sale (11.11, 12.12), Flash Sale để kéo lượng truy cập lớn vào gian hàng.</w:t>
       </w:r>
     </w:p>
     <w:p>
@@ -10915,15 +11740,51 @@
         <w:pStyle w:val="ListParagraph"/>
         <w:numPr>
           <w:ilvl w:val="0"/>
-          <w:numId w:val="28"/>
+          <w:numId w:val="44"/>
         </w:numPr>
         <w:jc w:val="both"/>
       </w:pPr>
       <w:r>
-        <w:rPr>
-          <w:lang w:val="vi-VN"/>
-        </w:rPr>
-        <w:t>Giá khoảng 1.8 triệu, doanh số thấp , lượt thích cũng thấp.</w:t>
+        <w:t xml:space="preserve">Cải thiện chất lượng dịch vụ: Với mức sao 4.55 trên sàn </w:t>
+      </w:r>
+      <w:r>
+        <w:t>Thương Mại Điện Tử</w:t>
+      </w:r>
+      <w:r>
+        <w:t xml:space="preserve"> là một mức có</w:t>
+      </w:r>
+      <w:r>
+        <w:t xml:space="preserve"> thể có</w:t>
+      </w:r>
+      <w:r>
+        <w:t xml:space="preserve"> rủi ro. Cần </w:t>
+      </w:r>
+      <w:r>
+        <w:t>xem xét</w:t>
+      </w:r>
+      <w:r>
+        <w:t xml:space="preserve"> lại khâu đóng gói, vận chuyển hoặc mô tả sản phẩm </w:t>
+      </w:r>
+      <w:r>
+        <w:t xml:space="preserve">cũng như dịch vụ chăm sóc khách hàng </w:t>
+      </w:r>
+      <w:r>
+        <w:t>để tránh khách hàng thất vọng, làm ảnh hưởng đến điểm uy tín chung của shop.</w:t>
+      </w:r>
+    </w:p>
+    <w:p>
+      <w:pPr>
+        <w:jc w:val="both"/>
+      </w:pPr>
+      <w:r>
+        <w:rPr>
+          <w:b/>
+          <w:bCs/>
+        </w:rPr>
+        <w:t>Cụm 1</w:t>
+      </w:r>
+      <w:r>
+        <w:t xml:space="preserve"> (Màu cam): Sản phẩm Cao cấp / Chủ lực Lợi nhuận</w:t>
       </w:r>
     </w:p>
     <w:p>
@@ -10931,15 +11792,12 @@
         <w:pStyle w:val="ListParagraph"/>
         <w:numPr>
           <w:ilvl w:val="0"/>
-          <w:numId w:val="28"/>
+          <w:numId w:val="45"/>
         </w:numPr>
         <w:jc w:val="both"/>
       </w:pPr>
       <w:r>
-        <w:rPr>
-          <w:lang w:val="vi-VN"/>
-        </w:rPr>
-        <w:t>Phân khúc "Lửng lơ". Nó không đủ rẻ để người ta mua đại (như cụm 2), cũng không đủ "xịn" để người ta thích (như cụm 0).</w:t>
+        <w:t>Giá cao nhất (nguyên giá ~5.2 triệu, sau giảm ~4.8 triệu), mức giảm giá thấp nhất (chỉ 11%). Nhưng điểm đặc biệt là lượt Thích cực kỳ khủng (3879) và đánh giá sao cao nhất (4.92). Lượng bán ra ở mức ổn định (218).</w:t>
       </w:r>
     </w:p>
     <w:p>
@@ -10947,56 +11805,28 @@
         <w:pStyle w:val="ListParagraph"/>
         <w:numPr>
           <w:ilvl w:val="0"/>
-          <w:numId w:val="28"/>
+          <w:numId w:val="45"/>
         </w:numPr>
         <w:jc w:val="both"/>
       </w:pPr>
       <w:r>
-        <w:rPr>
-          <w:lang w:val="vi-VN"/>
-        </w:rPr>
-        <w:t xml:space="preserve">Chiến lược: Tối ưu hóa lại tiêu đề và hình ảnh. Hoặc là giảm giá hẳn xuống để cạnh tranh với cụm 2, hoặc là tặng kèm </w:t>
-      </w:r>
-      <w:r>
-        <w:t>phụ kiện</w:t>
-      </w:r>
-      <w:r>
-        <w:rPr>
-          <w:lang w:val="vi-VN"/>
-        </w:rPr>
-        <w:t xml:space="preserve"> (tai nghe, ốp lưng) </w:t>
-      </w:r>
-      <w:r>
-        <w:t>để thúc đẩy doanh thu</w:t>
-      </w:r>
-      <w:r>
-        <w:rPr>
-          <w:lang w:val="vi-VN"/>
-        </w:rPr>
-        <w:t>.</w:t>
+        <w:t>Đây là nhóm sản phẩm mang tính khát vọng hoặc đến từ thương hiệu rất uy tín. Người dùng rất thích, khao khát sở hữu (số lượt like cao gấp nhiều lần số lượng bán), và ai đã mua thì cực kỳ hài lòng (sao 4.92). Nhóm này mang lại biên lợi nhuận lớn nhất.</w:t>
       </w:r>
     </w:p>
     <w:p>
       <w:pPr>
         <w:jc w:val="both"/>
-      </w:pPr>
-      <w:r>
-        <w:rPr>
-          <w:b/>
-          <w:bCs/>
-        </w:rPr>
-        <w:tab/>
-      </w:r>
-      <w:r>
-        <w:rPr>
-          <w:b/>
-          <w:bCs/>
-          <w:lang w:val="vi-VN"/>
-        </w:rPr>
-        <w:t xml:space="preserve">Cụm 2 </w:t>
-      </w:r>
-      <w:r>
-        <w:t>:</w:t>
+        <w:rPr>
+          <w:i/>
+          <w:iCs/>
+        </w:rPr>
+      </w:pPr>
+      <w:r>
+        <w:rPr>
+          <w:i/>
+          <w:iCs/>
+        </w:rPr>
+        <w:t>Chiến lược Marketing:</w:t>
       </w:r>
     </w:p>
     <w:p>
@@ -11004,24 +11834,30 @@
         <w:pStyle w:val="ListParagraph"/>
         <w:numPr>
           <w:ilvl w:val="0"/>
-          <w:numId w:val="30"/>
+          <w:numId w:val="46"/>
         </w:numPr>
         <w:jc w:val="both"/>
       </w:pPr>
       <w:r>
-        <w:rPr>
-          <w:lang w:val="vi-VN"/>
-        </w:rPr>
-        <w:t>Giá rẻ nhất</w:t>
-      </w:r>
-      <w:r>
-        <w:t xml:space="preserve">, </w:t>
-      </w:r>
-      <w:r>
-        <w:rPr>
-          <w:lang w:val="vi-VN"/>
-        </w:rPr>
-        <w:t>sold_quantity cao đột biến</w:t>
+        <w:t xml:space="preserve">Marketing Cảm xúc </w:t>
+      </w:r>
+      <w:r>
+        <w:t>và</w:t>
+      </w:r>
+      <w:r>
+        <w:t xml:space="preserve"> Hình ảnh: Tuyệt đối không lạm dụng giảm giá sâu để tránh làm mất định vị cao cấp. Tập trung vào </w:t>
+      </w:r>
+      <w:r>
+        <w:t>nội dung quảng bá</w:t>
+      </w:r>
+      <w:r>
+        <w:t xml:space="preserve"> chất lượng cao, hình ảnh/video sang trọng, và sử dụng </w:t>
+      </w:r>
+      <w:r>
+        <w:t>các nhân vật có sức ảnh hưởng (KOL)</w:t>
+      </w:r>
+      <w:r>
+        <w:t xml:space="preserve"> để review trải nghiệm.</w:t>
       </w:r>
     </w:p>
     <w:p>
@@ -11029,15 +11865,18 @@
         <w:pStyle w:val="ListParagraph"/>
         <w:numPr>
           <w:ilvl w:val="0"/>
-          <w:numId w:val="30"/>
+          <w:numId w:val="46"/>
         </w:numPr>
         <w:jc w:val="both"/>
       </w:pPr>
       <w:r>
-        <w:rPr>
-          <w:lang w:val="vi-VN"/>
-        </w:rPr>
-        <w:t>Đây là phân khúc "Máy cỏ/Máy phụ". Người ta mua không cần suy nghĩ nhiều vì quá rẻ.</w:t>
+        <w:t xml:space="preserve">Remarketing: Vì lượng "Like" rất cao nhưng lượng mua thấp hơn, </w:t>
+      </w:r>
+      <w:r>
+        <w:t>do đó nên</w:t>
+      </w:r>
+      <w:r>
+        <w:t xml:space="preserve"> chạy quảng cáo bám đuổi đến những người đã đưa sản phẩm vào giỏ hàng hoặc đã nhấn thích. Tặng họ một voucher nhỏ độc quyền thay vì giảm giá đại trà.</w:t>
       </w:r>
     </w:p>
     <w:p>
@@ -11045,26 +11884,150 @@
         <w:pStyle w:val="ListParagraph"/>
         <w:numPr>
           <w:ilvl w:val="0"/>
-          <w:numId w:val="30"/>
+          <w:numId w:val="46"/>
         </w:numPr>
         <w:jc w:val="both"/>
       </w:pPr>
       <w:r>
+        <w:t>Chăm sóc Khách hàng VIP: Tạo chương trình khách hàng thân thiết cho tệp người mua nhóm này.</w:t>
+      </w:r>
+    </w:p>
+    <w:p>
+      <w:pPr>
+        <w:jc w:val="both"/>
+      </w:pPr>
+      <w:r>
+        <w:rPr>
+          <w:b/>
+          <w:bCs/>
+        </w:rPr>
+        <w:lastRenderedPageBreak/>
+        <w:t>Cụm 2</w:t>
+      </w:r>
+      <w:r>
+        <w:t xml:space="preserve"> (Màu xanh lá): Sản phẩm Tiềm năng / Mới ra mắt </w:t>
+      </w:r>
+    </w:p>
+    <w:p>
+      <w:pPr>
+        <w:pStyle w:val="ListParagraph"/>
+        <w:numPr>
+          <w:ilvl w:val="0"/>
+          <w:numId w:val="47"/>
+        </w:numPr>
+        <w:jc w:val="both"/>
+      </w:pPr>
+      <w:r>
+        <w:t xml:space="preserve">Nằm ở phân khúc giá tầm trung (sau giảm ~1.9 triệu, giảm 18%). Số lượng bán thấp nhất (181) và rất ít người đánh giá (19.5). Điểm sáng là chất lượng </w:t>
+      </w:r>
+      <w:r>
+        <w:t>khá</w:t>
+      </w:r>
+      <w:r>
+        <w:t xml:space="preserve"> tốt với 4.87 sao.</w:t>
+      </w:r>
+    </w:p>
+    <w:p>
+      <w:pPr>
+        <w:pStyle w:val="ListParagraph"/>
+        <w:numPr>
+          <w:ilvl w:val="0"/>
+          <w:numId w:val="47"/>
+        </w:numPr>
+        <w:jc w:val="both"/>
+      </w:pPr>
+      <w:r>
+        <w:t xml:space="preserve">Nhóm này có thể là các sản phẩm kén người mua hoặc là sản phẩm mới lên sàn, chưa có nhiều độ phủ nên số lượng bán và rating chưa cao. Tuy nhiên, chất lượng lõi </w:t>
+      </w:r>
+      <w:r>
+        <w:t>khá</w:t>
+      </w:r>
+      <w:r>
+        <w:t xml:space="preserve"> tốt.</w:t>
+      </w:r>
+    </w:p>
+    <w:p>
+      <w:pPr>
+        <w:jc w:val="both"/>
+        <w:rPr>
+          <w:i/>
+          <w:iCs/>
+        </w:rPr>
+      </w:pPr>
+      <w:r>
+        <w:rPr>
+          <w:i/>
+          <w:iCs/>
+        </w:rPr>
+        <w:t>Chiến lược Marketing:</w:t>
+      </w:r>
+    </w:p>
+    <w:p>
+      <w:pPr>
+        <w:pStyle w:val="ListParagraph"/>
+        <w:numPr>
+          <w:ilvl w:val="0"/>
+          <w:numId w:val="48"/>
+        </w:numPr>
+        <w:jc w:val="both"/>
+      </w:pPr>
+      <w:r>
+        <w:t>Tăng cường Social Proof (Bằng chứng xã hội): Số lượng đánh giá thấp là rào cản lớn nhất khiến khách mới chần chừ. Cần chạy các chương trình tặng quà/hoàn xu để khuyến khích những người đã mua để lại đánh giá chi tiết (có hình ảnh/video).</w:t>
+      </w:r>
+    </w:p>
+    <w:p>
+      <w:pPr>
+        <w:pStyle w:val="ListParagraph"/>
+        <w:numPr>
+          <w:ilvl w:val="0"/>
+          <w:numId w:val="48"/>
+        </w:numPr>
+        <w:jc w:val="both"/>
+      </w:pPr>
+      <w:r>
         <w:rPr>
           <w:lang w:val="vi-VN"/>
         </w:rPr>
-        <w:t>Chiến lược: "Lấy số lượng đè chất lượng". Đừng tốn tiền chạy Ads thương hiệu, hãy tập trung vào SEO từ khóa "điện thoại giá rẻ" và tham gia mọi chương trình Flash Sale của Shopee.</w:t>
+        <w:t xml:space="preserve">"Lấy số lượng đè chất lượng". </w:t>
+      </w:r>
+      <w:r>
+        <w:t>Không nên</w:t>
+      </w:r>
+      <w:r>
+        <w:rPr>
+          <w:lang w:val="vi-VN"/>
+        </w:rPr>
+        <w:t xml:space="preserve"> tốn tiền chạy Ads thương hiệu, hãy tập trung vào SEO từ khóa "điện thoại giá rẻ"</w:t>
+      </w:r>
+      <w:r>
+        <w:t xml:space="preserve">. </w:t>
+      </w:r>
+      <w:r>
+        <w:t>Tăng cường đấu thầu từ khóa và quảng cáo Khám phá để tăng lượt hiển thị cho nhóm này, giúp sản phẩm tiếp cận đúng tệp khách hàng mục tiêu.</w:t>
+      </w:r>
+    </w:p>
+    <w:p>
+      <w:pPr>
+        <w:pStyle w:val="ListParagraph"/>
+        <w:numPr>
+          <w:ilvl w:val="0"/>
+          <w:numId w:val="48"/>
+        </w:numPr>
+        <w:jc w:val="both"/>
+      </w:pPr>
+      <w:r>
+        <w:t>Tạo Combo: Ghép cặp cụm 2 với các sản phẩm hot ở Cụm 0. Ví dụ: "Mua sản phẩm (Cụm 0) để được giảm ngay 30% cho sản phẩm (Cụm 2)".</w:t>
       </w:r>
     </w:p>
     <w:p>
       <w:pPr>
         <w:pStyle w:val="Heading3"/>
       </w:pPr>
-      <w:bookmarkStart w:id="40" w:name="_Toc228105167"/>
+      <w:bookmarkStart w:id="44" w:name="_Toc228512030"/>
       <w:r>
         <w:t>Huấn luyện mô hình AI dự đoán và kiểm thử</w:t>
       </w:r>
-      <w:bookmarkEnd w:id="40"/>
+      <w:bookmarkEnd w:id="44"/>
     </w:p>
     <w:p>
       <w:r>
@@ -11242,33 +12205,59 @@
       <w:pPr>
         <w:pStyle w:val="Caption"/>
       </w:pPr>
-      <w:bookmarkStart w:id="41" w:name="_Toc228206945"/>
+      <w:bookmarkStart w:id="45" w:name="_Toc228206945"/>
       <w:r>
         <w:t xml:space="preserve">Hình </w:t>
       </w:r>
-      <w:fldSimple w:instr=" STYLEREF 1 \s ">
-        <w:r>
-          <w:rPr>
-            <w:noProof/>
-          </w:rPr>
-          <w:t>2</w:t>
-        </w:r>
-      </w:fldSimple>
+      <w:r>
+        <w:fldChar w:fldCharType="begin"/>
+      </w:r>
+      <w:r>
+        <w:instrText xml:space="preserve"> STYLEREF 1 \s </w:instrText>
+      </w:r>
+      <w:r>
+        <w:fldChar w:fldCharType="separate"/>
+      </w:r>
+      <w:r>
+        <w:rPr>
+          <w:noProof/>
+        </w:rPr>
+        <w:t>2</w:t>
+      </w:r>
+      <w:r>
+        <w:rPr>
+          <w:noProof/>
+        </w:rPr>
+        <w:fldChar w:fldCharType="end"/>
+      </w:r>
       <w:r>
         <w:noBreakHyphen/>
       </w:r>
-      <w:fldSimple w:instr=" SEQ Hình \* ARABIC \s 1 ">
-        <w:r>
-          <w:rPr>
-            <w:noProof/>
-          </w:rPr>
-          <w:t>23</w:t>
-        </w:r>
-      </w:fldSimple>
+      <w:r>
+        <w:fldChar w:fldCharType="begin"/>
+      </w:r>
+      <w:r>
+        <w:instrText xml:space="preserve"> SEQ Hình \* ARABIC \s 1 </w:instrText>
+      </w:r>
+      <w:r>
+        <w:fldChar w:fldCharType="separate"/>
+      </w:r>
+      <w:r>
+        <w:rPr>
+          <w:noProof/>
+        </w:rPr>
+        <w:t>23</w:t>
+      </w:r>
+      <w:r>
+        <w:rPr>
+          <w:noProof/>
+        </w:rPr>
+        <w:fldChar w:fldCharType="end"/>
+      </w:r>
       <w:r>
         <w:t>: Minh họa mô hình Random Forest</w:t>
       </w:r>
-      <w:bookmarkEnd w:id="41"/>
+      <w:bookmarkEnd w:id="45"/>
     </w:p>
     <w:p>
       <w:r>
@@ -11406,33 +12395,59 @@
       <w:pPr>
         <w:pStyle w:val="Caption"/>
       </w:pPr>
-      <w:bookmarkStart w:id="42" w:name="_Toc228206946"/>
+      <w:bookmarkStart w:id="46" w:name="_Toc228206946"/>
       <w:r>
         <w:t xml:space="preserve">Hình </w:t>
       </w:r>
-      <w:fldSimple w:instr=" STYLEREF 1 \s ">
-        <w:r>
-          <w:rPr>
-            <w:noProof/>
-          </w:rPr>
-          <w:t>2</w:t>
-        </w:r>
-      </w:fldSimple>
+      <w:r>
+        <w:fldChar w:fldCharType="begin"/>
+      </w:r>
+      <w:r>
+        <w:instrText xml:space="preserve"> STYLEREF 1 \s </w:instrText>
+      </w:r>
+      <w:r>
+        <w:fldChar w:fldCharType="separate"/>
+      </w:r>
+      <w:r>
+        <w:rPr>
+          <w:noProof/>
+        </w:rPr>
+        <w:t>2</w:t>
+      </w:r>
+      <w:r>
+        <w:rPr>
+          <w:noProof/>
+        </w:rPr>
+        <w:fldChar w:fldCharType="end"/>
+      </w:r>
       <w:r>
         <w:noBreakHyphen/>
       </w:r>
-      <w:fldSimple w:instr=" SEQ Hình \* ARABIC \s 1 ">
-        <w:r>
-          <w:rPr>
-            <w:noProof/>
-          </w:rPr>
-          <w:t>24</w:t>
-        </w:r>
-      </w:fldSimple>
+      <w:r>
+        <w:fldChar w:fldCharType="begin"/>
+      </w:r>
+      <w:r>
+        <w:instrText xml:space="preserve"> SEQ Hình \* ARABIC \s 1 </w:instrText>
+      </w:r>
+      <w:r>
+        <w:fldChar w:fldCharType="separate"/>
+      </w:r>
+      <w:r>
+        <w:rPr>
+          <w:noProof/>
+        </w:rPr>
+        <w:t>24</w:t>
+      </w:r>
+      <w:r>
+        <w:rPr>
+          <w:noProof/>
+        </w:rPr>
+        <w:fldChar w:fldCharType="end"/>
+      </w:r>
       <w:r>
         <w:t>: Log kết quả huấn luyện mô hình</w:t>
       </w:r>
-      <w:bookmarkEnd w:id="42"/>
+      <w:bookmarkEnd w:id="46"/>
       <w:r>
         <w:t xml:space="preserve"> </w:t>
       </w:r>
@@ -11494,33 +12509,59 @@
       <w:pPr>
         <w:pStyle w:val="Caption"/>
       </w:pPr>
-      <w:bookmarkStart w:id="43" w:name="_Toc228206947"/>
+      <w:bookmarkStart w:id="47" w:name="_Toc228206947"/>
       <w:r>
         <w:t xml:space="preserve">Hình </w:t>
       </w:r>
-      <w:fldSimple w:instr=" STYLEREF 1 \s ">
-        <w:r>
-          <w:rPr>
-            <w:noProof/>
-          </w:rPr>
-          <w:t>2</w:t>
-        </w:r>
-      </w:fldSimple>
+      <w:r>
+        <w:fldChar w:fldCharType="begin"/>
+      </w:r>
+      <w:r>
+        <w:instrText xml:space="preserve"> STYLEREF 1 \s </w:instrText>
+      </w:r>
+      <w:r>
+        <w:fldChar w:fldCharType="separate"/>
+      </w:r>
+      <w:r>
+        <w:rPr>
+          <w:noProof/>
+        </w:rPr>
+        <w:t>2</w:t>
+      </w:r>
+      <w:r>
+        <w:rPr>
+          <w:noProof/>
+        </w:rPr>
+        <w:fldChar w:fldCharType="end"/>
+      </w:r>
       <w:r>
         <w:noBreakHyphen/>
       </w:r>
-      <w:fldSimple w:instr=" SEQ Hình \* ARABIC \s 1 ">
-        <w:r>
-          <w:rPr>
-            <w:noProof/>
-          </w:rPr>
-          <w:t>25</w:t>
-        </w:r>
-      </w:fldSimple>
+      <w:r>
+        <w:fldChar w:fldCharType="begin"/>
+      </w:r>
+      <w:r>
+        <w:instrText xml:space="preserve"> SEQ Hình \* ARABIC \s 1 </w:instrText>
+      </w:r>
+      <w:r>
+        <w:fldChar w:fldCharType="separate"/>
+      </w:r>
+      <w:r>
+        <w:rPr>
+          <w:noProof/>
+        </w:rPr>
+        <w:t>25</w:t>
+      </w:r>
+      <w:r>
+        <w:rPr>
+          <w:noProof/>
+        </w:rPr>
+        <w:fldChar w:fldCharType="end"/>
+      </w:r>
       <w:r>
         <w:t>: Ma trận rối loạn của mô hình</w:t>
       </w:r>
-      <w:bookmarkEnd w:id="43"/>
+      <w:bookmarkEnd w:id="47"/>
       <w:r>
         <w:t xml:space="preserve"> </w:t>
       </w:r>
@@ -11534,6 +12575,9 @@
       </w:r>
       <w:r>
         <w:t xml:space="preserve">phân cụm khá ổn, đặc điệt hiệu quả cao với cụm 2. </w:t>
+      </w:r>
+      <w:r>
+        <w:t xml:space="preserve"> Mô hình nhận diện các sản phẩm cụm 0 và 1 ở mức khá ổn. Tỉ lệ dự đoán sai các trường hợp không nhiều ( 46/493 TH ~ 9.3%). </w:t>
       </w:r>
     </w:p>
     <w:p>
@@ -11592,33 +12636,59 @@
       <w:pPr>
         <w:pStyle w:val="Caption"/>
       </w:pPr>
-      <w:bookmarkStart w:id="44" w:name="_Toc228206948"/>
+      <w:bookmarkStart w:id="48" w:name="_Toc228206948"/>
       <w:r>
         <w:t xml:space="preserve">Hình </w:t>
       </w:r>
-      <w:fldSimple w:instr=" STYLEREF 1 \s ">
-        <w:r>
-          <w:rPr>
-            <w:noProof/>
-          </w:rPr>
-          <w:t>2</w:t>
-        </w:r>
-      </w:fldSimple>
+      <w:r>
+        <w:fldChar w:fldCharType="begin"/>
+      </w:r>
+      <w:r>
+        <w:instrText xml:space="preserve"> STYLEREF 1 \s </w:instrText>
+      </w:r>
+      <w:r>
+        <w:fldChar w:fldCharType="separate"/>
+      </w:r>
+      <w:r>
+        <w:rPr>
+          <w:noProof/>
+        </w:rPr>
+        <w:t>2</w:t>
+      </w:r>
+      <w:r>
+        <w:rPr>
+          <w:noProof/>
+        </w:rPr>
+        <w:fldChar w:fldCharType="end"/>
+      </w:r>
       <w:r>
         <w:noBreakHyphen/>
       </w:r>
-      <w:fldSimple w:instr=" SEQ Hình \* ARABIC \s 1 ">
-        <w:r>
-          <w:rPr>
-            <w:noProof/>
-          </w:rPr>
-          <w:t>26</w:t>
-        </w:r>
-      </w:fldSimple>
+      <w:r>
+        <w:fldChar w:fldCharType="begin"/>
+      </w:r>
+      <w:r>
+        <w:instrText xml:space="preserve"> SEQ Hình \* ARABIC \s 1 </w:instrText>
+      </w:r>
+      <w:r>
+        <w:fldChar w:fldCharType="separate"/>
+      </w:r>
+      <w:r>
+        <w:rPr>
+          <w:noProof/>
+        </w:rPr>
+        <w:t>26</w:t>
+      </w:r>
+      <w:r>
+        <w:rPr>
+          <w:noProof/>
+        </w:rPr>
+        <w:fldChar w:fldCharType="end"/>
+      </w:r>
       <w:r>
         <w:t>: Biểu đồ nhiệt đánh giá hiệu suất</w:t>
       </w:r>
-      <w:bookmarkEnd w:id="44"/>
+      <w:bookmarkEnd w:id="48"/>
       <w:r>
         <w:t xml:space="preserve"> </w:t>
       </w:r>
@@ -11792,14 +12862,11 @@
         <w:jc w:val="center"/>
       </w:pPr>
       <w:r>
-        <w:rPr>
-          <w:noProof/>
-        </w:rPr>
         <w:drawing>
-          <wp:inline distT="0" distB="0" distL="0" distR="0" wp14:anchorId="1396C7E6" wp14:editId="54D2FFA3">
-            <wp:extent cx="4917225" cy="2274224"/>
-            <wp:effectExtent l="0" t="0" r="0" b="0"/>
-            <wp:docPr id="203265469" name="Picture 1"/>
+          <wp:inline distT="0" distB="0" distL="0" distR="0" wp14:anchorId="6C373509" wp14:editId="120C9A3D">
+            <wp:extent cx="5940425" cy="2399665"/>
+            <wp:effectExtent l="0" t="0" r="3175" b="635"/>
+            <wp:docPr id="1467191351" name="Picture 1"/>
             <wp:cNvGraphicFramePr>
               <a:graphicFrameLocks xmlns:a="http://schemas.openxmlformats.org/drawingml/2006/main" noChangeAspect="1"/>
             </wp:cNvGraphicFramePr>
@@ -11807,32 +12874,23 @@
               <a:graphicData uri="http://schemas.openxmlformats.org/drawingml/2006/picture">
                 <pic:pic xmlns:pic="http://schemas.openxmlformats.org/drawingml/2006/picture">
                   <pic:nvPicPr>
-                    <pic:cNvPr id="203265469" name=""/>
+                    <pic:cNvPr id="1467191351" name=""/>
                     <pic:cNvPicPr/>
                   </pic:nvPicPr>
-                  <pic:blipFill rotWithShape="1">
+                  <pic:blipFill>
                     <a:blip r:embed="rId39"/>
-                    <a:srcRect l="3979" t="7599" r="4889"/>
                     <a:stretch>
                       <a:fillRect/>
                     </a:stretch>
                   </pic:blipFill>
-                  <pic:spPr bwMode="auto">
+                  <pic:spPr>
                     <a:xfrm>
                       <a:off x="0" y="0"/>
-                      <a:ext cx="4932247" cy="2281172"/>
+                      <a:ext cx="5940425" cy="2399665"/>
                     </a:xfrm>
                     <a:prstGeom prst="rect">
                       <a:avLst/>
                     </a:prstGeom>
-                    <a:ln>
-                      <a:noFill/>
-                    </a:ln>
-                    <a:extLst>
-                      <a:ext uri="{53640926-AAD7-44D8-BBD7-CCE9431645EC}">
-                        <a14:shadowObscured xmlns:a14="http://schemas.microsoft.com/office/drawing/2010/main"/>
-                      </a:ext>
-                    </a:extLst>
                   </pic:spPr>
                 </pic:pic>
               </a:graphicData>
@@ -11845,33 +12903,59 @@
       <w:pPr>
         <w:pStyle w:val="Caption"/>
       </w:pPr>
-      <w:bookmarkStart w:id="45" w:name="_Toc228206949"/>
+      <w:bookmarkStart w:id="49" w:name="_Toc228206949"/>
       <w:r>
         <w:t xml:space="preserve">Hình </w:t>
       </w:r>
-      <w:fldSimple w:instr=" STYLEREF 1 \s ">
-        <w:r>
-          <w:rPr>
-            <w:noProof/>
-          </w:rPr>
-          <w:t>2</w:t>
-        </w:r>
-      </w:fldSimple>
+      <w:r>
+        <w:fldChar w:fldCharType="begin"/>
+      </w:r>
+      <w:r>
+        <w:instrText xml:space="preserve"> STYLEREF 1 \s </w:instrText>
+      </w:r>
+      <w:r>
+        <w:fldChar w:fldCharType="separate"/>
+      </w:r>
+      <w:r>
+        <w:rPr>
+          <w:noProof/>
+        </w:rPr>
+        <w:t>2</w:t>
+      </w:r>
+      <w:r>
+        <w:rPr>
+          <w:noProof/>
+        </w:rPr>
+        <w:fldChar w:fldCharType="end"/>
+      </w:r>
       <w:r>
         <w:noBreakHyphen/>
       </w:r>
-      <w:fldSimple w:instr=" SEQ Hình \* ARABIC \s 1 ">
-        <w:r>
-          <w:rPr>
-            <w:noProof/>
-          </w:rPr>
-          <w:t>27</w:t>
-        </w:r>
-      </w:fldSimple>
+      <w:r>
+        <w:fldChar w:fldCharType="begin"/>
+      </w:r>
+      <w:r>
+        <w:instrText xml:space="preserve"> SEQ Hình \* ARABIC \s 1 </w:instrText>
+      </w:r>
+      <w:r>
+        <w:fldChar w:fldCharType="separate"/>
+      </w:r>
+      <w:r>
+        <w:rPr>
+          <w:noProof/>
+        </w:rPr>
+        <w:t>27</w:t>
+      </w:r>
+      <w:r>
+        <w:rPr>
+          <w:noProof/>
+        </w:rPr>
+        <w:fldChar w:fldCharType="end"/>
+      </w:r>
       <w:r>
         <w:t>: Kiểm thử mô hình dự đoán (1)</w:t>
       </w:r>
-      <w:bookmarkEnd w:id="45"/>
+      <w:bookmarkEnd w:id="49"/>
     </w:p>
     <w:p>
       <w:pPr>
@@ -11879,14 +12963,11 @@
         <w:jc w:val="center"/>
       </w:pPr>
       <w:r>
-        <w:rPr>
-          <w:noProof/>
-        </w:rPr>
         <w:drawing>
-          <wp:inline distT="0" distB="0" distL="0" distR="0" wp14:anchorId="299A6327" wp14:editId="68D6719F">
-            <wp:extent cx="5575300" cy="2661144"/>
-            <wp:effectExtent l="0" t="0" r="6350" b="6350"/>
-            <wp:docPr id="1318160090" name="Picture 1"/>
+          <wp:inline distT="0" distB="0" distL="0" distR="0" wp14:anchorId="53F0DE8F" wp14:editId="4B5F1DDA">
+            <wp:extent cx="5940425" cy="2379980"/>
+            <wp:effectExtent l="0" t="0" r="3175" b="1270"/>
+            <wp:docPr id="1874021531" name="Picture 1"/>
             <wp:cNvGraphicFramePr>
               <a:graphicFrameLocks xmlns:a="http://schemas.openxmlformats.org/drawingml/2006/main" noChangeAspect="1"/>
             </wp:cNvGraphicFramePr>
@@ -11894,7 +12975,7 @@
               <a:graphicData uri="http://schemas.openxmlformats.org/drawingml/2006/picture">
                 <pic:pic xmlns:pic="http://schemas.openxmlformats.org/drawingml/2006/picture">
                   <pic:nvPicPr>
-                    <pic:cNvPr id="1318160090" name=""/>
+                    <pic:cNvPr id="1874021531" name=""/>
                     <pic:cNvPicPr/>
                   </pic:nvPicPr>
                   <pic:blipFill>
@@ -11906,7 +12987,7 @@
                   <pic:spPr>
                     <a:xfrm>
                       <a:off x="0" y="0"/>
-                      <a:ext cx="5595440" cy="2670757"/>
+                      <a:ext cx="5940425" cy="2379980"/>
                     </a:xfrm>
                     <a:prstGeom prst="rect">
                       <a:avLst/>
@@ -11923,33 +13004,59 @@
       <w:pPr>
         <w:pStyle w:val="Caption"/>
       </w:pPr>
-      <w:bookmarkStart w:id="46" w:name="_Toc228206950"/>
+      <w:bookmarkStart w:id="50" w:name="_Toc228206950"/>
       <w:r>
         <w:t xml:space="preserve">Hình </w:t>
       </w:r>
-      <w:fldSimple w:instr=" STYLEREF 1 \s ">
-        <w:r>
-          <w:rPr>
-            <w:noProof/>
-          </w:rPr>
-          <w:t>2</w:t>
-        </w:r>
-      </w:fldSimple>
+      <w:r>
+        <w:fldChar w:fldCharType="begin"/>
+      </w:r>
+      <w:r>
+        <w:instrText xml:space="preserve"> STYLEREF 1 \s </w:instrText>
+      </w:r>
+      <w:r>
+        <w:fldChar w:fldCharType="separate"/>
+      </w:r>
+      <w:r>
+        <w:rPr>
+          <w:noProof/>
+        </w:rPr>
+        <w:t>2</w:t>
+      </w:r>
+      <w:r>
+        <w:rPr>
+          <w:noProof/>
+        </w:rPr>
+        <w:fldChar w:fldCharType="end"/>
+      </w:r>
       <w:r>
         <w:noBreakHyphen/>
       </w:r>
-      <w:fldSimple w:instr=" SEQ Hình \* ARABIC \s 1 ">
-        <w:r>
-          <w:rPr>
-            <w:noProof/>
-          </w:rPr>
-          <w:t>28</w:t>
-        </w:r>
-      </w:fldSimple>
+      <w:r>
+        <w:fldChar w:fldCharType="begin"/>
+      </w:r>
+      <w:r>
+        <w:instrText xml:space="preserve"> SEQ Hình \* ARABIC \s 1 </w:instrText>
+      </w:r>
+      <w:r>
+        <w:fldChar w:fldCharType="separate"/>
+      </w:r>
+      <w:r>
+        <w:rPr>
+          <w:noProof/>
+        </w:rPr>
+        <w:t>28</w:t>
+      </w:r>
+      <w:r>
+        <w:rPr>
+          <w:noProof/>
+        </w:rPr>
+        <w:fldChar w:fldCharType="end"/>
+      </w:r>
       <w:r>
         <w:t>: Kiểm thử mô hình dự đoán (2)</w:t>
       </w:r>
-      <w:bookmarkEnd w:id="46"/>
+      <w:bookmarkEnd w:id="50"/>
     </w:p>
     <w:p>
       <w:pPr>
@@ -11957,14 +13064,11 @@
         <w:jc w:val="center"/>
       </w:pPr>
       <w:r>
-        <w:rPr>
-          <w:noProof/>
-        </w:rPr>
         <w:drawing>
-          <wp:inline distT="0" distB="0" distL="0" distR="0" wp14:anchorId="38E8EB08" wp14:editId="6DE3B309">
-            <wp:extent cx="5562600" cy="2541886"/>
-            <wp:effectExtent l="0" t="0" r="0" b="0"/>
-            <wp:docPr id="7596296" name="Picture 1"/>
+          <wp:inline distT="0" distB="0" distL="0" distR="0" wp14:anchorId="199F3614" wp14:editId="6CF02B06">
+            <wp:extent cx="6056298" cy="2489200"/>
+            <wp:effectExtent l="0" t="0" r="1905" b="6350"/>
+            <wp:docPr id="559443157" name="Picture 1"/>
             <wp:cNvGraphicFramePr>
               <a:graphicFrameLocks xmlns:a="http://schemas.openxmlformats.org/drawingml/2006/main" noChangeAspect="1"/>
             </wp:cNvGraphicFramePr>
@@ -11972,7 +13076,7 @@
               <a:graphicData uri="http://schemas.openxmlformats.org/drawingml/2006/picture">
                 <pic:pic xmlns:pic="http://schemas.openxmlformats.org/drawingml/2006/picture">
                   <pic:nvPicPr>
-                    <pic:cNvPr id="7596296" name=""/>
+                    <pic:cNvPr id="559443157" name=""/>
                     <pic:cNvPicPr/>
                   </pic:nvPicPr>
                   <pic:blipFill>
@@ -11984,7 +13088,7 @@
                   <pic:spPr>
                     <a:xfrm>
                       <a:off x="0" y="0"/>
-                      <a:ext cx="5577822" cy="2548842"/>
+                      <a:ext cx="6057224" cy="2489581"/>
                     </a:xfrm>
                     <a:prstGeom prst="rect">
                       <a:avLst/>
@@ -12001,60 +13105,81 @@
       <w:pPr>
         <w:pStyle w:val="Caption"/>
       </w:pPr>
-      <w:bookmarkStart w:id="47" w:name="_Toc228206951"/>
+      <w:bookmarkStart w:id="51" w:name="_Toc228206951"/>
       <w:r>
         <w:t xml:space="preserve">Hình </w:t>
       </w:r>
-      <w:fldSimple w:instr=" STYLEREF 1 \s ">
-        <w:r>
-          <w:rPr>
-            <w:noProof/>
-          </w:rPr>
-          <w:t>2</w:t>
-        </w:r>
-      </w:fldSimple>
+      <w:r>
+        <w:fldChar w:fldCharType="begin"/>
+      </w:r>
+      <w:r>
+        <w:instrText xml:space="preserve"> STYLEREF 1 \s </w:instrText>
+      </w:r>
+      <w:r>
+        <w:fldChar w:fldCharType="separate"/>
+      </w:r>
+      <w:r>
+        <w:rPr>
+          <w:noProof/>
+        </w:rPr>
+        <w:t>2</w:t>
+      </w:r>
+      <w:r>
+        <w:rPr>
+          <w:noProof/>
+        </w:rPr>
+        <w:fldChar w:fldCharType="end"/>
+      </w:r>
       <w:r>
         <w:noBreakHyphen/>
       </w:r>
-      <w:fldSimple w:instr=" SEQ Hình \* ARABIC \s 1 ">
-        <w:r>
-          <w:rPr>
-            <w:noProof/>
-          </w:rPr>
-          <w:t>29</w:t>
-        </w:r>
-      </w:fldSimple>
+      <w:r>
+        <w:fldChar w:fldCharType="begin"/>
+      </w:r>
+      <w:r>
+        <w:instrText xml:space="preserve"> SEQ Hình \* ARABIC \s 1 </w:instrText>
+      </w:r>
+      <w:r>
+        <w:fldChar w:fldCharType="separate"/>
+      </w:r>
+      <w:r>
+        <w:rPr>
+          <w:noProof/>
+        </w:rPr>
+        <w:t>29</w:t>
+      </w:r>
+      <w:r>
+        <w:rPr>
+          <w:noProof/>
+        </w:rPr>
+        <w:fldChar w:fldCharType="end"/>
+      </w:r>
       <w:r>
         <w:t>: Kiểm thử mô hình dự đoán (3)</w:t>
       </w:r>
-      <w:bookmarkEnd w:id="47"/>
-    </w:p>
-    <w:p>
-      <w:r>
-        <w:lastRenderedPageBreak/>
-        <w:br w:type="page"/>
-      </w:r>
-    </w:p>
+      <w:bookmarkEnd w:id="51"/>
+    </w:p>
+    <w:p/>
     <w:p>
       <w:pPr>
         <w:pStyle w:val="Heading1"/>
       </w:pPr>
-      <w:bookmarkStart w:id="48" w:name="_Toc228105168"/>
+      <w:bookmarkStart w:id="52" w:name="_Toc228512031"/>
       <w:r>
         <w:lastRenderedPageBreak/>
         <w:t>Kết luận</w:t>
       </w:r>
-      <w:bookmarkEnd w:id="48"/>
+      <w:bookmarkEnd w:id="52"/>
     </w:p>
     <w:p>
       <w:pPr>
         <w:pStyle w:val="Heading2"/>
       </w:pPr>
-      <w:bookmarkStart w:id="49" w:name="_Toc228105169"/>
+      <w:bookmarkStart w:id="53" w:name="_Toc228512032"/>
       <w:r>
         <w:t>Những điểm nhóm đã làm được</w:t>
       </w:r>
-      <w:bookmarkEnd w:id="49"/>
+      <w:bookmarkEnd w:id="53"/>
       <w:r>
         <w:t xml:space="preserve"> </w:t>
       </w:r>
@@ -12105,11 +13230,11 @@
       <w:pPr>
         <w:pStyle w:val="Heading2"/>
       </w:pPr>
-      <w:bookmarkStart w:id="50" w:name="_Toc228105170"/>
+      <w:bookmarkStart w:id="54" w:name="_Toc228512033"/>
       <w:r>
         <w:t>Những điểm nhóm chưa làm được</w:t>
       </w:r>
-      <w:bookmarkEnd w:id="50"/>
+      <w:bookmarkEnd w:id="54"/>
       <w:r>
         <w:t xml:space="preserve"> </w:t>
       </w:r>
@@ -12137,11 +13262,11 @@
       <w:pPr>
         <w:pStyle w:val="Heading2"/>
       </w:pPr>
-      <w:bookmarkStart w:id="51" w:name="_Toc228105171"/>
+      <w:bookmarkStart w:id="55" w:name="_Toc228512034"/>
       <w:r>
         <w:t>Hướng phát triển cho dự án</w:t>
       </w:r>
-      <w:bookmarkEnd w:id="51"/>
+      <w:bookmarkEnd w:id="55"/>
     </w:p>
     <w:p>
       <w:r>
@@ -13832,6 +14957,119 @@
     </w:lvl>
   </w:abstractNum>
   <w:abstractNum w:abstractNumId="11" w15:restartNumberingAfterBreak="0">
+    <w:nsid w:val="345010AB"/>
+    <w:multiLevelType w:val="hybridMultilevel"/>
+    <w:tmpl w:val="47667F9E"/>
+    <w:lvl w:ilvl="0" w:tplc="04090001">
+      <w:start w:val="1"/>
+      <w:numFmt w:val="bullet"/>
+      <w:lvlText w:val=""/>
+      <w:lvlJc w:val="left"/>
+      <w:pPr>
+        <w:ind w:left="720" w:hanging="360"/>
+      </w:pPr>
+      <w:rPr>
+        <w:rFonts w:ascii="Symbol" w:hAnsi="Symbol" w:hint="default"/>
+      </w:rPr>
+    </w:lvl>
+    <w:lvl w:ilvl="1" w:tplc="04090003" w:tentative="1">
+      <w:start w:val="1"/>
+      <w:numFmt w:val="bullet"/>
+      <w:lvlText w:val="o"/>
+      <w:lvlJc w:val="left"/>
+      <w:pPr>
+        <w:ind w:left="1440" w:hanging="360"/>
+      </w:pPr>
+      <w:rPr>
+        <w:rFonts w:ascii="Courier New" w:hAnsi="Courier New" w:cs="Courier New" w:hint="default"/>
+      </w:rPr>
+    </w:lvl>
+    <w:lvl w:ilvl="2" w:tplc="04090005" w:tentative="1">
+      <w:start w:val="1"/>
+      <w:numFmt w:val="bullet"/>
+      <w:lvlText w:val=""/>
+      <w:lvlJc w:val="left"/>
+      <w:pPr>
+        <w:ind w:left="2160" w:hanging="360"/>
+      </w:pPr>
+      <w:rPr>
+        <w:rFonts w:ascii="Wingdings" w:hAnsi="Wingdings" w:hint="default"/>
+      </w:rPr>
+    </w:lvl>
+    <w:lvl w:ilvl="3" w:tplc="04090001" w:tentative="1">
+      <w:start w:val="1"/>
+      <w:numFmt w:val="bullet"/>
+      <w:lvlText w:val=""/>
+      <w:lvlJc w:val="left"/>
+      <w:pPr>
+        <w:ind w:left="2880" w:hanging="360"/>
+      </w:pPr>
+      <w:rPr>
+        <w:rFonts w:ascii="Symbol" w:hAnsi="Symbol" w:hint="default"/>
+      </w:rPr>
+    </w:lvl>
+    <w:lvl w:ilvl="4" w:tplc="04090003" w:tentative="1">
+      <w:start w:val="1"/>
+      <w:numFmt w:val="bullet"/>
+      <w:lvlText w:val="o"/>
+      <w:lvlJc w:val="left"/>
+      <w:pPr>
+        <w:ind w:left="3600" w:hanging="360"/>
+      </w:pPr>
+      <w:rPr>
+        <w:rFonts w:ascii="Courier New" w:hAnsi="Courier New" w:cs="Courier New" w:hint="default"/>
+      </w:rPr>
+    </w:lvl>
+    <w:lvl w:ilvl="5" w:tplc="04090005" w:tentative="1">
+      <w:start w:val="1"/>
+      <w:numFmt w:val="bullet"/>
+      <w:lvlText w:val=""/>
+      <w:lvlJc w:val="left"/>
+      <w:pPr>
+        <w:ind w:left="4320" w:hanging="360"/>
+      </w:pPr>
+      <w:rPr>
+        <w:rFonts w:ascii="Wingdings" w:hAnsi="Wingdings" w:hint="default"/>
+      </w:rPr>
+    </w:lvl>
+    <w:lvl w:ilvl="6" w:tplc="04090001" w:tentative="1">
+      <w:start w:val="1"/>
+      <w:numFmt w:val="bullet"/>
+      <w:lvlText w:val=""/>
+      <w:lvlJc w:val="left"/>
+      <w:pPr>
+        <w:ind w:left="5040" w:hanging="360"/>
+      </w:pPr>
+      <w:rPr>
+        <w:rFonts w:ascii="Symbol" w:hAnsi="Symbol" w:hint="default"/>
+      </w:rPr>
+    </w:lvl>
+    <w:lvl w:ilvl="7" w:tplc="04090003" w:tentative="1">
+      <w:start w:val="1"/>
+      <w:numFmt w:val="bullet"/>
+      <w:lvlText w:val="o"/>
+      <w:lvlJc w:val="left"/>
+      <w:pPr>
+        <w:ind w:left="5760" w:hanging="360"/>
+      </w:pPr>
+      <w:rPr>
+        <w:rFonts w:ascii="Courier New" w:hAnsi="Courier New" w:cs="Courier New" w:hint="default"/>
+      </w:rPr>
+    </w:lvl>
+    <w:lvl w:ilvl="8" w:tplc="04090005" w:tentative="1">
+      <w:start w:val="1"/>
+      <w:numFmt w:val="bullet"/>
+      <w:lvlText w:val=""/>
+      <w:lvlJc w:val="left"/>
+      <w:pPr>
+        <w:ind w:left="6480" w:hanging="360"/>
+      </w:pPr>
+      <w:rPr>
+        <w:rFonts w:ascii="Wingdings" w:hAnsi="Wingdings" w:hint="default"/>
+      </w:rPr>
+    </w:lvl>
+  </w:abstractNum>
+  <w:abstractNum w:abstractNumId="12" w15:restartNumberingAfterBreak="0">
     <w:nsid w:val="383A556B"/>
     <w:multiLevelType w:val="hybridMultilevel"/>
     <w:tmpl w:val="56825526"/>
@@ -13944,7 +15182,120 @@
       </w:rPr>
     </w:lvl>
   </w:abstractNum>
-  <w:abstractNum w:abstractNumId="12" w15:restartNumberingAfterBreak="0">
+  <w:abstractNum w:abstractNumId="13" w15:restartNumberingAfterBreak="0">
+    <w:nsid w:val="390E0BA1"/>
+    <w:multiLevelType w:val="hybridMultilevel"/>
+    <w:tmpl w:val="B57E126C"/>
+    <w:lvl w:ilvl="0" w:tplc="04090001">
+      <w:start w:val="1"/>
+      <w:numFmt w:val="bullet"/>
+      <w:lvlText w:val=""/>
+      <w:lvlJc w:val="left"/>
+      <w:pPr>
+        <w:ind w:left="720" w:hanging="360"/>
+      </w:pPr>
+      <w:rPr>
+        <w:rFonts w:ascii="Symbol" w:hAnsi="Symbol" w:hint="default"/>
+      </w:rPr>
+    </w:lvl>
+    <w:lvl w:ilvl="1" w:tplc="04090003" w:tentative="1">
+      <w:start w:val="1"/>
+      <w:numFmt w:val="bullet"/>
+      <w:lvlText w:val="o"/>
+      <w:lvlJc w:val="left"/>
+      <w:pPr>
+        <w:ind w:left="1440" w:hanging="360"/>
+      </w:pPr>
+      <w:rPr>
+        <w:rFonts w:ascii="Courier New" w:hAnsi="Courier New" w:cs="Courier New" w:hint="default"/>
+      </w:rPr>
+    </w:lvl>
+    <w:lvl w:ilvl="2" w:tplc="04090005" w:tentative="1">
+      <w:start w:val="1"/>
+      <w:numFmt w:val="bullet"/>
+      <w:lvlText w:val=""/>
+      <w:lvlJc w:val="left"/>
+      <w:pPr>
+        <w:ind w:left="2160" w:hanging="360"/>
+      </w:pPr>
+      <w:rPr>
+        <w:rFonts w:ascii="Wingdings" w:hAnsi="Wingdings" w:hint="default"/>
+      </w:rPr>
+    </w:lvl>
+    <w:lvl w:ilvl="3" w:tplc="04090001" w:tentative="1">
+      <w:start w:val="1"/>
+      <w:numFmt w:val="bullet"/>
+      <w:lvlText w:val=""/>
+      <w:lvlJc w:val="left"/>
+      <w:pPr>
+        <w:ind w:left="2880" w:hanging="360"/>
+      </w:pPr>
+      <w:rPr>
+        <w:rFonts w:ascii="Symbol" w:hAnsi="Symbol" w:hint="default"/>
+      </w:rPr>
+    </w:lvl>
+    <w:lvl w:ilvl="4" w:tplc="04090003" w:tentative="1">
+      <w:start w:val="1"/>
+      <w:numFmt w:val="bullet"/>
+      <w:lvlText w:val="o"/>
+      <w:lvlJc w:val="left"/>
+      <w:pPr>
+        <w:ind w:left="3600" w:hanging="360"/>
+      </w:pPr>
+      <w:rPr>
+        <w:rFonts w:ascii="Courier New" w:hAnsi="Courier New" w:cs="Courier New" w:hint="default"/>
+      </w:rPr>
+    </w:lvl>
+    <w:lvl w:ilvl="5" w:tplc="04090005" w:tentative="1">
+      <w:start w:val="1"/>
+      <w:numFmt w:val="bullet"/>
+      <w:lvlText w:val=""/>
+      <w:lvlJc w:val="left"/>
+      <w:pPr>
+        <w:ind w:left="4320" w:hanging="360"/>
+      </w:pPr>
+      <w:rPr>
+        <w:rFonts w:ascii="Wingdings" w:hAnsi="Wingdings" w:hint="default"/>
+      </w:rPr>
+    </w:lvl>
+    <w:lvl w:ilvl="6" w:tplc="04090001" w:tentative="1">
+      <w:start w:val="1"/>
+      <w:numFmt w:val="bullet"/>
+      <w:lvlText w:val=""/>
+      <w:lvlJc w:val="left"/>
+      <w:pPr>
+        <w:ind w:left="5040" w:hanging="360"/>
+      </w:pPr>
+      <w:rPr>
+        <w:rFonts w:ascii="Symbol" w:hAnsi="Symbol" w:hint="default"/>
+      </w:rPr>
+    </w:lvl>
+    <w:lvl w:ilvl="7" w:tplc="04090003" w:tentative="1">
+      <w:start w:val="1"/>
+      <w:numFmt w:val="bullet"/>
+      <w:lvlText w:val="o"/>
+      <w:lvlJc w:val="left"/>
+      <w:pPr>
+        <w:ind w:left="5760" w:hanging="360"/>
+      </w:pPr>
+      <w:rPr>
+        <w:rFonts w:ascii="Courier New" w:hAnsi="Courier New" w:cs="Courier New" w:hint="default"/>
+      </w:rPr>
+    </w:lvl>
+    <w:lvl w:ilvl="8" w:tplc="04090005" w:tentative="1">
+      <w:start w:val="1"/>
+      <w:numFmt w:val="bullet"/>
+      <w:lvlText w:val=""/>
+      <w:lvlJc w:val="left"/>
+      <w:pPr>
+        <w:ind w:left="6480" w:hanging="360"/>
+      </w:pPr>
+      <w:rPr>
+        <w:rFonts w:ascii="Wingdings" w:hAnsi="Wingdings" w:hint="default"/>
+      </w:rPr>
+    </w:lvl>
+  </w:abstractNum>
+  <w:abstractNum w:abstractNumId="14" w15:restartNumberingAfterBreak="0">
     <w:nsid w:val="3B0D121D"/>
     <w:multiLevelType w:val="hybridMultilevel"/>
     <w:tmpl w:val="4EA818D4"/>
@@ -14057,7 +15408,7 @@
       </w:rPr>
     </w:lvl>
   </w:abstractNum>
-  <w:abstractNum w:abstractNumId="13" w15:restartNumberingAfterBreak="0">
+  <w:abstractNum w:abstractNumId="15" w15:restartNumberingAfterBreak="0">
     <w:nsid w:val="3EF75090"/>
     <w:multiLevelType w:val="hybridMultilevel"/>
     <w:tmpl w:val="E01665D2"/>
@@ -14170,7 +15521,120 @@
       </w:rPr>
     </w:lvl>
   </w:abstractNum>
-  <w:abstractNum w:abstractNumId="14" w15:restartNumberingAfterBreak="0">
+  <w:abstractNum w:abstractNumId="16" w15:restartNumberingAfterBreak="0">
+    <w:nsid w:val="40BF237A"/>
+    <w:multiLevelType w:val="hybridMultilevel"/>
+    <w:tmpl w:val="78E6A74C"/>
+    <w:lvl w:ilvl="0" w:tplc="04090001">
+      <w:start w:val="1"/>
+      <w:numFmt w:val="bullet"/>
+      <w:lvlText w:val=""/>
+      <w:lvlJc w:val="left"/>
+      <w:pPr>
+        <w:ind w:left="720" w:hanging="360"/>
+      </w:pPr>
+      <w:rPr>
+        <w:rFonts w:ascii="Symbol" w:hAnsi="Symbol" w:hint="default"/>
+      </w:rPr>
+    </w:lvl>
+    <w:lvl w:ilvl="1" w:tplc="04090003" w:tentative="1">
+      <w:start w:val="1"/>
+      <w:numFmt w:val="bullet"/>
+      <w:lvlText w:val="o"/>
+      <w:lvlJc w:val="left"/>
+      <w:pPr>
+        <w:ind w:left="1440" w:hanging="360"/>
+      </w:pPr>
+      <w:rPr>
+        <w:rFonts w:ascii="Courier New" w:hAnsi="Courier New" w:cs="Courier New" w:hint="default"/>
+      </w:rPr>
+    </w:lvl>
+    <w:lvl w:ilvl="2" w:tplc="04090005" w:tentative="1">
+      <w:start w:val="1"/>
+      <w:numFmt w:val="bullet"/>
+      <w:lvlText w:val=""/>
+      <w:lvlJc w:val="left"/>
+      <w:pPr>
+        <w:ind w:left="2160" w:hanging="360"/>
+      </w:pPr>
+      <w:rPr>
+        <w:rFonts w:ascii="Wingdings" w:hAnsi="Wingdings" w:hint="default"/>
+      </w:rPr>
+    </w:lvl>
+    <w:lvl w:ilvl="3" w:tplc="04090001" w:tentative="1">
+      <w:start w:val="1"/>
+      <w:numFmt w:val="bullet"/>
+      <w:lvlText w:val=""/>
+      <w:lvlJc w:val="left"/>
+      <w:pPr>
+        <w:ind w:left="2880" w:hanging="360"/>
+      </w:pPr>
+      <w:rPr>
+        <w:rFonts w:ascii="Symbol" w:hAnsi="Symbol" w:hint="default"/>
+      </w:rPr>
+    </w:lvl>
+    <w:lvl w:ilvl="4" w:tplc="04090003" w:tentative="1">
+      <w:start w:val="1"/>
+      <w:numFmt w:val="bullet"/>
+      <w:lvlText w:val="o"/>
+      <w:lvlJc w:val="left"/>
+      <w:pPr>
+        <w:ind w:left="3600" w:hanging="360"/>
+      </w:pPr>
+      <w:rPr>
+        <w:rFonts w:ascii="Courier New" w:hAnsi="Courier New" w:cs="Courier New" w:hint="default"/>
+      </w:rPr>
+    </w:lvl>
+    <w:lvl w:ilvl="5" w:tplc="04090005" w:tentative="1">
+      <w:start w:val="1"/>
+      <w:numFmt w:val="bullet"/>
+      <w:lvlText w:val=""/>
+      <w:lvlJc w:val="left"/>
+      <w:pPr>
+        <w:ind w:left="4320" w:hanging="360"/>
+      </w:pPr>
+      <w:rPr>
+        <w:rFonts w:ascii="Wingdings" w:hAnsi="Wingdings" w:hint="default"/>
+      </w:rPr>
+    </w:lvl>
+    <w:lvl w:ilvl="6" w:tplc="04090001" w:tentative="1">
+      <w:start w:val="1"/>
+      <w:numFmt w:val="bullet"/>
+      <w:lvlText w:val=""/>
+      <w:lvlJc w:val="left"/>
+      <w:pPr>
+        <w:ind w:left="5040" w:hanging="360"/>
+      </w:pPr>
+      <w:rPr>
+        <w:rFonts w:ascii="Symbol" w:hAnsi="Symbol" w:hint="default"/>
+      </w:rPr>
+    </w:lvl>
+    <w:lvl w:ilvl="7" w:tplc="04090003" w:tentative="1">
+      <w:start w:val="1"/>
+      <w:numFmt w:val="bullet"/>
+      <w:lvlText w:val="o"/>
+      <w:lvlJc w:val="left"/>
+      <w:pPr>
+        <w:ind w:left="5760" w:hanging="360"/>
+      </w:pPr>
+      <w:rPr>
+        <w:rFonts w:ascii="Courier New" w:hAnsi="Courier New" w:cs="Courier New" w:hint="default"/>
+      </w:rPr>
+    </w:lvl>
+    <w:lvl w:ilvl="8" w:tplc="04090005" w:tentative="1">
+      <w:start w:val="1"/>
+      <w:numFmt w:val="bullet"/>
+      <w:lvlText w:val=""/>
+      <w:lvlJc w:val="left"/>
+      <w:pPr>
+        <w:ind w:left="6480" w:hanging="360"/>
+      </w:pPr>
+      <w:rPr>
+        <w:rFonts w:ascii="Wingdings" w:hAnsi="Wingdings" w:hint="default"/>
+      </w:rPr>
+    </w:lvl>
+  </w:abstractNum>
+  <w:abstractNum w:abstractNumId="17" w15:restartNumberingAfterBreak="0">
     <w:nsid w:val="4140023B"/>
     <w:multiLevelType w:val="hybridMultilevel"/>
     <w:tmpl w:val="A09AE4BE"/>
@@ -14283,7 +15747,156 @@
       </w:rPr>
     </w:lvl>
   </w:abstractNum>
-  <w:abstractNum w:abstractNumId="15" w15:restartNumberingAfterBreak="0">
+  <w:abstractNum w:abstractNumId="18" w15:restartNumberingAfterBreak="0">
+    <w:nsid w:val="46945073"/>
+    <w:multiLevelType w:val="multilevel"/>
+    <w:tmpl w:val="2BBAEF62"/>
+    <w:lvl w:ilvl="0">
+      <w:start w:val="1"/>
+      <w:numFmt w:val="bullet"/>
+      <w:lvlText w:val=""/>
+      <w:lvlJc w:val="left"/>
+      <w:pPr>
+        <w:tabs>
+          <w:tab w:val="num" w:pos="720"/>
+        </w:tabs>
+        <w:ind w:left="720" w:hanging="360"/>
+      </w:pPr>
+      <w:rPr>
+        <w:rFonts w:ascii="Symbol" w:hAnsi="Symbol" w:hint="default"/>
+        <w:sz w:val="20"/>
+      </w:rPr>
+    </w:lvl>
+    <w:lvl w:ilvl="1">
+      <w:start w:val="1"/>
+      <w:numFmt w:val="bullet"/>
+      <w:lvlText w:val="o"/>
+      <w:lvlJc w:val="left"/>
+      <w:pPr>
+        <w:tabs>
+          <w:tab w:val="num" w:pos="1440"/>
+        </w:tabs>
+        <w:ind w:left="1440" w:hanging="360"/>
+      </w:pPr>
+      <w:rPr>
+        <w:rFonts w:ascii="Courier New" w:hAnsi="Courier New" w:hint="default"/>
+        <w:sz w:val="20"/>
+      </w:rPr>
+    </w:lvl>
+    <w:lvl w:ilvl="2" w:tentative="1">
+      <w:start w:val="1"/>
+      <w:numFmt w:val="bullet"/>
+      <w:lvlText w:val=""/>
+      <w:lvlJc w:val="left"/>
+      <w:pPr>
+        <w:tabs>
+          <w:tab w:val="num" w:pos="2160"/>
+        </w:tabs>
+        <w:ind w:left="2160" w:hanging="360"/>
+      </w:pPr>
+      <w:rPr>
+        <w:rFonts w:ascii="Wingdings" w:hAnsi="Wingdings" w:hint="default"/>
+        <w:sz w:val="20"/>
+      </w:rPr>
+    </w:lvl>
+    <w:lvl w:ilvl="3" w:tentative="1">
+      <w:start w:val="1"/>
+      <w:numFmt w:val="bullet"/>
+      <w:lvlText w:val=""/>
+      <w:lvlJc w:val="left"/>
+      <w:pPr>
+        <w:tabs>
+          <w:tab w:val="num" w:pos="2880"/>
+        </w:tabs>
+        <w:ind w:left="2880" w:hanging="360"/>
+      </w:pPr>
+      <w:rPr>
+        <w:rFonts w:ascii="Wingdings" w:hAnsi="Wingdings" w:hint="default"/>
+        <w:sz w:val="20"/>
+      </w:rPr>
+    </w:lvl>
+    <w:lvl w:ilvl="4" w:tentative="1">
+      <w:start w:val="1"/>
+      <w:numFmt w:val="bullet"/>
+      <w:lvlText w:val=""/>
+      <w:lvlJc w:val="left"/>
+      <w:pPr>
+        <w:tabs>
+          <w:tab w:val="num" w:pos="3600"/>
+        </w:tabs>
+        <w:ind w:left="3600" w:hanging="360"/>
+      </w:pPr>
+      <w:rPr>
+        <w:rFonts w:ascii="Wingdings" w:hAnsi="Wingdings" w:hint="default"/>
+        <w:sz w:val="20"/>
+      </w:rPr>
+    </w:lvl>
+    <w:lvl w:ilvl="5" w:tentative="1">
+      <w:start w:val="1"/>
+      <w:numFmt w:val="bullet"/>
+      <w:lvlText w:val=""/>
+      <w:lvlJc w:val="left"/>
+      <w:pPr>
+        <w:tabs>
+          <w:tab w:val="num" w:pos="4320"/>
+        </w:tabs>
+        <w:ind w:left="4320" w:hanging="360"/>
+      </w:pPr>
+      <w:rPr>
+        <w:rFonts w:ascii="Wingdings" w:hAnsi="Wingdings" w:hint="default"/>
+        <w:sz w:val="20"/>
+      </w:rPr>
+    </w:lvl>
+    <w:lvl w:ilvl="6" w:tentative="1">
+      <w:start w:val="1"/>
+      <w:numFmt w:val="bullet"/>
+      <w:lvlText w:val=""/>
+      <w:lvlJc w:val="left"/>
+      <w:pPr>
+        <w:tabs>
+          <w:tab w:val="num" w:pos="5040"/>
+        </w:tabs>
+        <w:ind w:left="5040" w:hanging="360"/>
+      </w:pPr>
+      <w:rPr>
+        <w:rFonts w:ascii="Wingdings" w:hAnsi="Wingdings" w:hint="default"/>
+        <w:sz w:val="20"/>
+      </w:rPr>
+    </w:lvl>
+    <w:lvl w:ilvl="7" w:tentative="1">
+      <w:start w:val="1"/>
+      <w:numFmt w:val="bullet"/>
+      <w:lvlText w:val=""/>
+      <w:lvlJc w:val="left"/>
+      <w:pPr>
+        <w:tabs>
+          <w:tab w:val="num" w:pos="5760"/>
+        </w:tabs>
+        <w:ind w:left="5760" w:hanging="360"/>
+      </w:pPr>
+      <w:rPr>
+        <w:rFonts w:ascii="Wingdings" w:hAnsi="Wingdings" w:hint="default"/>
+        <w:sz w:val="20"/>
+      </w:rPr>
+    </w:lvl>
+    <w:lvl w:ilvl="8" w:tentative="1">
+      <w:start w:val="1"/>
+      <w:numFmt w:val="bullet"/>
+      <w:lvlText w:val=""/>
+      <w:lvlJc w:val="left"/>
+      <w:pPr>
+        <w:tabs>
+          <w:tab w:val="num" w:pos="6480"/>
+        </w:tabs>
+        <w:ind w:left="6480" w:hanging="360"/>
+      </w:pPr>
+      <w:rPr>
+        <w:rFonts w:ascii="Wingdings" w:hAnsi="Wingdings" w:hint="default"/>
+        <w:sz w:val="20"/>
+      </w:rPr>
+    </w:lvl>
+  </w:abstractNum>
+  <w:abstractNum w:abstractNumId="19" w15:restartNumberingAfterBreak="0">
     <w:nsid w:val="46E04835"/>
     <w:multiLevelType w:val="hybridMultilevel"/>
     <w:tmpl w:val="9F807178"/>
@@ -14423,7 +16036,7 @@
       </w:rPr>
     </w:lvl>
   </w:abstractNum>
-  <w:abstractNum w:abstractNumId="16" w15:restartNumberingAfterBreak="0">
+  <w:abstractNum w:abstractNumId="20" w15:restartNumberingAfterBreak="0">
     <w:nsid w:val="47D0469F"/>
     <w:multiLevelType w:val="hybridMultilevel"/>
     <w:tmpl w:val="1646FFF2"/>
@@ -14536,7 +16149,120 @@
       </w:rPr>
     </w:lvl>
   </w:abstractNum>
-  <w:abstractNum w:abstractNumId="17" w15:restartNumberingAfterBreak="0">
+  <w:abstractNum w:abstractNumId="21" w15:restartNumberingAfterBreak="0">
+    <w:nsid w:val="47F9505E"/>
+    <w:multiLevelType w:val="hybridMultilevel"/>
+    <w:tmpl w:val="C3EEF4E8"/>
+    <w:lvl w:ilvl="0" w:tplc="04090001">
+      <w:start w:val="1"/>
+      <w:numFmt w:val="bullet"/>
+      <w:lvlText w:val=""/>
+      <w:lvlJc w:val="left"/>
+      <w:pPr>
+        <w:ind w:left="720" w:hanging="360"/>
+      </w:pPr>
+      <w:rPr>
+        <w:rFonts w:ascii="Symbol" w:hAnsi="Symbol" w:hint="default"/>
+      </w:rPr>
+    </w:lvl>
+    <w:lvl w:ilvl="1" w:tplc="04090003" w:tentative="1">
+      <w:start w:val="1"/>
+      <w:numFmt w:val="bullet"/>
+      <w:lvlText w:val="o"/>
+      <w:lvlJc w:val="left"/>
+      <w:pPr>
+        <w:ind w:left="1440" w:hanging="360"/>
+      </w:pPr>
+      <w:rPr>
+        <w:rFonts w:ascii="Courier New" w:hAnsi="Courier New" w:cs="Courier New" w:hint="default"/>
+      </w:rPr>
+    </w:lvl>
+    <w:lvl w:ilvl="2" w:tplc="04090005" w:tentative="1">
+      <w:start w:val="1"/>
+      <w:numFmt w:val="bullet"/>
+      <w:lvlText w:val=""/>
+      <w:lvlJc w:val="left"/>
+      <w:pPr>
+        <w:ind w:left="2160" w:hanging="360"/>
+      </w:pPr>
+      <w:rPr>
+        <w:rFonts w:ascii="Wingdings" w:hAnsi="Wingdings" w:hint="default"/>
+      </w:rPr>
+    </w:lvl>
+    <w:lvl w:ilvl="3" w:tplc="04090001" w:tentative="1">
+      <w:start w:val="1"/>
+      <w:numFmt w:val="bullet"/>
+      <w:lvlText w:val=""/>
+      <w:lvlJc w:val="left"/>
+      <w:pPr>
+        <w:ind w:left="2880" w:hanging="360"/>
+      </w:pPr>
+      <w:rPr>
+        <w:rFonts w:ascii="Symbol" w:hAnsi="Symbol" w:hint="default"/>
+      </w:rPr>
+    </w:lvl>
+    <w:lvl w:ilvl="4" w:tplc="04090003" w:tentative="1">
+      <w:start w:val="1"/>
+      <w:numFmt w:val="bullet"/>
+      <w:lvlText w:val="o"/>
+      <w:lvlJc w:val="left"/>
+      <w:pPr>
+        <w:ind w:left="3600" w:hanging="360"/>
+      </w:pPr>
+      <w:rPr>
+        <w:rFonts w:ascii="Courier New" w:hAnsi="Courier New" w:cs="Courier New" w:hint="default"/>
+      </w:rPr>
+    </w:lvl>
+    <w:lvl w:ilvl="5" w:tplc="04090005" w:tentative="1">
+      <w:start w:val="1"/>
+      <w:numFmt w:val="bullet"/>
+      <w:lvlText w:val=""/>
+      <w:lvlJc w:val="left"/>
+      <w:pPr>
+        <w:ind w:left="4320" w:hanging="360"/>
+      </w:pPr>
+      <w:rPr>
+        <w:rFonts w:ascii="Wingdings" w:hAnsi="Wingdings" w:hint="default"/>
+      </w:rPr>
+    </w:lvl>
+    <w:lvl w:ilvl="6" w:tplc="04090001" w:tentative="1">
+      <w:start w:val="1"/>
+      <w:numFmt w:val="bullet"/>
+      <w:lvlText w:val=""/>
+      <w:lvlJc w:val="left"/>
+      <w:pPr>
+        <w:ind w:left="5040" w:hanging="360"/>
+      </w:pPr>
+      <w:rPr>
+        <w:rFonts w:ascii="Symbol" w:hAnsi="Symbol" w:hint="default"/>
+      </w:rPr>
+    </w:lvl>
+    <w:lvl w:ilvl="7" w:tplc="04090003" w:tentative="1">
+      <w:start w:val="1"/>
+      <w:numFmt w:val="bullet"/>
+      <w:lvlText w:val="o"/>
+      <w:lvlJc w:val="left"/>
+      <w:pPr>
+        <w:ind w:left="5760" w:hanging="360"/>
+      </w:pPr>
+      <w:rPr>
+        <w:rFonts w:ascii="Courier New" w:hAnsi="Courier New" w:cs="Courier New" w:hint="default"/>
+      </w:rPr>
+    </w:lvl>
+    <w:lvl w:ilvl="8" w:tplc="04090005" w:tentative="1">
+      <w:start w:val="1"/>
+      <w:numFmt w:val="bullet"/>
+      <w:lvlText w:val=""/>
+      <w:lvlJc w:val="left"/>
+      <w:pPr>
+        <w:ind w:left="6480" w:hanging="360"/>
+      </w:pPr>
+      <w:rPr>
+        <w:rFonts w:ascii="Wingdings" w:hAnsi="Wingdings" w:hint="default"/>
+      </w:rPr>
+    </w:lvl>
+  </w:abstractNum>
+  <w:abstractNum w:abstractNumId="22" w15:restartNumberingAfterBreak="0">
     <w:nsid w:val="4CFC330A"/>
     <w:multiLevelType w:val="hybridMultilevel"/>
     <w:tmpl w:val="A07E96BC"/>
@@ -14676,7 +16402,305 @@
       </w:rPr>
     </w:lvl>
   </w:abstractNum>
-  <w:abstractNum w:abstractNumId="18" w15:restartNumberingAfterBreak="0">
+  <w:abstractNum w:abstractNumId="23" w15:restartNumberingAfterBreak="0">
+    <w:nsid w:val="4F05287A"/>
+    <w:multiLevelType w:val="multilevel"/>
+    <w:tmpl w:val="27BE0522"/>
+    <w:lvl w:ilvl="0">
+      <w:start w:val="1"/>
+      <w:numFmt w:val="bullet"/>
+      <w:lvlText w:val=""/>
+      <w:lvlJc w:val="left"/>
+      <w:pPr>
+        <w:tabs>
+          <w:tab w:val="num" w:pos="720"/>
+        </w:tabs>
+        <w:ind w:left="720" w:hanging="360"/>
+      </w:pPr>
+      <w:rPr>
+        <w:rFonts w:ascii="Symbol" w:hAnsi="Symbol" w:hint="default"/>
+        <w:sz w:val="20"/>
+      </w:rPr>
+    </w:lvl>
+    <w:lvl w:ilvl="1">
+      <w:start w:val="1"/>
+      <w:numFmt w:val="bullet"/>
+      <w:lvlText w:val="o"/>
+      <w:lvlJc w:val="left"/>
+      <w:pPr>
+        <w:tabs>
+          <w:tab w:val="num" w:pos="1440"/>
+        </w:tabs>
+        <w:ind w:left="1440" w:hanging="360"/>
+      </w:pPr>
+      <w:rPr>
+        <w:rFonts w:ascii="Courier New" w:hAnsi="Courier New" w:hint="default"/>
+        <w:sz w:val="20"/>
+      </w:rPr>
+    </w:lvl>
+    <w:lvl w:ilvl="2" w:tentative="1">
+      <w:start w:val="1"/>
+      <w:numFmt w:val="bullet"/>
+      <w:lvlText w:val=""/>
+      <w:lvlJc w:val="left"/>
+      <w:pPr>
+        <w:tabs>
+          <w:tab w:val="num" w:pos="2160"/>
+        </w:tabs>
+        <w:ind w:left="2160" w:hanging="360"/>
+      </w:pPr>
+      <w:rPr>
+        <w:rFonts w:ascii="Wingdings" w:hAnsi="Wingdings" w:hint="default"/>
+        <w:sz w:val="20"/>
+      </w:rPr>
+    </w:lvl>
+    <w:lvl w:ilvl="3" w:tentative="1">
+      <w:start w:val="1"/>
+      <w:numFmt w:val="bullet"/>
+      <w:lvlText w:val=""/>
+      <w:lvlJc w:val="left"/>
+      <w:pPr>
+        <w:tabs>
+          <w:tab w:val="num" w:pos="2880"/>
+        </w:tabs>
+        <w:ind w:left="2880" w:hanging="360"/>
+      </w:pPr>
+      <w:rPr>
+        <w:rFonts w:ascii="Wingdings" w:hAnsi="Wingdings" w:hint="default"/>
+        <w:sz w:val="20"/>
+      </w:rPr>
+    </w:lvl>
+    <w:lvl w:ilvl="4" w:tentative="1">
+      <w:start w:val="1"/>
+      <w:numFmt w:val="bullet"/>
+      <w:lvlText w:val=""/>
+      <w:lvlJc w:val="left"/>
+      <w:pPr>
+        <w:tabs>
+          <w:tab w:val="num" w:pos="3600"/>
+        </w:tabs>
+        <w:ind w:left="3600" w:hanging="360"/>
+      </w:pPr>
+      <w:rPr>
+        <w:rFonts w:ascii="Wingdings" w:hAnsi="Wingdings" w:hint="default"/>
+        <w:sz w:val="20"/>
+      </w:rPr>
+    </w:lvl>
+    <w:lvl w:ilvl="5" w:tentative="1">
+      <w:start w:val="1"/>
+      <w:numFmt w:val="bullet"/>
+      <w:lvlText w:val=""/>
+      <w:lvlJc w:val="left"/>
+      <w:pPr>
+        <w:tabs>
+          <w:tab w:val="num" w:pos="4320"/>
+        </w:tabs>
+        <w:ind w:left="4320" w:hanging="360"/>
+      </w:pPr>
+      <w:rPr>
+        <w:rFonts w:ascii="Wingdings" w:hAnsi="Wingdings" w:hint="default"/>
+        <w:sz w:val="20"/>
+      </w:rPr>
+    </w:lvl>
+    <w:lvl w:ilvl="6" w:tentative="1">
+      <w:start w:val="1"/>
+      <w:numFmt w:val="bullet"/>
+      <w:lvlText w:val=""/>
+      <w:lvlJc w:val="left"/>
+      <w:pPr>
+        <w:tabs>
+          <w:tab w:val="num" w:pos="5040"/>
+        </w:tabs>
+        <w:ind w:left="5040" w:hanging="360"/>
+      </w:pPr>
+      <w:rPr>
+        <w:rFonts w:ascii="Wingdings" w:hAnsi="Wingdings" w:hint="default"/>
+        <w:sz w:val="20"/>
+      </w:rPr>
+    </w:lvl>
+    <w:lvl w:ilvl="7" w:tentative="1">
+      <w:start w:val="1"/>
+      <w:numFmt w:val="bullet"/>
+      <w:lvlText w:val=""/>
+      <w:lvlJc w:val="left"/>
+      <w:pPr>
+        <w:tabs>
+          <w:tab w:val="num" w:pos="5760"/>
+        </w:tabs>
+        <w:ind w:left="5760" w:hanging="360"/>
+      </w:pPr>
+      <w:rPr>
+        <w:rFonts w:ascii="Wingdings" w:hAnsi="Wingdings" w:hint="default"/>
+        <w:sz w:val="20"/>
+      </w:rPr>
+    </w:lvl>
+    <w:lvl w:ilvl="8" w:tentative="1">
+      <w:start w:val="1"/>
+      <w:numFmt w:val="bullet"/>
+      <w:lvlText w:val=""/>
+      <w:lvlJc w:val="left"/>
+      <w:pPr>
+        <w:tabs>
+          <w:tab w:val="num" w:pos="6480"/>
+        </w:tabs>
+        <w:ind w:left="6480" w:hanging="360"/>
+      </w:pPr>
+      <w:rPr>
+        <w:rFonts w:ascii="Wingdings" w:hAnsi="Wingdings" w:hint="default"/>
+        <w:sz w:val="20"/>
+      </w:rPr>
+    </w:lvl>
+  </w:abstractNum>
+  <w:abstractNum w:abstractNumId="24" w15:restartNumberingAfterBreak="0">
+    <w:nsid w:val="51D2372B"/>
+    <w:multiLevelType w:val="multilevel"/>
+    <w:tmpl w:val="5E927778"/>
+    <w:lvl w:ilvl="0">
+      <w:start w:val="1"/>
+      <w:numFmt w:val="bullet"/>
+      <w:lvlText w:val=""/>
+      <w:lvlJc w:val="left"/>
+      <w:pPr>
+        <w:tabs>
+          <w:tab w:val="num" w:pos="720"/>
+        </w:tabs>
+        <w:ind w:left="720" w:hanging="360"/>
+      </w:pPr>
+      <w:rPr>
+        <w:rFonts w:ascii="Symbol" w:hAnsi="Symbol" w:hint="default"/>
+        <w:sz w:val="20"/>
+      </w:rPr>
+    </w:lvl>
+    <w:lvl w:ilvl="1">
+      <w:start w:val="1"/>
+      <w:numFmt w:val="bullet"/>
+      <w:lvlText w:val="o"/>
+      <w:lvlJc w:val="left"/>
+      <w:pPr>
+        <w:tabs>
+          <w:tab w:val="num" w:pos="1440"/>
+        </w:tabs>
+        <w:ind w:left="1440" w:hanging="360"/>
+      </w:pPr>
+      <w:rPr>
+        <w:rFonts w:ascii="Courier New" w:hAnsi="Courier New" w:hint="default"/>
+        <w:sz w:val="20"/>
+      </w:rPr>
+    </w:lvl>
+    <w:lvl w:ilvl="2" w:tentative="1">
+      <w:start w:val="1"/>
+      <w:numFmt w:val="bullet"/>
+      <w:lvlText w:val=""/>
+      <w:lvlJc w:val="left"/>
+      <w:pPr>
+        <w:tabs>
+          <w:tab w:val="num" w:pos="2160"/>
+        </w:tabs>
+        <w:ind w:left="2160" w:hanging="360"/>
+      </w:pPr>
+      <w:rPr>
+        <w:rFonts w:ascii="Wingdings" w:hAnsi="Wingdings" w:hint="default"/>
+        <w:sz w:val="20"/>
+      </w:rPr>
+    </w:lvl>
+    <w:lvl w:ilvl="3" w:tentative="1">
+      <w:start w:val="1"/>
+      <w:numFmt w:val="bullet"/>
+      <w:lvlText w:val=""/>
+      <w:lvlJc w:val="left"/>
+      <w:pPr>
+        <w:tabs>
+          <w:tab w:val="num" w:pos="2880"/>
+        </w:tabs>
+        <w:ind w:left="2880" w:hanging="360"/>
+      </w:pPr>
+      <w:rPr>
+        <w:rFonts w:ascii="Wingdings" w:hAnsi="Wingdings" w:hint="default"/>
+        <w:sz w:val="20"/>
+      </w:rPr>
+    </w:lvl>
+    <w:lvl w:ilvl="4" w:tentative="1">
+      <w:start w:val="1"/>
+      <w:numFmt w:val="bullet"/>
+      <w:lvlText w:val=""/>
+      <w:lvlJc w:val="left"/>
+      <w:pPr>
+        <w:tabs>
+          <w:tab w:val="num" w:pos="3600"/>
+        </w:tabs>
+        <w:ind w:left="3600" w:hanging="360"/>
+      </w:pPr>
+      <w:rPr>
+        <w:rFonts w:ascii="Wingdings" w:hAnsi="Wingdings" w:hint="default"/>
+        <w:sz w:val="20"/>
+      </w:rPr>
+    </w:lvl>
+    <w:lvl w:ilvl="5" w:tentative="1">
+      <w:start w:val="1"/>
+      <w:numFmt w:val="bullet"/>
+      <w:lvlText w:val=""/>
+      <w:lvlJc w:val="left"/>
+      <w:pPr>
+        <w:tabs>
+          <w:tab w:val="num" w:pos="4320"/>
+        </w:tabs>
+        <w:ind w:left="4320" w:hanging="360"/>
+      </w:pPr>
+      <w:rPr>
+        <w:rFonts w:ascii="Wingdings" w:hAnsi="Wingdings" w:hint="default"/>
+        <w:sz w:val="20"/>
+      </w:rPr>
+    </w:lvl>
+    <w:lvl w:ilvl="6" w:tentative="1">
+      <w:start w:val="1"/>
+      <w:numFmt w:val="bullet"/>
+      <w:lvlText w:val=""/>
+      <w:lvlJc w:val="left"/>
+      <w:pPr>
+        <w:tabs>
+          <w:tab w:val="num" w:pos="5040"/>
+        </w:tabs>
+        <w:ind w:left="5040" w:hanging="360"/>
+      </w:pPr>
+      <w:rPr>
+        <w:rFonts w:ascii="Wingdings" w:hAnsi="Wingdings" w:hint="default"/>
+        <w:sz w:val="20"/>
+      </w:rPr>
+    </w:lvl>
+    <w:lvl w:ilvl="7" w:tentative="1">
+      <w:start w:val="1"/>
+      <w:numFmt w:val="bullet"/>
+      <w:lvlText w:val=""/>
+      <w:lvlJc w:val="left"/>
+      <w:pPr>
+        <w:tabs>
+          <w:tab w:val="num" w:pos="5760"/>
+        </w:tabs>
+        <w:ind w:left="5760" w:hanging="360"/>
+      </w:pPr>
+      <w:rPr>
+        <w:rFonts w:ascii="Wingdings" w:hAnsi="Wingdings" w:hint="default"/>
+        <w:sz w:val="20"/>
+      </w:rPr>
+    </w:lvl>
+    <w:lvl w:ilvl="8" w:tentative="1">
+      <w:start w:val="1"/>
+      <w:numFmt w:val="bullet"/>
+      <w:lvlText w:val=""/>
+      <w:lvlJc w:val="left"/>
+      <w:pPr>
+        <w:tabs>
+          <w:tab w:val="num" w:pos="6480"/>
+        </w:tabs>
+        <w:ind w:left="6480" w:hanging="360"/>
+      </w:pPr>
+      <w:rPr>
+        <w:rFonts w:ascii="Wingdings" w:hAnsi="Wingdings" w:hint="default"/>
+        <w:sz w:val="20"/>
+      </w:rPr>
+    </w:lvl>
+  </w:abstractNum>
+  <w:abstractNum w:abstractNumId="25" w15:restartNumberingAfterBreak="0">
     <w:nsid w:val="51F9049B"/>
     <w:multiLevelType w:val="hybridMultilevel"/>
     <w:tmpl w:val="B0D46B90"/>
@@ -14789,7 +16813,7 @@
       </w:rPr>
     </w:lvl>
   </w:abstractNum>
-  <w:abstractNum w:abstractNumId="19" w15:restartNumberingAfterBreak="0">
+  <w:abstractNum w:abstractNumId="26" w15:restartNumberingAfterBreak="0">
     <w:nsid w:val="536F20AB"/>
     <w:multiLevelType w:val="hybridMultilevel"/>
     <w:tmpl w:val="F7A416EA"/>
@@ -14902,7 +16926,7 @@
       </w:rPr>
     </w:lvl>
   </w:abstractNum>
-  <w:abstractNum w:abstractNumId="20" w15:restartNumberingAfterBreak="0">
+  <w:abstractNum w:abstractNumId="27" w15:restartNumberingAfterBreak="0">
     <w:nsid w:val="54212D15"/>
     <w:multiLevelType w:val="multilevel"/>
     <w:tmpl w:val="FA26210E"/>
@@ -15021,7 +17045,7 @@
       </w:rPr>
     </w:lvl>
   </w:abstractNum>
-  <w:abstractNum w:abstractNumId="21" w15:restartNumberingAfterBreak="0">
+  <w:abstractNum w:abstractNumId="28" w15:restartNumberingAfterBreak="0">
     <w:nsid w:val="54B14D6F"/>
     <w:multiLevelType w:val="multilevel"/>
     <w:tmpl w:val="D938EFF4"/>
@@ -15170,7 +17194,7 @@
       </w:rPr>
     </w:lvl>
   </w:abstractNum>
-  <w:abstractNum w:abstractNumId="22" w15:restartNumberingAfterBreak="0">
+  <w:abstractNum w:abstractNumId="29" w15:restartNumberingAfterBreak="0">
     <w:nsid w:val="57730FB1"/>
     <w:multiLevelType w:val="hybridMultilevel"/>
     <w:tmpl w:val="52A02ED2"/>
@@ -15283,7 +17307,120 @@
       </w:rPr>
     </w:lvl>
   </w:abstractNum>
-  <w:abstractNum w:abstractNumId="23" w15:restartNumberingAfterBreak="0">
+  <w:abstractNum w:abstractNumId="30" w15:restartNumberingAfterBreak="0">
+    <w:nsid w:val="59670EF0"/>
+    <w:multiLevelType w:val="hybridMultilevel"/>
+    <w:tmpl w:val="69C2D6FA"/>
+    <w:lvl w:ilvl="0" w:tplc="04090001">
+      <w:start w:val="1"/>
+      <w:numFmt w:val="bullet"/>
+      <w:lvlText w:val=""/>
+      <w:lvlJc w:val="left"/>
+      <w:pPr>
+        <w:ind w:left="720" w:hanging="360"/>
+      </w:pPr>
+      <w:rPr>
+        <w:rFonts w:ascii="Symbol" w:hAnsi="Symbol" w:hint="default"/>
+      </w:rPr>
+    </w:lvl>
+    <w:lvl w:ilvl="1" w:tplc="04090003" w:tentative="1">
+      <w:start w:val="1"/>
+      <w:numFmt w:val="bullet"/>
+      <w:lvlText w:val="o"/>
+      <w:lvlJc w:val="left"/>
+      <w:pPr>
+        <w:ind w:left="1440" w:hanging="360"/>
+      </w:pPr>
+      <w:rPr>
+        <w:rFonts w:ascii="Courier New" w:hAnsi="Courier New" w:cs="Courier New" w:hint="default"/>
+      </w:rPr>
+    </w:lvl>
+    <w:lvl w:ilvl="2" w:tplc="04090005" w:tentative="1">
+      <w:start w:val="1"/>
+      <w:numFmt w:val="bullet"/>
+      <w:lvlText w:val=""/>
+      <w:lvlJc w:val="left"/>
+      <w:pPr>
+        <w:ind w:left="2160" w:hanging="360"/>
+      </w:pPr>
+      <w:rPr>
+        <w:rFonts w:ascii="Wingdings" w:hAnsi="Wingdings" w:hint="default"/>
+      </w:rPr>
+    </w:lvl>
+    <w:lvl w:ilvl="3" w:tplc="04090001" w:tentative="1">
+      <w:start w:val="1"/>
+      <w:numFmt w:val="bullet"/>
+      <w:lvlText w:val=""/>
+      <w:lvlJc w:val="left"/>
+      <w:pPr>
+        <w:ind w:left="2880" w:hanging="360"/>
+      </w:pPr>
+      <w:rPr>
+        <w:rFonts w:ascii="Symbol" w:hAnsi="Symbol" w:hint="default"/>
+      </w:rPr>
+    </w:lvl>
+    <w:lvl w:ilvl="4" w:tplc="04090003" w:tentative="1">
+      <w:start w:val="1"/>
+      <w:numFmt w:val="bullet"/>
+      <w:lvlText w:val="o"/>
+      <w:lvlJc w:val="left"/>
+      <w:pPr>
+        <w:ind w:left="3600" w:hanging="360"/>
+      </w:pPr>
+      <w:rPr>
+        <w:rFonts w:ascii="Courier New" w:hAnsi="Courier New" w:cs="Courier New" w:hint="default"/>
+      </w:rPr>
+    </w:lvl>
+    <w:lvl w:ilvl="5" w:tplc="04090005" w:tentative="1">
+      <w:start w:val="1"/>
+      <w:numFmt w:val="bullet"/>
+      <w:lvlText w:val=""/>
+      <w:lvlJc w:val="left"/>
+      <w:pPr>
+        <w:ind w:left="4320" w:hanging="360"/>
+      </w:pPr>
+      <w:rPr>
+        <w:rFonts w:ascii="Wingdings" w:hAnsi="Wingdings" w:hint="default"/>
+      </w:rPr>
+    </w:lvl>
+    <w:lvl w:ilvl="6" w:tplc="04090001" w:tentative="1">
+      <w:start w:val="1"/>
+      <w:numFmt w:val="bullet"/>
+      <w:lvlText w:val=""/>
+      <w:lvlJc w:val="left"/>
+      <w:pPr>
+        <w:ind w:left="5040" w:hanging="360"/>
+      </w:pPr>
+      <w:rPr>
+        <w:rFonts w:ascii="Symbol" w:hAnsi="Symbol" w:hint="default"/>
+      </w:rPr>
+    </w:lvl>
+    <w:lvl w:ilvl="7" w:tplc="04090003" w:tentative="1">
+      <w:start w:val="1"/>
+      <w:numFmt w:val="bullet"/>
+      <w:lvlText w:val="o"/>
+      <w:lvlJc w:val="left"/>
+      <w:pPr>
+        <w:ind w:left="5760" w:hanging="360"/>
+      </w:pPr>
+      <w:rPr>
+        <w:rFonts w:ascii="Courier New" w:hAnsi="Courier New" w:cs="Courier New" w:hint="default"/>
+      </w:rPr>
+    </w:lvl>
+    <w:lvl w:ilvl="8" w:tplc="04090005" w:tentative="1">
+      <w:start w:val="1"/>
+      <w:numFmt w:val="bullet"/>
+      <w:lvlText w:val=""/>
+      <w:lvlJc w:val="left"/>
+      <w:pPr>
+        <w:ind w:left="6480" w:hanging="360"/>
+      </w:pPr>
+      <w:rPr>
+        <w:rFonts w:ascii="Wingdings" w:hAnsi="Wingdings" w:hint="default"/>
+      </w:rPr>
+    </w:lvl>
+  </w:abstractNum>
+  <w:abstractNum w:abstractNumId="31" w15:restartNumberingAfterBreak="0">
     <w:nsid w:val="5EB03E3F"/>
     <w:multiLevelType w:val="hybridMultilevel"/>
     <w:tmpl w:val="7CE49F36"/>
@@ -15423,7 +17560,7 @@
       </w:rPr>
     </w:lvl>
   </w:abstractNum>
-  <w:abstractNum w:abstractNumId="24" w15:restartNumberingAfterBreak="0">
+  <w:abstractNum w:abstractNumId="32" w15:restartNumberingAfterBreak="0">
     <w:nsid w:val="5F034D31"/>
     <w:multiLevelType w:val="multilevel"/>
     <w:tmpl w:val="D938EFF4"/>
@@ -15572,7 +17709,7 @@
       </w:rPr>
     </w:lvl>
   </w:abstractNum>
-  <w:abstractNum w:abstractNumId="25" w15:restartNumberingAfterBreak="0">
+  <w:abstractNum w:abstractNumId="33" w15:restartNumberingAfterBreak="0">
     <w:nsid w:val="5FA92F6E"/>
     <w:multiLevelType w:val="hybridMultilevel"/>
     <w:tmpl w:val="BB36A234"/>
@@ -15685,7 +17822,7 @@
       </w:rPr>
     </w:lvl>
   </w:abstractNum>
-  <w:abstractNum w:abstractNumId="26" w15:restartNumberingAfterBreak="0">
+  <w:abstractNum w:abstractNumId="34" w15:restartNumberingAfterBreak="0">
     <w:nsid w:val="629249C0"/>
     <w:multiLevelType w:val="hybridMultilevel"/>
     <w:tmpl w:val="F854402E"/>
@@ -15798,7 +17935,7 @@
       </w:rPr>
     </w:lvl>
   </w:abstractNum>
-  <w:abstractNum w:abstractNumId="27" w15:restartNumberingAfterBreak="0">
+  <w:abstractNum w:abstractNumId="35" w15:restartNumberingAfterBreak="0">
     <w:nsid w:val="635217CB"/>
     <w:multiLevelType w:val="multilevel"/>
     <w:tmpl w:val="D938EFF4"/>
@@ -15947,7 +18084,7 @@
       </w:rPr>
     </w:lvl>
   </w:abstractNum>
-  <w:abstractNum w:abstractNumId="28" w15:restartNumberingAfterBreak="0">
+  <w:abstractNum w:abstractNumId="36" w15:restartNumberingAfterBreak="0">
     <w:nsid w:val="65B35D78"/>
     <w:multiLevelType w:val="hybridMultilevel"/>
     <w:tmpl w:val="090EB91A"/>
@@ -16060,7 +18197,7 @@
       </w:rPr>
     </w:lvl>
   </w:abstractNum>
-  <w:abstractNum w:abstractNumId="29" w15:restartNumberingAfterBreak="0">
+  <w:abstractNum w:abstractNumId="37" w15:restartNumberingAfterBreak="0">
     <w:nsid w:val="66AC17DD"/>
     <w:multiLevelType w:val="hybridMultilevel"/>
     <w:tmpl w:val="6C742D6A"/>
@@ -16173,7 +18310,7 @@
       </w:rPr>
     </w:lvl>
   </w:abstractNum>
-  <w:abstractNum w:abstractNumId="30" w15:restartNumberingAfterBreak="0">
+  <w:abstractNum w:abstractNumId="38" w15:restartNumberingAfterBreak="0">
     <w:nsid w:val="674B0406"/>
     <w:multiLevelType w:val="hybridMultilevel"/>
     <w:tmpl w:val="32F2D32E"/>
@@ -16313,7 +18450,120 @@
       </w:rPr>
     </w:lvl>
   </w:abstractNum>
-  <w:abstractNum w:abstractNumId="31" w15:restartNumberingAfterBreak="0">
+  <w:abstractNum w:abstractNumId="39" w15:restartNumberingAfterBreak="0">
+    <w:nsid w:val="67903BD8"/>
+    <w:multiLevelType w:val="hybridMultilevel"/>
+    <w:tmpl w:val="342E5540"/>
+    <w:lvl w:ilvl="0" w:tplc="04090001">
+      <w:start w:val="1"/>
+      <w:numFmt w:val="bullet"/>
+      <w:lvlText w:val=""/>
+      <w:lvlJc w:val="left"/>
+      <w:pPr>
+        <w:ind w:left="720" w:hanging="360"/>
+      </w:pPr>
+      <w:rPr>
+        <w:rFonts w:ascii="Symbol" w:hAnsi="Symbol" w:hint="default"/>
+      </w:rPr>
+    </w:lvl>
+    <w:lvl w:ilvl="1" w:tplc="04090003" w:tentative="1">
+      <w:start w:val="1"/>
+      <w:numFmt w:val="bullet"/>
+      <w:lvlText w:val="o"/>
+      <w:lvlJc w:val="left"/>
+      <w:pPr>
+        <w:ind w:left="1440" w:hanging="360"/>
+      </w:pPr>
+      <w:rPr>
+        <w:rFonts w:ascii="Courier New" w:hAnsi="Courier New" w:cs="Courier New" w:hint="default"/>
+      </w:rPr>
+    </w:lvl>
+    <w:lvl w:ilvl="2" w:tplc="04090005" w:tentative="1">
+      <w:start w:val="1"/>
+      <w:numFmt w:val="bullet"/>
+      <w:lvlText w:val=""/>
+      <w:lvlJc w:val="left"/>
+      <w:pPr>
+        <w:ind w:left="2160" w:hanging="360"/>
+      </w:pPr>
+      <w:rPr>
+        <w:rFonts w:ascii="Wingdings" w:hAnsi="Wingdings" w:hint="default"/>
+      </w:rPr>
+    </w:lvl>
+    <w:lvl w:ilvl="3" w:tplc="04090001" w:tentative="1">
+      <w:start w:val="1"/>
+      <w:numFmt w:val="bullet"/>
+      <w:lvlText w:val=""/>
+      <w:lvlJc w:val="left"/>
+      <w:pPr>
+        <w:ind w:left="2880" w:hanging="360"/>
+      </w:pPr>
+      <w:rPr>
+        <w:rFonts w:ascii="Symbol" w:hAnsi="Symbol" w:hint="default"/>
+      </w:rPr>
+    </w:lvl>
+    <w:lvl w:ilvl="4" w:tplc="04090003" w:tentative="1">
+      <w:start w:val="1"/>
+      <w:numFmt w:val="bullet"/>
+      <w:lvlText w:val="o"/>
+      <w:lvlJc w:val="left"/>
+      <w:pPr>
+        <w:ind w:left="3600" w:hanging="360"/>
+      </w:pPr>
+      <w:rPr>
+        <w:rFonts w:ascii="Courier New" w:hAnsi="Courier New" w:cs="Courier New" w:hint="default"/>
+      </w:rPr>
+    </w:lvl>
+    <w:lvl w:ilvl="5" w:tplc="04090005" w:tentative="1">
+      <w:start w:val="1"/>
+      <w:numFmt w:val="bullet"/>
+      <w:lvlText w:val=""/>
+      <w:lvlJc w:val="left"/>
+      <w:pPr>
+        <w:ind w:left="4320" w:hanging="360"/>
+      </w:pPr>
+      <w:rPr>
+        <w:rFonts w:ascii="Wingdings" w:hAnsi="Wingdings" w:hint="default"/>
+      </w:rPr>
+    </w:lvl>
+    <w:lvl w:ilvl="6" w:tplc="04090001" w:tentative="1">
+      <w:start w:val="1"/>
+      <w:numFmt w:val="bullet"/>
+      <w:lvlText w:val=""/>
+      <w:lvlJc w:val="left"/>
+      <w:pPr>
+        <w:ind w:left="5040" w:hanging="360"/>
+      </w:pPr>
+      <w:rPr>
+        <w:rFonts w:ascii="Symbol" w:hAnsi="Symbol" w:hint="default"/>
+      </w:rPr>
+    </w:lvl>
+    <w:lvl w:ilvl="7" w:tplc="04090003" w:tentative="1">
+      <w:start w:val="1"/>
+      <w:numFmt w:val="bullet"/>
+      <w:lvlText w:val="o"/>
+      <w:lvlJc w:val="left"/>
+      <w:pPr>
+        <w:ind w:left="5760" w:hanging="360"/>
+      </w:pPr>
+      <w:rPr>
+        <w:rFonts w:ascii="Courier New" w:hAnsi="Courier New" w:cs="Courier New" w:hint="default"/>
+      </w:rPr>
+    </w:lvl>
+    <w:lvl w:ilvl="8" w:tplc="04090005" w:tentative="1">
+      <w:start w:val="1"/>
+      <w:numFmt w:val="bullet"/>
+      <w:lvlText w:val=""/>
+      <w:lvlJc w:val="left"/>
+      <w:pPr>
+        <w:ind w:left="6480" w:hanging="360"/>
+      </w:pPr>
+      <w:rPr>
+        <w:rFonts w:ascii="Wingdings" w:hAnsi="Wingdings" w:hint="default"/>
+      </w:rPr>
+    </w:lvl>
+  </w:abstractNum>
+  <w:abstractNum w:abstractNumId="40" w15:restartNumberingAfterBreak="0">
     <w:nsid w:val="6A2131E2"/>
     <w:multiLevelType w:val="hybridMultilevel"/>
     <w:tmpl w:val="D772E690"/>
@@ -16453,7 +18703,7 @@
       </w:rPr>
     </w:lvl>
   </w:abstractNum>
-  <w:abstractNum w:abstractNumId="32" w15:restartNumberingAfterBreak="0">
+  <w:abstractNum w:abstractNumId="41" w15:restartNumberingAfterBreak="0">
     <w:nsid w:val="6B851B01"/>
     <w:multiLevelType w:val="multilevel"/>
     <w:tmpl w:val="D938EFF4"/>
@@ -16602,7 +18852,7 @@
       </w:rPr>
     </w:lvl>
   </w:abstractNum>
-  <w:abstractNum w:abstractNumId="33" w15:restartNumberingAfterBreak="0">
+  <w:abstractNum w:abstractNumId="42" w15:restartNumberingAfterBreak="0">
     <w:nsid w:val="7173173D"/>
     <w:multiLevelType w:val="hybridMultilevel"/>
     <w:tmpl w:val="48DCB25C"/>
@@ -16715,7 +18965,7 @@
       </w:rPr>
     </w:lvl>
   </w:abstractNum>
-  <w:abstractNum w:abstractNumId="34" w15:restartNumberingAfterBreak="0">
+  <w:abstractNum w:abstractNumId="43" w15:restartNumberingAfterBreak="0">
     <w:nsid w:val="7D2F59D8"/>
     <w:multiLevelType w:val="hybridMultilevel"/>
     <w:tmpl w:val="B65ECEBE"/>
@@ -16828,7 +19078,7 @@
       </w:rPr>
     </w:lvl>
   </w:abstractNum>
-  <w:abstractNum w:abstractNumId="35" w15:restartNumberingAfterBreak="0">
+  <w:abstractNum w:abstractNumId="44" w15:restartNumberingAfterBreak="0">
     <w:nsid w:val="7E125A84"/>
     <w:multiLevelType w:val="multilevel"/>
     <w:tmpl w:val="D938EFF4"/>
@@ -16977,7 +19227,7 @@
       </w:rPr>
     </w:lvl>
   </w:abstractNum>
-  <w:abstractNum w:abstractNumId="36" w15:restartNumberingAfterBreak="0">
+  <w:abstractNum w:abstractNumId="45" w15:restartNumberingAfterBreak="0">
     <w:nsid w:val="7F0A6D5A"/>
     <w:multiLevelType w:val="hybridMultilevel"/>
     <w:tmpl w:val="E9BEBBE2"/>
@@ -17090,7 +19340,7 @@
       </w:rPr>
     </w:lvl>
   </w:abstractNum>
-  <w:abstractNum w:abstractNumId="37" w15:restartNumberingAfterBreak="0">
+  <w:abstractNum w:abstractNumId="46" w15:restartNumberingAfterBreak="0">
     <w:nsid w:val="7FA816BA"/>
     <w:multiLevelType w:val="hybridMultilevel"/>
     <w:tmpl w:val="1138D888"/>
@@ -17204,10 +19454,10 @@
     </w:lvl>
   </w:abstractNum>
   <w:num w:numId="1" w16cid:durableId="189228340">
-    <w:abstractNumId w:val="20"/>
+    <w:abstractNumId w:val="27"/>
   </w:num>
   <w:num w:numId="2" w16cid:durableId="2121757450">
-    <w:abstractNumId w:val="20"/>
+    <w:abstractNumId w:val="27"/>
     <w:lvlOverride w:ilvl="0">
       <w:startOverride w:val="1"/>
     </w:lvlOverride>
@@ -17243,31 +19493,31 @@
     <w:abstractNumId w:val="6"/>
   </w:num>
   <w:num w:numId="5" w16cid:durableId="318463391">
-    <w:abstractNumId w:val="29"/>
+    <w:abstractNumId w:val="37"/>
   </w:num>
   <w:num w:numId="6" w16cid:durableId="699548813">
     <w:abstractNumId w:val="4"/>
   </w:num>
   <w:num w:numId="7" w16cid:durableId="54084183">
-    <w:abstractNumId w:val="27"/>
+    <w:abstractNumId w:val="35"/>
   </w:num>
   <w:num w:numId="8" w16cid:durableId="956569811">
-    <w:abstractNumId w:val="35"/>
+    <w:abstractNumId w:val="44"/>
   </w:num>
   <w:num w:numId="9" w16cid:durableId="776170593">
+    <w:abstractNumId w:val="41"/>
+  </w:num>
+  <w:num w:numId="10" w16cid:durableId="1321815179">
+    <w:abstractNumId w:val="28"/>
+  </w:num>
+  <w:num w:numId="11" w16cid:durableId="523133568">
     <w:abstractNumId w:val="32"/>
   </w:num>
-  <w:num w:numId="10" w16cid:durableId="1321815179">
-    <w:abstractNumId w:val="21"/>
-  </w:num>
-  <w:num w:numId="11" w16cid:durableId="523133568">
-    <w:abstractNumId w:val="24"/>
-  </w:num>
   <w:num w:numId="12" w16cid:durableId="253320150">
-    <w:abstractNumId w:val="26"/>
+    <w:abstractNumId w:val="34"/>
   </w:num>
   <w:num w:numId="13" w16cid:durableId="239601409">
-    <w:abstractNumId w:val="25"/>
+    <w:abstractNumId w:val="33"/>
   </w:num>
   <w:num w:numId="14" w16cid:durableId="1222058412">
     <w:abstractNumId w:val="1"/>
@@ -17276,55 +19526,55 @@
     <w:abstractNumId w:val="5"/>
   </w:num>
   <w:num w:numId="16" w16cid:durableId="1644658117">
-    <w:abstractNumId w:val="18"/>
+    <w:abstractNumId w:val="25"/>
   </w:num>
   <w:num w:numId="17" w16cid:durableId="653139887">
-    <w:abstractNumId w:val="13"/>
+    <w:abstractNumId w:val="15"/>
   </w:num>
   <w:num w:numId="18" w16cid:durableId="846213151">
-    <w:abstractNumId w:val="19"/>
+    <w:abstractNumId w:val="26"/>
   </w:num>
   <w:num w:numId="19" w16cid:durableId="1132869341">
     <w:abstractNumId w:val="2"/>
   </w:num>
   <w:num w:numId="20" w16cid:durableId="1995723185">
-    <w:abstractNumId w:val="12"/>
+    <w:abstractNumId w:val="14"/>
   </w:num>
   <w:num w:numId="21" w16cid:durableId="1838693387">
-    <w:abstractNumId w:val="17"/>
+    <w:abstractNumId w:val="22"/>
   </w:num>
   <w:num w:numId="22" w16cid:durableId="107089443">
     <w:abstractNumId w:val="7"/>
   </w:num>
   <w:num w:numId="23" w16cid:durableId="355544500">
-    <w:abstractNumId w:val="15"/>
+    <w:abstractNumId w:val="19"/>
   </w:num>
   <w:num w:numId="24" w16cid:durableId="1858810707">
-    <w:abstractNumId w:val="14"/>
+    <w:abstractNumId w:val="17"/>
   </w:num>
   <w:num w:numId="25" w16cid:durableId="601912822">
     <w:abstractNumId w:val="9"/>
   </w:num>
   <w:num w:numId="26" w16cid:durableId="2024626875">
-    <w:abstractNumId w:val="37"/>
+    <w:abstractNumId w:val="46"/>
   </w:num>
   <w:num w:numId="27" w16cid:durableId="946081625">
+    <w:abstractNumId w:val="45"/>
+  </w:num>
+  <w:num w:numId="28" w16cid:durableId="1707679728">
     <w:abstractNumId w:val="36"/>
   </w:num>
-  <w:num w:numId="28" w16cid:durableId="1707679728">
-    <w:abstractNumId w:val="28"/>
-  </w:num>
   <w:num w:numId="29" w16cid:durableId="1825200378">
-    <w:abstractNumId w:val="30"/>
+    <w:abstractNumId w:val="38"/>
   </w:num>
   <w:num w:numId="30" w16cid:durableId="1324628546">
     <w:abstractNumId w:val="8"/>
   </w:num>
   <w:num w:numId="31" w16cid:durableId="1131629395">
-    <w:abstractNumId w:val="23"/>
+    <w:abstractNumId w:val="31"/>
   </w:num>
   <w:num w:numId="32" w16cid:durableId="325866676">
-    <w:abstractNumId w:val="16"/>
+    <w:abstractNumId w:val="20"/>
   </w:num>
   <w:num w:numId="33" w16cid:durableId="216478831">
     <w:abstractNumId w:val="0"/>
@@ -17333,19 +19583,46 @@
     <w:abstractNumId w:val="3"/>
   </w:num>
   <w:num w:numId="35" w16cid:durableId="390076088">
-    <w:abstractNumId w:val="22"/>
+    <w:abstractNumId w:val="29"/>
   </w:num>
   <w:num w:numId="36" w16cid:durableId="905843952">
-    <w:abstractNumId w:val="33"/>
+    <w:abstractNumId w:val="42"/>
   </w:num>
   <w:num w:numId="37" w16cid:durableId="711609997">
+    <w:abstractNumId w:val="12"/>
+  </w:num>
+  <w:num w:numId="38" w16cid:durableId="2070107708">
+    <w:abstractNumId w:val="43"/>
+  </w:num>
+  <w:num w:numId="39" w16cid:durableId="993870229">
+    <w:abstractNumId w:val="40"/>
+  </w:num>
+  <w:num w:numId="40" w16cid:durableId="1302538477">
+    <w:abstractNumId w:val="24"/>
+  </w:num>
+  <w:num w:numId="41" w16cid:durableId="339889238">
+    <w:abstractNumId w:val="18"/>
+  </w:num>
+  <w:num w:numId="42" w16cid:durableId="521893377">
+    <w:abstractNumId w:val="23"/>
+  </w:num>
+  <w:num w:numId="43" w16cid:durableId="346249253">
+    <w:abstractNumId w:val="16"/>
+  </w:num>
+  <w:num w:numId="44" w16cid:durableId="1055012332">
+    <w:abstractNumId w:val="39"/>
+  </w:num>
+  <w:num w:numId="45" w16cid:durableId="2083600008">
+    <w:abstractNumId w:val="13"/>
+  </w:num>
+  <w:num w:numId="46" w16cid:durableId="1228145899">
+    <w:abstractNumId w:val="21"/>
+  </w:num>
+  <w:num w:numId="47" w16cid:durableId="1513640639">
     <w:abstractNumId w:val="11"/>
   </w:num>
-  <w:num w:numId="38" w16cid:durableId="2070107708">
-    <w:abstractNumId w:val="34"/>
-  </w:num>
-  <w:num w:numId="39" w16cid:durableId="993870229">
-    <w:abstractNumId w:val="31"/>
+  <w:num w:numId="48" w16cid:durableId="406080131">
+    <w:abstractNumId w:val="30"/>
   </w:num>
 </w:numbering>
 </file>
@@ -17970,7 +20247,6 @@
   <w:style w:type="character" w:default="1" w:styleId="DefaultParagraphFont">
     <w:name w:val="Default Paragraph Font"/>
     <w:uiPriority w:val="1"/>
-    <w:semiHidden/>
     <w:unhideWhenUsed/>
   </w:style>
   <w:style w:type="table" w:default="1" w:styleId="TableNormal">

--- a/LeDuyTuanAnh_NguyenTuanAnh_LyLamVu.docx
+++ b/LeDuyTuanAnh_NguyenTuanAnh_LyLamVu.docx
@@ -609,7 +609,16 @@
                 <w:sz w:val="26"/>
                 <w:szCs w:val="26"/>
               </w:rPr>
-              <w:t>23050084</w:t>
+              <w:t>23</w:t>
+            </w:r>
+            <w:r>
+              <w:rPr>
+                <w:b/>
+                <w:bCs/>
+                <w:sz w:val="26"/>
+                <w:szCs w:val="26"/>
+              </w:rPr>
+              <w:t>050102</w:t>
             </w:r>
           </w:p>
           <w:p>
@@ -1472,6 +1481,7 @@
                 <w:szCs w:val="22"/>
               </w:rPr>
             </w:pPr>
+            <w:proofErr w:type="gramStart"/>
             <w:r>
               <w:rPr>
                 <w:rFonts w:cstheme="minorHAnsi"/>
@@ -1481,8 +1491,33 @@
                 <w:sz w:val="24"/>
                 <w:szCs w:val="22"/>
               </w:rPr>
-              <w:t>( Ký và ghi rõ họ tên )</w:t>
-            </w:r>
+              <w:t>( Ký</w:t>
+            </w:r>
+            <w:proofErr w:type="gramEnd"/>
+            <w:r>
+              <w:rPr>
+                <w:rFonts w:cstheme="minorHAnsi"/>
+                <w:i/>
+                <w:iCs/>
+                <w:color w:val="000000" w:themeColor="text1"/>
+                <w:sz w:val="24"/>
+                <w:szCs w:val="22"/>
+              </w:rPr>
+              <w:t xml:space="preserve"> và ghi rõ họ </w:t>
+            </w:r>
+            <w:proofErr w:type="gramStart"/>
+            <w:r>
+              <w:rPr>
+                <w:rFonts w:cstheme="minorHAnsi"/>
+                <w:i/>
+                <w:iCs/>
+                <w:color w:val="000000" w:themeColor="text1"/>
+                <w:sz w:val="24"/>
+                <w:szCs w:val="22"/>
+              </w:rPr>
+              <w:t>tên )</w:t>
+            </w:r>
+            <w:proofErr w:type="gramEnd"/>
           </w:p>
           <w:p/>
         </w:tc>
@@ -3133,21 +3168,7 @@
                 <w:rStyle w:val="Hyperlink"/>
                 <w:noProof/>
               </w:rPr>
-              <w:t>2.2.4 Giảm c</w:t>
-            </w:r>
-            <w:r>
-              <w:rPr>
-                <w:rStyle w:val="Hyperlink"/>
-                <w:noProof/>
-              </w:rPr>
-              <w:t>h</w:t>
-            </w:r>
-            <w:r>
-              <w:rPr>
-                <w:rStyle w:val="Hyperlink"/>
-                <w:noProof/>
-              </w:rPr>
-              <w:t>iều dữ liệu và gom cụm dữ liệu</w:t>
+              <w:t>2.2.4 Giảm chiều dữ liệu và gom cụm dữ liệu</w:t>
             </w:r>
             <w:r>
               <w:rPr>
@@ -6239,13 +6260,21 @@
         <w:tab/>
       </w:r>
       <w:r>
-        <w:t>Trong bối cảnh thương mại điện tử phát triển mạnh mẽ, các nền tảng như Shopee đã trở thành kênh phân phối quan trọng đối với các sản phẩm điện thoại di động. Đây là mặt hàng có nhu cầu cao nhưng cũng đi kèm với mức độ cạnh tranh lớn</w:t>
+        <w:t xml:space="preserve">Trong bối cảnh thương mại điện tử phát triển mạnh mẽ, các nền tảng như Shopee đã trở thành kênh phân phối quan trọng đối với các sản phẩm điện thoại di động. Đây là mặt hàng có nhu cầu cao nhưng cũng đi kèm với mức độ cạnh tranh </w:t>
+      </w:r>
+      <w:proofErr w:type="gramStart"/>
+      <w:r>
+        <w:t>lớn</w:t>
       </w:r>
       <w:r>
         <w:t xml:space="preserve">, </w:t>
       </w:r>
       <w:r>
-        <w:t xml:space="preserve"> thực tế cho thấy không phải tất cả sản phẩm đều đạt hiệu quả kinh doanh. Một số có doanh số thấp do chưa phù hợp với nhu cầu thị trường, mức giá chưa tối ưu hoặc chưa được tiếp cận đúng tệp khách hàng mục tiêu. </w:t>
+        <w:t xml:space="preserve"> thực</w:t>
+      </w:r>
+      <w:proofErr w:type="gramEnd"/>
+      <w:r>
+        <w:t xml:space="preserve"> tế cho thấy không phải tất cả sản phẩm đều đạt hiệu quả kinh doanh. Một số có doanh số thấp do chưa phù hợp với nhu cầu thị trường, mức giá chưa tối ưu hoặc chưa được tiếp cận đúng tệp khách hàng mục tiêu. </w:t>
       </w:r>
       <w:r>
         <w:t>Có</w:t>
@@ -6342,7 +6371,23 @@
         <w:jc w:val="both"/>
       </w:pPr>
       <w:r>
-        <w:t>Bán cái gì? (Nên đầu tư chạy Ads cho mặt  hàng nào, phân khúc nào đang dễ chốt đơn nhất,..)</w:t>
+        <w:t xml:space="preserve">Bán cái gì? (Nên đầu tư chạy Ads cho </w:t>
+      </w:r>
+      <w:proofErr w:type="gramStart"/>
+      <w:r>
+        <w:t>mặt  hàng</w:t>
+      </w:r>
+      <w:proofErr w:type="gramEnd"/>
+      <w:r>
+        <w:t xml:space="preserve"> nào, phân khúc nào đang dễ chốt đơn </w:t>
+      </w:r>
+      <w:proofErr w:type="gramStart"/>
+      <w:r>
+        <w:t>nhất,..</w:t>
+      </w:r>
+      <w:proofErr w:type="gramEnd"/>
+      <w:r>
+        <w:t>)</w:t>
       </w:r>
     </w:p>
     <w:p>
@@ -6355,7 +6400,23 @@
         <w:jc w:val="both"/>
       </w:pPr>
       <w:r>
-        <w:t>Bán cho ai, ở đâu ? ( Hành vi mua sắm ở các khu vực có khác nhau không?)</w:t>
+        <w:t xml:space="preserve">Bán cho ai, ở </w:t>
+      </w:r>
+      <w:proofErr w:type="gramStart"/>
+      <w:r>
+        <w:t>đâu ?</w:t>
+      </w:r>
+      <w:proofErr w:type="gramEnd"/>
+      <w:r>
+        <w:t xml:space="preserve"> </w:t>
+      </w:r>
+      <w:proofErr w:type="gramStart"/>
+      <w:r>
+        <w:t>( Hành</w:t>
+      </w:r>
+      <w:proofErr w:type="gramEnd"/>
+      <w:r>
+        <w:t xml:space="preserve"> vi mua sắm ở các khu vực có khác nhau không?)</w:t>
       </w:r>
     </w:p>
     <w:p>
@@ -6368,8 +6429,29 @@
         <w:jc w:val="both"/>
       </w:pPr>
       <w:r>
-        <w:t>Dùng chiến lược gì? ( Giảm giá mạnh liệu có tăng  doanh thu, hay khách hàng quan tâm đến số rating hơn? )</w:t>
-      </w:r>
+        <w:t xml:space="preserve">Dùng chiến lược gì? </w:t>
+      </w:r>
+      <w:proofErr w:type="gramStart"/>
+      <w:r>
+        <w:t>( Giảm</w:t>
+      </w:r>
+      <w:proofErr w:type="gramEnd"/>
+      <w:r>
+        <w:t xml:space="preserve"> giá mạnh liệu có </w:t>
+      </w:r>
+      <w:proofErr w:type="gramStart"/>
+      <w:r>
+        <w:t>tăng  doanh</w:t>
+      </w:r>
+      <w:proofErr w:type="gramEnd"/>
+      <w:r>
+        <w:t xml:space="preserve"> thu, hay khách hàng quan tâm đến số rating hơn</w:t>
+      </w:r>
+      <w:proofErr w:type="gramStart"/>
+      <w:r>
+        <w:t>? )</w:t>
+      </w:r>
+      <w:proofErr w:type="gramEnd"/>
     </w:p>
     <w:p>
       <w:pPr>
@@ -6423,7 +6505,15 @@
         </w:numPr>
       </w:pPr>
       <w:r>
-        <w:t>Hỗ trợ trực quan hóa bằng sơ đồ: Các thư viện Pyplot, Seaborn,… của Python</w:t>
+        <w:t xml:space="preserve">Hỗ trợ trực quan hóa bằng sơ đồ: Các thư viện Pyplot, </w:t>
+      </w:r>
+      <w:proofErr w:type="gramStart"/>
+      <w:r>
+        <w:t>Seaborn,…</w:t>
+      </w:r>
+      <w:proofErr w:type="gramEnd"/>
+      <w:r>
+        <w:t xml:space="preserve"> của Python</w:t>
       </w:r>
     </w:p>
     <w:p>
@@ -6857,7 +6947,21 @@
               <w:rPr>
                 <w:szCs w:val="28"/>
               </w:rPr>
-              <w:t>Khai thác và thẩm định tập dữ liệu  từ sàn thương mại điện tử trên nền tảng Kaggle</w:t>
+              <w:t xml:space="preserve">Khai thác và thẩm định tập dữ </w:t>
+            </w:r>
+            <w:proofErr w:type="gramStart"/>
+            <w:r>
+              <w:rPr>
+                <w:szCs w:val="28"/>
+              </w:rPr>
+              <w:t>liệu  từ</w:t>
+            </w:r>
+            <w:proofErr w:type="gramEnd"/>
+            <w:r>
+              <w:rPr>
+                <w:szCs w:val="28"/>
+              </w:rPr>
+              <w:t xml:space="preserve"> sàn thương mại điện tử trên nền tảng Kaggle</w:t>
             </w:r>
           </w:p>
         </w:tc>
@@ -7108,7 +7212,47 @@
                 <w:kern w:val="24"/>
                 <w:szCs w:val="28"/>
               </w:rPr>
-              <w:t>Tiến hành làm sạch ( loại bỏ mặt hàng thừa,….)</w:t>
+              <w:t xml:space="preserve">Tiến hành làm sạch </w:t>
+            </w:r>
+            <w:proofErr w:type="gramStart"/>
+            <w:r>
+              <w:rPr>
+                <w:rFonts w:eastAsia="Arimo Medium"/>
+                <w:color w:val="000000" w:themeColor="text1"/>
+                <w:kern w:val="24"/>
+                <w:szCs w:val="28"/>
+              </w:rPr>
+              <w:t>( loại</w:t>
+            </w:r>
+            <w:proofErr w:type="gramEnd"/>
+            <w:r>
+              <w:rPr>
+                <w:rFonts w:eastAsia="Arimo Medium"/>
+                <w:color w:val="000000" w:themeColor="text1"/>
+                <w:kern w:val="24"/>
+                <w:szCs w:val="28"/>
+              </w:rPr>
+              <w:t xml:space="preserve"> bỏ mặt hàng </w:t>
+            </w:r>
+            <w:proofErr w:type="gramStart"/>
+            <w:r>
+              <w:rPr>
+                <w:rFonts w:eastAsia="Arimo Medium"/>
+                <w:color w:val="000000" w:themeColor="text1"/>
+                <w:kern w:val="24"/>
+                <w:szCs w:val="28"/>
+              </w:rPr>
+              <w:t>thừa,…</w:t>
+            </w:r>
+            <w:proofErr w:type="gramEnd"/>
+            <w:r>
+              <w:rPr>
+                <w:rFonts w:eastAsia="Arimo Medium"/>
+                <w:color w:val="000000" w:themeColor="text1"/>
+                <w:kern w:val="24"/>
+                <w:szCs w:val="28"/>
+              </w:rPr>
+              <w:t>.)</w:t>
             </w:r>
             <w:r>
               <w:rPr>
@@ -8204,11 +8348,16 @@
       <w:r>
         <w:t>Địa chỉ Shop</w:t>
       </w:r>
+      <w:proofErr w:type="gramStart"/>
       <w:r>
         <w:t xml:space="preserve">), </w:t>
       </w:r>
       <w:r>
-        <w:t xml:space="preserve"> name </w:t>
+        <w:t xml:space="preserve"> name</w:t>
+      </w:r>
+      <w:proofErr w:type="gramEnd"/>
+      <w:r>
+        <w:t xml:space="preserve"> </w:t>
       </w:r>
       <w:r>
         <w:t>(</w:t>
@@ -8428,7 +8577,15 @@
         <w:jc w:val="both"/>
       </w:pPr>
       <w:r>
-        <w:t xml:space="preserve">Đây là phần sheet quan trọng trong dự án này, mô tả đầy đủ chi tiết về thông tin bán các sản phẩm điện thoại. Sheet này được sử dụng kết hợp cùng với sheet ID để  tiến hành nghiên cứu dữ liệu. </w:t>
+        <w:t xml:space="preserve">Đây là phần sheet quan trọng trong dự án này, mô tả đầy đủ chi tiết về thông tin bán các sản phẩm điện thoại. Sheet này được sử dụng kết hợp cùng với sheet ID </w:t>
+      </w:r>
+      <w:proofErr w:type="gramStart"/>
+      <w:r>
+        <w:t>để  tiến</w:t>
+      </w:r>
+      <w:proofErr w:type="gramEnd"/>
+      <w:r>
+        <w:t xml:space="preserve"> hành nghiên cứu dữ liệu. </w:t>
       </w:r>
     </w:p>
     <w:p>
@@ -9036,6 +9193,7 @@
       <w:r>
         <w:t xml:space="preserve">Tiến hành chọn lọc thông qua thuộc tính </w:t>
       </w:r>
+      <w:proofErr w:type="gramStart"/>
       <w:r>
         <w:rPr>
           <w:b/>
@@ -9044,7 +9202,19 @@
         <w:t xml:space="preserve">name  </w:t>
       </w:r>
       <w:r>
-        <w:t>bằng cách phân tích chuỗi, nếu như sản phẩm là điện thoại thì giá trị thuộc tính này phải ít nhất chứa chuỗi “điện thoại” hoặc “&lt;hãng : Oppo, Xiaomi &gt;”.</w:t>
+        <w:t>bằng</w:t>
+      </w:r>
+      <w:proofErr w:type="gramEnd"/>
+      <w:r>
+        <w:t xml:space="preserve"> cách phân tích chuỗi, nếu như sản phẩm là điện thoại thì giá trị thuộc tính này phải ít nhất chứa chuỗi “điện thoại” hoặc “&lt;</w:t>
+      </w:r>
+      <w:proofErr w:type="gramStart"/>
+      <w:r>
+        <w:t>hãng :</w:t>
+      </w:r>
+      <w:proofErr w:type="gramEnd"/>
+      <w:r>
+        <w:t xml:space="preserve"> Oppo, Xiaomi &gt;”.</w:t>
       </w:r>
     </w:p>
     <w:p>
@@ -9057,7 +9227,23 @@
         <w:jc w:val="both"/>
       </w:pPr>
       <w:r>
-        <w:t>Tuy nhiên có thể sẽ lòi ra các sản phẩm khác như: Ốp lưng, dây sạc,….. Nhóm tiến hành làm sạch thông qua giá,  giá gốc – original_price &lt; 1 triệu mặc đ</w:t>
+        <w:t xml:space="preserve">Tuy nhiên có thể sẽ lòi ra các sản phẩm khác như: Ốp lưng, dây </w:t>
+      </w:r>
+      <w:proofErr w:type="gramStart"/>
+      <w:r>
+        <w:t>sạc,…</w:t>
+      </w:r>
+      <w:proofErr w:type="gramEnd"/>
+      <w:r>
+        <w:t xml:space="preserve">.. Nhóm tiến hành làm sạch thông qua </w:t>
+      </w:r>
+      <w:proofErr w:type="gramStart"/>
+      <w:r>
+        <w:t>giá,  giá</w:t>
+      </w:r>
+      <w:proofErr w:type="gramEnd"/>
+      <w:r>
+        <w:t xml:space="preserve"> gốc – original_price &lt; 1 triệu mặc đ</w:t>
       </w:r>
       <w:r>
         <w:t xml:space="preserve">ịnh sẽ bị loại bỏ. </w:t>
@@ -9896,13 +10082,45 @@
         <w:t>Phân tích: Dựa vào sơ đồ ta thấy được, ở tập dữ liệu này</w:t>
       </w:r>
       <w:r>
-        <w:t xml:space="preserve"> hiện đang chia ra 2 nửa rõ rệt: Nhóm bán chạy </w:t>
-      </w:r>
-      <w:r>
-        <w:t xml:space="preserve"> ( Xiaomi – khoảng 220000 máy, SamSung –  khoảng 170000 máy, Sony</w:t>
-      </w:r>
-      <w:r>
-        <w:t xml:space="preserve">, LG – khoảng 150000 máy, OPPO – khoảng 100000 máy ) và nhóm bán ế ( Apple, HTC, VIVO, OPPO – khoảng từ 30000 máy trở xuống). Từ đó cho thấy nhóm thị trường đang đua tranh nhau khốc liệt, nhu cấu người dùng càng ngày hướng đến các đặc điểm của dòng máy Xiaomi, SamSung. </w:t>
+        <w:t xml:space="preserve"> hiện đang chia ra 2 nửa rõ rệt: Nhóm bán </w:t>
+      </w:r>
+      <w:proofErr w:type="gramStart"/>
+      <w:r>
+        <w:t xml:space="preserve">chạy </w:t>
+      </w:r>
+      <w:r>
+        <w:t xml:space="preserve"> (</w:t>
+      </w:r>
+      <w:proofErr w:type="gramEnd"/>
+      <w:r>
+        <w:t xml:space="preserve"> Xiaomi – khoảng 220000 máy, SamSung </w:t>
+      </w:r>
+      <w:proofErr w:type="gramStart"/>
+      <w:r>
+        <w:t>–  khoảng</w:t>
+      </w:r>
+      <w:proofErr w:type="gramEnd"/>
+      <w:r>
+        <w:t xml:space="preserve"> 170000 máy, Sony</w:t>
+      </w:r>
+      <w:r>
+        <w:t xml:space="preserve">, LG – khoảng 150000 máy, OPPO – khoảng 100000 </w:t>
+      </w:r>
+      <w:proofErr w:type="gramStart"/>
+      <w:r>
+        <w:t>máy )</w:t>
+      </w:r>
+      <w:proofErr w:type="gramEnd"/>
+      <w:r>
+        <w:t xml:space="preserve"> và nhóm bán ế </w:t>
+      </w:r>
+      <w:proofErr w:type="gramStart"/>
+      <w:r>
+        <w:t>( Apple</w:t>
+      </w:r>
+      <w:proofErr w:type="gramEnd"/>
+      <w:r>
+        <w:t xml:space="preserve">, HTC, VIVO, OPPO – khoảng từ 30000 máy trở xuống). Từ đó cho thấy nhóm thị trường đang đua tranh nhau khốc liệt, nhu cấu người dùng càng ngày hướng đến các đặc điểm của dòng máy Xiaomi, SamSung. </w:t>
       </w:r>
     </w:p>
     <w:p>
@@ -10024,13 +10242,29 @@
         <w:t>Phân tích:  Dựa vào bảng sơ đồ ta thấy được dataset này phần lớn các sản phẩm đều</w:t>
       </w:r>
       <w:r>
-        <w:t xml:space="preserve"> ( khoảng 80 – 120 máy)</w:t>
+        <w:t xml:space="preserve"> </w:t>
+      </w:r>
+      <w:proofErr w:type="gramStart"/>
+      <w:r>
+        <w:t>( khoảng</w:t>
+      </w:r>
+      <w:proofErr w:type="gramEnd"/>
+      <w:r>
+        <w:t xml:space="preserve"> 80 – 120 máy)</w:t>
       </w:r>
       <w:r>
         <w:t xml:space="preserve"> có số lượng bán ra </w:t>
       </w:r>
       <w:r>
-        <w:t>trên dưới 100 máy. Phần kém cạnh hơn (khoảng 40 – 60 máy) có số lượng bán ra trên dưới 1000 máy. Một phần rất nhỏ ( dưới 5 máy) có số lượng bán ra trên dưới 10000 máy. Sơ đồ này phản ánh, s</w:t>
+        <w:t xml:space="preserve">trên dưới 100 máy. Phần kém cạnh hơn (khoảng 40 – 60 máy) có số lượng bán ra trên dưới 1000 máy. Một phần rất nhỏ </w:t>
+      </w:r>
+      <w:proofErr w:type="gramStart"/>
+      <w:r>
+        <w:t>( dưới</w:t>
+      </w:r>
+      <w:proofErr w:type="gramEnd"/>
+      <w:r>
+        <w:t xml:space="preserve"> 5 máy) có số lượng bán ra trên dưới 10000 máy. Sơ đồ này phản ánh, s</w:t>
       </w:r>
       <w:r>
         <w:t>ố lượng mã hàng giảm dần khi sản lượng bán ra tăng cao</w:t>
@@ -10175,7 +10409,15 @@
         <w:t xml:space="preserve">Phân tích: </w:t>
       </w:r>
       <w:r>
-        <w:t xml:space="preserve">Ở sơ đồ này, phần lớn các chấm đang tập trung ở vùng ( số lượng bán </w:t>
+        <w:t xml:space="preserve">Ở sơ đồ này, phần lớn các chấm đang tập trung ở vùng </w:t>
+      </w:r>
+      <w:proofErr w:type="gramStart"/>
+      <w:r>
+        <w:t>( số</w:t>
+      </w:r>
+      <w:proofErr w:type="gramEnd"/>
+      <w:r>
+        <w:t xml:space="preserve"> lượng bán </w:t>
       </w:r>
       <m:oMath>
         <m:r>
@@ -10625,7 +10867,15 @@
     <w:p>
       <w:r>
         <w:tab/>
-        <w:t>Sau khi chạy kết quả, ở phần log, nhóm có lập trình print log để thấy được tỉ lệ thông tin được giữ lại ở mỗi PC, cũng như ở mỗi trục PC thì đại diện cho cái gì ( thuộc tính nào đóng góp nhiều thông tin ở cột PC này nhất – hệ số Loadings):</w:t>
+        <w:t xml:space="preserve">Sau khi chạy kết quả, ở phần log, nhóm có lập trình print log để thấy được tỉ lệ thông tin được giữ lại ở mỗi PC, cũng như ở mỗi trục PC thì đại diện cho cái gì </w:t>
+      </w:r>
+      <w:proofErr w:type="gramStart"/>
+      <w:r>
+        <w:t>( thuộc</w:t>
+      </w:r>
+      <w:proofErr w:type="gramEnd"/>
+      <w:r>
+        <w:t xml:space="preserve"> tính nào đóng góp nhiều thông tin ở cột PC này nhất – hệ số Loadings):</w:t>
       </w:r>
     </w:p>
     <w:p>
@@ -10744,7 +10994,15 @@
         <w:sym w:font="Wingdings" w:char="F0E0"/>
       </w:r>
       <w:r>
-        <w:t xml:space="preserve"> Ở đây ta thấy được PC1 và PC2 giữ lại được tổng 53,8% thông tin gốc. Một con số mặc dù chưa đúng với mong đợi của nhóm ( &gt; 70%), tuy nhiên với dạng dữ liệu 2 chiều PC thì sẽ giúp Kmeans tính toán các cụm dễ hơn. </w:t>
+        <w:t xml:space="preserve"> Ở đây ta thấy được PC1 và PC2 giữ lại được tổng 53,8% thông tin gốc. Một con số mặc dù chưa đúng với mong đợi của nhóm </w:t>
+      </w:r>
+      <w:proofErr w:type="gramStart"/>
+      <w:r>
+        <w:t>( &gt;</w:t>
+      </w:r>
+      <w:proofErr w:type="gramEnd"/>
+      <w:r>
+        <w:t xml:space="preserve"> 70%), tuy nhiên với dạng dữ liệu 2 chiều PC thì sẽ giúp Kmeans tính toán các cụm dễ hơn. </w:t>
       </w:r>
       <w:r>
         <w:t xml:space="preserve"> PC1 thì tỉ lệ thông tin đóng góp nhiều đang phản ảnh 2 cột – discount_price, original_price, cho thấy cột PC này đang nói</w:t>
@@ -10763,7 +11021,23 @@
         <w:t>Phân khúc Giá</w:t>
       </w:r>
       <w:r>
-        <w:t xml:space="preserve">. Tương tự,  PC2 thì nói đến 2 cột  sold_quantity và number_of_ratings, cho thấy cột PC này nói đến </w:t>
+        <w:t xml:space="preserve">. Tương </w:t>
+      </w:r>
+      <w:proofErr w:type="gramStart"/>
+      <w:r>
+        <w:t>tự,  PC</w:t>
+      </w:r>
+      <w:proofErr w:type="gramEnd"/>
+      <w:r>
+        <w:t xml:space="preserve">2 thì nói đến 2 </w:t>
+      </w:r>
+      <w:proofErr w:type="gramStart"/>
+      <w:r>
+        <w:t>cột  sold</w:t>
+      </w:r>
+      <w:proofErr w:type="gramEnd"/>
+      <w:r>
+        <w:t xml:space="preserve">_quantity và number_of_ratings, cho thấy cột PC này nói đến </w:t>
       </w:r>
       <w:r>
         <w:rPr>
@@ -10985,7 +11259,15 @@
         <w:t xml:space="preserve">VD: </w:t>
       </w:r>
       <w:r>
-        <w:t>chấm HaNoi thì gần với chấm Apple, chấm Xiaomi (ví dụ ) --&gt; Các shop ở Hà Nội có xu hướng cháy hàng Apple, Xiaomi,</w:t>
+        <w:t xml:space="preserve">chấm HaNoi thì gần với chấm Apple, chấm Xiaomi (ví </w:t>
+      </w:r>
+      <w:proofErr w:type="gramStart"/>
+      <w:r>
+        <w:t>dụ )</w:t>
+      </w:r>
+      <w:proofErr w:type="gramEnd"/>
+      <w:r>
+        <w:t xml:space="preserve"> --&gt; Các shop ở Hà Nội có xu hướng cháy hàng Apple, Xiaomi,</w:t>
       </w:r>
     </w:p>
     <w:p>
@@ -11057,6 +11339,9 @@
     <w:p>
       <w:pPr>
         <w:pStyle w:val="Caption"/>
+        <w:rPr>
+          <w:lang w:val="vi-VN"/>
+        </w:rPr>
       </w:pPr>
       <w:bookmarkStart w:id="39" w:name="_Toc228206940"/>
       <w:r>
@@ -11113,38 +11398,354 @@
       <w:bookmarkEnd w:id="39"/>
     </w:p>
     <w:p>
-      <w:r>
-        <w:t xml:space="preserve">Phân tích – Vũ phân tích thêm nhé. </w:t>
-      </w:r>
-    </w:p>
-    <w:p>
-      <w:r>
+      <w:pPr>
+        <w:rPr>
+          <w:lang w:val="vi-VN"/>
+        </w:rPr>
+      </w:pPr>
+    </w:p>
+    <w:p>
+      <w:pPr>
+        <w:rPr>
+          <w:lang w:val="vi-VN"/>
+        </w:rPr>
+      </w:pPr>
+    </w:p>
+    <w:p>
+      <w:pPr>
+        <w:rPr>
+          <w:lang w:val="vi-VN"/>
+        </w:rPr>
+      </w:pPr>
+    </w:p>
+    <w:p>
+      <w:pPr>
         <w:rPr>
           <w:b/>
           <w:bCs/>
         </w:rPr>
-        <w:tab/>
-      </w:r>
+      </w:pPr>
       <w:r>
         <w:rPr>
           <w:b/>
           <w:bCs/>
         </w:rPr>
-        <w:t>Kmeans</w:t>
+        <w:lastRenderedPageBreak/>
+        <w:t>Phân Tích Tổng Quan Bản Đồ Tương Quan (Correspondence Analysis - CA)</w:t>
+      </w:r>
+    </w:p>
+    <w:p>
+      <w:pPr>
+        <w:pStyle w:val="NormalWeb"/>
+      </w:pPr>
+      <w:r>
+        <w:t xml:space="preserve">Bản đồ Phân tích Tương quan (CA) được sử dụng để trực quan hóa mối quan hệ giữa hai biến phân loại: </w:t>
       </w:r>
       <w:r>
         <w:rPr>
           <w:b/>
           <w:bCs/>
         </w:rPr>
+        <w:t>Thương hiệu</w:t>
+      </w:r>
+      <w:r>
+        <w:t xml:space="preserve"> (chấm tròn đỏ) và </w:t>
+      </w:r>
+      <w:r>
+        <w:rPr>
+          <w:b/>
+          <w:bCs/>
+        </w:rPr>
+        <w:t>Địa điểm</w:t>
+      </w:r>
+      <w:r>
+        <w:t xml:space="preserve"> (hình vuông xanh). Khoảng cách giữa các điểm trên bản đồ thể hiện mức độ liên kết; các điểm càng nằm gần nhau thì độ tương quan càng cao và ngược lại. Điểm càng gần gốc tọa độ (0,0) cho thấy tính phổ biến chung, ít có sự phân hóa, trong khi các điểm nằm xa tâm (outliers) thể hiện tính đặc thù cao.</w:t>
+      </w:r>
+    </w:p>
+    <w:p>
+      <w:pPr>
+        <w:pStyle w:val="NormalWeb"/>
+      </w:pPr>
+      <w:r>
+        <w:t>Dựa vào sự phân bố trên không gian hai chiều (Dimension 1 và Dimension 2), ta có thể rút ra những nhận định tổng quan sau:</w:t>
+      </w:r>
+    </w:p>
+    <w:p>
+      <w:pPr>
+        <w:pStyle w:val="NormalWeb"/>
+      </w:pPr>
+      <w:r>
+        <w:rPr>
+          <w:b/>
+          <w:bCs/>
+        </w:rPr>
+        <w:t>1. Cụm trung tâm (Thị trường đại chúng &amp; Độ phủ sóng rộng):</w:t>
+      </w:r>
+    </w:p>
+    <w:p>
+      <w:pPr>
+        <w:pStyle w:val="NormalWeb"/>
+        <w:numPr>
+          <w:ilvl w:val="0"/>
+          <w:numId w:val="49"/>
+        </w:numPr>
+      </w:pPr>
+      <w:r>
+        <w:rPr>
+          <w:b/>
+          <w:bCs/>
+        </w:rPr>
+        <w:t>Hiện tượng hội tụ:</w:t>
+      </w:r>
+      <w:r>
+        <w:t xml:space="preserve"> Có thể thấy một cụm tập trung rất dày đặc các Thương hiệu và Địa điểm nằm xoay quanh gốc tọa độ (điểm giao giữa trục ngang 0 và trục dọc 0). Cụm này kéo dài nhẹ sang phía âm của Dimension 1.</w:t>
+      </w:r>
+    </w:p>
+    <w:p>
+      <w:pPr>
+        <w:pStyle w:val="NormalWeb"/>
+        <w:numPr>
+          <w:ilvl w:val="0"/>
+          <w:numId w:val="49"/>
+        </w:numPr>
+      </w:pPr>
+      <w:r>
+        <w:rPr>
+          <w:b/>
+          <w:bCs/>
+        </w:rPr>
+        <w:t>Ý nghĩa:</w:t>
+      </w:r>
+      <w:r>
+        <w:t xml:space="preserve"> Sự dồn nén tại tâm biểu đồ cho thấy phần lớn các thương hiệu (đặc biệt là các thương hiệu phổ thông) không có sự khác biệt quá lớn về mặt địa lý. Chúng được tiêu thụ một cách đại trà và đồng đều tại hầu hết các tỉnh thành phố lõi. Điều này phản ánh tính chất của một thị trường đại chúng, nơi các thương hiệu lớn có độ phủ sóng rộng khắp và hành vi tiêu dùng của khách hàng tại các địa điểm này tương đối giống nhau.</w:t>
+      </w:r>
+    </w:p>
+    <w:p>
+      <w:pPr>
+        <w:pStyle w:val="NormalWeb"/>
+      </w:pPr>
+      <w:r>
+        <w:rPr>
+          <w:b/>
+          <w:bCs/>
+        </w:rPr>
+        <w:t>2. Các phân khúc đặc thù và khu vực ngách (Sự phân hóa thị trường):</w:t>
+      </w:r>
+      <w:r>
+        <w:t xml:space="preserve"> Khi di chuyển ra xa gốc tọa độ, chúng ta bắt đầu thấy sự phân hóa rõ rệt của một số thương hiệu và thị trường địa phương:</w:t>
+      </w:r>
+    </w:p>
+    <w:p>
+      <w:pPr>
+        <w:pStyle w:val="NormalWeb"/>
+        <w:numPr>
+          <w:ilvl w:val="0"/>
+          <w:numId w:val="50"/>
+        </w:numPr>
+      </w:pPr>
+      <w:r>
+        <w:rPr>
+          <w:b/>
+          <w:bCs/>
+        </w:rPr>
+        <w:t>Nhóm hướng Đông Bắc (Góc phần tư thứ 1):</w:t>
+      </w:r>
+      <w:r>
+        <w:t xml:space="preserve"> Các địa điểm như </w:t>
+      </w:r>
+      <w:r>
+        <w:rPr>
+          <w:b/>
+          <w:bCs/>
+        </w:rPr>
+        <w:t>Hưng Yên, Hải Dương, Bắc Ninh</w:t>
+      </w:r>
+      <w:r>
+        <w:t xml:space="preserve"> có sự tách biệt lớn so với cụm trung tâm (đặc biệt là Hưng Yên nằm vươn ra rất xa trên trục Dimension 1). Nằm cùng hướng và có độ tương quan nhất định với khu vực này là thương hiệu </w:t>
+      </w:r>
+      <w:r>
+        <w:rPr>
+          <w:b/>
+          <w:bCs/>
+        </w:rPr>
+        <w:t>Nokia</w:t>
+      </w:r>
+      <w:r>
+        <w:t>. Điều này có thể ngầm định một sự ưu chuộng hoặc mức độ nhận diện riêng biệt của Nokia tại các tỉnh này.</w:t>
+      </w:r>
+    </w:p>
+    <w:p>
+      <w:pPr>
+        <w:pStyle w:val="NormalWeb"/>
+        <w:numPr>
+          <w:ilvl w:val="0"/>
+          <w:numId w:val="50"/>
+        </w:numPr>
+      </w:pPr>
+      <w:r>
+        <w:rPr>
+          <w:b/>
+          <w:bCs/>
+        </w:rPr>
+        <w:t>Nhóm hướng Bắc (Phía trên trục dọc):</w:t>
+      </w:r>
+      <w:r>
+        <w:t xml:space="preserve"> Các thương hiệu như </w:t>
+      </w:r>
+      <w:r>
+        <w:rPr>
+          <w:b/>
+          <w:bCs/>
+        </w:rPr>
+        <w:t>Mobiistar, Itel</w:t>
+      </w:r>
+      <w:r>
+        <w:t xml:space="preserve"> có chỉ số Dimension 2 cao. Địa điểm nằm gần cụm này nhất là </w:t>
+      </w:r>
+      <w:proofErr w:type="gramStart"/>
+      <w:r>
+        <w:rPr>
+          <w:b/>
+          <w:bCs/>
+        </w:rPr>
+        <w:t>An</w:t>
+      </w:r>
+      <w:proofErr w:type="gramEnd"/>
+      <w:r>
+        <w:rPr>
+          <w:b/>
+          <w:bCs/>
+        </w:rPr>
+        <w:t xml:space="preserve"> Giang</w:t>
+      </w:r>
+      <w:r>
+        <w:t>. Đây có thể là dấu hiệu cho thấy các dòng điện thoại giá rẻ/cơ bản này có sự liên kết tốt hơn với một số thị trường tỉnh lẻ nhất định.</w:t>
+      </w:r>
+    </w:p>
+    <w:p>
+      <w:pPr>
+        <w:pStyle w:val="NormalWeb"/>
+        <w:numPr>
+          <w:ilvl w:val="0"/>
+          <w:numId w:val="50"/>
+        </w:numPr>
+      </w:pPr>
+      <w:r>
+        <w:rPr>
+          <w:b/>
+          <w:bCs/>
+        </w:rPr>
+        <w:t>Nhóm hướng Nam (Nửa dưới biểu đồ):</w:t>
+      </w:r>
+      <w:r>
+        <w:t xml:space="preserve"> Khu vực này tập trung các thương hiệu như </w:t>
+      </w:r>
+      <w:r>
+        <w:rPr>
+          <w:b/>
+          <w:bCs/>
+        </w:rPr>
+        <w:t>Huawei, Meizu</w:t>
+      </w:r>
+      <w:r>
+        <w:t xml:space="preserve"> cùng với một số địa điểm như </w:t>
+      </w:r>
+      <w:r>
+        <w:rPr>
+          <w:b/>
+          <w:bCs/>
+        </w:rPr>
+        <w:t>Nghệ An, Hà Tĩnh, Yên Bái</w:t>
+      </w:r>
+      <w:r>
+        <w:t>. Sự phân bố này cho thấy thị hiếu của người tiêu dùng tại các khu vực này có sự tương đồng và có sự quan tâm nhất định đến các thương hiệu điện thoại Trung Quốc này.</w:t>
+      </w:r>
+    </w:p>
+    <w:p>
+      <w:pPr>
+        <w:pStyle w:val="NormalWeb"/>
+        <w:numPr>
+          <w:ilvl w:val="0"/>
+          <w:numId w:val="50"/>
+        </w:numPr>
+      </w:pPr>
+      <w:r>
+        <w:rPr>
+          <w:b/>
+          <w:bCs/>
+        </w:rPr>
+        <w:t>Thương hiệu đứng độc lập:</w:t>
+      </w:r>
+      <w:r>
+        <w:t xml:space="preserve"> Thương hiệu </w:t>
+      </w:r>
+      <w:r>
+        <w:rPr>
+          <w:b/>
+          <w:bCs/>
+        </w:rPr>
+        <w:t>FPT</w:t>
+      </w:r>
+      <w:r>
+        <w:t xml:space="preserve"> nằm tách biệt hoàn toàn về phía âm cực đại của trục Dimension 1, không gắn kết chặt chẽ với một địa điểm cụ thể nào trên bản đồ, cho thấy một vị thế hoặc định vị khách hàng rất khác biệt so với phần còn lại của thị trường.</w:t>
+      </w:r>
+    </w:p>
+    <w:p>
+      <w:pPr>
+        <w:pStyle w:val="NormalWeb"/>
+      </w:pPr>
+      <w:r>
+        <w:rPr>
+          <w:b/>
+          <w:bCs/>
+        </w:rPr>
+        <w:t>Kết luận chung:</w:t>
+      </w:r>
+      <w:r>
+        <w:t xml:space="preserve"> Nhìn tổng thể, thị trường điện thoại (hoặc thiết bị điện tử) đang được phân chia thành hai trạng thái rõ rệt: Một "vùng đỏ" tại trung tâm nơi cạnh tranh khốc liệt trên diện rộng không phân biệt ranh giới địa lý, và những "vùng rìa" nơi có sự liên kết ngầm giữa một vài thương hiệu mang tính ngách (như Mobiistar, Nokia, Huawei) với các đặc điểm tiêu dùng/thu nhập của từng tỉnh thành cụ thể (như Hưng Yên, Bắc Ninh, Nghệ An).</w:t>
+      </w:r>
+    </w:p>
+    <w:p>
+      <w:r>
+        <w:rPr>
+          <w:b/>
+          <w:bCs/>
+        </w:rPr>
+        <w:lastRenderedPageBreak/>
+        <w:tab/>
+      </w:r>
+      <w:r>
+        <w:rPr>
+          <w:b/>
+          <w:bCs/>
+        </w:rPr>
+        <w:t>Kmeans</w:t>
+      </w:r>
+      <w:r>
+        <w:rPr>
+          <w:b/>
+          <w:bCs/>
+        </w:rPr>
         <w:t xml:space="preserve">: </w:t>
       </w:r>
       <w:r>
-        <w:t xml:space="preserve">Dữ liệu chưa có nhãn quyết định nên cần gom nhóm dữ liệu Kmeans để có thể chia ra các nhóm gồm các chấm có đặc tính tương quan nhau. ( </w:t>
-      </w:r>
-      <w:r>
-        <w:lastRenderedPageBreak/>
-        <w:t>Các điểm đại diện trong 1 cụm càng gần nhau càng tốt) các cụm càng tách xa ra thì mô hình phân cụm tốt. Ở dự án này Kmeans được sử dụng để gom cụm dựa trên 2 biến PC1 và PC2 ở quá trình giảm chiều dữ liệu, sau khi gom cụm, kết quả trực quan kmeans được kết hợp với kết quả trực quan của CA  để hỗ trợ quyết định marketing cụ thể.</w:t>
+        <w:t xml:space="preserve">Dữ liệu chưa có nhãn quyết định nên cần gom nhóm dữ liệu Kmeans để có thể chia ra các nhóm gồm các chấm có đặc tính tương quan nhau. </w:t>
+      </w:r>
+      <w:proofErr w:type="gramStart"/>
+      <w:r>
+        <w:t>( Các</w:t>
+      </w:r>
+      <w:proofErr w:type="gramEnd"/>
+      <w:r>
+        <w:t xml:space="preserve"> điểm đại diện trong 1 cụm càng gần nhau càng tốt) các cụm càng tách xa ra thì mô hình phân cụm tốt. Ở dự án này Kmeans được sử dụng để gom cụm dựa trên 2 biến PC1 và PC2 ở quá trình giảm chiều dữ liệu, sau khi gom cụm, kết quả trực quan kmeans được kết hợp với kết quả trực quan của </w:t>
+      </w:r>
+      <w:proofErr w:type="gramStart"/>
+      <w:r>
+        <w:t>CA  để</w:t>
+      </w:r>
+      <w:proofErr w:type="gramEnd"/>
+      <w:r>
+        <w:t xml:space="preserve"> hỗ trợ quyết định marketing cụ thể.</w:t>
       </w:r>
     </w:p>
     <w:p>
@@ -11273,6 +11874,7 @@
         <w:rPr>
           <w:noProof/>
         </w:rPr>
+        <w:lastRenderedPageBreak/>
         <w:drawing>
           <wp:inline distT="0" distB="0" distL="0" distR="0" wp14:anchorId="3BF701A2" wp14:editId="44ECC58B">
             <wp:extent cx="5940425" cy="2970530"/>
@@ -11382,26 +11984,59 @@
         </w:numPr>
       </w:pPr>
       <w:r>
-        <w:lastRenderedPageBreak/>
         <w:sym w:font="Wingdings" w:char="F0E0"/>
       </w:r>
       <w:r>
         <w:t xml:space="preserve"> Nhóm đang phân vân giữa 2 giá trị cụm là 2 và 3. Mặc dù ở </w:t>
       </w:r>
       <w:r>
-        <w:t xml:space="preserve">2 phương pháp xác định số cụm, giá trị K = 2 có tính vượt trội hơn về Độ biến thiên ( Elbow) cũng như Sithouette Score so với K = 3. Tuy nhiên xét về mục đích của bài toán dữ liệu, nếu như nhóm chỉ phân cụm 2 nhóm thì đặc điểm cụm sẽ rất hạn chế, vd: </w:t>
-      </w:r>
-      <w:r>
-        <w:t>( giá rẻ bán chạy - giá cao bán ế )</w:t>
-      </w:r>
+        <w:t xml:space="preserve">2 phương pháp xác định số cụm, giá trị K = 2 có tính vượt trội hơn về Độ biến thiên </w:t>
+      </w:r>
+      <w:proofErr w:type="gramStart"/>
+      <w:r>
+        <w:t>( Elbow</w:t>
+      </w:r>
+      <w:proofErr w:type="gramEnd"/>
+      <w:r>
+        <w:t xml:space="preserve">) cũng như Sithouette Score so với K = 3. Tuy nhiên xét về mục đích của bài toán dữ liệu, nếu như nhóm chỉ phân cụm 2 nhóm thì đặc điểm cụm sẽ rất hạn chế, vd: </w:t>
+      </w:r>
+      <w:proofErr w:type="gramStart"/>
+      <w:r>
+        <w:t>( giá</w:t>
+      </w:r>
+      <w:proofErr w:type="gramEnd"/>
+      <w:r>
+        <w:t xml:space="preserve"> rẻ bán chạy - giá cao bán </w:t>
+      </w:r>
+      <w:proofErr w:type="gramStart"/>
+      <w:r>
+        <w:t>ế )</w:t>
+      </w:r>
+      <w:proofErr w:type="gramEnd"/>
       <w:r>
         <w:t xml:space="preserve">. Với </w:t>
       </w:r>
       <w:r>
-        <w:t>K = 3 : Mô hình phân cụm linh hoạt hơn (</w:t>
-      </w:r>
-      <w:r>
-        <w:t xml:space="preserve"> vd: </w:t>
+        <w:t xml:space="preserve">K = </w:t>
+      </w:r>
+      <w:proofErr w:type="gramStart"/>
+      <w:r>
+        <w:t>3 :</w:t>
+      </w:r>
+      <w:proofErr w:type="gramEnd"/>
+      <w:r>
+        <w:t xml:space="preserve"> Mô hình phân cụm linh hoạt hơn </w:t>
+      </w:r>
+      <w:proofErr w:type="gramStart"/>
+      <w:r>
+        <w:t>(</w:t>
+      </w:r>
+      <w:r>
+        <w:t xml:space="preserve"> vd</w:t>
+      </w:r>
+      <w:proofErr w:type="gramEnd"/>
+      <w:r>
+        <w:t xml:space="preserve">: </w:t>
       </w:r>
       <w:r>
         <w:t xml:space="preserve"> Phân khúc Thấp – Trung Bình – Cao (flagship)</w:t>
@@ -11419,6 +12054,7 @@
         <w:rPr>
           <w:noProof/>
         </w:rPr>
+        <w:lastRenderedPageBreak/>
         <w:drawing>
           <wp:inline distT="0" distB="0" distL="0" distR="0" wp14:anchorId="33108386" wp14:editId="325FB37B">
             <wp:extent cx="5940425" cy="4158615"/>
@@ -11532,7 +12168,15 @@
         <w:t xml:space="preserve">Nhìn vào sơ đồ ta thấy được dữ liệu đang được chia thành 3 cụm 0 – xanh dương, 1 – cam, 2 – xanh lục. </w:t>
       </w:r>
       <w:r>
-        <w:t xml:space="preserve">Sau khi xác định được rạnh giới các cụm, nhóm sử dụng phép toán “Aggregated Mean “ – tính trung bình gộp. </w:t>
+        <w:t xml:space="preserve">Sau khi xác định được rạnh giới các cụm, nhóm sử dụng phép toán “Aggregated Mean </w:t>
+      </w:r>
+      <w:proofErr w:type="gramStart"/>
+      <w:r>
+        <w:t>“ –</w:t>
+      </w:r>
+      <w:proofErr w:type="gramEnd"/>
+      <w:r>
+        <w:t xml:space="preserve"> tính trung bình gộp. </w:t>
       </w:r>
       <w:r>
         <w:sym w:font="Wingdings" w:char="F0E0"/>
@@ -11664,7 +12308,6 @@
           <w:b/>
           <w:bCs/>
         </w:rPr>
-        <w:lastRenderedPageBreak/>
         <w:t xml:space="preserve">Cụm 0 </w:t>
       </w:r>
       <w:r>
@@ -11697,6 +12340,7 @@
         <w:jc w:val="both"/>
       </w:pPr>
       <w:r>
+        <w:lastRenderedPageBreak/>
         <w:t>Đây là nhóm "sản phẩm mồi". Khách hàng mua nhóm này rất nhạy cảm về giá và ra quyết định dựa trên các chương trình khuyến mãi. Việc điểm sao thấp nhất cho thấy ở mức giá này, người dùng có thể gặp một số vấn đề về kỳ vọng hoặc dịch vụ hậu mãi.</w:t>
       </w:r>
     </w:p>
@@ -11901,7 +12545,6 @@
           <w:b/>
           <w:bCs/>
         </w:rPr>
-        <w:lastRenderedPageBreak/>
         <w:t>Cụm 2</w:t>
       </w:r>
       <w:r>
@@ -11937,6 +12580,7 @@
         <w:jc w:val="both"/>
       </w:pPr>
       <w:r>
+        <w:lastRenderedPageBreak/>
         <w:t xml:space="preserve">Nhóm này có thể là các sản phẩm kén người mua hoặc là sản phẩm mới lên sàn, chưa có nhiều độ phủ nên số lượng bán và rating chưa cao. Tuy nhiên, chất lượng lõi </w:t>
       </w:r>
       <w:r>
@@ -11983,14 +12627,20 @@
           <w:numId w:val="48"/>
         </w:numPr>
         <w:jc w:val="both"/>
-      </w:pPr>
-      <w:r>
         <w:rPr>
           <w:lang w:val="vi-VN"/>
         </w:rPr>
+      </w:pPr>
+      <w:r>
+        <w:rPr>
+          <w:lang w:val="vi-VN"/>
+        </w:rPr>
         <w:t xml:space="preserve">"Lấy số lượng đè chất lượng". </w:t>
       </w:r>
       <w:r>
+        <w:rPr>
+          <w:lang w:val="vi-VN"/>
+        </w:rPr>
         <w:t>Không nên</w:t>
       </w:r>
       <w:r>
@@ -12000,9 +12650,15 @@
         <w:t xml:space="preserve"> tốn tiền chạy Ads thương hiệu, hãy tập trung vào SEO từ khóa "điện thoại giá rẻ"</w:t>
       </w:r>
       <w:r>
+        <w:rPr>
+          <w:lang w:val="vi-VN"/>
+        </w:rPr>
         <w:t xml:space="preserve">. </w:t>
       </w:r>
       <w:r>
+        <w:rPr>
+          <w:lang w:val="vi-VN"/>
+        </w:rPr>
         <w:t>Tăng cường đấu thầu từ khóa và quảng cáo Khám phá để tăng lượt hiển thị cho nhóm này, giúp sản phẩm tiếp cận đúng tệp khách hàng mục tiêu.</w:t>
       </w:r>
     </w:p>
@@ -12014,26 +12670,49 @@
           <w:numId w:val="48"/>
         </w:numPr>
         <w:jc w:val="both"/>
-      </w:pPr>
-      <w:r>
+        <w:rPr>
+          <w:lang w:val="vi-VN"/>
+        </w:rPr>
+      </w:pPr>
+      <w:r>
+        <w:rPr>
+          <w:lang w:val="vi-VN"/>
+        </w:rPr>
         <w:t>Tạo Combo: Ghép cặp cụm 2 với các sản phẩm hot ở Cụm 0. Ví dụ: "Mua sản phẩm (Cụm 0) để được giảm ngay 30% cho sản phẩm (Cụm 2)".</w:t>
       </w:r>
     </w:p>
     <w:p>
       <w:pPr>
         <w:pStyle w:val="Heading3"/>
+        <w:rPr>
+          <w:lang w:val="vi-VN"/>
+        </w:rPr>
       </w:pPr>
       <w:bookmarkStart w:id="44" w:name="_Toc228512030"/>
       <w:r>
+        <w:rPr>
+          <w:lang w:val="vi-VN"/>
+        </w:rPr>
         <w:t>Huấn luyện mô hình AI dự đoán và kiểm thử</w:t>
       </w:r>
       <w:bookmarkEnd w:id="44"/>
     </w:p>
     <w:p>
-      <w:r>
+      <w:pPr>
+        <w:rPr>
+          <w:lang w:val="vi-VN"/>
+        </w:rPr>
+      </w:pPr>
+      <w:r>
+        <w:rPr>
+          <w:lang w:val="vi-VN"/>
+        </w:rPr>
         <w:tab/>
       </w:r>
       <w:r>
+        <w:rPr>
+          <w:lang w:val="vi-VN"/>
+        </w:rPr>
         <w:t xml:space="preserve">Mô hình huấn luyện được sử dụng: Dựa vào nhu cầu của dự án, nhóm quyết chọn mô hình Random Forest bởi: </w:t>
       </w:r>
     </w:p>
@@ -12045,8 +12724,14 @@
           <w:numId w:val="32"/>
         </w:numPr>
         <w:jc w:val="both"/>
-      </w:pPr>
-      <w:r>
+        <w:rPr>
+          <w:lang w:val="vi-VN"/>
+        </w:rPr>
+      </w:pPr>
+      <w:r>
+        <w:rPr>
+          <w:lang w:val="vi-VN"/>
+        </w:rPr>
         <w:t>Random forest là m</w:t>
       </w:r>
       <w:r>
@@ -12064,14 +12749,20 @@
           <w:numId w:val="32"/>
         </w:numPr>
         <w:jc w:val="both"/>
-      </w:pPr>
-      <w:r>
         <w:rPr>
           <w:lang w:val="vi-VN"/>
         </w:rPr>
+      </w:pPr>
+      <w:r>
+        <w:rPr>
+          <w:lang w:val="vi-VN"/>
+        </w:rPr>
         <w:t>Chuyên trị dữ liệu</w:t>
       </w:r>
       <w:r>
+        <w:rPr>
+          <w:lang w:val="vi-VN"/>
+        </w:rPr>
         <w:t xml:space="preserve"> dạng</w:t>
       </w:r>
       <w:r>
@@ -12081,6 +12772,9 @@
         <w:t xml:space="preserve"> bản</w:t>
       </w:r>
       <w:r>
+        <w:rPr>
+          <w:lang w:val="vi-VN"/>
+        </w:rPr>
         <w:t>g</w:t>
       </w:r>
     </w:p>
@@ -12092,6 +12786,9 @@
           <w:numId w:val="32"/>
         </w:numPr>
         <w:jc w:val="both"/>
+        <w:rPr>
+          <w:lang w:val="vi-VN"/>
+        </w:rPr>
       </w:pPr>
       <w:r>
         <w:rPr>
@@ -12108,6 +12805,9 @@
           <w:numId w:val="32"/>
         </w:numPr>
         <w:jc w:val="both"/>
+        <w:rPr>
+          <w:lang w:val="vi-VN"/>
+        </w:rPr>
       </w:pPr>
       <w:r>
         <w:rPr>
@@ -12334,10 +13034,26 @@
         </w:numPr>
       </w:pPr>
       <w:r>
-        <w:t>Chia tập train / test theo tỉ lệ 80 : 20</w:t>
-      </w:r>
-      <w:r>
-        <w:t xml:space="preserve"> và 70 : 30, sau đó lấy mô hình tối ưu hơn </w:t>
+        <w:t xml:space="preserve">Chia tập train / test theo tỉ lệ </w:t>
+      </w:r>
+      <w:proofErr w:type="gramStart"/>
+      <w:r>
+        <w:t>80 :</w:t>
+      </w:r>
+      <w:proofErr w:type="gramEnd"/>
+      <w:r>
+        <w:t xml:space="preserve"> 20</w:t>
+      </w:r>
+      <w:r>
+        <w:t xml:space="preserve"> và </w:t>
+      </w:r>
+      <w:proofErr w:type="gramStart"/>
+      <w:r>
+        <w:t>70 :</w:t>
+      </w:r>
+      <w:proofErr w:type="gramEnd"/>
+      <w:r>
+        <w:t xml:space="preserve"> 30, sau đó lấy mô hình tối ưu hơn </w:t>
       </w:r>
     </w:p>
     <w:p>
@@ -12577,7 +13293,15 @@
         <w:t xml:space="preserve">phân cụm khá ổn, đặc điệt hiệu quả cao với cụm 2. </w:t>
       </w:r>
       <w:r>
-        <w:t xml:space="preserve"> Mô hình nhận diện các sản phẩm cụm 0 và 1 ở mức khá ổn. Tỉ lệ dự đoán sai các trường hợp không nhiều ( 46/493 TH ~ 9.3%). </w:t>
+        <w:t xml:space="preserve"> Mô hình nhận diện các sản phẩm cụm 0 và 1 ở mức khá ổn. Tỉ lệ dự đoán sai các trường hợp không nhiều </w:t>
+      </w:r>
+      <w:proofErr w:type="gramStart"/>
+      <w:r>
+        <w:t>( 46</w:t>
+      </w:r>
+      <w:proofErr w:type="gramEnd"/>
+      <w:r>
+        <w:t xml:space="preserve">/493 TH ~ 9.3%). </w:t>
       </w:r>
     </w:p>
     <w:p>
@@ -12847,7 +13571,15 @@
     <w:p>
       <w:r>
         <w:tab/>
-        <w:t xml:space="preserve">Triển khai UI và  kiểm thử dự đoán của mô hình: </w:t>
+        <w:t xml:space="preserve">Triển khai UI </w:t>
+      </w:r>
+      <w:proofErr w:type="gramStart"/>
+      <w:r>
+        <w:t>và  kiểm</w:t>
+      </w:r>
+      <w:proofErr w:type="gramEnd"/>
+      <w:r>
+        <w:t xml:space="preserve"> thử dự đoán của mô hình: </w:t>
       </w:r>
     </w:p>
     <w:p>
@@ -12862,6 +13594,9 @@
         <w:jc w:val="center"/>
       </w:pPr>
       <w:r>
+        <w:rPr>
+          <w:noProof/>
+        </w:rPr>
         <w:drawing>
           <wp:inline distT="0" distB="0" distL="0" distR="0" wp14:anchorId="6C373509" wp14:editId="120C9A3D">
             <wp:extent cx="5940425" cy="2399665"/>
@@ -12963,6 +13698,9 @@
         <w:jc w:val="center"/>
       </w:pPr>
       <w:r>
+        <w:rPr>
+          <w:noProof/>
+        </w:rPr>
         <w:drawing>
           <wp:inline distT="0" distB="0" distL="0" distR="0" wp14:anchorId="53F0DE8F" wp14:editId="4B5F1DDA">
             <wp:extent cx="5940425" cy="2379980"/>
@@ -13064,6 +13802,9 @@
         <w:jc w:val="center"/>
       </w:pPr>
       <w:r>
+        <w:rPr>
+          <w:noProof/>
+        </w:rPr>
         <w:drawing>
           <wp:inline distT="0" distB="0" distL="0" distR="0" wp14:anchorId="199F3614" wp14:editId="6CF02B06">
             <wp:extent cx="6056298" cy="2489200"/>
@@ -13280,11 +14021,14 @@
           <w:ilvl w:val="0"/>
           <w:numId w:val="38"/>
         </w:numPr>
-      </w:pPr>
-      <w:r>
         <w:rPr>
           <w:lang w:val="vi-VN"/>
         </w:rPr>
+      </w:pPr>
+      <w:r>
+        <w:rPr>
+          <w:lang w:val="vi-VN"/>
+        </w:rPr>
         <w:t>Mở rộng bộ dữ liệu</w:t>
       </w:r>
       <w:r>
@@ -13297,6 +14041,9 @@
         <w:t>Tập dữ liệu hiện tại chủ yếu tập trung mạnh ở phân khúc dưới 15 triệu. Để AI dự báo sắc nét hơn cần cào them</w:t>
       </w:r>
       <w:r>
+        <w:rPr>
+          <w:lang w:val="vi-VN"/>
+        </w:rPr>
         <w:t xml:space="preserve"> nhiều</w:t>
       </w:r>
       <w:r>
@@ -13306,6 +14053,9 @@
         <w:t xml:space="preserve"> dữ liệu </w:t>
       </w:r>
       <w:r>
+        <w:rPr>
+          <w:lang w:val="vi-VN"/>
+        </w:rPr>
         <w:t>hơn.</w:t>
       </w:r>
     </w:p>
@@ -13316,14 +14066,20 @@
           <w:ilvl w:val="0"/>
           <w:numId w:val="38"/>
         </w:numPr>
-      </w:pPr>
-      <w:r>
         <w:rPr>
           <w:lang w:val="vi-VN"/>
         </w:rPr>
+      </w:pPr>
+      <w:r>
+        <w:rPr>
+          <w:lang w:val="vi-VN"/>
+        </w:rPr>
         <w:t xml:space="preserve">Thiếu phân tích Cảm xúc: Hiện tại nhóm </w:t>
       </w:r>
       <w:r>
+        <w:rPr>
+          <w:lang w:val="vi-VN"/>
+        </w:rPr>
         <w:t xml:space="preserve">chưa thể </w:t>
       </w:r>
       <w:r>
@@ -13333,6 +14089,9 @@
         <w:t xml:space="preserve">chạy các mô hình NLP (Xử lý ngôn ngữ tự nhiên), giúp hiểu rõ khách hàng chê máy Cụm </w:t>
       </w:r>
       <w:r>
+        <w:rPr>
+          <w:lang w:val="vi-VN"/>
+        </w:rPr>
         <w:t>1</w:t>
       </w:r>
       <w:r>
@@ -13342,19 +14101,45 @@
         <w:t xml:space="preserve"> ở điểm nào (camera, pin, hay thái độ shop)</w:t>
       </w:r>
       <w:r>
+        <w:rPr>
+          <w:lang w:val="vi-VN"/>
+        </w:rPr>
         <w:t>, từ đó có những kế hoạch marketing tốt hơn.</w:t>
       </w:r>
     </w:p>
-    <w:p/>
-    <w:p/>
-    <w:p>
-      <w:r>
+    <w:p>
+      <w:pPr>
+        <w:rPr>
+          <w:lang w:val="vi-VN"/>
+        </w:rPr>
+      </w:pPr>
+    </w:p>
+    <w:p>
+      <w:pPr>
+        <w:rPr>
+          <w:lang w:val="vi-VN"/>
+        </w:rPr>
+      </w:pPr>
+    </w:p>
+    <w:p>
+      <w:pPr>
+        <w:rPr>
+          <w:lang w:val="vi-VN"/>
+        </w:rPr>
+      </w:pPr>
+      <w:r>
+        <w:rPr>
+          <w:lang w:val="vi-VN"/>
+        </w:rPr>
         <w:br w:type="page"/>
       </w:r>
     </w:p>
     <w:p>
       <w:pPr>
         <w:jc w:val="center"/>
+        <w:rPr>
+          <w:lang w:val="vi-VN"/>
+        </w:rPr>
       </w:pPr>
     </w:p>
     <w:p>
@@ -14583,6 +15368,155 @@
     </w:lvl>
   </w:abstractNum>
   <w:abstractNum w:abstractNumId="8" w15:restartNumberingAfterBreak="0">
+    <w:nsid w:val="20EF27A4"/>
+    <w:multiLevelType w:val="multilevel"/>
+    <w:tmpl w:val="0B565BFC"/>
+    <w:lvl w:ilvl="0">
+      <w:start w:val="1"/>
+      <w:numFmt w:val="bullet"/>
+      <w:lvlText w:val=""/>
+      <w:lvlJc w:val="left"/>
+      <w:pPr>
+        <w:tabs>
+          <w:tab w:val="num" w:pos="720"/>
+        </w:tabs>
+        <w:ind w:left="720" w:hanging="360"/>
+      </w:pPr>
+      <w:rPr>
+        <w:rFonts w:ascii="Symbol" w:hAnsi="Symbol" w:hint="default"/>
+        <w:sz w:val="20"/>
+      </w:rPr>
+    </w:lvl>
+    <w:lvl w:ilvl="1" w:tentative="1">
+      <w:start w:val="1"/>
+      <w:numFmt w:val="bullet"/>
+      <w:lvlText w:val="o"/>
+      <w:lvlJc w:val="left"/>
+      <w:pPr>
+        <w:tabs>
+          <w:tab w:val="num" w:pos="1440"/>
+        </w:tabs>
+        <w:ind w:left="1440" w:hanging="360"/>
+      </w:pPr>
+      <w:rPr>
+        <w:rFonts w:ascii="Courier New" w:hAnsi="Courier New" w:hint="default"/>
+        <w:sz w:val="20"/>
+      </w:rPr>
+    </w:lvl>
+    <w:lvl w:ilvl="2" w:tentative="1">
+      <w:start w:val="1"/>
+      <w:numFmt w:val="bullet"/>
+      <w:lvlText w:val=""/>
+      <w:lvlJc w:val="left"/>
+      <w:pPr>
+        <w:tabs>
+          <w:tab w:val="num" w:pos="2160"/>
+        </w:tabs>
+        <w:ind w:left="2160" w:hanging="360"/>
+      </w:pPr>
+      <w:rPr>
+        <w:rFonts w:ascii="Wingdings" w:hAnsi="Wingdings" w:hint="default"/>
+        <w:sz w:val="20"/>
+      </w:rPr>
+    </w:lvl>
+    <w:lvl w:ilvl="3" w:tentative="1">
+      <w:start w:val="1"/>
+      <w:numFmt w:val="bullet"/>
+      <w:lvlText w:val=""/>
+      <w:lvlJc w:val="left"/>
+      <w:pPr>
+        <w:tabs>
+          <w:tab w:val="num" w:pos="2880"/>
+        </w:tabs>
+        <w:ind w:left="2880" w:hanging="360"/>
+      </w:pPr>
+      <w:rPr>
+        <w:rFonts w:ascii="Wingdings" w:hAnsi="Wingdings" w:hint="default"/>
+        <w:sz w:val="20"/>
+      </w:rPr>
+    </w:lvl>
+    <w:lvl w:ilvl="4" w:tentative="1">
+      <w:start w:val="1"/>
+      <w:numFmt w:val="bullet"/>
+      <w:lvlText w:val=""/>
+      <w:lvlJc w:val="left"/>
+      <w:pPr>
+        <w:tabs>
+          <w:tab w:val="num" w:pos="3600"/>
+        </w:tabs>
+        <w:ind w:left="3600" w:hanging="360"/>
+      </w:pPr>
+      <w:rPr>
+        <w:rFonts w:ascii="Wingdings" w:hAnsi="Wingdings" w:hint="default"/>
+        <w:sz w:val="20"/>
+      </w:rPr>
+    </w:lvl>
+    <w:lvl w:ilvl="5" w:tentative="1">
+      <w:start w:val="1"/>
+      <w:numFmt w:val="bullet"/>
+      <w:lvlText w:val=""/>
+      <w:lvlJc w:val="left"/>
+      <w:pPr>
+        <w:tabs>
+          <w:tab w:val="num" w:pos="4320"/>
+        </w:tabs>
+        <w:ind w:left="4320" w:hanging="360"/>
+      </w:pPr>
+      <w:rPr>
+        <w:rFonts w:ascii="Wingdings" w:hAnsi="Wingdings" w:hint="default"/>
+        <w:sz w:val="20"/>
+      </w:rPr>
+    </w:lvl>
+    <w:lvl w:ilvl="6" w:tentative="1">
+      <w:start w:val="1"/>
+      <w:numFmt w:val="bullet"/>
+      <w:lvlText w:val=""/>
+      <w:lvlJc w:val="left"/>
+      <w:pPr>
+        <w:tabs>
+          <w:tab w:val="num" w:pos="5040"/>
+        </w:tabs>
+        <w:ind w:left="5040" w:hanging="360"/>
+      </w:pPr>
+      <w:rPr>
+        <w:rFonts w:ascii="Wingdings" w:hAnsi="Wingdings" w:hint="default"/>
+        <w:sz w:val="20"/>
+      </w:rPr>
+    </w:lvl>
+    <w:lvl w:ilvl="7" w:tentative="1">
+      <w:start w:val="1"/>
+      <w:numFmt w:val="bullet"/>
+      <w:lvlText w:val=""/>
+      <w:lvlJc w:val="left"/>
+      <w:pPr>
+        <w:tabs>
+          <w:tab w:val="num" w:pos="5760"/>
+        </w:tabs>
+        <w:ind w:left="5760" w:hanging="360"/>
+      </w:pPr>
+      <w:rPr>
+        <w:rFonts w:ascii="Wingdings" w:hAnsi="Wingdings" w:hint="default"/>
+        <w:sz w:val="20"/>
+      </w:rPr>
+    </w:lvl>
+    <w:lvl w:ilvl="8" w:tentative="1">
+      <w:start w:val="1"/>
+      <w:numFmt w:val="bullet"/>
+      <w:lvlText w:val=""/>
+      <w:lvlJc w:val="left"/>
+      <w:pPr>
+        <w:tabs>
+          <w:tab w:val="num" w:pos="6480"/>
+        </w:tabs>
+        <w:ind w:left="6480" w:hanging="360"/>
+      </w:pPr>
+      <w:rPr>
+        <w:rFonts w:ascii="Wingdings" w:hAnsi="Wingdings" w:hint="default"/>
+        <w:sz w:val="20"/>
+      </w:rPr>
+    </w:lvl>
+  </w:abstractNum>
+  <w:abstractNum w:abstractNumId="9" w15:restartNumberingAfterBreak="0">
     <w:nsid w:val="250E531C"/>
     <w:multiLevelType w:val="hybridMultilevel"/>
     <w:tmpl w:val="3E1893E6"/>
@@ -14695,7 +15629,7 @@
       </w:rPr>
     </w:lvl>
   </w:abstractNum>
-  <w:abstractNum w:abstractNumId="9" w15:restartNumberingAfterBreak="0">
+  <w:abstractNum w:abstractNumId="10" w15:restartNumberingAfterBreak="0">
     <w:nsid w:val="27D97424"/>
     <w:multiLevelType w:val="hybridMultilevel"/>
     <w:tmpl w:val="DA42B4DC"/>
@@ -14835,7 +15769,7 @@
       </w:rPr>
     </w:lvl>
   </w:abstractNum>
-  <w:abstractNum w:abstractNumId="10" w15:restartNumberingAfterBreak="0">
+  <w:abstractNum w:abstractNumId="11" w15:restartNumberingAfterBreak="0">
     <w:nsid w:val="31747AB1"/>
     <w:multiLevelType w:val="multilevel"/>
     <w:tmpl w:val="0D2839AA"/>
@@ -14956,7 +15890,7 @@
       </w:rPr>
     </w:lvl>
   </w:abstractNum>
-  <w:abstractNum w:abstractNumId="11" w15:restartNumberingAfterBreak="0">
+  <w:abstractNum w:abstractNumId="12" w15:restartNumberingAfterBreak="0">
     <w:nsid w:val="345010AB"/>
     <w:multiLevelType w:val="hybridMultilevel"/>
     <w:tmpl w:val="47667F9E"/>
@@ -15069,7 +16003,156 @@
       </w:rPr>
     </w:lvl>
   </w:abstractNum>
-  <w:abstractNum w:abstractNumId="12" w15:restartNumberingAfterBreak="0">
+  <w:abstractNum w:abstractNumId="13" w15:restartNumberingAfterBreak="0">
+    <w:nsid w:val="35720DF5"/>
+    <w:multiLevelType w:val="multilevel"/>
+    <w:tmpl w:val="44BE8BB4"/>
+    <w:lvl w:ilvl="0">
+      <w:start w:val="1"/>
+      <w:numFmt w:val="bullet"/>
+      <w:lvlText w:val=""/>
+      <w:lvlJc w:val="left"/>
+      <w:pPr>
+        <w:tabs>
+          <w:tab w:val="num" w:pos="720"/>
+        </w:tabs>
+        <w:ind w:left="720" w:hanging="360"/>
+      </w:pPr>
+      <w:rPr>
+        <w:rFonts w:ascii="Symbol" w:hAnsi="Symbol" w:hint="default"/>
+        <w:sz w:val="20"/>
+      </w:rPr>
+    </w:lvl>
+    <w:lvl w:ilvl="1" w:tentative="1">
+      <w:start w:val="1"/>
+      <w:numFmt w:val="bullet"/>
+      <w:lvlText w:val="o"/>
+      <w:lvlJc w:val="left"/>
+      <w:pPr>
+        <w:tabs>
+          <w:tab w:val="num" w:pos="1440"/>
+        </w:tabs>
+        <w:ind w:left="1440" w:hanging="360"/>
+      </w:pPr>
+      <w:rPr>
+        <w:rFonts w:ascii="Courier New" w:hAnsi="Courier New" w:hint="default"/>
+        <w:sz w:val="20"/>
+      </w:rPr>
+    </w:lvl>
+    <w:lvl w:ilvl="2" w:tentative="1">
+      <w:start w:val="1"/>
+      <w:numFmt w:val="bullet"/>
+      <w:lvlText w:val=""/>
+      <w:lvlJc w:val="left"/>
+      <w:pPr>
+        <w:tabs>
+          <w:tab w:val="num" w:pos="2160"/>
+        </w:tabs>
+        <w:ind w:left="2160" w:hanging="360"/>
+      </w:pPr>
+      <w:rPr>
+        <w:rFonts w:ascii="Wingdings" w:hAnsi="Wingdings" w:hint="default"/>
+        <w:sz w:val="20"/>
+      </w:rPr>
+    </w:lvl>
+    <w:lvl w:ilvl="3" w:tentative="1">
+      <w:start w:val="1"/>
+      <w:numFmt w:val="bullet"/>
+      <w:lvlText w:val=""/>
+      <w:lvlJc w:val="left"/>
+      <w:pPr>
+        <w:tabs>
+          <w:tab w:val="num" w:pos="2880"/>
+        </w:tabs>
+        <w:ind w:left="2880" w:hanging="360"/>
+      </w:pPr>
+      <w:rPr>
+        <w:rFonts w:ascii="Wingdings" w:hAnsi="Wingdings" w:hint="default"/>
+        <w:sz w:val="20"/>
+      </w:rPr>
+    </w:lvl>
+    <w:lvl w:ilvl="4" w:tentative="1">
+      <w:start w:val="1"/>
+      <w:numFmt w:val="bullet"/>
+      <w:lvlText w:val=""/>
+      <w:lvlJc w:val="left"/>
+      <w:pPr>
+        <w:tabs>
+          <w:tab w:val="num" w:pos="3600"/>
+        </w:tabs>
+        <w:ind w:left="3600" w:hanging="360"/>
+      </w:pPr>
+      <w:rPr>
+        <w:rFonts w:ascii="Wingdings" w:hAnsi="Wingdings" w:hint="default"/>
+        <w:sz w:val="20"/>
+      </w:rPr>
+    </w:lvl>
+    <w:lvl w:ilvl="5" w:tentative="1">
+      <w:start w:val="1"/>
+      <w:numFmt w:val="bullet"/>
+      <w:lvlText w:val=""/>
+      <w:lvlJc w:val="left"/>
+      <w:pPr>
+        <w:tabs>
+          <w:tab w:val="num" w:pos="4320"/>
+        </w:tabs>
+        <w:ind w:left="4320" w:hanging="360"/>
+      </w:pPr>
+      <w:rPr>
+        <w:rFonts w:ascii="Wingdings" w:hAnsi="Wingdings" w:hint="default"/>
+        <w:sz w:val="20"/>
+      </w:rPr>
+    </w:lvl>
+    <w:lvl w:ilvl="6" w:tentative="1">
+      <w:start w:val="1"/>
+      <w:numFmt w:val="bullet"/>
+      <w:lvlText w:val=""/>
+      <w:lvlJc w:val="left"/>
+      <w:pPr>
+        <w:tabs>
+          <w:tab w:val="num" w:pos="5040"/>
+        </w:tabs>
+        <w:ind w:left="5040" w:hanging="360"/>
+      </w:pPr>
+      <w:rPr>
+        <w:rFonts w:ascii="Wingdings" w:hAnsi="Wingdings" w:hint="default"/>
+        <w:sz w:val="20"/>
+      </w:rPr>
+    </w:lvl>
+    <w:lvl w:ilvl="7" w:tentative="1">
+      <w:start w:val="1"/>
+      <w:numFmt w:val="bullet"/>
+      <w:lvlText w:val=""/>
+      <w:lvlJc w:val="left"/>
+      <w:pPr>
+        <w:tabs>
+          <w:tab w:val="num" w:pos="5760"/>
+        </w:tabs>
+        <w:ind w:left="5760" w:hanging="360"/>
+      </w:pPr>
+      <w:rPr>
+        <w:rFonts w:ascii="Wingdings" w:hAnsi="Wingdings" w:hint="default"/>
+        <w:sz w:val="20"/>
+      </w:rPr>
+    </w:lvl>
+    <w:lvl w:ilvl="8" w:tentative="1">
+      <w:start w:val="1"/>
+      <w:numFmt w:val="bullet"/>
+      <w:lvlText w:val=""/>
+      <w:lvlJc w:val="left"/>
+      <w:pPr>
+        <w:tabs>
+          <w:tab w:val="num" w:pos="6480"/>
+        </w:tabs>
+        <w:ind w:left="6480" w:hanging="360"/>
+      </w:pPr>
+      <w:rPr>
+        <w:rFonts w:ascii="Wingdings" w:hAnsi="Wingdings" w:hint="default"/>
+        <w:sz w:val="20"/>
+      </w:rPr>
+    </w:lvl>
+  </w:abstractNum>
+  <w:abstractNum w:abstractNumId="14" w15:restartNumberingAfterBreak="0">
     <w:nsid w:val="383A556B"/>
     <w:multiLevelType w:val="hybridMultilevel"/>
     <w:tmpl w:val="56825526"/>
@@ -15182,7 +16265,7 @@
       </w:rPr>
     </w:lvl>
   </w:abstractNum>
-  <w:abstractNum w:abstractNumId="13" w15:restartNumberingAfterBreak="0">
+  <w:abstractNum w:abstractNumId="15" w15:restartNumberingAfterBreak="0">
     <w:nsid w:val="390E0BA1"/>
     <w:multiLevelType w:val="hybridMultilevel"/>
     <w:tmpl w:val="B57E126C"/>
@@ -15295,7 +16378,7 @@
       </w:rPr>
     </w:lvl>
   </w:abstractNum>
-  <w:abstractNum w:abstractNumId="14" w15:restartNumberingAfterBreak="0">
+  <w:abstractNum w:abstractNumId="16" w15:restartNumberingAfterBreak="0">
     <w:nsid w:val="3B0D121D"/>
     <w:multiLevelType w:val="hybridMultilevel"/>
     <w:tmpl w:val="4EA818D4"/>
@@ -15408,7 +16491,7 @@
       </w:rPr>
     </w:lvl>
   </w:abstractNum>
-  <w:abstractNum w:abstractNumId="15" w15:restartNumberingAfterBreak="0">
+  <w:abstractNum w:abstractNumId="17" w15:restartNumberingAfterBreak="0">
     <w:nsid w:val="3EF75090"/>
     <w:multiLevelType w:val="hybridMultilevel"/>
     <w:tmpl w:val="E01665D2"/>
@@ -15521,7 +16604,7 @@
       </w:rPr>
     </w:lvl>
   </w:abstractNum>
-  <w:abstractNum w:abstractNumId="16" w15:restartNumberingAfterBreak="0">
+  <w:abstractNum w:abstractNumId="18" w15:restartNumberingAfterBreak="0">
     <w:nsid w:val="40BF237A"/>
     <w:multiLevelType w:val="hybridMultilevel"/>
     <w:tmpl w:val="78E6A74C"/>
@@ -15634,7 +16717,7 @@
       </w:rPr>
     </w:lvl>
   </w:abstractNum>
-  <w:abstractNum w:abstractNumId="17" w15:restartNumberingAfterBreak="0">
+  <w:abstractNum w:abstractNumId="19" w15:restartNumberingAfterBreak="0">
     <w:nsid w:val="4140023B"/>
     <w:multiLevelType w:val="hybridMultilevel"/>
     <w:tmpl w:val="A09AE4BE"/>
@@ -15747,7 +16830,7 @@
       </w:rPr>
     </w:lvl>
   </w:abstractNum>
-  <w:abstractNum w:abstractNumId="18" w15:restartNumberingAfterBreak="0">
+  <w:abstractNum w:abstractNumId="20" w15:restartNumberingAfterBreak="0">
     <w:nsid w:val="46945073"/>
     <w:multiLevelType w:val="multilevel"/>
     <w:tmpl w:val="2BBAEF62"/>
@@ -15896,7 +16979,7 @@
       </w:rPr>
     </w:lvl>
   </w:abstractNum>
-  <w:abstractNum w:abstractNumId="19" w15:restartNumberingAfterBreak="0">
+  <w:abstractNum w:abstractNumId="21" w15:restartNumberingAfterBreak="0">
     <w:nsid w:val="46E04835"/>
     <w:multiLevelType w:val="hybridMultilevel"/>
     <w:tmpl w:val="9F807178"/>
@@ -16036,7 +17119,7 @@
       </w:rPr>
     </w:lvl>
   </w:abstractNum>
-  <w:abstractNum w:abstractNumId="20" w15:restartNumberingAfterBreak="0">
+  <w:abstractNum w:abstractNumId="22" w15:restartNumberingAfterBreak="0">
     <w:nsid w:val="47D0469F"/>
     <w:multiLevelType w:val="hybridMultilevel"/>
     <w:tmpl w:val="1646FFF2"/>
@@ -16149,7 +17232,7 @@
       </w:rPr>
     </w:lvl>
   </w:abstractNum>
-  <w:abstractNum w:abstractNumId="21" w15:restartNumberingAfterBreak="0">
+  <w:abstractNum w:abstractNumId="23" w15:restartNumberingAfterBreak="0">
     <w:nsid w:val="47F9505E"/>
     <w:multiLevelType w:val="hybridMultilevel"/>
     <w:tmpl w:val="C3EEF4E8"/>
@@ -16262,7 +17345,7 @@
       </w:rPr>
     </w:lvl>
   </w:abstractNum>
-  <w:abstractNum w:abstractNumId="22" w15:restartNumberingAfterBreak="0">
+  <w:abstractNum w:abstractNumId="24" w15:restartNumberingAfterBreak="0">
     <w:nsid w:val="4CFC330A"/>
     <w:multiLevelType w:val="hybridMultilevel"/>
     <w:tmpl w:val="A07E96BC"/>
@@ -16402,7 +17485,7 @@
       </w:rPr>
     </w:lvl>
   </w:abstractNum>
-  <w:abstractNum w:abstractNumId="23" w15:restartNumberingAfterBreak="0">
+  <w:abstractNum w:abstractNumId="25" w15:restartNumberingAfterBreak="0">
     <w:nsid w:val="4F05287A"/>
     <w:multiLevelType w:val="multilevel"/>
     <w:tmpl w:val="27BE0522"/>
@@ -16551,7 +17634,7 @@
       </w:rPr>
     </w:lvl>
   </w:abstractNum>
-  <w:abstractNum w:abstractNumId="24" w15:restartNumberingAfterBreak="0">
+  <w:abstractNum w:abstractNumId="26" w15:restartNumberingAfterBreak="0">
     <w:nsid w:val="51D2372B"/>
     <w:multiLevelType w:val="multilevel"/>
     <w:tmpl w:val="5E927778"/>
@@ -16700,7 +17783,7 @@
       </w:rPr>
     </w:lvl>
   </w:abstractNum>
-  <w:abstractNum w:abstractNumId="25" w15:restartNumberingAfterBreak="0">
+  <w:abstractNum w:abstractNumId="27" w15:restartNumberingAfterBreak="0">
     <w:nsid w:val="51F9049B"/>
     <w:multiLevelType w:val="hybridMultilevel"/>
     <w:tmpl w:val="B0D46B90"/>
@@ -16813,7 +17896,7 @@
       </w:rPr>
     </w:lvl>
   </w:abstractNum>
-  <w:abstractNum w:abstractNumId="26" w15:restartNumberingAfterBreak="0">
+  <w:abstractNum w:abstractNumId="28" w15:restartNumberingAfterBreak="0">
     <w:nsid w:val="536F20AB"/>
     <w:multiLevelType w:val="hybridMultilevel"/>
     <w:tmpl w:val="F7A416EA"/>
@@ -16926,7 +18009,7 @@
       </w:rPr>
     </w:lvl>
   </w:abstractNum>
-  <w:abstractNum w:abstractNumId="27" w15:restartNumberingAfterBreak="0">
+  <w:abstractNum w:abstractNumId="29" w15:restartNumberingAfterBreak="0">
     <w:nsid w:val="54212D15"/>
     <w:multiLevelType w:val="multilevel"/>
     <w:tmpl w:val="FA26210E"/>
@@ -17045,7 +18128,7 @@
       </w:rPr>
     </w:lvl>
   </w:abstractNum>
-  <w:abstractNum w:abstractNumId="28" w15:restartNumberingAfterBreak="0">
+  <w:abstractNum w:abstractNumId="30" w15:restartNumberingAfterBreak="0">
     <w:nsid w:val="54B14D6F"/>
     <w:multiLevelType w:val="multilevel"/>
     <w:tmpl w:val="D938EFF4"/>
@@ -17194,7 +18277,7 @@
       </w:rPr>
     </w:lvl>
   </w:abstractNum>
-  <w:abstractNum w:abstractNumId="29" w15:restartNumberingAfterBreak="0">
+  <w:abstractNum w:abstractNumId="31" w15:restartNumberingAfterBreak="0">
     <w:nsid w:val="57730FB1"/>
     <w:multiLevelType w:val="hybridMultilevel"/>
     <w:tmpl w:val="52A02ED2"/>
@@ -17307,7 +18390,7 @@
       </w:rPr>
     </w:lvl>
   </w:abstractNum>
-  <w:abstractNum w:abstractNumId="30" w15:restartNumberingAfterBreak="0">
+  <w:abstractNum w:abstractNumId="32" w15:restartNumberingAfterBreak="0">
     <w:nsid w:val="59670EF0"/>
     <w:multiLevelType w:val="hybridMultilevel"/>
     <w:tmpl w:val="69C2D6FA"/>
@@ -17420,7 +18503,7 @@
       </w:rPr>
     </w:lvl>
   </w:abstractNum>
-  <w:abstractNum w:abstractNumId="31" w15:restartNumberingAfterBreak="0">
+  <w:abstractNum w:abstractNumId="33" w15:restartNumberingAfterBreak="0">
     <w:nsid w:val="5EB03E3F"/>
     <w:multiLevelType w:val="hybridMultilevel"/>
     <w:tmpl w:val="7CE49F36"/>
@@ -17560,7 +18643,7 @@
       </w:rPr>
     </w:lvl>
   </w:abstractNum>
-  <w:abstractNum w:abstractNumId="32" w15:restartNumberingAfterBreak="0">
+  <w:abstractNum w:abstractNumId="34" w15:restartNumberingAfterBreak="0">
     <w:nsid w:val="5F034D31"/>
     <w:multiLevelType w:val="multilevel"/>
     <w:tmpl w:val="D938EFF4"/>
@@ -17709,7 +18792,7 @@
       </w:rPr>
     </w:lvl>
   </w:abstractNum>
-  <w:abstractNum w:abstractNumId="33" w15:restartNumberingAfterBreak="0">
+  <w:abstractNum w:abstractNumId="35" w15:restartNumberingAfterBreak="0">
     <w:nsid w:val="5FA92F6E"/>
     <w:multiLevelType w:val="hybridMultilevel"/>
     <w:tmpl w:val="BB36A234"/>
@@ -17822,7 +18905,7 @@
       </w:rPr>
     </w:lvl>
   </w:abstractNum>
-  <w:abstractNum w:abstractNumId="34" w15:restartNumberingAfterBreak="0">
+  <w:abstractNum w:abstractNumId="36" w15:restartNumberingAfterBreak="0">
     <w:nsid w:val="629249C0"/>
     <w:multiLevelType w:val="hybridMultilevel"/>
     <w:tmpl w:val="F854402E"/>
@@ -17935,7 +19018,7 @@
       </w:rPr>
     </w:lvl>
   </w:abstractNum>
-  <w:abstractNum w:abstractNumId="35" w15:restartNumberingAfterBreak="0">
+  <w:abstractNum w:abstractNumId="37" w15:restartNumberingAfterBreak="0">
     <w:nsid w:val="635217CB"/>
     <w:multiLevelType w:val="multilevel"/>
     <w:tmpl w:val="D938EFF4"/>
@@ -18084,7 +19167,7 @@
       </w:rPr>
     </w:lvl>
   </w:abstractNum>
-  <w:abstractNum w:abstractNumId="36" w15:restartNumberingAfterBreak="0">
+  <w:abstractNum w:abstractNumId="38" w15:restartNumberingAfterBreak="0">
     <w:nsid w:val="65B35D78"/>
     <w:multiLevelType w:val="hybridMultilevel"/>
     <w:tmpl w:val="090EB91A"/>
@@ -18197,7 +19280,7 @@
       </w:rPr>
     </w:lvl>
   </w:abstractNum>
-  <w:abstractNum w:abstractNumId="37" w15:restartNumberingAfterBreak="0">
+  <w:abstractNum w:abstractNumId="39" w15:restartNumberingAfterBreak="0">
     <w:nsid w:val="66AC17DD"/>
     <w:multiLevelType w:val="hybridMultilevel"/>
     <w:tmpl w:val="6C742D6A"/>
@@ -18310,7 +19393,7 @@
       </w:rPr>
     </w:lvl>
   </w:abstractNum>
-  <w:abstractNum w:abstractNumId="38" w15:restartNumberingAfterBreak="0">
+  <w:abstractNum w:abstractNumId="40" w15:restartNumberingAfterBreak="0">
     <w:nsid w:val="674B0406"/>
     <w:multiLevelType w:val="hybridMultilevel"/>
     <w:tmpl w:val="32F2D32E"/>
@@ -18450,7 +19533,7 @@
       </w:rPr>
     </w:lvl>
   </w:abstractNum>
-  <w:abstractNum w:abstractNumId="39" w15:restartNumberingAfterBreak="0">
+  <w:abstractNum w:abstractNumId="41" w15:restartNumberingAfterBreak="0">
     <w:nsid w:val="67903BD8"/>
     <w:multiLevelType w:val="hybridMultilevel"/>
     <w:tmpl w:val="342E5540"/>
@@ -18563,7 +19646,7 @@
       </w:rPr>
     </w:lvl>
   </w:abstractNum>
-  <w:abstractNum w:abstractNumId="40" w15:restartNumberingAfterBreak="0">
+  <w:abstractNum w:abstractNumId="42" w15:restartNumberingAfterBreak="0">
     <w:nsid w:val="6A2131E2"/>
     <w:multiLevelType w:val="hybridMultilevel"/>
     <w:tmpl w:val="D772E690"/>
@@ -18703,7 +19786,7 @@
       </w:rPr>
     </w:lvl>
   </w:abstractNum>
-  <w:abstractNum w:abstractNumId="41" w15:restartNumberingAfterBreak="0">
+  <w:abstractNum w:abstractNumId="43" w15:restartNumberingAfterBreak="0">
     <w:nsid w:val="6B851B01"/>
     <w:multiLevelType w:val="multilevel"/>
     <w:tmpl w:val="D938EFF4"/>
@@ -18852,7 +19935,7 @@
       </w:rPr>
     </w:lvl>
   </w:abstractNum>
-  <w:abstractNum w:abstractNumId="42" w15:restartNumberingAfterBreak="0">
+  <w:abstractNum w:abstractNumId="44" w15:restartNumberingAfterBreak="0">
     <w:nsid w:val="7173173D"/>
     <w:multiLevelType w:val="hybridMultilevel"/>
     <w:tmpl w:val="48DCB25C"/>
@@ -18965,7 +20048,7 @@
       </w:rPr>
     </w:lvl>
   </w:abstractNum>
-  <w:abstractNum w:abstractNumId="43" w15:restartNumberingAfterBreak="0">
+  <w:abstractNum w:abstractNumId="45" w15:restartNumberingAfterBreak="0">
     <w:nsid w:val="7D2F59D8"/>
     <w:multiLevelType w:val="hybridMultilevel"/>
     <w:tmpl w:val="B65ECEBE"/>
@@ -19078,7 +20161,7 @@
       </w:rPr>
     </w:lvl>
   </w:abstractNum>
-  <w:abstractNum w:abstractNumId="44" w15:restartNumberingAfterBreak="0">
+  <w:abstractNum w:abstractNumId="46" w15:restartNumberingAfterBreak="0">
     <w:nsid w:val="7E125A84"/>
     <w:multiLevelType w:val="multilevel"/>
     <w:tmpl w:val="D938EFF4"/>
@@ -19227,7 +20310,7 @@
       </w:rPr>
     </w:lvl>
   </w:abstractNum>
-  <w:abstractNum w:abstractNumId="45" w15:restartNumberingAfterBreak="0">
+  <w:abstractNum w:abstractNumId="47" w15:restartNumberingAfterBreak="0">
     <w:nsid w:val="7F0A6D5A"/>
     <w:multiLevelType w:val="hybridMultilevel"/>
     <w:tmpl w:val="E9BEBBE2"/>
@@ -19340,7 +20423,7 @@
       </w:rPr>
     </w:lvl>
   </w:abstractNum>
-  <w:abstractNum w:abstractNumId="46" w15:restartNumberingAfterBreak="0">
+  <w:abstractNum w:abstractNumId="48" w15:restartNumberingAfterBreak="0">
     <w:nsid w:val="7FA816BA"/>
     <w:multiLevelType w:val="hybridMultilevel"/>
     <w:tmpl w:val="1138D888"/>
@@ -19454,10 +20537,10 @@
     </w:lvl>
   </w:abstractNum>
   <w:num w:numId="1" w16cid:durableId="189228340">
-    <w:abstractNumId w:val="27"/>
+    <w:abstractNumId w:val="29"/>
   </w:num>
   <w:num w:numId="2" w16cid:durableId="2121757450">
-    <w:abstractNumId w:val="27"/>
+    <w:abstractNumId w:val="29"/>
     <w:lvlOverride w:ilvl="0">
       <w:startOverride w:val="1"/>
     </w:lvlOverride>
@@ -19487,37 +20570,37 @@
     </w:lvlOverride>
   </w:num>
   <w:num w:numId="3" w16cid:durableId="1069301154">
-    <w:abstractNumId w:val="10"/>
+    <w:abstractNumId w:val="11"/>
   </w:num>
   <w:num w:numId="4" w16cid:durableId="267811051">
     <w:abstractNumId w:val="6"/>
   </w:num>
   <w:num w:numId="5" w16cid:durableId="318463391">
-    <w:abstractNumId w:val="37"/>
+    <w:abstractNumId w:val="39"/>
   </w:num>
   <w:num w:numId="6" w16cid:durableId="699548813">
     <w:abstractNumId w:val="4"/>
   </w:num>
   <w:num w:numId="7" w16cid:durableId="54084183">
-    <w:abstractNumId w:val="35"/>
+    <w:abstractNumId w:val="37"/>
   </w:num>
   <w:num w:numId="8" w16cid:durableId="956569811">
-    <w:abstractNumId w:val="44"/>
+    <w:abstractNumId w:val="46"/>
   </w:num>
   <w:num w:numId="9" w16cid:durableId="776170593">
-    <w:abstractNumId w:val="41"/>
+    <w:abstractNumId w:val="43"/>
   </w:num>
   <w:num w:numId="10" w16cid:durableId="1321815179">
-    <w:abstractNumId w:val="28"/>
+    <w:abstractNumId w:val="30"/>
   </w:num>
   <w:num w:numId="11" w16cid:durableId="523133568">
-    <w:abstractNumId w:val="32"/>
+    <w:abstractNumId w:val="34"/>
   </w:num>
   <w:num w:numId="12" w16cid:durableId="253320150">
-    <w:abstractNumId w:val="34"/>
+    <w:abstractNumId w:val="36"/>
   </w:num>
   <w:num w:numId="13" w16cid:durableId="239601409">
-    <w:abstractNumId w:val="33"/>
+    <w:abstractNumId w:val="35"/>
   </w:num>
   <w:num w:numId="14" w16cid:durableId="1222058412">
     <w:abstractNumId w:val="1"/>
@@ -19526,55 +20609,55 @@
     <w:abstractNumId w:val="5"/>
   </w:num>
   <w:num w:numId="16" w16cid:durableId="1644658117">
-    <w:abstractNumId w:val="25"/>
+    <w:abstractNumId w:val="27"/>
   </w:num>
   <w:num w:numId="17" w16cid:durableId="653139887">
-    <w:abstractNumId w:val="15"/>
+    <w:abstractNumId w:val="17"/>
   </w:num>
   <w:num w:numId="18" w16cid:durableId="846213151">
-    <w:abstractNumId w:val="26"/>
+    <w:abstractNumId w:val="28"/>
   </w:num>
   <w:num w:numId="19" w16cid:durableId="1132869341">
     <w:abstractNumId w:val="2"/>
   </w:num>
   <w:num w:numId="20" w16cid:durableId="1995723185">
-    <w:abstractNumId w:val="14"/>
+    <w:abstractNumId w:val="16"/>
   </w:num>
   <w:num w:numId="21" w16cid:durableId="1838693387">
-    <w:abstractNumId w:val="22"/>
+    <w:abstractNumId w:val="24"/>
   </w:num>
   <w:num w:numId="22" w16cid:durableId="107089443">
     <w:abstractNumId w:val="7"/>
   </w:num>
   <w:num w:numId="23" w16cid:durableId="355544500">
+    <w:abstractNumId w:val="21"/>
+  </w:num>
+  <w:num w:numId="24" w16cid:durableId="1858810707">
     <w:abstractNumId w:val="19"/>
   </w:num>
-  <w:num w:numId="24" w16cid:durableId="1858810707">
-    <w:abstractNumId w:val="17"/>
+  <w:num w:numId="25" w16cid:durableId="601912822">
+    <w:abstractNumId w:val="10"/>
   </w:num>
-  <w:num w:numId="25" w16cid:durableId="601912822">
+  <w:num w:numId="26" w16cid:durableId="2024626875">
+    <w:abstractNumId w:val="48"/>
+  </w:num>
+  <w:num w:numId="27" w16cid:durableId="946081625">
+    <w:abstractNumId w:val="47"/>
+  </w:num>
+  <w:num w:numId="28" w16cid:durableId="1707679728">
+    <w:abstractNumId w:val="38"/>
+  </w:num>
+  <w:num w:numId="29" w16cid:durableId="1825200378">
+    <w:abstractNumId w:val="40"/>
+  </w:num>
+  <w:num w:numId="30" w16cid:durableId="1324628546">
     <w:abstractNumId w:val="9"/>
   </w:num>
-  <w:num w:numId="26" w16cid:durableId="2024626875">
-    <w:abstractNumId w:val="46"/>
-  </w:num>
-  <w:num w:numId="27" w16cid:durableId="946081625">
-    <w:abstractNumId w:val="45"/>
-  </w:num>
-  <w:num w:numId="28" w16cid:durableId="1707679728">
-    <w:abstractNumId w:val="36"/>
-  </w:num>
-  <w:num w:numId="29" w16cid:durableId="1825200378">
-    <w:abstractNumId w:val="38"/>
-  </w:num>
-  <w:num w:numId="30" w16cid:durableId="1324628546">
-    <w:abstractNumId w:val="8"/>
-  </w:num>
   <w:num w:numId="31" w16cid:durableId="1131629395">
-    <w:abstractNumId w:val="31"/>
+    <w:abstractNumId w:val="33"/>
   </w:num>
   <w:num w:numId="32" w16cid:durableId="325866676">
-    <w:abstractNumId w:val="20"/>
+    <w:abstractNumId w:val="22"/>
   </w:num>
   <w:num w:numId="33" w16cid:durableId="216478831">
     <w:abstractNumId w:val="0"/>
@@ -19583,46 +20666,52 @@
     <w:abstractNumId w:val="3"/>
   </w:num>
   <w:num w:numId="35" w16cid:durableId="390076088">
-    <w:abstractNumId w:val="29"/>
+    <w:abstractNumId w:val="31"/>
   </w:num>
   <w:num w:numId="36" w16cid:durableId="905843952">
+    <w:abstractNumId w:val="44"/>
+  </w:num>
+  <w:num w:numId="37" w16cid:durableId="711609997">
+    <w:abstractNumId w:val="14"/>
+  </w:num>
+  <w:num w:numId="38" w16cid:durableId="2070107708">
+    <w:abstractNumId w:val="45"/>
+  </w:num>
+  <w:num w:numId="39" w16cid:durableId="993870229">
     <w:abstractNumId w:val="42"/>
   </w:num>
-  <w:num w:numId="37" w16cid:durableId="711609997">
+  <w:num w:numId="40" w16cid:durableId="1302538477">
+    <w:abstractNumId w:val="26"/>
+  </w:num>
+  <w:num w:numId="41" w16cid:durableId="339889238">
+    <w:abstractNumId w:val="20"/>
+  </w:num>
+  <w:num w:numId="42" w16cid:durableId="521893377">
+    <w:abstractNumId w:val="25"/>
+  </w:num>
+  <w:num w:numId="43" w16cid:durableId="346249253">
+    <w:abstractNumId w:val="18"/>
+  </w:num>
+  <w:num w:numId="44" w16cid:durableId="1055012332">
+    <w:abstractNumId w:val="41"/>
+  </w:num>
+  <w:num w:numId="45" w16cid:durableId="2083600008">
+    <w:abstractNumId w:val="15"/>
+  </w:num>
+  <w:num w:numId="46" w16cid:durableId="1228145899">
+    <w:abstractNumId w:val="23"/>
+  </w:num>
+  <w:num w:numId="47" w16cid:durableId="1513640639">
     <w:abstractNumId w:val="12"/>
   </w:num>
-  <w:num w:numId="38" w16cid:durableId="2070107708">
-    <w:abstractNumId w:val="43"/>
+  <w:num w:numId="48" w16cid:durableId="406080131">
+    <w:abstractNumId w:val="32"/>
   </w:num>
-  <w:num w:numId="39" w16cid:durableId="993870229">
-    <w:abstractNumId w:val="40"/>
-  </w:num>
-  <w:num w:numId="40" w16cid:durableId="1302538477">
-    <w:abstractNumId w:val="24"/>
-  </w:num>
-  <w:num w:numId="41" w16cid:durableId="339889238">
-    <w:abstractNumId w:val="18"/>
-  </w:num>
-  <w:num w:numId="42" w16cid:durableId="521893377">
-    <w:abstractNumId w:val="23"/>
-  </w:num>
-  <w:num w:numId="43" w16cid:durableId="346249253">
-    <w:abstractNumId w:val="16"/>
-  </w:num>
-  <w:num w:numId="44" w16cid:durableId="1055012332">
-    <w:abstractNumId w:val="39"/>
-  </w:num>
-  <w:num w:numId="45" w16cid:durableId="2083600008">
+  <w:num w:numId="49" w16cid:durableId="1936016408">
     <w:abstractNumId w:val="13"/>
   </w:num>
-  <w:num w:numId="46" w16cid:durableId="1228145899">
-    <w:abstractNumId w:val="21"/>
-  </w:num>
-  <w:num w:numId="47" w16cid:durableId="1513640639">
-    <w:abstractNumId w:val="11"/>
-  </w:num>
-  <w:num w:numId="48" w16cid:durableId="406080131">
-    <w:abstractNumId w:val="30"/>
+  <w:num w:numId="50" w16cid:durableId="696810047">
+    <w:abstractNumId w:val="8"/>
   </w:num>
 </w:numbering>
 </file>
@@ -20247,6 +21336,7 @@
   <w:style w:type="character" w:default="1" w:styleId="DefaultParagraphFont">
     <w:name w:val="Default Paragraph Font"/>
     <w:uiPriority w:val="1"/>
+    <w:semiHidden/>
     <w:unhideWhenUsed/>
   </w:style>
   <w:style w:type="table" w:default="1" w:styleId="TableNormal">

--- a/LeDuyTuanAnh_NguyenTuanAnh_LyLamVu.docx
+++ b/LeDuyTuanAnh_NguyenTuanAnh_LyLamVu.docx
@@ -1481,7 +1481,6 @@
                 <w:szCs w:val="22"/>
               </w:rPr>
             </w:pPr>
-            <w:proofErr w:type="gramStart"/>
             <w:r>
               <w:rPr>
                 <w:rFonts w:cstheme="minorHAnsi"/>
@@ -1491,33 +1490,8 @@
                 <w:sz w:val="24"/>
                 <w:szCs w:val="22"/>
               </w:rPr>
-              <w:t>( Ký</w:t>
-            </w:r>
-            <w:proofErr w:type="gramEnd"/>
-            <w:r>
-              <w:rPr>
-                <w:rFonts w:cstheme="minorHAnsi"/>
-                <w:i/>
-                <w:iCs/>
-                <w:color w:val="000000" w:themeColor="text1"/>
-                <w:sz w:val="24"/>
-                <w:szCs w:val="22"/>
-              </w:rPr>
-              <w:t xml:space="preserve"> và ghi rõ họ </w:t>
-            </w:r>
-            <w:proofErr w:type="gramStart"/>
-            <w:r>
-              <w:rPr>
-                <w:rFonts w:cstheme="minorHAnsi"/>
-                <w:i/>
-                <w:iCs/>
-                <w:color w:val="000000" w:themeColor="text1"/>
-                <w:sz w:val="24"/>
-                <w:szCs w:val="22"/>
-              </w:rPr>
-              <w:t>tên )</w:t>
-            </w:r>
-            <w:proofErr w:type="gramEnd"/>
+              <w:t>( Ký và ghi rõ họ tên )</w:t>
+            </w:r>
           </w:p>
           <w:p/>
         </w:tc>
@@ -6260,21 +6234,13 @@
         <w:tab/>
       </w:r>
       <w:r>
-        <w:t xml:space="preserve">Trong bối cảnh thương mại điện tử phát triển mạnh mẽ, các nền tảng như Shopee đã trở thành kênh phân phối quan trọng đối với các sản phẩm điện thoại di động. Đây là mặt hàng có nhu cầu cao nhưng cũng đi kèm với mức độ cạnh tranh </w:t>
-      </w:r>
-      <w:proofErr w:type="gramStart"/>
-      <w:r>
-        <w:t>lớn</w:t>
+        <w:t>Trong bối cảnh thương mại điện tử phát triển mạnh mẽ, các nền tảng như Shopee đã trở thành kênh phân phối quan trọng đối với các sản phẩm điện thoại di động. Đây là mặt hàng có nhu cầu cao nhưng cũng đi kèm với mức độ cạnh tranh lớn</w:t>
       </w:r>
       <w:r>
         <w:t xml:space="preserve">, </w:t>
       </w:r>
       <w:r>
-        <w:t xml:space="preserve"> thực</w:t>
-      </w:r>
-      <w:proofErr w:type="gramEnd"/>
-      <w:r>
-        <w:t xml:space="preserve"> tế cho thấy không phải tất cả sản phẩm đều đạt hiệu quả kinh doanh. Một số có doanh số thấp do chưa phù hợp với nhu cầu thị trường, mức giá chưa tối ưu hoặc chưa được tiếp cận đúng tệp khách hàng mục tiêu. </w:t>
+        <w:t xml:space="preserve"> thực tế cho thấy không phải tất cả sản phẩm đều đạt hiệu quả kinh doanh. Một số có doanh số thấp do chưa phù hợp với nhu cầu thị trường, mức giá chưa tối ưu hoặc chưa được tiếp cận đúng tệp khách hàng mục tiêu. </w:t>
       </w:r>
       <w:r>
         <w:t>Có</w:t>
@@ -6371,23 +6337,7 @@
         <w:jc w:val="both"/>
       </w:pPr>
       <w:r>
-        <w:t xml:space="preserve">Bán cái gì? (Nên đầu tư chạy Ads cho </w:t>
-      </w:r>
-      <w:proofErr w:type="gramStart"/>
-      <w:r>
-        <w:t>mặt  hàng</w:t>
-      </w:r>
-      <w:proofErr w:type="gramEnd"/>
-      <w:r>
-        <w:t xml:space="preserve"> nào, phân khúc nào đang dễ chốt đơn </w:t>
-      </w:r>
-      <w:proofErr w:type="gramStart"/>
-      <w:r>
-        <w:t>nhất,..</w:t>
-      </w:r>
-      <w:proofErr w:type="gramEnd"/>
-      <w:r>
-        <w:t>)</w:t>
+        <w:t>Bán cái gì? (Nên đầu tư chạy Ads cho mặt  hàng nào, phân khúc nào đang dễ chốt đơn nhất,..)</w:t>
       </w:r>
     </w:p>
     <w:p>
@@ -6400,23 +6350,7 @@
         <w:jc w:val="both"/>
       </w:pPr>
       <w:r>
-        <w:t xml:space="preserve">Bán cho ai, ở </w:t>
-      </w:r>
-      <w:proofErr w:type="gramStart"/>
-      <w:r>
-        <w:t>đâu ?</w:t>
-      </w:r>
-      <w:proofErr w:type="gramEnd"/>
-      <w:r>
-        <w:t xml:space="preserve"> </w:t>
-      </w:r>
-      <w:proofErr w:type="gramStart"/>
-      <w:r>
-        <w:t>( Hành</w:t>
-      </w:r>
-      <w:proofErr w:type="gramEnd"/>
-      <w:r>
-        <w:t xml:space="preserve"> vi mua sắm ở các khu vực có khác nhau không?)</w:t>
+        <w:t>Bán cho ai, ở đâu ? ( Hành vi mua sắm ở các khu vực có khác nhau không?)</w:t>
       </w:r>
     </w:p>
     <w:p>
@@ -6429,29 +6363,8 @@
         <w:jc w:val="both"/>
       </w:pPr>
       <w:r>
-        <w:t xml:space="preserve">Dùng chiến lược gì? </w:t>
-      </w:r>
-      <w:proofErr w:type="gramStart"/>
-      <w:r>
-        <w:t>( Giảm</w:t>
-      </w:r>
-      <w:proofErr w:type="gramEnd"/>
-      <w:r>
-        <w:t xml:space="preserve"> giá mạnh liệu có </w:t>
-      </w:r>
-      <w:proofErr w:type="gramStart"/>
-      <w:r>
-        <w:t>tăng  doanh</w:t>
-      </w:r>
-      <w:proofErr w:type="gramEnd"/>
-      <w:r>
-        <w:t xml:space="preserve"> thu, hay khách hàng quan tâm đến số rating hơn</w:t>
-      </w:r>
-      <w:proofErr w:type="gramStart"/>
-      <w:r>
-        <w:t>? )</w:t>
-      </w:r>
-      <w:proofErr w:type="gramEnd"/>
+        <w:t>Dùng chiến lược gì? ( Giảm giá mạnh liệu có tăng  doanh thu, hay khách hàng quan tâm đến số rating hơn? )</w:t>
+      </w:r>
     </w:p>
     <w:p>
       <w:pPr>
@@ -6505,15 +6418,7 @@
         </w:numPr>
       </w:pPr>
       <w:r>
-        <w:t xml:space="preserve">Hỗ trợ trực quan hóa bằng sơ đồ: Các thư viện Pyplot, </w:t>
-      </w:r>
-      <w:proofErr w:type="gramStart"/>
-      <w:r>
-        <w:t>Seaborn,…</w:t>
-      </w:r>
-      <w:proofErr w:type="gramEnd"/>
-      <w:r>
-        <w:t xml:space="preserve"> của Python</w:t>
+        <w:t>Hỗ trợ trực quan hóa bằng sơ đồ: Các thư viện Pyplot, Seaborn,… của Python</w:t>
       </w:r>
     </w:p>
     <w:p>
@@ -6947,21 +6852,7 @@
               <w:rPr>
                 <w:szCs w:val="28"/>
               </w:rPr>
-              <w:t xml:space="preserve">Khai thác và thẩm định tập dữ </w:t>
-            </w:r>
-            <w:proofErr w:type="gramStart"/>
-            <w:r>
-              <w:rPr>
-                <w:szCs w:val="28"/>
-              </w:rPr>
-              <w:t>liệu  từ</w:t>
-            </w:r>
-            <w:proofErr w:type="gramEnd"/>
-            <w:r>
-              <w:rPr>
-                <w:szCs w:val="28"/>
-              </w:rPr>
-              <w:t xml:space="preserve"> sàn thương mại điện tử trên nền tảng Kaggle</w:t>
+              <w:t>Khai thác và thẩm định tập dữ liệu  từ sàn thương mại điện tử trên nền tảng Kaggle</w:t>
             </w:r>
           </w:p>
         </w:tc>
@@ -7212,47 +7103,7 @@
                 <w:kern w:val="24"/>
                 <w:szCs w:val="28"/>
               </w:rPr>
-              <w:t xml:space="preserve">Tiến hành làm sạch </w:t>
-            </w:r>
-            <w:proofErr w:type="gramStart"/>
-            <w:r>
-              <w:rPr>
-                <w:rFonts w:eastAsia="Arimo Medium"/>
-                <w:color w:val="000000" w:themeColor="text1"/>
-                <w:kern w:val="24"/>
-                <w:szCs w:val="28"/>
-              </w:rPr>
-              <w:t>( loại</w:t>
-            </w:r>
-            <w:proofErr w:type="gramEnd"/>
-            <w:r>
-              <w:rPr>
-                <w:rFonts w:eastAsia="Arimo Medium"/>
-                <w:color w:val="000000" w:themeColor="text1"/>
-                <w:kern w:val="24"/>
-                <w:szCs w:val="28"/>
-              </w:rPr>
-              <w:t xml:space="preserve"> bỏ mặt hàng </w:t>
-            </w:r>
-            <w:proofErr w:type="gramStart"/>
-            <w:r>
-              <w:rPr>
-                <w:rFonts w:eastAsia="Arimo Medium"/>
-                <w:color w:val="000000" w:themeColor="text1"/>
-                <w:kern w:val="24"/>
-                <w:szCs w:val="28"/>
-              </w:rPr>
-              <w:t>thừa,…</w:t>
-            </w:r>
-            <w:proofErr w:type="gramEnd"/>
-            <w:r>
-              <w:rPr>
-                <w:rFonts w:eastAsia="Arimo Medium"/>
-                <w:color w:val="000000" w:themeColor="text1"/>
-                <w:kern w:val="24"/>
-                <w:szCs w:val="28"/>
-              </w:rPr>
-              <w:t>.)</w:t>
+              <w:t>Tiến hành làm sạch ( loại bỏ mặt hàng thừa,….)</w:t>
             </w:r>
             <w:r>
               <w:rPr>
@@ -8348,16 +8199,11 @@
       <w:r>
         <w:t>Địa chỉ Shop</w:t>
       </w:r>
-      <w:proofErr w:type="gramStart"/>
       <w:r>
         <w:t xml:space="preserve">), </w:t>
       </w:r>
       <w:r>
-        <w:t xml:space="preserve"> name</w:t>
-      </w:r>
-      <w:proofErr w:type="gramEnd"/>
-      <w:r>
-        <w:t xml:space="preserve"> </w:t>
+        <w:t xml:space="preserve"> name </w:t>
       </w:r>
       <w:r>
         <w:t>(</w:t>
@@ -8577,15 +8423,7 @@
         <w:jc w:val="both"/>
       </w:pPr>
       <w:r>
-        <w:t xml:space="preserve">Đây là phần sheet quan trọng trong dự án này, mô tả đầy đủ chi tiết về thông tin bán các sản phẩm điện thoại. Sheet này được sử dụng kết hợp cùng với sheet ID </w:t>
-      </w:r>
-      <w:proofErr w:type="gramStart"/>
-      <w:r>
-        <w:t>để  tiến</w:t>
-      </w:r>
-      <w:proofErr w:type="gramEnd"/>
-      <w:r>
-        <w:t xml:space="preserve"> hành nghiên cứu dữ liệu. </w:t>
+        <w:t xml:space="preserve">Đây là phần sheet quan trọng trong dự án này, mô tả đầy đủ chi tiết về thông tin bán các sản phẩm điện thoại. Sheet này được sử dụng kết hợp cùng với sheet ID để  tiến hành nghiên cứu dữ liệu. </w:t>
       </w:r>
     </w:p>
     <w:p>
@@ -9193,7 +9031,6 @@
       <w:r>
         <w:t xml:space="preserve">Tiến hành chọn lọc thông qua thuộc tính </w:t>
       </w:r>
-      <w:proofErr w:type="gramStart"/>
       <w:r>
         <w:rPr>
           <w:b/>
@@ -9202,19 +9039,7 @@
         <w:t xml:space="preserve">name  </w:t>
       </w:r>
       <w:r>
-        <w:t>bằng</w:t>
-      </w:r>
-      <w:proofErr w:type="gramEnd"/>
-      <w:r>
-        <w:t xml:space="preserve"> cách phân tích chuỗi, nếu như sản phẩm là điện thoại thì giá trị thuộc tính này phải ít nhất chứa chuỗi “điện thoại” hoặc “&lt;</w:t>
-      </w:r>
-      <w:proofErr w:type="gramStart"/>
-      <w:r>
-        <w:t>hãng :</w:t>
-      </w:r>
-      <w:proofErr w:type="gramEnd"/>
-      <w:r>
-        <w:t xml:space="preserve"> Oppo, Xiaomi &gt;”.</w:t>
+        <w:t>bằng cách phân tích chuỗi, nếu như sản phẩm là điện thoại thì giá trị thuộc tính này phải ít nhất chứa chuỗi “điện thoại” hoặc “&lt;hãng : Oppo, Xiaomi &gt;”.</w:t>
       </w:r>
     </w:p>
     <w:p>
@@ -9227,23 +9052,7 @@
         <w:jc w:val="both"/>
       </w:pPr>
       <w:r>
-        <w:t xml:space="preserve">Tuy nhiên có thể sẽ lòi ra các sản phẩm khác như: Ốp lưng, dây </w:t>
-      </w:r>
-      <w:proofErr w:type="gramStart"/>
-      <w:r>
-        <w:t>sạc,…</w:t>
-      </w:r>
-      <w:proofErr w:type="gramEnd"/>
-      <w:r>
-        <w:t xml:space="preserve">.. Nhóm tiến hành làm sạch thông qua </w:t>
-      </w:r>
-      <w:proofErr w:type="gramStart"/>
-      <w:r>
-        <w:t>giá,  giá</w:t>
-      </w:r>
-      <w:proofErr w:type="gramEnd"/>
-      <w:r>
-        <w:t xml:space="preserve"> gốc – original_price &lt; 1 triệu mặc đ</w:t>
+        <w:t>Tuy nhiên có thể sẽ lòi ra các sản phẩm khác như: Ốp lưng, dây sạc,….. Nhóm tiến hành làm sạch thông qua giá,  giá gốc – original_price &lt; 1 triệu mặc đ</w:t>
       </w:r>
       <w:r>
         <w:t xml:space="preserve">ịnh sẽ bị loại bỏ. </w:t>
@@ -10082,45 +9891,13 @@
         <w:t>Phân tích: Dựa vào sơ đồ ta thấy được, ở tập dữ liệu này</w:t>
       </w:r>
       <w:r>
-        <w:t xml:space="preserve"> hiện đang chia ra 2 nửa rõ rệt: Nhóm bán </w:t>
-      </w:r>
-      <w:proofErr w:type="gramStart"/>
-      <w:r>
-        <w:t xml:space="preserve">chạy </w:t>
-      </w:r>
-      <w:r>
-        <w:t xml:space="preserve"> (</w:t>
-      </w:r>
-      <w:proofErr w:type="gramEnd"/>
-      <w:r>
-        <w:t xml:space="preserve"> Xiaomi – khoảng 220000 máy, SamSung </w:t>
-      </w:r>
-      <w:proofErr w:type="gramStart"/>
-      <w:r>
-        <w:t>–  khoảng</w:t>
-      </w:r>
-      <w:proofErr w:type="gramEnd"/>
-      <w:r>
-        <w:t xml:space="preserve"> 170000 máy, Sony</w:t>
-      </w:r>
-      <w:r>
-        <w:t xml:space="preserve">, LG – khoảng 150000 máy, OPPO – khoảng 100000 </w:t>
-      </w:r>
-      <w:proofErr w:type="gramStart"/>
-      <w:r>
-        <w:t>máy )</w:t>
-      </w:r>
-      <w:proofErr w:type="gramEnd"/>
-      <w:r>
-        <w:t xml:space="preserve"> và nhóm bán ế </w:t>
-      </w:r>
-      <w:proofErr w:type="gramStart"/>
-      <w:r>
-        <w:t>( Apple</w:t>
-      </w:r>
-      <w:proofErr w:type="gramEnd"/>
-      <w:r>
-        <w:t xml:space="preserve">, HTC, VIVO, OPPO – khoảng từ 30000 máy trở xuống). Từ đó cho thấy nhóm thị trường đang đua tranh nhau khốc liệt, nhu cấu người dùng càng ngày hướng đến các đặc điểm của dòng máy Xiaomi, SamSung. </w:t>
+        <w:t xml:space="preserve"> hiện đang chia ra 2 nửa rõ rệt: Nhóm bán chạy </w:t>
+      </w:r>
+      <w:r>
+        <w:t xml:space="preserve"> ( Xiaomi – khoảng 220000 máy, SamSung –  khoảng 170000 máy, Sony</w:t>
+      </w:r>
+      <w:r>
+        <w:t xml:space="preserve">, LG – khoảng 150000 máy, OPPO – khoảng 100000 máy ) và nhóm bán ế ( Apple, HTC, VIVO, OPPO – khoảng từ 30000 máy trở xuống). Từ đó cho thấy nhóm thị trường đang đua tranh nhau khốc liệt, nhu cấu người dùng càng ngày hướng đến các đặc điểm của dòng máy Xiaomi, SamSung. </w:t>
       </w:r>
     </w:p>
     <w:p>
@@ -10242,29 +10019,13 @@
         <w:t>Phân tích:  Dựa vào bảng sơ đồ ta thấy được dataset này phần lớn các sản phẩm đều</w:t>
       </w:r>
       <w:r>
-        <w:t xml:space="preserve"> </w:t>
-      </w:r>
-      <w:proofErr w:type="gramStart"/>
-      <w:r>
-        <w:t>( khoảng</w:t>
-      </w:r>
-      <w:proofErr w:type="gramEnd"/>
-      <w:r>
-        <w:t xml:space="preserve"> 80 – 120 máy)</w:t>
+        <w:t xml:space="preserve"> ( khoảng 80 – 120 máy)</w:t>
       </w:r>
       <w:r>
         <w:t xml:space="preserve"> có số lượng bán ra </w:t>
       </w:r>
       <w:r>
-        <w:t xml:space="preserve">trên dưới 100 máy. Phần kém cạnh hơn (khoảng 40 – 60 máy) có số lượng bán ra trên dưới 1000 máy. Một phần rất nhỏ </w:t>
-      </w:r>
-      <w:proofErr w:type="gramStart"/>
-      <w:r>
-        <w:t>( dưới</w:t>
-      </w:r>
-      <w:proofErr w:type="gramEnd"/>
-      <w:r>
-        <w:t xml:space="preserve"> 5 máy) có số lượng bán ra trên dưới 10000 máy. Sơ đồ này phản ánh, s</w:t>
+        <w:t>trên dưới 100 máy. Phần kém cạnh hơn (khoảng 40 – 60 máy) có số lượng bán ra trên dưới 1000 máy. Một phần rất nhỏ ( dưới 5 máy) có số lượng bán ra trên dưới 10000 máy. Sơ đồ này phản ánh, s</w:t>
       </w:r>
       <w:r>
         <w:t>ố lượng mã hàng giảm dần khi sản lượng bán ra tăng cao</w:t>
@@ -10409,15 +10170,7 @@
         <w:t xml:space="preserve">Phân tích: </w:t>
       </w:r>
       <w:r>
-        <w:t xml:space="preserve">Ở sơ đồ này, phần lớn các chấm đang tập trung ở vùng </w:t>
-      </w:r>
-      <w:proofErr w:type="gramStart"/>
-      <w:r>
-        <w:t>( số</w:t>
-      </w:r>
-      <w:proofErr w:type="gramEnd"/>
-      <w:r>
-        <w:t xml:space="preserve"> lượng bán </w:t>
+        <w:t xml:space="preserve">Ở sơ đồ này, phần lớn các chấm đang tập trung ở vùng ( số lượng bán </w:t>
       </w:r>
       <m:oMath>
         <m:r>
@@ -10867,15 +10620,7 @@
     <w:p>
       <w:r>
         <w:tab/>
-        <w:t xml:space="preserve">Sau khi chạy kết quả, ở phần log, nhóm có lập trình print log để thấy được tỉ lệ thông tin được giữ lại ở mỗi PC, cũng như ở mỗi trục PC thì đại diện cho cái gì </w:t>
-      </w:r>
-      <w:proofErr w:type="gramStart"/>
-      <w:r>
-        <w:t>( thuộc</w:t>
-      </w:r>
-      <w:proofErr w:type="gramEnd"/>
-      <w:r>
-        <w:t xml:space="preserve"> tính nào đóng góp nhiều thông tin ở cột PC này nhất – hệ số Loadings):</w:t>
+        <w:t>Sau khi chạy kết quả, ở phần log, nhóm có lập trình print log để thấy được tỉ lệ thông tin được giữ lại ở mỗi PC, cũng như ở mỗi trục PC thì đại diện cho cái gì ( thuộc tính nào đóng góp nhiều thông tin ở cột PC này nhất – hệ số Loadings):</w:t>
       </w:r>
     </w:p>
     <w:p>
@@ -10994,15 +10739,7 @@
         <w:sym w:font="Wingdings" w:char="F0E0"/>
       </w:r>
       <w:r>
-        <w:t xml:space="preserve"> Ở đây ta thấy được PC1 và PC2 giữ lại được tổng 53,8% thông tin gốc. Một con số mặc dù chưa đúng với mong đợi của nhóm </w:t>
-      </w:r>
-      <w:proofErr w:type="gramStart"/>
-      <w:r>
-        <w:t>( &gt;</w:t>
-      </w:r>
-      <w:proofErr w:type="gramEnd"/>
-      <w:r>
-        <w:t xml:space="preserve"> 70%), tuy nhiên với dạng dữ liệu 2 chiều PC thì sẽ giúp Kmeans tính toán các cụm dễ hơn. </w:t>
+        <w:t xml:space="preserve"> Ở đây ta thấy được PC1 và PC2 giữ lại được tổng 53,8% thông tin gốc. Một con số mặc dù chưa đúng với mong đợi của nhóm ( &gt; 70%), tuy nhiên với dạng dữ liệu 2 chiều PC thì sẽ giúp Kmeans tính toán các cụm dễ hơn. </w:t>
       </w:r>
       <w:r>
         <w:t xml:space="preserve"> PC1 thì tỉ lệ thông tin đóng góp nhiều đang phản ảnh 2 cột – discount_price, original_price, cho thấy cột PC này đang nói</w:t>
@@ -11021,23 +10758,7 @@
         <w:t>Phân khúc Giá</w:t>
       </w:r>
       <w:r>
-        <w:t xml:space="preserve">. Tương </w:t>
-      </w:r>
-      <w:proofErr w:type="gramStart"/>
-      <w:r>
-        <w:t>tự,  PC</w:t>
-      </w:r>
-      <w:proofErr w:type="gramEnd"/>
-      <w:r>
-        <w:t xml:space="preserve">2 thì nói đến 2 </w:t>
-      </w:r>
-      <w:proofErr w:type="gramStart"/>
-      <w:r>
-        <w:t>cột  sold</w:t>
-      </w:r>
-      <w:proofErr w:type="gramEnd"/>
-      <w:r>
-        <w:t xml:space="preserve">_quantity và number_of_ratings, cho thấy cột PC này nói đến </w:t>
+        <w:t xml:space="preserve">. Tương tự,  PC2 thì nói đến 2 cột  sold_quantity và number_of_ratings, cho thấy cột PC này nói đến </w:t>
       </w:r>
       <w:r>
         <w:rPr>
@@ -11259,15 +10980,7 @@
         <w:t xml:space="preserve">VD: </w:t>
       </w:r>
       <w:r>
-        <w:t xml:space="preserve">chấm HaNoi thì gần với chấm Apple, chấm Xiaomi (ví </w:t>
-      </w:r>
-      <w:proofErr w:type="gramStart"/>
-      <w:r>
-        <w:t>dụ )</w:t>
-      </w:r>
-      <w:proofErr w:type="gramEnd"/>
-      <w:r>
-        <w:t xml:space="preserve"> --&gt; Các shop ở Hà Nội có xu hướng cháy hàng Apple, Xiaomi,</w:t>
+        <w:t>chấm HaNoi thì gần với chấm Apple, chấm Xiaomi (ví dụ ) --&gt; Các shop ở Hà Nội có xu hướng cháy hàng Apple, Xiaomi,</w:t>
       </w:r>
     </w:p>
     <w:p>
@@ -11393,7 +11106,7 @@
         <w:fldChar w:fldCharType="end"/>
       </w:r>
       <w:r>
-        <w:t>: Biểu đồ MCA thể hiện mối quan hệ giữa hãng và vị trí địa lý</w:t>
+        <w:t>: Biểu đồ CA thể hiện mối quan hệ giữa hãng và vị trí địa lý</w:t>
       </w:r>
       <w:bookmarkEnd w:id="39"/>
     </w:p>
@@ -11602,21 +11315,12 @@
       <w:r>
         <w:t xml:space="preserve"> có chỉ số Dimension 2 cao. Địa điểm nằm gần cụm này nhất là </w:t>
       </w:r>
-      <w:proofErr w:type="gramStart"/>
       <w:r>
         <w:rPr>
           <w:b/>
           <w:bCs/>
         </w:rPr>
-        <w:t>An</w:t>
-      </w:r>
-      <w:proofErr w:type="gramEnd"/>
-      <w:r>
-        <w:rPr>
-          <w:b/>
-          <w:bCs/>
-        </w:rPr>
-        <w:t xml:space="preserve"> Giang</w:t>
+        <w:t>An Giang</w:t>
       </w:r>
       <w:r>
         <w:t>. Đây có thể là dấu hiệu cho thấy các dòng điện thoại giá rẻ/cơ bản này có sự liên kết tốt hơn với một số thị trường tỉnh lẻ nhất định.</w:t>
@@ -11729,23 +11433,7 @@
         <w:t xml:space="preserve">: </w:t>
       </w:r>
       <w:r>
-        <w:t xml:space="preserve">Dữ liệu chưa có nhãn quyết định nên cần gom nhóm dữ liệu Kmeans để có thể chia ra các nhóm gồm các chấm có đặc tính tương quan nhau. </w:t>
-      </w:r>
-      <w:proofErr w:type="gramStart"/>
-      <w:r>
-        <w:t>( Các</w:t>
-      </w:r>
-      <w:proofErr w:type="gramEnd"/>
-      <w:r>
-        <w:t xml:space="preserve"> điểm đại diện trong 1 cụm càng gần nhau càng tốt) các cụm càng tách xa ra thì mô hình phân cụm tốt. Ở dự án này Kmeans được sử dụng để gom cụm dựa trên 2 biến PC1 và PC2 ở quá trình giảm chiều dữ liệu, sau khi gom cụm, kết quả trực quan kmeans được kết hợp với kết quả trực quan của </w:t>
-      </w:r>
-      <w:proofErr w:type="gramStart"/>
-      <w:r>
-        <w:t>CA  để</w:t>
-      </w:r>
-      <w:proofErr w:type="gramEnd"/>
-      <w:r>
-        <w:t xml:space="preserve"> hỗ trợ quyết định marketing cụ thể.</w:t>
+        <w:t>Dữ liệu chưa có nhãn quyết định nên cần gom nhóm dữ liệu Kmeans để có thể chia ra các nhóm gồm các chấm có đặc tính tương quan nhau. ( Các điểm đại diện trong 1 cụm càng gần nhau càng tốt) các cụm càng tách xa ra thì mô hình phân cụm tốt. Ở dự án này Kmeans được sử dụng để gom cụm dựa trên 2 biến PC1 và PC2 ở quá trình giảm chiều dữ liệu, sau khi gom cụm, kết quả trực quan kmeans được kết hợp với kết quả trực quan của CA  để hỗ trợ quyết định marketing cụ thể.</w:t>
       </w:r>
     </w:p>
     <w:p>
@@ -11990,53 +11678,19 @@
         <w:t xml:space="preserve"> Nhóm đang phân vân giữa 2 giá trị cụm là 2 và 3. Mặc dù ở </w:t>
       </w:r>
       <w:r>
-        <w:t xml:space="preserve">2 phương pháp xác định số cụm, giá trị K = 2 có tính vượt trội hơn về Độ biến thiên </w:t>
-      </w:r>
-      <w:proofErr w:type="gramStart"/>
-      <w:r>
-        <w:t>( Elbow</w:t>
-      </w:r>
-      <w:proofErr w:type="gramEnd"/>
-      <w:r>
-        <w:t xml:space="preserve">) cũng như Sithouette Score so với K = 3. Tuy nhiên xét về mục đích của bài toán dữ liệu, nếu như nhóm chỉ phân cụm 2 nhóm thì đặc điểm cụm sẽ rất hạn chế, vd: </w:t>
-      </w:r>
-      <w:proofErr w:type="gramStart"/>
-      <w:r>
-        <w:t>( giá</w:t>
-      </w:r>
-      <w:proofErr w:type="gramEnd"/>
-      <w:r>
-        <w:t xml:space="preserve"> rẻ bán chạy - giá cao bán </w:t>
-      </w:r>
-      <w:proofErr w:type="gramStart"/>
-      <w:r>
-        <w:t>ế )</w:t>
-      </w:r>
-      <w:proofErr w:type="gramEnd"/>
+        <w:t xml:space="preserve">2 phương pháp xác định số cụm, giá trị K = 2 có tính vượt trội hơn về Độ biến thiên ( Elbow) cũng như Sithouette Score so với K = 3. Tuy nhiên xét về mục đích của bài toán dữ liệu, nếu như nhóm chỉ phân cụm 2 nhóm thì đặc điểm cụm sẽ rất hạn chế, vd: </w:t>
+      </w:r>
+      <w:r>
+        <w:t>( giá rẻ bán chạy - giá cao bán ế )</w:t>
+      </w:r>
       <w:r>
         <w:t xml:space="preserve">. Với </w:t>
       </w:r>
       <w:r>
-        <w:t xml:space="preserve">K = </w:t>
-      </w:r>
-      <w:proofErr w:type="gramStart"/>
-      <w:r>
-        <w:t>3 :</w:t>
-      </w:r>
-      <w:proofErr w:type="gramEnd"/>
-      <w:r>
-        <w:t xml:space="preserve"> Mô hình phân cụm linh hoạt hơn </w:t>
-      </w:r>
-      <w:proofErr w:type="gramStart"/>
-      <w:r>
-        <w:t>(</w:t>
-      </w:r>
-      <w:r>
-        <w:t xml:space="preserve"> vd</w:t>
-      </w:r>
-      <w:proofErr w:type="gramEnd"/>
-      <w:r>
-        <w:t xml:space="preserve">: </w:t>
+        <w:t>K = 3 : Mô hình phân cụm linh hoạt hơn (</w:t>
+      </w:r>
+      <w:r>
+        <w:t xml:space="preserve"> vd: </w:t>
       </w:r>
       <w:r>
         <w:t xml:space="preserve"> Phân khúc Thấp – Trung Bình – Cao (flagship)</w:t>
@@ -12168,15 +11822,7 @@
         <w:t xml:space="preserve">Nhìn vào sơ đồ ta thấy được dữ liệu đang được chia thành 3 cụm 0 – xanh dương, 1 – cam, 2 – xanh lục. </w:t>
       </w:r>
       <w:r>
-        <w:t xml:space="preserve">Sau khi xác định được rạnh giới các cụm, nhóm sử dụng phép toán “Aggregated Mean </w:t>
-      </w:r>
-      <w:proofErr w:type="gramStart"/>
-      <w:r>
-        <w:t>“ –</w:t>
-      </w:r>
-      <w:proofErr w:type="gramEnd"/>
-      <w:r>
-        <w:t xml:space="preserve"> tính trung bình gộp. </w:t>
+        <w:t xml:space="preserve">Sau khi xác định được rạnh giới các cụm, nhóm sử dụng phép toán “Aggregated Mean “ – tính trung bình gộp. </w:t>
       </w:r>
       <w:r>
         <w:sym w:font="Wingdings" w:char="F0E0"/>
@@ -13034,26 +12680,10 @@
         </w:numPr>
       </w:pPr>
       <w:r>
-        <w:t xml:space="preserve">Chia tập train / test theo tỉ lệ </w:t>
-      </w:r>
-      <w:proofErr w:type="gramStart"/>
-      <w:r>
-        <w:t>80 :</w:t>
-      </w:r>
-      <w:proofErr w:type="gramEnd"/>
-      <w:r>
-        <w:t xml:space="preserve"> 20</w:t>
-      </w:r>
-      <w:r>
-        <w:t xml:space="preserve"> và </w:t>
-      </w:r>
-      <w:proofErr w:type="gramStart"/>
-      <w:r>
-        <w:t>70 :</w:t>
-      </w:r>
-      <w:proofErr w:type="gramEnd"/>
-      <w:r>
-        <w:t xml:space="preserve"> 30, sau đó lấy mô hình tối ưu hơn </w:t>
+        <w:t>Chia tập train / test theo tỉ lệ 80 : 20</w:t>
+      </w:r>
+      <w:r>
+        <w:t xml:space="preserve"> và 70 : 30, sau đó lấy mô hình tối ưu hơn </w:t>
       </w:r>
     </w:p>
     <w:p>
@@ -13293,15 +12923,7 @@
         <w:t xml:space="preserve">phân cụm khá ổn, đặc điệt hiệu quả cao với cụm 2. </w:t>
       </w:r>
       <w:r>
-        <w:t xml:space="preserve"> Mô hình nhận diện các sản phẩm cụm 0 và 1 ở mức khá ổn. Tỉ lệ dự đoán sai các trường hợp không nhiều </w:t>
-      </w:r>
-      <w:proofErr w:type="gramStart"/>
-      <w:r>
-        <w:t>( 46</w:t>
-      </w:r>
-      <w:proofErr w:type="gramEnd"/>
-      <w:r>
-        <w:t xml:space="preserve">/493 TH ~ 9.3%). </w:t>
+        <w:t xml:space="preserve"> Mô hình nhận diện các sản phẩm cụm 0 và 1 ở mức khá ổn. Tỉ lệ dự đoán sai các trường hợp không nhiều ( 46/493 TH ~ 9.3%). </w:t>
       </w:r>
     </w:p>
     <w:p>
@@ -13571,15 +13193,7 @@
     <w:p>
       <w:r>
         <w:tab/>
-        <w:t xml:space="preserve">Triển khai UI </w:t>
-      </w:r>
-      <w:proofErr w:type="gramStart"/>
-      <w:r>
-        <w:t>và  kiểm</w:t>
-      </w:r>
-      <w:proofErr w:type="gramEnd"/>
-      <w:r>
-        <w:t xml:space="preserve"> thử dự đoán của mô hình: </w:t>
+        <w:t xml:space="preserve">Triển khai UI và  kiểm thử dự đoán của mô hình: </w:t>
       </w:r>
     </w:p>
     <w:p>

--- a/LeDuyTuanAnh_NguyenTuanAnh_LyLamVu.docx
+++ b/LeDuyTuanAnh_NguyenTuanAnh_LyLamVu.docx
@@ -1573,16 +1573,29 @@
             <w:rPr>
               <w:rFonts w:asciiTheme="minorHAnsi" w:eastAsiaTheme="minorEastAsia" w:hAnsiTheme="minorHAnsi" w:cstheme="minorBidi"/>
               <w:noProof/>
-              <w:sz w:val="24"/>
+              <w:sz w:val="22"/>
+              <w:szCs w:val="22"/>
             </w:rPr>
           </w:pPr>
           <w:r>
+            <w:rPr>
+              <w:sz w:val="24"/>
+              <w:szCs w:val="22"/>
+            </w:rPr>
             <w:fldChar w:fldCharType="begin"/>
           </w:r>
           <w:r>
+            <w:rPr>
+              <w:sz w:val="24"/>
+              <w:szCs w:val="22"/>
+            </w:rPr>
             <w:instrText xml:space="preserve"> TOC \o "1-3" \h \z \u </w:instrText>
           </w:r>
           <w:r>
+            <w:rPr>
+              <w:sz w:val="24"/>
+              <w:szCs w:val="22"/>
+            </w:rPr>
             <w:fldChar w:fldCharType="separate"/>
           </w:r>
           <w:hyperlink w:anchor="_Toc228512007" w:history="1">
@@ -1592,6 +1605,8 @@
                 <w:b/>
                 <w:bCs/>
                 <w:noProof/>
+                <w:sz w:val="24"/>
+                <w:szCs w:val="22"/>
               </w:rPr>
               <w:t>LỜI CẢM ƠN</w:t>
             </w:r>
@@ -1599,6 +1614,8 @@
               <w:rPr>
                 <w:noProof/>
                 <w:webHidden/>
+                <w:sz w:val="24"/>
+                <w:szCs w:val="22"/>
               </w:rPr>
               <w:tab/>
             </w:r>
@@ -1606,6 +1623,8 @@
               <w:rPr>
                 <w:noProof/>
                 <w:webHidden/>
+                <w:sz w:val="24"/>
+                <w:szCs w:val="22"/>
               </w:rPr>
               <w:fldChar w:fldCharType="begin"/>
             </w:r>
@@ -1613,6 +1632,8 @@
               <w:rPr>
                 <w:noProof/>
                 <w:webHidden/>
+                <w:sz w:val="24"/>
+                <w:szCs w:val="22"/>
               </w:rPr>
               <w:instrText xml:space="preserve"> PAGEREF _Toc228512007 \h </w:instrText>
             </w:r>
@@ -1620,12 +1641,16 @@
               <w:rPr>
                 <w:noProof/>
                 <w:webHidden/>
+                <w:sz w:val="24"/>
+                <w:szCs w:val="22"/>
               </w:rPr>
             </w:r>
             <w:r>
               <w:rPr>
                 <w:noProof/>
                 <w:webHidden/>
+                <w:sz w:val="24"/>
+                <w:szCs w:val="22"/>
               </w:rPr>
               <w:fldChar w:fldCharType="separate"/>
             </w:r>
@@ -1633,6 +1658,8 @@
               <w:rPr>
                 <w:noProof/>
                 <w:webHidden/>
+                <w:sz w:val="24"/>
+                <w:szCs w:val="22"/>
               </w:rPr>
               <w:t>1</w:t>
             </w:r>
@@ -1640,6 +1667,8 @@
               <w:rPr>
                 <w:noProof/>
                 <w:webHidden/>
+                <w:sz w:val="24"/>
+                <w:szCs w:val="22"/>
               </w:rPr>
               <w:fldChar w:fldCharType="end"/>
             </w:r>
@@ -1654,7 +1683,8 @@
             <w:rPr>
               <w:rFonts w:asciiTheme="minorHAnsi" w:eastAsiaTheme="minorEastAsia" w:hAnsiTheme="minorHAnsi" w:cstheme="minorBidi"/>
               <w:noProof/>
-              <w:sz w:val="24"/>
+              <w:sz w:val="22"/>
+              <w:szCs w:val="22"/>
             </w:rPr>
           </w:pPr>
           <w:hyperlink w:anchor="_Toc228512008" w:history="1">
@@ -1665,6 +1695,8 @@
                 <w:b/>
                 <w:bCs/>
                 <w:noProof/>
+                <w:sz w:val="24"/>
+                <w:szCs w:val="22"/>
               </w:rPr>
               <w:t>NHẬN XÉT CỦA GIẢNG VIÊN</w:t>
             </w:r>
@@ -1672,6 +1704,8 @@
               <w:rPr>
                 <w:noProof/>
                 <w:webHidden/>
+                <w:sz w:val="24"/>
+                <w:szCs w:val="22"/>
               </w:rPr>
               <w:tab/>
             </w:r>
@@ -1679,6 +1713,8 @@
               <w:rPr>
                 <w:noProof/>
                 <w:webHidden/>
+                <w:sz w:val="24"/>
+                <w:szCs w:val="22"/>
               </w:rPr>
               <w:fldChar w:fldCharType="begin"/>
             </w:r>
@@ -1686,6 +1722,8 @@
               <w:rPr>
                 <w:noProof/>
                 <w:webHidden/>
+                <w:sz w:val="24"/>
+                <w:szCs w:val="22"/>
               </w:rPr>
               <w:instrText xml:space="preserve"> PAGEREF _Toc228512008 \h </w:instrText>
             </w:r>
@@ -1693,12 +1731,16 @@
               <w:rPr>
                 <w:noProof/>
                 <w:webHidden/>
+                <w:sz w:val="24"/>
+                <w:szCs w:val="22"/>
               </w:rPr>
             </w:r>
             <w:r>
               <w:rPr>
                 <w:noProof/>
                 <w:webHidden/>
+                <w:sz w:val="24"/>
+                <w:szCs w:val="22"/>
               </w:rPr>
               <w:fldChar w:fldCharType="separate"/>
             </w:r>
@@ -1706,6 +1748,8 @@
               <w:rPr>
                 <w:noProof/>
                 <w:webHidden/>
+                <w:sz w:val="24"/>
+                <w:szCs w:val="22"/>
               </w:rPr>
               <w:t>2</w:t>
             </w:r>
@@ -1713,6 +1757,8 @@
               <w:rPr>
                 <w:noProof/>
                 <w:webHidden/>
+                <w:sz w:val="24"/>
+                <w:szCs w:val="22"/>
               </w:rPr>
               <w:fldChar w:fldCharType="end"/>
             </w:r>
@@ -1727,7 +1773,8 @@
             <w:rPr>
               <w:rFonts w:asciiTheme="minorHAnsi" w:eastAsiaTheme="minorEastAsia" w:hAnsiTheme="minorHAnsi" w:cstheme="minorBidi"/>
               <w:noProof/>
-              <w:sz w:val="24"/>
+              <w:sz w:val="22"/>
+              <w:szCs w:val="22"/>
             </w:rPr>
           </w:pPr>
           <w:hyperlink w:anchor="_Toc228512009" w:history="1">
@@ -1737,6 +1784,8 @@
                 <w:b/>
                 <w:bCs/>
                 <w:noProof/>
+                <w:sz w:val="24"/>
+                <w:szCs w:val="22"/>
               </w:rPr>
               <w:t>MỤC LỤC CÁC HÌNH ẢNH</w:t>
             </w:r>
@@ -1744,6 +1793,8 @@
               <w:rPr>
                 <w:noProof/>
                 <w:webHidden/>
+                <w:sz w:val="24"/>
+                <w:szCs w:val="22"/>
               </w:rPr>
               <w:tab/>
             </w:r>
@@ -1751,6 +1802,8 @@
               <w:rPr>
                 <w:noProof/>
                 <w:webHidden/>
+                <w:sz w:val="24"/>
+                <w:szCs w:val="22"/>
               </w:rPr>
               <w:fldChar w:fldCharType="begin"/>
             </w:r>
@@ -1758,6 +1811,8 @@
               <w:rPr>
                 <w:noProof/>
                 <w:webHidden/>
+                <w:sz w:val="24"/>
+                <w:szCs w:val="22"/>
               </w:rPr>
               <w:instrText xml:space="preserve"> PAGEREF _Toc228512009 \h </w:instrText>
             </w:r>
@@ -1765,12 +1820,16 @@
               <w:rPr>
                 <w:noProof/>
                 <w:webHidden/>
+                <w:sz w:val="24"/>
+                <w:szCs w:val="22"/>
               </w:rPr>
             </w:r>
             <w:r>
               <w:rPr>
                 <w:noProof/>
                 <w:webHidden/>
+                <w:sz w:val="24"/>
+                <w:szCs w:val="22"/>
               </w:rPr>
               <w:fldChar w:fldCharType="separate"/>
             </w:r>
@@ -1778,13 +1837,17 @@
               <w:rPr>
                 <w:noProof/>
                 <w:webHidden/>
-              </w:rPr>
-              <w:t>5</w:t>
+                <w:sz w:val="24"/>
+                <w:szCs w:val="22"/>
+              </w:rPr>
+              <w:t>4</w:t>
             </w:r>
             <w:r>
               <w:rPr>
                 <w:noProof/>
                 <w:webHidden/>
+                <w:sz w:val="24"/>
+                <w:szCs w:val="22"/>
               </w:rPr>
               <w:fldChar w:fldCharType="end"/>
             </w:r>
@@ -1799,7 +1862,8 @@
             <w:rPr>
               <w:rFonts w:asciiTheme="minorHAnsi" w:eastAsiaTheme="minorEastAsia" w:hAnsiTheme="minorHAnsi" w:cstheme="minorBidi"/>
               <w:noProof/>
-              <w:sz w:val="24"/>
+              <w:sz w:val="22"/>
+              <w:szCs w:val="22"/>
             </w:rPr>
           </w:pPr>
           <w:hyperlink w:anchor="_Toc228512010" w:history="1">
@@ -1809,6 +1873,8 @@
                 <w:b/>
                 <w:bCs/>
                 <w:noProof/>
+                <w:sz w:val="24"/>
+                <w:szCs w:val="22"/>
               </w:rPr>
               <w:t>MỤC LỤC CÁC BẢNG BIỂU</w:t>
             </w:r>
@@ -1816,6 +1882,8 @@
               <w:rPr>
                 <w:noProof/>
                 <w:webHidden/>
+                <w:sz w:val="24"/>
+                <w:szCs w:val="22"/>
               </w:rPr>
               <w:tab/>
             </w:r>
@@ -1823,6 +1891,8 @@
               <w:rPr>
                 <w:noProof/>
                 <w:webHidden/>
+                <w:sz w:val="24"/>
+                <w:szCs w:val="22"/>
               </w:rPr>
               <w:fldChar w:fldCharType="begin"/>
             </w:r>
@@ -1830,6 +1900,8 @@
               <w:rPr>
                 <w:noProof/>
                 <w:webHidden/>
+                <w:sz w:val="24"/>
+                <w:szCs w:val="22"/>
               </w:rPr>
               <w:instrText xml:space="preserve"> PAGEREF _Toc228512010 \h </w:instrText>
             </w:r>
@@ -1837,12 +1909,16 @@
               <w:rPr>
                 <w:noProof/>
                 <w:webHidden/>
+                <w:sz w:val="24"/>
+                <w:szCs w:val="22"/>
               </w:rPr>
             </w:r>
             <w:r>
               <w:rPr>
                 <w:noProof/>
                 <w:webHidden/>
+                <w:sz w:val="24"/>
+                <w:szCs w:val="22"/>
               </w:rPr>
               <w:fldChar w:fldCharType="separate"/>
             </w:r>
@@ -1850,13 +1926,17 @@
               <w:rPr>
                 <w:noProof/>
                 <w:webHidden/>
-              </w:rPr>
-              <w:t>6</w:t>
+                <w:sz w:val="24"/>
+                <w:szCs w:val="22"/>
+              </w:rPr>
+              <w:t>5</w:t>
             </w:r>
             <w:r>
               <w:rPr>
                 <w:noProof/>
                 <w:webHidden/>
+                <w:sz w:val="24"/>
+                <w:szCs w:val="22"/>
               </w:rPr>
               <w:fldChar w:fldCharType="end"/>
             </w:r>
@@ -1871,7 +1951,8 @@
             <w:rPr>
               <w:rFonts w:asciiTheme="minorHAnsi" w:eastAsiaTheme="minorEastAsia" w:hAnsiTheme="minorHAnsi" w:cstheme="minorBidi"/>
               <w:noProof/>
-              <w:sz w:val="24"/>
+              <w:sz w:val="22"/>
+              <w:szCs w:val="22"/>
             </w:rPr>
           </w:pPr>
           <w:hyperlink w:anchor="_Toc228512011" w:history="1">
@@ -1881,6 +1962,8 @@
                 <w:b/>
                 <w:bCs/>
                 <w:noProof/>
+                <w:sz w:val="24"/>
+                <w:szCs w:val="22"/>
               </w:rPr>
               <w:t>DANH MỤC CÁC TỪ VIẾT TẮT</w:t>
             </w:r>
@@ -1888,6 +1971,8 @@
               <w:rPr>
                 <w:noProof/>
                 <w:webHidden/>
+                <w:sz w:val="24"/>
+                <w:szCs w:val="22"/>
               </w:rPr>
               <w:tab/>
             </w:r>
@@ -1895,6 +1980,8 @@
               <w:rPr>
                 <w:noProof/>
                 <w:webHidden/>
+                <w:sz w:val="24"/>
+                <w:szCs w:val="22"/>
               </w:rPr>
               <w:fldChar w:fldCharType="begin"/>
             </w:r>
@@ -1902,6 +1989,8 @@
               <w:rPr>
                 <w:noProof/>
                 <w:webHidden/>
+                <w:sz w:val="24"/>
+                <w:szCs w:val="22"/>
               </w:rPr>
               <w:instrText xml:space="preserve"> PAGEREF _Toc228512011 \h </w:instrText>
             </w:r>
@@ -1909,12 +1998,16 @@
               <w:rPr>
                 <w:noProof/>
                 <w:webHidden/>
+                <w:sz w:val="24"/>
+                <w:szCs w:val="22"/>
               </w:rPr>
             </w:r>
             <w:r>
               <w:rPr>
                 <w:noProof/>
                 <w:webHidden/>
+                <w:sz w:val="24"/>
+                <w:szCs w:val="22"/>
               </w:rPr>
               <w:fldChar w:fldCharType="separate"/>
             </w:r>
@@ -1922,13 +2015,17 @@
               <w:rPr>
                 <w:noProof/>
                 <w:webHidden/>
-              </w:rPr>
-              <w:t>7</w:t>
+                <w:sz w:val="24"/>
+                <w:szCs w:val="22"/>
+              </w:rPr>
+              <w:t>6</w:t>
             </w:r>
             <w:r>
               <w:rPr>
                 <w:noProof/>
                 <w:webHidden/>
+                <w:sz w:val="24"/>
+                <w:szCs w:val="22"/>
               </w:rPr>
               <w:fldChar w:fldCharType="end"/>
             </w:r>
@@ -1943,7 +2040,8 @@
             <w:rPr>
               <w:rFonts w:asciiTheme="minorHAnsi" w:eastAsiaTheme="minorEastAsia" w:hAnsiTheme="minorHAnsi" w:cstheme="minorBidi"/>
               <w:noProof/>
-              <w:sz w:val="24"/>
+              <w:sz w:val="22"/>
+              <w:szCs w:val="22"/>
             </w:rPr>
           </w:pPr>
           <w:hyperlink w:anchor="_Toc228512012" w:history="1">
@@ -1951,6 +2049,8 @@
               <w:rPr>
                 <w:rStyle w:val="Hyperlink"/>
                 <w:noProof/>
+                <w:sz w:val="24"/>
+                <w:szCs w:val="22"/>
               </w:rPr>
               <w:t>Chương 1 Giới thiệu</w:t>
             </w:r>
@@ -1958,6 +2058,8 @@
               <w:rPr>
                 <w:noProof/>
                 <w:webHidden/>
+                <w:sz w:val="24"/>
+                <w:szCs w:val="22"/>
               </w:rPr>
               <w:tab/>
             </w:r>
@@ -1965,6 +2067,8 @@
               <w:rPr>
                 <w:noProof/>
                 <w:webHidden/>
+                <w:sz w:val="24"/>
+                <w:szCs w:val="22"/>
               </w:rPr>
               <w:fldChar w:fldCharType="begin"/>
             </w:r>
@@ -1972,6 +2076,8 @@
               <w:rPr>
                 <w:noProof/>
                 <w:webHidden/>
+                <w:sz w:val="24"/>
+                <w:szCs w:val="22"/>
               </w:rPr>
               <w:instrText xml:space="preserve"> PAGEREF _Toc228512012 \h </w:instrText>
             </w:r>
@@ -1979,12 +2085,16 @@
               <w:rPr>
                 <w:noProof/>
                 <w:webHidden/>
+                <w:sz w:val="24"/>
+                <w:szCs w:val="22"/>
               </w:rPr>
             </w:r>
             <w:r>
               <w:rPr>
                 <w:noProof/>
                 <w:webHidden/>
+                <w:sz w:val="24"/>
+                <w:szCs w:val="22"/>
               </w:rPr>
               <w:fldChar w:fldCharType="separate"/>
             </w:r>
@@ -1992,13 +2102,17 @@
               <w:rPr>
                 <w:noProof/>
                 <w:webHidden/>
-              </w:rPr>
-              <w:t>8</w:t>
+                <w:sz w:val="24"/>
+                <w:szCs w:val="22"/>
+              </w:rPr>
+              <w:t>7</w:t>
             </w:r>
             <w:r>
               <w:rPr>
                 <w:noProof/>
                 <w:webHidden/>
+                <w:sz w:val="24"/>
+                <w:szCs w:val="22"/>
               </w:rPr>
               <w:fldChar w:fldCharType="end"/>
             </w:r>
@@ -2013,7 +2127,8 @@
             <w:rPr>
               <w:rFonts w:asciiTheme="minorHAnsi" w:eastAsiaTheme="minorEastAsia" w:hAnsiTheme="minorHAnsi" w:cstheme="minorBidi"/>
               <w:noProof/>
-              <w:sz w:val="24"/>
+              <w:sz w:val="22"/>
+              <w:szCs w:val="22"/>
             </w:rPr>
           </w:pPr>
           <w:hyperlink w:anchor="_Toc228512013" w:history="1">
@@ -2021,6 +2136,8 @@
               <w:rPr>
                 <w:rStyle w:val="Hyperlink"/>
                 <w:noProof/>
+                <w:sz w:val="24"/>
+                <w:szCs w:val="22"/>
               </w:rPr>
               <w:t>1.1 Giới thiệu đề tài</w:t>
             </w:r>
@@ -2028,6 +2145,8 @@
               <w:rPr>
                 <w:noProof/>
                 <w:webHidden/>
+                <w:sz w:val="24"/>
+                <w:szCs w:val="22"/>
               </w:rPr>
               <w:tab/>
             </w:r>
@@ -2035,6 +2154,8 @@
               <w:rPr>
                 <w:noProof/>
                 <w:webHidden/>
+                <w:sz w:val="24"/>
+                <w:szCs w:val="22"/>
               </w:rPr>
               <w:fldChar w:fldCharType="begin"/>
             </w:r>
@@ -2042,6 +2163,8 @@
               <w:rPr>
                 <w:noProof/>
                 <w:webHidden/>
+                <w:sz w:val="24"/>
+                <w:szCs w:val="22"/>
               </w:rPr>
               <w:instrText xml:space="preserve"> PAGEREF _Toc228512013 \h </w:instrText>
             </w:r>
@@ -2049,12 +2172,16 @@
               <w:rPr>
                 <w:noProof/>
                 <w:webHidden/>
+                <w:sz w:val="24"/>
+                <w:szCs w:val="22"/>
               </w:rPr>
             </w:r>
             <w:r>
               <w:rPr>
                 <w:noProof/>
                 <w:webHidden/>
+                <w:sz w:val="24"/>
+                <w:szCs w:val="22"/>
               </w:rPr>
               <w:fldChar w:fldCharType="separate"/>
             </w:r>
@@ -2062,13 +2189,17 @@
               <w:rPr>
                 <w:noProof/>
                 <w:webHidden/>
-              </w:rPr>
-              <w:t>8</w:t>
+                <w:sz w:val="24"/>
+                <w:szCs w:val="22"/>
+              </w:rPr>
+              <w:t>7</w:t>
             </w:r>
             <w:r>
               <w:rPr>
                 <w:noProof/>
                 <w:webHidden/>
+                <w:sz w:val="24"/>
+                <w:szCs w:val="22"/>
               </w:rPr>
               <w:fldChar w:fldCharType="end"/>
             </w:r>
@@ -2083,7 +2214,8 @@
             <w:rPr>
               <w:rFonts w:asciiTheme="minorHAnsi" w:eastAsiaTheme="minorEastAsia" w:hAnsiTheme="minorHAnsi" w:cstheme="minorBidi"/>
               <w:noProof/>
-              <w:sz w:val="24"/>
+              <w:sz w:val="22"/>
+              <w:szCs w:val="22"/>
             </w:rPr>
           </w:pPr>
           <w:hyperlink w:anchor="_Toc228512014" w:history="1">
@@ -2091,6 +2223,8 @@
               <w:rPr>
                 <w:rStyle w:val="Hyperlink"/>
                 <w:noProof/>
+                <w:sz w:val="24"/>
+                <w:szCs w:val="22"/>
               </w:rPr>
               <w:t>1.1.1 Lý do chọn đề tài:</w:t>
             </w:r>
@@ -2098,6 +2232,8 @@
               <w:rPr>
                 <w:noProof/>
                 <w:webHidden/>
+                <w:sz w:val="24"/>
+                <w:szCs w:val="22"/>
               </w:rPr>
               <w:tab/>
             </w:r>
@@ -2105,6 +2241,8 @@
               <w:rPr>
                 <w:noProof/>
                 <w:webHidden/>
+                <w:sz w:val="24"/>
+                <w:szCs w:val="22"/>
               </w:rPr>
               <w:fldChar w:fldCharType="begin"/>
             </w:r>
@@ -2112,6 +2250,8 @@
               <w:rPr>
                 <w:noProof/>
                 <w:webHidden/>
+                <w:sz w:val="24"/>
+                <w:szCs w:val="22"/>
               </w:rPr>
               <w:instrText xml:space="preserve"> PAGEREF _Toc228512014 \h </w:instrText>
             </w:r>
@@ -2119,12 +2259,16 @@
               <w:rPr>
                 <w:noProof/>
                 <w:webHidden/>
+                <w:sz w:val="24"/>
+                <w:szCs w:val="22"/>
               </w:rPr>
             </w:r>
             <w:r>
               <w:rPr>
                 <w:noProof/>
                 <w:webHidden/>
+                <w:sz w:val="24"/>
+                <w:szCs w:val="22"/>
               </w:rPr>
               <w:fldChar w:fldCharType="separate"/>
             </w:r>
@@ -2132,13 +2276,17 @@
               <w:rPr>
                 <w:noProof/>
                 <w:webHidden/>
-              </w:rPr>
-              <w:t>8</w:t>
+                <w:sz w:val="24"/>
+                <w:szCs w:val="22"/>
+              </w:rPr>
+              <w:t>7</w:t>
             </w:r>
             <w:r>
               <w:rPr>
                 <w:noProof/>
                 <w:webHidden/>
+                <w:sz w:val="24"/>
+                <w:szCs w:val="22"/>
               </w:rPr>
               <w:fldChar w:fldCharType="end"/>
             </w:r>
@@ -2153,7 +2301,8 @@
             <w:rPr>
               <w:rFonts w:asciiTheme="minorHAnsi" w:eastAsiaTheme="minorEastAsia" w:hAnsiTheme="minorHAnsi" w:cstheme="minorBidi"/>
               <w:noProof/>
-              <w:sz w:val="24"/>
+              <w:sz w:val="22"/>
+              <w:szCs w:val="22"/>
             </w:rPr>
           </w:pPr>
           <w:hyperlink w:anchor="_Toc228512015" w:history="1">
@@ -2161,6 +2310,8 @@
               <w:rPr>
                 <w:rStyle w:val="Hyperlink"/>
                 <w:noProof/>
+                <w:sz w:val="24"/>
+                <w:szCs w:val="22"/>
               </w:rPr>
               <w:t>1.1.2 Mục đích nghiên cứu:</w:t>
             </w:r>
@@ -2168,6 +2319,8 @@
               <w:rPr>
                 <w:noProof/>
                 <w:webHidden/>
+                <w:sz w:val="24"/>
+                <w:szCs w:val="22"/>
               </w:rPr>
               <w:tab/>
             </w:r>
@@ -2175,6 +2328,8 @@
               <w:rPr>
                 <w:noProof/>
                 <w:webHidden/>
+                <w:sz w:val="24"/>
+                <w:szCs w:val="22"/>
               </w:rPr>
               <w:fldChar w:fldCharType="begin"/>
             </w:r>
@@ -2182,6 +2337,8 @@
               <w:rPr>
                 <w:noProof/>
                 <w:webHidden/>
+                <w:sz w:val="24"/>
+                <w:szCs w:val="22"/>
               </w:rPr>
               <w:instrText xml:space="preserve"> PAGEREF _Toc228512015 \h </w:instrText>
             </w:r>
@@ -2189,12 +2346,16 @@
               <w:rPr>
                 <w:noProof/>
                 <w:webHidden/>
+                <w:sz w:val="24"/>
+                <w:szCs w:val="22"/>
               </w:rPr>
             </w:r>
             <w:r>
               <w:rPr>
                 <w:noProof/>
                 <w:webHidden/>
+                <w:sz w:val="24"/>
+                <w:szCs w:val="22"/>
               </w:rPr>
               <w:fldChar w:fldCharType="separate"/>
             </w:r>
@@ -2202,13 +2363,17 @@
               <w:rPr>
                 <w:noProof/>
                 <w:webHidden/>
-              </w:rPr>
-              <w:t>8</w:t>
+                <w:sz w:val="24"/>
+                <w:szCs w:val="22"/>
+              </w:rPr>
+              <w:t>7</w:t>
             </w:r>
             <w:r>
               <w:rPr>
                 <w:noProof/>
                 <w:webHidden/>
+                <w:sz w:val="24"/>
+                <w:szCs w:val="22"/>
               </w:rPr>
               <w:fldChar w:fldCharType="end"/>
             </w:r>
@@ -2223,7 +2388,8 @@
             <w:rPr>
               <w:rFonts w:asciiTheme="minorHAnsi" w:eastAsiaTheme="minorEastAsia" w:hAnsiTheme="minorHAnsi" w:cstheme="minorBidi"/>
               <w:noProof/>
-              <w:sz w:val="24"/>
+              <w:sz w:val="22"/>
+              <w:szCs w:val="22"/>
             </w:rPr>
           </w:pPr>
           <w:hyperlink w:anchor="_Toc228512016" w:history="1">
@@ -2231,6 +2397,8 @@
               <w:rPr>
                 <w:rStyle w:val="Hyperlink"/>
                 <w:noProof/>
+                <w:sz w:val="24"/>
+                <w:szCs w:val="22"/>
               </w:rPr>
               <w:t>1.1.3 Công cụ hỗ trợ</w:t>
             </w:r>
@@ -2238,6 +2406,8 @@
               <w:rPr>
                 <w:noProof/>
                 <w:webHidden/>
+                <w:sz w:val="24"/>
+                <w:szCs w:val="22"/>
               </w:rPr>
               <w:tab/>
             </w:r>
@@ -2245,6 +2415,8 @@
               <w:rPr>
                 <w:noProof/>
                 <w:webHidden/>
+                <w:sz w:val="24"/>
+                <w:szCs w:val="22"/>
               </w:rPr>
               <w:fldChar w:fldCharType="begin"/>
             </w:r>
@@ -2252,6 +2424,8 @@
               <w:rPr>
                 <w:noProof/>
                 <w:webHidden/>
+                <w:sz w:val="24"/>
+                <w:szCs w:val="22"/>
               </w:rPr>
               <w:instrText xml:space="preserve"> PAGEREF _Toc228512016 \h </w:instrText>
             </w:r>
@@ -2259,12 +2433,16 @@
               <w:rPr>
                 <w:noProof/>
                 <w:webHidden/>
+                <w:sz w:val="24"/>
+                <w:szCs w:val="22"/>
               </w:rPr>
             </w:r>
             <w:r>
               <w:rPr>
                 <w:noProof/>
                 <w:webHidden/>
+                <w:sz w:val="24"/>
+                <w:szCs w:val="22"/>
               </w:rPr>
               <w:fldChar w:fldCharType="separate"/>
             </w:r>
@@ -2272,13 +2450,17 @@
               <w:rPr>
                 <w:noProof/>
                 <w:webHidden/>
-              </w:rPr>
-              <w:t>8</w:t>
+                <w:sz w:val="24"/>
+                <w:szCs w:val="22"/>
+              </w:rPr>
+              <w:t>7</w:t>
             </w:r>
             <w:r>
               <w:rPr>
                 <w:noProof/>
                 <w:webHidden/>
+                <w:sz w:val="24"/>
+                <w:szCs w:val="22"/>
               </w:rPr>
               <w:fldChar w:fldCharType="end"/>
             </w:r>
@@ -2293,7 +2475,8 @@
             <w:rPr>
               <w:rFonts w:asciiTheme="minorHAnsi" w:eastAsiaTheme="minorEastAsia" w:hAnsiTheme="minorHAnsi" w:cstheme="minorBidi"/>
               <w:noProof/>
-              <w:sz w:val="24"/>
+              <w:sz w:val="22"/>
+              <w:szCs w:val="22"/>
             </w:rPr>
           </w:pPr>
           <w:hyperlink w:anchor="_Toc228512017" w:history="1">
@@ -2301,6 +2484,8 @@
               <w:rPr>
                 <w:rStyle w:val="Hyperlink"/>
                 <w:noProof/>
+                <w:sz w:val="24"/>
+                <w:szCs w:val="22"/>
               </w:rPr>
               <w:t>1.1.4 Đối tượng và phạm vi nghiên cứu của đề tài</w:t>
             </w:r>
@@ -2308,6 +2493,8 @@
               <w:rPr>
                 <w:noProof/>
                 <w:webHidden/>
+                <w:sz w:val="24"/>
+                <w:szCs w:val="22"/>
               </w:rPr>
               <w:tab/>
             </w:r>
@@ -2315,6 +2502,8 @@
               <w:rPr>
                 <w:noProof/>
                 <w:webHidden/>
+                <w:sz w:val="24"/>
+                <w:szCs w:val="22"/>
               </w:rPr>
               <w:fldChar w:fldCharType="begin"/>
             </w:r>
@@ -2322,6 +2511,8 @@
               <w:rPr>
                 <w:noProof/>
                 <w:webHidden/>
+                <w:sz w:val="24"/>
+                <w:szCs w:val="22"/>
               </w:rPr>
               <w:instrText xml:space="preserve"> PAGEREF _Toc228512017 \h </w:instrText>
             </w:r>
@@ -2329,12 +2520,16 @@
               <w:rPr>
                 <w:noProof/>
                 <w:webHidden/>
+                <w:sz w:val="24"/>
+                <w:szCs w:val="22"/>
               </w:rPr>
             </w:r>
             <w:r>
               <w:rPr>
                 <w:noProof/>
                 <w:webHidden/>
+                <w:sz w:val="24"/>
+                <w:szCs w:val="22"/>
               </w:rPr>
               <w:fldChar w:fldCharType="separate"/>
             </w:r>
@@ -2342,13 +2537,17 @@
               <w:rPr>
                 <w:noProof/>
                 <w:webHidden/>
-              </w:rPr>
-              <w:t>9</w:t>
+                <w:sz w:val="24"/>
+                <w:szCs w:val="22"/>
+              </w:rPr>
+              <w:t>8</w:t>
             </w:r>
             <w:r>
               <w:rPr>
                 <w:noProof/>
                 <w:webHidden/>
+                <w:sz w:val="24"/>
+                <w:szCs w:val="22"/>
               </w:rPr>
               <w:fldChar w:fldCharType="end"/>
             </w:r>
@@ -2363,7 +2562,8 @@
             <w:rPr>
               <w:rFonts w:asciiTheme="minorHAnsi" w:eastAsiaTheme="minorEastAsia" w:hAnsiTheme="minorHAnsi" w:cstheme="minorBidi"/>
               <w:noProof/>
-              <w:sz w:val="24"/>
+              <w:sz w:val="22"/>
+              <w:szCs w:val="22"/>
             </w:rPr>
           </w:pPr>
           <w:hyperlink w:anchor="_Toc228512018" w:history="1">
@@ -2371,6 +2571,8 @@
               <w:rPr>
                 <w:rStyle w:val="Hyperlink"/>
                 <w:noProof/>
+                <w:sz w:val="24"/>
+                <w:szCs w:val="22"/>
               </w:rPr>
               <w:t>1.2 Kế hoạch thực hiện nghiên cứu, phân công</w:t>
             </w:r>
@@ -2378,6 +2580,8 @@
               <w:rPr>
                 <w:noProof/>
                 <w:webHidden/>
+                <w:sz w:val="24"/>
+                <w:szCs w:val="22"/>
               </w:rPr>
               <w:tab/>
             </w:r>
@@ -2385,6 +2589,8 @@
               <w:rPr>
                 <w:noProof/>
                 <w:webHidden/>
+                <w:sz w:val="24"/>
+                <w:szCs w:val="22"/>
               </w:rPr>
               <w:fldChar w:fldCharType="begin"/>
             </w:r>
@@ -2392,6 +2598,8 @@
               <w:rPr>
                 <w:noProof/>
                 <w:webHidden/>
+                <w:sz w:val="24"/>
+                <w:szCs w:val="22"/>
               </w:rPr>
               <w:instrText xml:space="preserve"> PAGEREF _Toc228512018 \h </w:instrText>
             </w:r>
@@ -2399,12 +2607,16 @@
               <w:rPr>
                 <w:noProof/>
                 <w:webHidden/>
+                <w:sz w:val="24"/>
+                <w:szCs w:val="22"/>
               </w:rPr>
             </w:r>
             <w:r>
               <w:rPr>
                 <w:noProof/>
                 <w:webHidden/>
+                <w:sz w:val="24"/>
+                <w:szCs w:val="22"/>
               </w:rPr>
               <w:fldChar w:fldCharType="separate"/>
             </w:r>
@@ -2412,13 +2624,17 @@
               <w:rPr>
                 <w:noProof/>
                 <w:webHidden/>
-              </w:rPr>
-              <w:t>9</w:t>
+                <w:sz w:val="24"/>
+                <w:szCs w:val="22"/>
+              </w:rPr>
+              <w:t>8</w:t>
             </w:r>
             <w:r>
               <w:rPr>
                 <w:noProof/>
                 <w:webHidden/>
+                <w:sz w:val="24"/>
+                <w:szCs w:val="22"/>
               </w:rPr>
               <w:fldChar w:fldCharType="end"/>
             </w:r>
@@ -2433,7 +2649,8 @@
             <w:rPr>
               <w:rFonts w:asciiTheme="minorHAnsi" w:eastAsiaTheme="minorEastAsia" w:hAnsiTheme="minorHAnsi" w:cstheme="minorBidi"/>
               <w:noProof/>
-              <w:sz w:val="24"/>
+              <w:sz w:val="22"/>
+              <w:szCs w:val="22"/>
             </w:rPr>
           </w:pPr>
           <w:hyperlink w:anchor="_Toc228512019" w:history="1">
@@ -2441,6 +2658,8 @@
               <w:rPr>
                 <w:rStyle w:val="Hyperlink"/>
                 <w:noProof/>
+                <w:sz w:val="24"/>
+                <w:szCs w:val="22"/>
               </w:rPr>
               <w:t>Chương 2 Cơ sở lý thuyết và triển khai</w:t>
             </w:r>
@@ -2448,6 +2667,8 @@
               <w:rPr>
                 <w:noProof/>
                 <w:webHidden/>
+                <w:sz w:val="24"/>
+                <w:szCs w:val="22"/>
               </w:rPr>
               <w:tab/>
             </w:r>
@@ -2455,6 +2676,8 @@
               <w:rPr>
                 <w:noProof/>
                 <w:webHidden/>
+                <w:sz w:val="24"/>
+                <w:szCs w:val="22"/>
               </w:rPr>
               <w:fldChar w:fldCharType="begin"/>
             </w:r>
@@ -2462,6 +2685,8 @@
               <w:rPr>
                 <w:noProof/>
                 <w:webHidden/>
+                <w:sz w:val="24"/>
+                <w:szCs w:val="22"/>
               </w:rPr>
               <w:instrText xml:space="preserve"> PAGEREF _Toc228512019 \h </w:instrText>
             </w:r>
@@ -2469,12 +2694,16 @@
               <w:rPr>
                 <w:noProof/>
                 <w:webHidden/>
+                <w:sz w:val="24"/>
+                <w:szCs w:val="22"/>
               </w:rPr>
             </w:r>
             <w:r>
               <w:rPr>
                 <w:noProof/>
                 <w:webHidden/>
+                <w:sz w:val="24"/>
+                <w:szCs w:val="22"/>
               </w:rPr>
               <w:fldChar w:fldCharType="separate"/>
             </w:r>
@@ -2482,13 +2711,17 @@
               <w:rPr>
                 <w:noProof/>
                 <w:webHidden/>
-              </w:rPr>
-              <w:t>11</w:t>
+                <w:sz w:val="24"/>
+                <w:szCs w:val="22"/>
+              </w:rPr>
+              <w:t>10</w:t>
             </w:r>
             <w:r>
               <w:rPr>
                 <w:noProof/>
                 <w:webHidden/>
+                <w:sz w:val="24"/>
+                <w:szCs w:val="22"/>
               </w:rPr>
               <w:fldChar w:fldCharType="end"/>
             </w:r>
@@ -2503,7 +2736,8 @@
             <w:rPr>
               <w:rFonts w:asciiTheme="minorHAnsi" w:eastAsiaTheme="minorEastAsia" w:hAnsiTheme="minorHAnsi" w:cstheme="minorBidi"/>
               <w:noProof/>
-              <w:sz w:val="24"/>
+              <w:sz w:val="22"/>
+              <w:szCs w:val="22"/>
             </w:rPr>
           </w:pPr>
           <w:hyperlink w:anchor="_Toc228512020" w:history="1">
@@ -2511,6 +2745,8 @@
               <w:rPr>
                 <w:rStyle w:val="Hyperlink"/>
                 <w:noProof/>
+                <w:sz w:val="24"/>
+                <w:szCs w:val="22"/>
               </w:rPr>
               <w:t>2.1 Giới thiệu các kỹ thuật, thuật toán được sử dụng</w:t>
             </w:r>
@@ -2518,6 +2754,8 @@
               <w:rPr>
                 <w:noProof/>
                 <w:webHidden/>
+                <w:sz w:val="24"/>
+                <w:szCs w:val="22"/>
               </w:rPr>
               <w:tab/>
             </w:r>
@@ -2525,6 +2763,8 @@
               <w:rPr>
                 <w:noProof/>
                 <w:webHidden/>
+                <w:sz w:val="24"/>
+                <w:szCs w:val="22"/>
               </w:rPr>
               <w:fldChar w:fldCharType="begin"/>
             </w:r>
@@ -2532,6 +2772,8 @@
               <w:rPr>
                 <w:noProof/>
                 <w:webHidden/>
+                <w:sz w:val="24"/>
+                <w:szCs w:val="22"/>
               </w:rPr>
               <w:instrText xml:space="preserve"> PAGEREF _Toc228512020 \h </w:instrText>
             </w:r>
@@ -2539,12 +2781,16 @@
               <w:rPr>
                 <w:noProof/>
                 <w:webHidden/>
+                <w:sz w:val="24"/>
+                <w:szCs w:val="22"/>
               </w:rPr>
             </w:r>
             <w:r>
               <w:rPr>
                 <w:noProof/>
                 <w:webHidden/>
+                <w:sz w:val="24"/>
+                <w:szCs w:val="22"/>
               </w:rPr>
               <w:fldChar w:fldCharType="separate"/>
             </w:r>
@@ -2552,13 +2798,17 @@
               <w:rPr>
                 <w:noProof/>
                 <w:webHidden/>
-              </w:rPr>
-              <w:t>11</w:t>
+                <w:sz w:val="24"/>
+                <w:szCs w:val="22"/>
+              </w:rPr>
+              <w:t>10</w:t>
             </w:r>
             <w:r>
               <w:rPr>
                 <w:noProof/>
                 <w:webHidden/>
+                <w:sz w:val="24"/>
+                <w:szCs w:val="22"/>
               </w:rPr>
               <w:fldChar w:fldCharType="end"/>
             </w:r>
@@ -2573,7 +2823,8 @@
             <w:rPr>
               <w:rFonts w:asciiTheme="minorHAnsi" w:eastAsiaTheme="minorEastAsia" w:hAnsiTheme="minorHAnsi" w:cstheme="minorBidi"/>
               <w:noProof/>
-              <w:sz w:val="24"/>
+              <w:sz w:val="22"/>
+              <w:szCs w:val="22"/>
             </w:rPr>
           </w:pPr>
           <w:hyperlink w:anchor="_Toc228512021" w:history="1">
@@ -2581,6 +2832,8 @@
               <w:rPr>
                 <w:rStyle w:val="Hyperlink"/>
                 <w:noProof/>
+                <w:sz w:val="24"/>
+                <w:szCs w:val="22"/>
               </w:rPr>
               <w:t>2.1.1 Data Cleaning</w:t>
             </w:r>
@@ -2588,6 +2841,8 @@
               <w:rPr>
                 <w:noProof/>
                 <w:webHidden/>
+                <w:sz w:val="24"/>
+                <w:szCs w:val="22"/>
               </w:rPr>
               <w:tab/>
             </w:r>
@@ -2595,6 +2850,8 @@
               <w:rPr>
                 <w:noProof/>
                 <w:webHidden/>
+                <w:sz w:val="24"/>
+                <w:szCs w:val="22"/>
               </w:rPr>
               <w:fldChar w:fldCharType="begin"/>
             </w:r>
@@ -2602,6 +2859,8 @@
               <w:rPr>
                 <w:noProof/>
                 <w:webHidden/>
+                <w:sz w:val="24"/>
+                <w:szCs w:val="22"/>
               </w:rPr>
               <w:instrText xml:space="preserve"> PAGEREF _Toc228512021 \h </w:instrText>
             </w:r>
@@ -2609,12 +2868,16 @@
               <w:rPr>
                 <w:noProof/>
                 <w:webHidden/>
+                <w:sz w:val="24"/>
+                <w:szCs w:val="22"/>
               </w:rPr>
             </w:r>
             <w:r>
               <w:rPr>
                 <w:noProof/>
                 <w:webHidden/>
+                <w:sz w:val="24"/>
+                <w:szCs w:val="22"/>
               </w:rPr>
               <w:fldChar w:fldCharType="separate"/>
             </w:r>
@@ -2622,13 +2885,17 @@
               <w:rPr>
                 <w:noProof/>
                 <w:webHidden/>
-              </w:rPr>
-              <w:t>11</w:t>
+                <w:sz w:val="24"/>
+                <w:szCs w:val="22"/>
+              </w:rPr>
+              <w:t>10</w:t>
             </w:r>
             <w:r>
               <w:rPr>
                 <w:noProof/>
                 <w:webHidden/>
+                <w:sz w:val="24"/>
+                <w:szCs w:val="22"/>
               </w:rPr>
               <w:fldChar w:fldCharType="end"/>
             </w:r>
@@ -2643,7 +2910,8 @@
             <w:rPr>
               <w:rFonts w:asciiTheme="minorHAnsi" w:eastAsiaTheme="minorEastAsia" w:hAnsiTheme="minorHAnsi" w:cstheme="minorBidi"/>
               <w:noProof/>
-              <w:sz w:val="24"/>
+              <w:sz w:val="22"/>
+              <w:szCs w:val="22"/>
             </w:rPr>
           </w:pPr>
           <w:hyperlink w:anchor="_Toc228512022" w:history="1">
@@ -2651,6 +2919,8 @@
               <w:rPr>
                 <w:rStyle w:val="Hyperlink"/>
                 <w:noProof/>
+                <w:sz w:val="24"/>
+                <w:szCs w:val="22"/>
               </w:rPr>
               <w:t>2.1.2 Chuẩn hóa dữ liệu – Standard Scaler</w:t>
             </w:r>
@@ -2658,6 +2928,8 @@
               <w:rPr>
                 <w:noProof/>
                 <w:webHidden/>
+                <w:sz w:val="24"/>
+                <w:szCs w:val="22"/>
               </w:rPr>
               <w:tab/>
             </w:r>
@@ -2665,6 +2937,8 @@
               <w:rPr>
                 <w:noProof/>
                 <w:webHidden/>
+                <w:sz w:val="24"/>
+                <w:szCs w:val="22"/>
               </w:rPr>
               <w:fldChar w:fldCharType="begin"/>
             </w:r>
@@ -2672,6 +2946,8 @@
               <w:rPr>
                 <w:noProof/>
                 <w:webHidden/>
+                <w:sz w:val="24"/>
+                <w:szCs w:val="22"/>
               </w:rPr>
               <w:instrText xml:space="preserve"> PAGEREF _Toc228512022 \h </w:instrText>
             </w:r>
@@ -2679,12 +2955,16 @@
               <w:rPr>
                 <w:noProof/>
                 <w:webHidden/>
+                <w:sz w:val="24"/>
+                <w:szCs w:val="22"/>
               </w:rPr>
             </w:r>
             <w:r>
               <w:rPr>
                 <w:noProof/>
                 <w:webHidden/>
+                <w:sz w:val="24"/>
+                <w:szCs w:val="22"/>
               </w:rPr>
               <w:fldChar w:fldCharType="separate"/>
             </w:r>
@@ -2692,13 +2972,17 @@
               <w:rPr>
                 <w:noProof/>
                 <w:webHidden/>
-              </w:rPr>
-              <w:t>11</w:t>
+                <w:sz w:val="24"/>
+                <w:szCs w:val="22"/>
+              </w:rPr>
+              <w:t>10</w:t>
             </w:r>
             <w:r>
               <w:rPr>
                 <w:noProof/>
                 <w:webHidden/>
+                <w:sz w:val="24"/>
+                <w:szCs w:val="22"/>
               </w:rPr>
               <w:fldChar w:fldCharType="end"/>
             </w:r>
@@ -2713,7 +2997,8 @@
             <w:rPr>
               <w:rFonts w:asciiTheme="minorHAnsi" w:eastAsiaTheme="minorEastAsia" w:hAnsiTheme="minorHAnsi" w:cstheme="minorBidi"/>
               <w:noProof/>
-              <w:sz w:val="24"/>
+              <w:sz w:val="22"/>
+              <w:szCs w:val="22"/>
             </w:rPr>
           </w:pPr>
           <w:hyperlink w:anchor="_Toc228512023" w:history="1">
@@ -2721,6 +3006,8 @@
               <w:rPr>
                 <w:rStyle w:val="Hyperlink"/>
                 <w:noProof/>
+                <w:sz w:val="24"/>
+                <w:szCs w:val="22"/>
               </w:rPr>
               <w:t>2.1.3 Giảm chiều dữ liệu PCA – CA</w:t>
             </w:r>
@@ -2728,6 +3015,8 @@
               <w:rPr>
                 <w:noProof/>
                 <w:webHidden/>
+                <w:sz w:val="24"/>
+                <w:szCs w:val="22"/>
               </w:rPr>
               <w:tab/>
             </w:r>
@@ -2735,6 +3024,8 @@
               <w:rPr>
                 <w:noProof/>
                 <w:webHidden/>
+                <w:sz w:val="24"/>
+                <w:szCs w:val="22"/>
               </w:rPr>
               <w:fldChar w:fldCharType="begin"/>
             </w:r>
@@ -2742,6 +3033,8 @@
               <w:rPr>
                 <w:noProof/>
                 <w:webHidden/>
+                <w:sz w:val="24"/>
+                <w:szCs w:val="22"/>
               </w:rPr>
               <w:instrText xml:space="preserve"> PAGEREF _Toc228512023 \h </w:instrText>
             </w:r>
@@ -2749,12 +3042,16 @@
               <w:rPr>
                 <w:noProof/>
                 <w:webHidden/>
+                <w:sz w:val="24"/>
+                <w:szCs w:val="22"/>
               </w:rPr>
             </w:r>
             <w:r>
               <w:rPr>
                 <w:noProof/>
                 <w:webHidden/>
+                <w:sz w:val="24"/>
+                <w:szCs w:val="22"/>
               </w:rPr>
               <w:fldChar w:fldCharType="separate"/>
             </w:r>
@@ -2762,13 +3059,17 @@
               <w:rPr>
                 <w:noProof/>
                 <w:webHidden/>
-              </w:rPr>
-              <w:t>12</w:t>
+                <w:sz w:val="24"/>
+                <w:szCs w:val="22"/>
+              </w:rPr>
+              <w:t>11</w:t>
             </w:r>
             <w:r>
               <w:rPr>
                 <w:noProof/>
                 <w:webHidden/>
+                <w:sz w:val="24"/>
+                <w:szCs w:val="22"/>
               </w:rPr>
               <w:fldChar w:fldCharType="end"/>
             </w:r>
@@ -2783,7 +3084,8 @@
             <w:rPr>
               <w:rFonts w:asciiTheme="minorHAnsi" w:eastAsiaTheme="minorEastAsia" w:hAnsiTheme="minorHAnsi" w:cstheme="minorBidi"/>
               <w:noProof/>
-              <w:sz w:val="24"/>
+              <w:sz w:val="22"/>
+              <w:szCs w:val="22"/>
             </w:rPr>
           </w:pPr>
           <w:hyperlink w:anchor="_Toc228512024" w:history="1">
@@ -2791,6 +3093,8 @@
               <w:rPr>
                 <w:rStyle w:val="Hyperlink"/>
                 <w:noProof/>
+                <w:sz w:val="24"/>
+                <w:szCs w:val="22"/>
               </w:rPr>
               <w:t>2.1.4 Gom cụm dữ liệu – Kmeans</w:t>
             </w:r>
@@ -2798,6 +3102,8 @@
               <w:rPr>
                 <w:noProof/>
                 <w:webHidden/>
+                <w:sz w:val="24"/>
+                <w:szCs w:val="22"/>
               </w:rPr>
               <w:tab/>
             </w:r>
@@ -2805,6 +3111,8 @@
               <w:rPr>
                 <w:noProof/>
                 <w:webHidden/>
+                <w:sz w:val="24"/>
+                <w:szCs w:val="22"/>
               </w:rPr>
               <w:fldChar w:fldCharType="begin"/>
             </w:r>
@@ -2812,6 +3120,8 @@
               <w:rPr>
                 <w:noProof/>
                 <w:webHidden/>
+                <w:sz w:val="24"/>
+                <w:szCs w:val="22"/>
               </w:rPr>
               <w:instrText xml:space="preserve"> PAGEREF _Toc228512024 \h </w:instrText>
             </w:r>
@@ -2819,12 +3129,16 @@
               <w:rPr>
                 <w:noProof/>
                 <w:webHidden/>
+                <w:sz w:val="24"/>
+                <w:szCs w:val="22"/>
               </w:rPr>
             </w:r>
             <w:r>
               <w:rPr>
                 <w:noProof/>
                 <w:webHidden/>
+                <w:sz w:val="24"/>
+                <w:szCs w:val="22"/>
               </w:rPr>
               <w:fldChar w:fldCharType="separate"/>
             </w:r>
@@ -2832,13 +3146,17 @@
               <w:rPr>
                 <w:noProof/>
                 <w:webHidden/>
-              </w:rPr>
-              <w:t>12</w:t>
+                <w:sz w:val="24"/>
+                <w:szCs w:val="22"/>
+              </w:rPr>
+              <w:t>11</w:t>
             </w:r>
             <w:r>
               <w:rPr>
                 <w:noProof/>
                 <w:webHidden/>
+                <w:sz w:val="24"/>
+                <w:szCs w:val="22"/>
               </w:rPr>
               <w:fldChar w:fldCharType="end"/>
             </w:r>
@@ -2853,7 +3171,8 @@
             <w:rPr>
               <w:rFonts w:asciiTheme="minorHAnsi" w:eastAsiaTheme="minorEastAsia" w:hAnsiTheme="minorHAnsi" w:cstheme="minorBidi"/>
               <w:noProof/>
-              <w:sz w:val="24"/>
+              <w:sz w:val="22"/>
+              <w:szCs w:val="22"/>
             </w:rPr>
           </w:pPr>
           <w:hyperlink w:anchor="_Toc228512025" w:history="1">
@@ -2861,6 +3180,8 @@
               <w:rPr>
                 <w:rStyle w:val="Hyperlink"/>
                 <w:noProof/>
+                <w:sz w:val="24"/>
+                <w:szCs w:val="22"/>
               </w:rPr>
               <w:t>2.2 Triển khai thực hiện và kết quả</w:t>
             </w:r>
@@ -2868,6 +3189,8 @@
               <w:rPr>
                 <w:noProof/>
                 <w:webHidden/>
+                <w:sz w:val="24"/>
+                <w:szCs w:val="22"/>
               </w:rPr>
               <w:tab/>
             </w:r>
@@ -2875,6 +3198,8 @@
               <w:rPr>
                 <w:noProof/>
                 <w:webHidden/>
+                <w:sz w:val="24"/>
+                <w:szCs w:val="22"/>
               </w:rPr>
               <w:fldChar w:fldCharType="begin"/>
             </w:r>
@@ -2882,6 +3207,8 @@
               <w:rPr>
                 <w:noProof/>
                 <w:webHidden/>
+                <w:sz w:val="24"/>
+                <w:szCs w:val="22"/>
               </w:rPr>
               <w:instrText xml:space="preserve"> PAGEREF _Toc228512025 \h </w:instrText>
             </w:r>
@@ -2889,12 +3216,16 @@
               <w:rPr>
                 <w:noProof/>
                 <w:webHidden/>
+                <w:sz w:val="24"/>
+                <w:szCs w:val="22"/>
               </w:rPr>
             </w:r>
             <w:r>
               <w:rPr>
                 <w:noProof/>
                 <w:webHidden/>
+                <w:sz w:val="24"/>
+                <w:szCs w:val="22"/>
               </w:rPr>
               <w:fldChar w:fldCharType="separate"/>
             </w:r>
@@ -2902,13 +3233,17 @@
               <w:rPr>
                 <w:noProof/>
                 <w:webHidden/>
-              </w:rPr>
-              <w:t>12</w:t>
+                <w:sz w:val="24"/>
+                <w:szCs w:val="22"/>
+              </w:rPr>
+              <w:t>11</w:t>
             </w:r>
             <w:r>
               <w:rPr>
                 <w:noProof/>
                 <w:webHidden/>
+                <w:sz w:val="24"/>
+                <w:szCs w:val="22"/>
               </w:rPr>
               <w:fldChar w:fldCharType="end"/>
             </w:r>
@@ -2923,7 +3258,8 @@
             <w:rPr>
               <w:rFonts w:asciiTheme="minorHAnsi" w:eastAsiaTheme="minorEastAsia" w:hAnsiTheme="minorHAnsi" w:cstheme="minorBidi"/>
               <w:noProof/>
-              <w:sz w:val="24"/>
+              <w:sz w:val="22"/>
+              <w:szCs w:val="22"/>
             </w:rPr>
           </w:pPr>
           <w:hyperlink w:anchor="_Toc228512026" w:history="1">
@@ -2931,6 +3267,8 @@
               <w:rPr>
                 <w:rStyle w:val="Hyperlink"/>
                 <w:noProof/>
+                <w:sz w:val="24"/>
+                <w:szCs w:val="22"/>
               </w:rPr>
               <w:t>2.2.1 Khám phá dữ liệu và làm sạch dư</w:t>
             </w:r>
@@ -2938,6 +3276,8 @@
               <w:rPr>
                 <w:noProof/>
                 <w:webHidden/>
+                <w:sz w:val="24"/>
+                <w:szCs w:val="22"/>
               </w:rPr>
               <w:tab/>
             </w:r>
@@ -2945,6 +3285,8 @@
               <w:rPr>
                 <w:noProof/>
                 <w:webHidden/>
+                <w:sz w:val="24"/>
+                <w:szCs w:val="22"/>
               </w:rPr>
               <w:fldChar w:fldCharType="begin"/>
             </w:r>
@@ -2952,6 +3294,8 @@
               <w:rPr>
                 <w:noProof/>
                 <w:webHidden/>
+                <w:sz w:val="24"/>
+                <w:szCs w:val="22"/>
               </w:rPr>
               <w:instrText xml:space="preserve"> PAGEREF _Toc228512026 \h </w:instrText>
             </w:r>
@@ -2959,12 +3303,16 @@
               <w:rPr>
                 <w:noProof/>
                 <w:webHidden/>
+                <w:sz w:val="24"/>
+                <w:szCs w:val="22"/>
               </w:rPr>
             </w:r>
             <w:r>
               <w:rPr>
                 <w:noProof/>
                 <w:webHidden/>
+                <w:sz w:val="24"/>
+                <w:szCs w:val="22"/>
               </w:rPr>
               <w:fldChar w:fldCharType="separate"/>
             </w:r>
@@ -2972,13 +3320,17 @@
               <w:rPr>
                 <w:noProof/>
                 <w:webHidden/>
-              </w:rPr>
-              <w:t>12</w:t>
+                <w:sz w:val="24"/>
+                <w:szCs w:val="22"/>
+              </w:rPr>
+              <w:t>11</w:t>
             </w:r>
             <w:r>
               <w:rPr>
                 <w:noProof/>
                 <w:webHidden/>
+                <w:sz w:val="24"/>
+                <w:szCs w:val="22"/>
               </w:rPr>
               <w:fldChar w:fldCharType="end"/>
             </w:r>
@@ -2993,7 +3345,8 @@
             <w:rPr>
               <w:rFonts w:asciiTheme="minorHAnsi" w:eastAsiaTheme="minorEastAsia" w:hAnsiTheme="minorHAnsi" w:cstheme="minorBidi"/>
               <w:noProof/>
-              <w:sz w:val="24"/>
+              <w:sz w:val="22"/>
+              <w:szCs w:val="22"/>
             </w:rPr>
           </w:pPr>
           <w:hyperlink w:anchor="_Toc228512027" w:history="1">
@@ -3001,6 +3354,8 @@
               <w:rPr>
                 <w:rStyle w:val="Hyperlink"/>
                 <w:noProof/>
+                <w:sz w:val="24"/>
+                <w:szCs w:val="22"/>
               </w:rPr>
               <w:t>2.2.2 Làm sạch dữ liệu</w:t>
             </w:r>
@@ -3008,6 +3363,8 @@
               <w:rPr>
                 <w:noProof/>
                 <w:webHidden/>
+                <w:sz w:val="24"/>
+                <w:szCs w:val="22"/>
               </w:rPr>
               <w:tab/>
             </w:r>
@@ -3015,6 +3372,8 @@
               <w:rPr>
                 <w:noProof/>
                 <w:webHidden/>
+                <w:sz w:val="24"/>
+                <w:szCs w:val="22"/>
               </w:rPr>
               <w:fldChar w:fldCharType="begin"/>
             </w:r>
@@ -3022,6 +3381,8 @@
               <w:rPr>
                 <w:noProof/>
                 <w:webHidden/>
+                <w:sz w:val="24"/>
+                <w:szCs w:val="22"/>
               </w:rPr>
               <w:instrText xml:space="preserve"> PAGEREF _Toc228512027 \h </w:instrText>
             </w:r>
@@ -3029,12 +3390,16 @@
               <w:rPr>
                 <w:noProof/>
                 <w:webHidden/>
+                <w:sz w:val="24"/>
+                <w:szCs w:val="22"/>
               </w:rPr>
             </w:r>
             <w:r>
               <w:rPr>
                 <w:noProof/>
                 <w:webHidden/>
+                <w:sz w:val="24"/>
+                <w:szCs w:val="22"/>
               </w:rPr>
               <w:fldChar w:fldCharType="separate"/>
             </w:r>
@@ -3042,13 +3407,17 @@
               <w:rPr>
                 <w:noProof/>
                 <w:webHidden/>
-              </w:rPr>
-              <w:t>15</w:t>
+                <w:sz w:val="24"/>
+                <w:szCs w:val="22"/>
+              </w:rPr>
+              <w:t>14</w:t>
             </w:r>
             <w:r>
               <w:rPr>
                 <w:noProof/>
                 <w:webHidden/>
+                <w:sz w:val="24"/>
+                <w:szCs w:val="22"/>
               </w:rPr>
               <w:fldChar w:fldCharType="end"/>
             </w:r>
@@ -3063,7 +3432,8 @@
             <w:rPr>
               <w:rFonts w:asciiTheme="minorHAnsi" w:eastAsiaTheme="minorEastAsia" w:hAnsiTheme="minorHAnsi" w:cstheme="minorBidi"/>
               <w:noProof/>
-              <w:sz w:val="24"/>
+              <w:sz w:val="22"/>
+              <w:szCs w:val="22"/>
             </w:rPr>
           </w:pPr>
           <w:hyperlink w:anchor="_Toc228512028" w:history="1">
@@ -3071,6 +3441,8 @@
               <w:rPr>
                 <w:rStyle w:val="Hyperlink"/>
                 <w:noProof/>
+                <w:sz w:val="24"/>
+                <w:szCs w:val="22"/>
               </w:rPr>
               <w:t>2.2.3 Trực quan hóa dữ liệu ban đầu</w:t>
             </w:r>
@@ -3078,6 +3450,8 @@
               <w:rPr>
                 <w:noProof/>
                 <w:webHidden/>
+                <w:sz w:val="24"/>
+                <w:szCs w:val="22"/>
               </w:rPr>
               <w:tab/>
             </w:r>
@@ -3085,6 +3459,8 @@
               <w:rPr>
                 <w:noProof/>
                 <w:webHidden/>
+                <w:sz w:val="24"/>
+                <w:szCs w:val="22"/>
               </w:rPr>
               <w:fldChar w:fldCharType="begin"/>
             </w:r>
@@ -3092,6 +3468,8 @@
               <w:rPr>
                 <w:noProof/>
                 <w:webHidden/>
+                <w:sz w:val="24"/>
+                <w:szCs w:val="22"/>
               </w:rPr>
               <w:instrText xml:space="preserve"> PAGEREF _Toc228512028 \h </w:instrText>
             </w:r>
@@ -3099,12 +3477,16 @@
               <w:rPr>
                 <w:noProof/>
                 <w:webHidden/>
+                <w:sz w:val="24"/>
+                <w:szCs w:val="22"/>
               </w:rPr>
             </w:r>
             <w:r>
               <w:rPr>
                 <w:noProof/>
                 <w:webHidden/>
+                <w:sz w:val="24"/>
+                <w:szCs w:val="22"/>
               </w:rPr>
               <w:fldChar w:fldCharType="separate"/>
             </w:r>
@@ -3112,13 +3494,17 @@
               <w:rPr>
                 <w:noProof/>
                 <w:webHidden/>
-              </w:rPr>
-              <w:t>18</w:t>
+                <w:sz w:val="24"/>
+                <w:szCs w:val="22"/>
+              </w:rPr>
+              <w:t>17</w:t>
             </w:r>
             <w:r>
               <w:rPr>
                 <w:noProof/>
                 <w:webHidden/>
+                <w:sz w:val="24"/>
+                <w:szCs w:val="22"/>
               </w:rPr>
               <w:fldChar w:fldCharType="end"/>
             </w:r>
@@ -3133,7 +3519,8 @@
             <w:rPr>
               <w:rFonts w:asciiTheme="minorHAnsi" w:eastAsiaTheme="minorEastAsia" w:hAnsiTheme="minorHAnsi" w:cstheme="minorBidi"/>
               <w:noProof/>
-              <w:sz w:val="24"/>
+              <w:sz w:val="22"/>
+              <w:szCs w:val="22"/>
             </w:rPr>
           </w:pPr>
           <w:hyperlink w:anchor="_Toc228512029" w:history="1">
@@ -3141,6 +3528,8 @@
               <w:rPr>
                 <w:rStyle w:val="Hyperlink"/>
                 <w:noProof/>
+                <w:sz w:val="24"/>
+                <w:szCs w:val="22"/>
               </w:rPr>
               <w:t>2.2.4 Giảm chiều dữ liệu và gom cụm dữ liệu</w:t>
             </w:r>
@@ -3148,6 +3537,8 @@
               <w:rPr>
                 <w:noProof/>
                 <w:webHidden/>
+                <w:sz w:val="24"/>
+                <w:szCs w:val="22"/>
               </w:rPr>
               <w:tab/>
             </w:r>
@@ -3155,6 +3546,8 @@
               <w:rPr>
                 <w:noProof/>
                 <w:webHidden/>
+                <w:sz w:val="24"/>
+                <w:szCs w:val="22"/>
               </w:rPr>
               <w:fldChar w:fldCharType="begin"/>
             </w:r>
@@ -3162,6 +3555,8 @@
               <w:rPr>
                 <w:noProof/>
                 <w:webHidden/>
+                <w:sz w:val="24"/>
+                <w:szCs w:val="22"/>
               </w:rPr>
               <w:instrText xml:space="preserve"> PAGEREF _Toc228512029 \h </w:instrText>
             </w:r>
@@ -3169,12 +3564,16 @@
               <w:rPr>
                 <w:noProof/>
                 <w:webHidden/>
+                <w:sz w:val="24"/>
+                <w:szCs w:val="22"/>
               </w:rPr>
             </w:r>
             <w:r>
               <w:rPr>
                 <w:noProof/>
                 <w:webHidden/>
+                <w:sz w:val="24"/>
+                <w:szCs w:val="22"/>
               </w:rPr>
               <w:fldChar w:fldCharType="separate"/>
             </w:r>
@@ -3182,13 +3581,17 @@
               <w:rPr>
                 <w:noProof/>
                 <w:webHidden/>
-              </w:rPr>
-              <w:t>21</w:t>
+                <w:sz w:val="24"/>
+                <w:szCs w:val="22"/>
+              </w:rPr>
+              <w:t>20</w:t>
             </w:r>
             <w:r>
               <w:rPr>
                 <w:noProof/>
                 <w:webHidden/>
+                <w:sz w:val="24"/>
+                <w:szCs w:val="22"/>
               </w:rPr>
               <w:fldChar w:fldCharType="end"/>
             </w:r>
@@ -3203,7 +3606,8 @@
             <w:rPr>
               <w:rFonts w:asciiTheme="minorHAnsi" w:eastAsiaTheme="minorEastAsia" w:hAnsiTheme="minorHAnsi" w:cstheme="minorBidi"/>
               <w:noProof/>
-              <w:sz w:val="24"/>
+              <w:sz w:val="22"/>
+              <w:szCs w:val="22"/>
             </w:rPr>
           </w:pPr>
           <w:hyperlink w:anchor="_Toc228512030" w:history="1">
@@ -3211,6 +3615,8 @@
               <w:rPr>
                 <w:rStyle w:val="Hyperlink"/>
                 <w:noProof/>
+                <w:sz w:val="24"/>
+                <w:szCs w:val="22"/>
               </w:rPr>
               <w:t>2.2.5 Huấn luyện mô hình AI dự đoán và kiểm thử</w:t>
             </w:r>
@@ -3218,6 +3624,8 @@
               <w:rPr>
                 <w:noProof/>
                 <w:webHidden/>
+                <w:sz w:val="24"/>
+                <w:szCs w:val="22"/>
               </w:rPr>
               <w:tab/>
             </w:r>
@@ -3225,6 +3633,8 @@
               <w:rPr>
                 <w:noProof/>
                 <w:webHidden/>
+                <w:sz w:val="24"/>
+                <w:szCs w:val="22"/>
               </w:rPr>
               <w:fldChar w:fldCharType="begin"/>
             </w:r>
@@ -3232,6 +3642,8 @@
               <w:rPr>
                 <w:noProof/>
                 <w:webHidden/>
+                <w:sz w:val="24"/>
+                <w:szCs w:val="22"/>
               </w:rPr>
               <w:instrText xml:space="preserve"> PAGEREF _Toc228512030 \h </w:instrText>
             </w:r>
@@ -3239,12 +3651,16 @@
               <w:rPr>
                 <w:noProof/>
                 <w:webHidden/>
+                <w:sz w:val="24"/>
+                <w:szCs w:val="22"/>
               </w:rPr>
             </w:r>
             <w:r>
               <w:rPr>
                 <w:noProof/>
                 <w:webHidden/>
+                <w:sz w:val="24"/>
+                <w:szCs w:val="22"/>
               </w:rPr>
               <w:fldChar w:fldCharType="separate"/>
             </w:r>
@@ -3252,13 +3668,17 @@
               <w:rPr>
                 <w:noProof/>
                 <w:webHidden/>
-              </w:rPr>
-              <w:t>27</w:t>
+                <w:sz w:val="24"/>
+                <w:szCs w:val="22"/>
+              </w:rPr>
+              <w:t>29</w:t>
             </w:r>
             <w:r>
               <w:rPr>
                 <w:noProof/>
                 <w:webHidden/>
+                <w:sz w:val="24"/>
+                <w:szCs w:val="22"/>
               </w:rPr>
               <w:fldChar w:fldCharType="end"/>
             </w:r>
@@ -3273,7 +3693,8 @@
             <w:rPr>
               <w:rFonts w:asciiTheme="minorHAnsi" w:eastAsiaTheme="minorEastAsia" w:hAnsiTheme="minorHAnsi" w:cstheme="minorBidi"/>
               <w:noProof/>
-              <w:sz w:val="24"/>
+              <w:sz w:val="22"/>
+              <w:szCs w:val="22"/>
             </w:rPr>
           </w:pPr>
           <w:hyperlink w:anchor="_Toc228512031" w:history="1">
@@ -3281,6 +3702,8 @@
               <w:rPr>
                 <w:rStyle w:val="Hyperlink"/>
                 <w:noProof/>
+                <w:sz w:val="24"/>
+                <w:szCs w:val="22"/>
               </w:rPr>
               <w:t>Chương 3 Kết luận</w:t>
             </w:r>
@@ -3288,6 +3711,8 @@
               <w:rPr>
                 <w:noProof/>
                 <w:webHidden/>
+                <w:sz w:val="24"/>
+                <w:szCs w:val="22"/>
               </w:rPr>
               <w:tab/>
             </w:r>
@@ -3295,6 +3720,8 @@
               <w:rPr>
                 <w:noProof/>
                 <w:webHidden/>
+                <w:sz w:val="24"/>
+                <w:szCs w:val="22"/>
               </w:rPr>
               <w:fldChar w:fldCharType="begin"/>
             </w:r>
@@ -3302,6 +3729,8 @@
               <w:rPr>
                 <w:noProof/>
                 <w:webHidden/>
+                <w:sz w:val="24"/>
+                <w:szCs w:val="22"/>
               </w:rPr>
               <w:instrText xml:space="preserve"> PAGEREF _Toc228512031 \h </w:instrText>
             </w:r>
@@ -3309,12 +3738,16 @@
               <w:rPr>
                 <w:noProof/>
                 <w:webHidden/>
+                <w:sz w:val="24"/>
+                <w:szCs w:val="22"/>
               </w:rPr>
             </w:r>
             <w:r>
               <w:rPr>
                 <w:noProof/>
                 <w:webHidden/>
+                <w:sz w:val="24"/>
+                <w:szCs w:val="22"/>
               </w:rPr>
               <w:fldChar w:fldCharType="separate"/>
             </w:r>
@@ -3322,13 +3755,17 @@
               <w:rPr>
                 <w:noProof/>
                 <w:webHidden/>
-              </w:rPr>
-              <w:t>33</w:t>
+                <w:sz w:val="24"/>
+                <w:szCs w:val="22"/>
+              </w:rPr>
+              <w:t>34</w:t>
             </w:r>
             <w:r>
               <w:rPr>
                 <w:noProof/>
                 <w:webHidden/>
+                <w:sz w:val="24"/>
+                <w:szCs w:val="22"/>
               </w:rPr>
               <w:fldChar w:fldCharType="end"/>
             </w:r>
@@ -3343,7 +3780,8 @@
             <w:rPr>
               <w:rFonts w:asciiTheme="minorHAnsi" w:eastAsiaTheme="minorEastAsia" w:hAnsiTheme="minorHAnsi" w:cstheme="minorBidi"/>
               <w:noProof/>
-              <w:sz w:val="24"/>
+              <w:sz w:val="22"/>
+              <w:szCs w:val="22"/>
             </w:rPr>
           </w:pPr>
           <w:hyperlink w:anchor="_Toc228512032" w:history="1">
@@ -3351,6 +3789,8 @@
               <w:rPr>
                 <w:rStyle w:val="Hyperlink"/>
                 <w:noProof/>
+                <w:sz w:val="24"/>
+                <w:szCs w:val="22"/>
               </w:rPr>
               <w:t>3.1 Những điểm nhóm đã làm được</w:t>
             </w:r>
@@ -3358,6 +3798,8 @@
               <w:rPr>
                 <w:noProof/>
                 <w:webHidden/>
+                <w:sz w:val="24"/>
+                <w:szCs w:val="22"/>
               </w:rPr>
               <w:tab/>
             </w:r>
@@ -3365,6 +3807,8 @@
               <w:rPr>
                 <w:noProof/>
                 <w:webHidden/>
+                <w:sz w:val="24"/>
+                <w:szCs w:val="22"/>
               </w:rPr>
               <w:fldChar w:fldCharType="begin"/>
             </w:r>
@@ -3372,6 +3816,8 @@
               <w:rPr>
                 <w:noProof/>
                 <w:webHidden/>
+                <w:sz w:val="24"/>
+                <w:szCs w:val="22"/>
               </w:rPr>
               <w:instrText xml:space="preserve"> PAGEREF _Toc228512032 \h </w:instrText>
             </w:r>
@@ -3379,12 +3825,16 @@
               <w:rPr>
                 <w:noProof/>
                 <w:webHidden/>
+                <w:sz w:val="24"/>
+                <w:szCs w:val="22"/>
               </w:rPr>
             </w:r>
             <w:r>
               <w:rPr>
                 <w:noProof/>
                 <w:webHidden/>
+                <w:sz w:val="24"/>
+                <w:szCs w:val="22"/>
               </w:rPr>
               <w:fldChar w:fldCharType="separate"/>
             </w:r>
@@ -3392,13 +3842,17 @@
               <w:rPr>
                 <w:noProof/>
                 <w:webHidden/>
-              </w:rPr>
-              <w:t>33</w:t>
+                <w:sz w:val="24"/>
+                <w:szCs w:val="22"/>
+              </w:rPr>
+              <w:t>34</w:t>
             </w:r>
             <w:r>
               <w:rPr>
                 <w:noProof/>
                 <w:webHidden/>
+                <w:sz w:val="24"/>
+                <w:szCs w:val="22"/>
               </w:rPr>
               <w:fldChar w:fldCharType="end"/>
             </w:r>
@@ -3413,7 +3867,8 @@
             <w:rPr>
               <w:rFonts w:asciiTheme="minorHAnsi" w:eastAsiaTheme="minorEastAsia" w:hAnsiTheme="minorHAnsi" w:cstheme="minorBidi"/>
               <w:noProof/>
-              <w:sz w:val="24"/>
+              <w:sz w:val="22"/>
+              <w:szCs w:val="22"/>
             </w:rPr>
           </w:pPr>
           <w:hyperlink w:anchor="_Toc228512033" w:history="1">
@@ -3421,6 +3876,8 @@
               <w:rPr>
                 <w:rStyle w:val="Hyperlink"/>
                 <w:noProof/>
+                <w:sz w:val="24"/>
+                <w:szCs w:val="22"/>
               </w:rPr>
               <w:t>3.2 Những điểm nhóm chưa làm được</w:t>
             </w:r>
@@ -3428,6 +3885,8 @@
               <w:rPr>
                 <w:noProof/>
                 <w:webHidden/>
+                <w:sz w:val="24"/>
+                <w:szCs w:val="22"/>
               </w:rPr>
               <w:tab/>
             </w:r>
@@ -3435,6 +3894,8 @@
               <w:rPr>
                 <w:noProof/>
                 <w:webHidden/>
+                <w:sz w:val="24"/>
+                <w:szCs w:val="22"/>
               </w:rPr>
               <w:fldChar w:fldCharType="begin"/>
             </w:r>
@@ -3442,6 +3903,8 @@
               <w:rPr>
                 <w:noProof/>
                 <w:webHidden/>
+                <w:sz w:val="24"/>
+                <w:szCs w:val="22"/>
               </w:rPr>
               <w:instrText xml:space="preserve"> PAGEREF _Toc228512033 \h </w:instrText>
             </w:r>
@@ -3449,12 +3912,16 @@
               <w:rPr>
                 <w:noProof/>
                 <w:webHidden/>
+                <w:sz w:val="24"/>
+                <w:szCs w:val="22"/>
               </w:rPr>
             </w:r>
             <w:r>
               <w:rPr>
                 <w:noProof/>
                 <w:webHidden/>
+                <w:sz w:val="24"/>
+                <w:szCs w:val="22"/>
               </w:rPr>
               <w:fldChar w:fldCharType="separate"/>
             </w:r>
@@ -3462,13 +3929,17 @@
               <w:rPr>
                 <w:noProof/>
                 <w:webHidden/>
-              </w:rPr>
-              <w:t>33</w:t>
+                <w:sz w:val="24"/>
+                <w:szCs w:val="22"/>
+              </w:rPr>
+              <w:t>34</w:t>
             </w:r>
             <w:r>
               <w:rPr>
                 <w:noProof/>
                 <w:webHidden/>
+                <w:sz w:val="24"/>
+                <w:szCs w:val="22"/>
               </w:rPr>
               <w:fldChar w:fldCharType="end"/>
             </w:r>
@@ -3483,7 +3954,8 @@
             <w:rPr>
               <w:rFonts w:asciiTheme="minorHAnsi" w:eastAsiaTheme="minorEastAsia" w:hAnsiTheme="minorHAnsi" w:cstheme="minorBidi"/>
               <w:noProof/>
-              <w:sz w:val="24"/>
+              <w:sz w:val="22"/>
+              <w:szCs w:val="22"/>
             </w:rPr>
           </w:pPr>
           <w:hyperlink w:anchor="_Toc228512034" w:history="1">
@@ -3491,6 +3963,8 @@
               <w:rPr>
                 <w:rStyle w:val="Hyperlink"/>
                 <w:noProof/>
+                <w:sz w:val="24"/>
+                <w:szCs w:val="22"/>
               </w:rPr>
               <w:t>3.3 Hướng phát triển cho dự án</w:t>
             </w:r>
@@ -3498,6 +3972,8 @@
               <w:rPr>
                 <w:noProof/>
                 <w:webHidden/>
+                <w:sz w:val="24"/>
+                <w:szCs w:val="22"/>
               </w:rPr>
               <w:tab/>
             </w:r>
@@ -3505,6 +3981,8 @@
               <w:rPr>
                 <w:noProof/>
                 <w:webHidden/>
+                <w:sz w:val="24"/>
+                <w:szCs w:val="22"/>
               </w:rPr>
               <w:fldChar w:fldCharType="begin"/>
             </w:r>
@@ -3512,6 +3990,8 @@
               <w:rPr>
                 <w:noProof/>
                 <w:webHidden/>
+                <w:sz w:val="24"/>
+                <w:szCs w:val="22"/>
               </w:rPr>
               <w:instrText xml:space="preserve"> PAGEREF _Toc228512034 \h </w:instrText>
             </w:r>
@@ -3519,12 +3999,16 @@
               <w:rPr>
                 <w:noProof/>
                 <w:webHidden/>
+                <w:sz w:val="24"/>
+                <w:szCs w:val="22"/>
               </w:rPr>
             </w:r>
             <w:r>
               <w:rPr>
                 <w:noProof/>
                 <w:webHidden/>
+                <w:sz w:val="24"/>
+                <w:szCs w:val="22"/>
               </w:rPr>
               <w:fldChar w:fldCharType="separate"/>
             </w:r>
@@ -3532,33 +4016,43 @@
               <w:rPr>
                 <w:noProof/>
                 <w:webHidden/>
-              </w:rPr>
-              <w:t>33</w:t>
+                <w:sz w:val="24"/>
+                <w:szCs w:val="22"/>
+              </w:rPr>
+              <w:t>34</w:t>
             </w:r>
             <w:r>
               <w:rPr>
                 <w:noProof/>
                 <w:webHidden/>
+                <w:sz w:val="24"/>
+                <w:szCs w:val="22"/>
               </w:rPr>
               <w:fldChar w:fldCharType="end"/>
             </w:r>
           </w:hyperlink>
         </w:p>
         <w:p>
+          <w:pPr>
+            <w:rPr>
+              <w:b/>
+              <w:bCs/>
+              <w:noProof/>
+            </w:rPr>
+          </w:pPr>
           <w:r>
             <w:rPr>
               <w:b/>
               <w:bCs/>
               <w:noProof/>
+              <w:sz w:val="24"/>
+              <w:szCs w:val="22"/>
             </w:rPr>
-            <w:lastRenderedPageBreak/>
             <w:fldChar w:fldCharType="end"/>
           </w:r>
         </w:p>
       </w:sdtContent>
     </w:sdt>
-    <w:p/>
-    <w:p/>
     <w:p>
       <w:r>
         <w:br w:type="page"/>
@@ -6558,51 +7052,25 @@
       <w:r>
         <w:t xml:space="preserve">Bảng </w:t>
       </w:r>
-      <w:r>
-        <w:fldChar w:fldCharType="begin"/>
-      </w:r>
-      <w:r>
-        <w:instrText xml:space="preserve"> STYLEREF 1 \s </w:instrText>
-      </w:r>
-      <w:r>
-        <w:fldChar w:fldCharType="separate"/>
-      </w:r>
-      <w:r>
-        <w:rPr>
-          <w:noProof/>
-        </w:rPr>
-        <w:t>1</w:t>
-      </w:r>
-      <w:r>
-        <w:rPr>
-          <w:noProof/>
-        </w:rPr>
-        <w:fldChar w:fldCharType="end"/>
-      </w:r>
+      <w:fldSimple w:instr=" STYLEREF 1 \s ">
+        <w:r>
+          <w:rPr>
+            <w:noProof/>
+          </w:rPr>
+          <w:t>1</w:t>
+        </w:r>
+      </w:fldSimple>
       <w:r>
         <w:noBreakHyphen/>
       </w:r>
-      <w:r>
-        <w:fldChar w:fldCharType="begin"/>
-      </w:r>
-      <w:r>
-        <w:instrText xml:space="preserve"> SEQ Bảng \* ARABIC \s 1 </w:instrText>
-      </w:r>
-      <w:r>
-        <w:fldChar w:fldCharType="separate"/>
-      </w:r>
-      <w:r>
-        <w:rPr>
-          <w:noProof/>
-        </w:rPr>
-        <w:t>1</w:t>
-      </w:r>
-      <w:r>
-        <w:rPr>
-          <w:noProof/>
-        </w:rPr>
-        <w:fldChar w:fldCharType="end"/>
-      </w:r>
+      <w:fldSimple w:instr=" SEQ Bảng \* ARABIC \s 1 ">
+        <w:r>
+          <w:rPr>
+            <w:noProof/>
+          </w:rPr>
+          <w:t>1</w:t>
+        </w:r>
+      </w:fldSimple>
       <w:r>
         <w:t>: Bảng kế hoạch thực hiện và phân công nhiệm vụ</w:t>
       </w:r>
@@ -8293,51 +8761,25 @@
       <w:r>
         <w:t xml:space="preserve">Hình </w:t>
       </w:r>
-      <w:r>
-        <w:fldChar w:fldCharType="begin"/>
-      </w:r>
-      <w:r>
-        <w:instrText xml:space="preserve"> STYLEREF 1 \s </w:instrText>
-      </w:r>
-      <w:r>
-        <w:fldChar w:fldCharType="separate"/>
-      </w:r>
-      <w:r>
-        <w:rPr>
-          <w:noProof/>
-        </w:rPr>
-        <w:t>2</w:t>
-      </w:r>
-      <w:r>
-        <w:rPr>
-          <w:noProof/>
-        </w:rPr>
-        <w:fldChar w:fldCharType="end"/>
-      </w:r>
+      <w:fldSimple w:instr=" STYLEREF 1 \s ">
+        <w:r>
+          <w:rPr>
+            <w:noProof/>
+          </w:rPr>
+          <w:t>2</w:t>
+        </w:r>
+      </w:fldSimple>
       <w:r>
         <w:noBreakHyphen/>
       </w:r>
-      <w:r>
-        <w:fldChar w:fldCharType="begin"/>
-      </w:r>
-      <w:r>
-        <w:instrText xml:space="preserve"> SEQ Hình \* ARABIC \s 1 </w:instrText>
-      </w:r>
-      <w:r>
-        <w:fldChar w:fldCharType="separate"/>
-      </w:r>
-      <w:r>
-        <w:rPr>
-          <w:noProof/>
-        </w:rPr>
-        <w:t>1</w:t>
-      </w:r>
-      <w:r>
-        <w:rPr>
-          <w:noProof/>
-        </w:rPr>
-        <w:fldChar w:fldCharType="end"/>
-      </w:r>
+      <w:fldSimple w:instr=" SEQ Hình \* ARABIC \s 1 ">
+        <w:r>
+          <w:rPr>
+            <w:noProof/>
+          </w:rPr>
+          <w:t>1</w:t>
+        </w:r>
+      </w:fldSimple>
       <w:r>
         <w:t>: Một phần dữ liệu bên trong sheet ID của dữ liệu ban đầu</w:t>
       </w:r>
@@ -8490,51 +8932,25 @@
       <w:r>
         <w:t xml:space="preserve">Hình </w:t>
       </w:r>
-      <w:r>
-        <w:fldChar w:fldCharType="begin"/>
-      </w:r>
-      <w:r>
-        <w:instrText xml:space="preserve"> STYLEREF 1 \s </w:instrText>
-      </w:r>
-      <w:r>
-        <w:fldChar w:fldCharType="separate"/>
-      </w:r>
-      <w:r>
-        <w:rPr>
-          <w:noProof/>
-        </w:rPr>
-        <w:t>2</w:t>
-      </w:r>
-      <w:r>
-        <w:rPr>
-          <w:noProof/>
-        </w:rPr>
-        <w:fldChar w:fldCharType="end"/>
-      </w:r>
+      <w:fldSimple w:instr=" STYLEREF 1 \s ">
+        <w:r>
+          <w:rPr>
+            <w:noProof/>
+          </w:rPr>
+          <w:t>2</w:t>
+        </w:r>
+      </w:fldSimple>
       <w:r>
         <w:noBreakHyphen/>
       </w:r>
-      <w:r>
-        <w:fldChar w:fldCharType="begin"/>
-      </w:r>
-      <w:r>
-        <w:instrText xml:space="preserve"> SEQ Hình \* ARABIC \s 1 </w:instrText>
-      </w:r>
-      <w:r>
-        <w:fldChar w:fldCharType="separate"/>
-      </w:r>
-      <w:r>
-        <w:rPr>
-          <w:noProof/>
-        </w:rPr>
-        <w:t>3</w:t>
-      </w:r>
-      <w:r>
-        <w:rPr>
-          <w:noProof/>
-        </w:rPr>
-        <w:fldChar w:fldCharType="end"/>
-      </w:r>
+      <w:fldSimple w:instr=" SEQ Hình \* ARABIC \s 1 ">
+        <w:r>
+          <w:rPr>
+            <w:noProof/>
+          </w:rPr>
+          <w:t>3</w:t>
+        </w:r>
+      </w:fldSimple>
       <w:r>
         <w:t>: Một phần dữ liệu ban đầu trong sheet DATA</w:t>
       </w:r>
@@ -8742,51 +9158,25 @@
       <w:r>
         <w:t xml:space="preserve">Hình </w:t>
       </w:r>
-      <w:r>
-        <w:fldChar w:fldCharType="begin"/>
-      </w:r>
-      <w:r>
-        <w:instrText xml:space="preserve"> STYLEREF 1 \s </w:instrText>
-      </w:r>
-      <w:r>
-        <w:fldChar w:fldCharType="separate"/>
-      </w:r>
-      <w:r>
-        <w:rPr>
-          <w:noProof/>
-        </w:rPr>
-        <w:t>2</w:t>
-      </w:r>
-      <w:r>
-        <w:rPr>
-          <w:noProof/>
-        </w:rPr>
-        <w:fldChar w:fldCharType="end"/>
-      </w:r>
+      <w:fldSimple w:instr=" STYLEREF 1 \s ">
+        <w:r>
+          <w:rPr>
+            <w:noProof/>
+          </w:rPr>
+          <w:t>2</w:t>
+        </w:r>
+      </w:fldSimple>
       <w:r>
         <w:noBreakHyphen/>
       </w:r>
-      <w:r>
-        <w:fldChar w:fldCharType="begin"/>
-      </w:r>
-      <w:r>
-        <w:instrText xml:space="preserve"> SEQ Hình \* ARABIC \s 1 </w:instrText>
-      </w:r>
-      <w:r>
-        <w:fldChar w:fldCharType="separate"/>
-      </w:r>
-      <w:r>
-        <w:rPr>
-          <w:noProof/>
-        </w:rPr>
-        <w:t>4</w:t>
-      </w:r>
-      <w:r>
-        <w:rPr>
-          <w:noProof/>
-        </w:rPr>
-        <w:fldChar w:fldCharType="end"/>
-      </w:r>
+      <w:fldSimple w:instr=" SEQ Hình \* ARABIC \s 1 ">
+        <w:r>
+          <w:rPr>
+            <w:noProof/>
+          </w:rPr>
+          <w:t>4</w:t>
+        </w:r>
+      </w:fldSimple>
       <w:r>
         <w:t>: Một phần dữ liệu trong sheet RATING</w:t>
       </w:r>
@@ -8810,6 +9200,9 @@
       <w:pPr>
         <w:jc w:val="both"/>
       </w:pPr>
+      <w:r>
+        <w:tab/>
+      </w:r>
       <w:r>
         <w:t xml:space="preserve">Dựa vào phần dữ liệu gốc ban đầu, qua quá trình chọn lọc, phân tích, nhóm chúng em đã có những hướng đi như sau: </w:t>
       </w:r>
@@ -9202,51 +9595,25 @@
       <w:r>
         <w:t xml:space="preserve">Hình </w:t>
       </w:r>
-      <w:r>
-        <w:fldChar w:fldCharType="begin"/>
-      </w:r>
-      <w:r>
-        <w:instrText xml:space="preserve"> STYLEREF 1 \s </w:instrText>
-      </w:r>
-      <w:r>
-        <w:fldChar w:fldCharType="separate"/>
-      </w:r>
-      <w:r>
-        <w:rPr>
-          <w:noProof/>
-        </w:rPr>
-        <w:t>2</w:t>
-      </w:r>
-      <w:r>
-        <w:rPr>
-          <w:noProof/>
-        </w:rPr>
-        <w:fldChar w:fldCharType="end"/>
-      </w:r>
+      <w:fldSimple w:instr=" STYLEREF 1 \s ">
+        <w:r>
+          <w:rPr>
+            <w:noProof/>
+          </w:rPr>
+          <w:t>2</w:t>
+        </w:r>
+      </w:fldSimple>
       <w:r>
         <w:noBreakHyphen/>
       </w:r>
-      <w:r>
-        <w:fldChar w:fldCharType="begin"/>
-      </w:r>
-      <w:r>
-        <w:instrText xml:space="preserve"> SEQ Hình \* ARABIC \s 1 </w:instrText>
-      </w:r>
-      <w:r>
-        <w:fldChar w:fldCharType="separate"/>
-      </w:r>
-      <w:r>
-        <w:rPr>
-          <w:noProof/>
-        </w:rPr>
-        <w:t>5</w:t>
-      </w:r>
-      <w:r>
-        <w:rPr>
-          <w:noProof/>
-        </w:rPr>
-        <w:fldChar w:fldCharType="end"/>
-      </w:r>
+      <w:fldSimple w:instr=" SEQ Hình \* ARABIC \s 1 ">
+        <w:r>
+          <w:rPr>
+            <w:noProof/>
+          </w:rPr>
+          <w:t>5</w:t>
+        </w:r>
+      </w:fldSimple>
       <w:r>
         <w:t>: Code xử lý làm sạch dữ liệu (1)</w:t>
       </w:r>
@@ -9306,51 +9673,25 @@
       <w:r>
         <w:t xml:space="preserve">Hình </w:t>
       </w:r>
-      <w:r>
-        <w:fldChar w:fldCharType="begin"/>
-      </w:r>
-      <w:r>
-        <w:instrText xml:space="preserve"> STYLEREF 1 \s </w:instrText>
-      </w:r>
-      <w:r>
-        <w:fldChar w:fldCharType="separate"/>
-      </w:r>
-      <w:r>
-        <w:rPr>
-          <w:noProof/>
-        </w:rPr>
-        <w:t>2</w:t>
-      </w:r>
-      <w:r>
-        <w:rPr>
-          <w:noProof/>
-        </w:rPr>
-        <w:fldChar w:fldCharType="end"/>
-      </w:r>
+      <w:fldSimple w:instr=" STYLEREF 1 \s ">
+        <w:r>
+          <w:rPr>
+            <w:noProof/>
+          </w:rPr>
+          <w:t>2</w:t>
+        </w:r>
+      </w:fldSimple>
       <w:r>
         <w:noBreakHyphen/>
       </w:r>
-      <w:r>
-        <w:fldChar w:fldCharType="begin"/>
-      </w:r>
-      <w:r>
-        <w:instrText xml:space="preserve"> SEQ Hình \* ARABIC \s 1 </w:instrText>
-      </w:r>
-      <w:r>
-        <w:fldChar w:fldCharType="separate"/>
-      </w:r>
-      <w:r>
-        <w:rPr>
-          <w:noProof/>
-        </w:rPr>
-        <w:t>6</w:t>
-      </w:r>
-      <w:r>
-        <w:rPr>
-          <w:noProof/>
-        </w:rPr>
-        <w:fldChar w:fldCharType="end"/>
-      </w:r>
+      <w:fldSimple w:instr=" SEQ Hình \* ARABIC \s 1 ">
+        <w:r>
+          <w:rPr>
+            <w:noProof/>
+          </w:rPr>
+          <w:t>6</w:t>
+        </w:r>
+      </w:fldSimple>
       <w:r>
         <w:t>: Code xử lý làm sạch dữ liệu (2)</w:t>
       </w:r>
@@ -9411,51 +9752,25 @@
       <w:r>
         <w:t xml:space="preserve">Hình </w:t>
       </w:r>
-      <w:r>
-        <w:fldChar w:fldCharType="begin"/>
-      </w:r>
-      <w:r>
-        <w:instrText xml:space="preserve"> STYLEREF 1 \s </w:instrText>
-      </w:r>
-      <w:r>
-        <w:fldChar w:fldCharType="separate"/>
-      </w:r>
-      <w:r>
-        <w:rPr>
-          <w:noProof/>
-        </w:rPr>
-        <w:t>2</w:t>
-      </w:r>
-      <w:r>
-        <w:rPr>
-          <w:noProof/>
-        </w:rPr>
-        <w:fldChar w:fldCharType="end"/>
-      </w:r>
+      <w:fldSimple w:instr=" STYLEREF 1 \s ">
+        <w:r>
+          <w:rPr>
+            <w:noProof/>
+          </w:rPr>
+          <w:t>2</w:t>
+        </w:r>
+      </w:fldSimple>
       <w:r>
         <w:noBreakHyphen/>
       </w:r>
-      <w:r>
-        <w:fldChar w:fldCharType="begin"/>
-      </w:r>
-      <w:r>
-        <w:instrText xml:space="preserve"> SEQ Hình \* ARABIC \s 1 </w:instrText>
-      </w:r>
-      <w:r>
-        <w:fldChar w:fldCharType="separate"/>
-      </w:r>
-      <w:r>
-        <w:rPr>
-          <w:noProof/>
-        </w:rPr>
-        <w:t>7</w:t>
-      </w:r>
-      <w:r>
-        <w:rPr>
-          <w:noProof/>
-        </w:rPr>
-        <w:fldChar w:fldCharType="end"/>
-      </w:r>
+      <w:fldSimple w:instr=" SEQ Hình \* ARABIC \s 1 ">
+        <w:r>
+          <w:rPr>
+            <w:noProof/>
+          </w:rPr>
+          <w:t>7</w:t>
+        </w:r>
+      </w:fldSimple>
       <w:r>
         <w:t>: Code xử lý làm sạch dữ liệu (3)</w:t>
       </w:r>
@@ -9515,51 +9830,25 @@
       <w:r>
         <w:t xml:space="preserve">Hình </w:t>
       </w:r>
-      <w:r>
-        <w:fldChar w:fldCharType="begin"/>
-      </w:r>
-      <w:r>
-        <w:instrText xml:space="preserve"> STYLEREF 1 \s </w:instrText>
-      </w:r>
-      <w:r>
-        <w:fldChar w:fldCharType="separate"/>
-      </w:r>
-      <w:r>
-        <w:rPr>
-          <w:noProof/>
-        </w:rPr>
-        <w:t>2</w:t>
-      </w:r>
-      <w:r>
-        <w:rPr>
-          <w:noProof/>
-        </w:rPr>
-        <w:fldChar w:fldCharType="end"/>
-      </w:r>
+      <w:fldSimple w:instr=" STYLEREF 1 \s ">
+        <w:r>
+          <w:rPr>
+            <w:noProof/>
+          </w:rPr>
+          <w:t>2</w:t>
+        </w:r>
+      </w:fldSimple>
       <w:r>
         <w:noBreakHyphen/>
       </w:r>
-      <w:r>
-        <w:fldChar w:fldCharType="begin"/>
-      </w:r>
-      <w:r>
-        <w:instrText xml:space="preserve"> SEQ Hình \* ARABIC \s 1 </w:instrText>
-      </w:r>
-      <w:r>
-        <w:fldChar w:fldCharType="separate"/>
-      </w:r>
-      <w:r>
-        <w:rPr>
-          <w:noProof/>
-        </w:rPr>
-        <w:t>8</w:t>
-      </w:r>
-      <w:r>
-        <w:rPr>
-          <w:noProof/>
-        </w:rPr>
-        <w:fldChar w:fldCharType="end"/>
-      </w:r>
+      <w:fldSimple w:instr=" SEQ Hình \* ARABIC \s 1 ">
+        <w:r>
+          <w:rPr>
+            <w:noProof/>
+          </w:rPr>
+          <w:t>8</w:t>
+        </w:r>
+      </w:fldSimple>
       <w:r>
         <w:t>: Code xử lý làm sạch dữ liệu (4)</w:t>
       </w:r>
@@ -9582,11 +9871,10 @@
         <w:rPr>
           <w:noProof/>
         </w:rPr>
-        <w:lastRenderedPageBreak/>
         <w:drawing>
-          <wp:inline distT="0" distB="0" distL="0" distR="0" wp14:anchorId="4A581865" wp14:editId="322867D6">
-            <wp:extent cx="3235167" cy="3429000"/>
-            <wp:effectExtent l="0" t="0" r="3810" b="0"/>
+          <wp:inline distT="0" distB="0" distL="0" distR="0" wp14:anchorId="4A581865" wp14:editId="134CBA17">
+            <wp:extent cx="3181350" cy="3371958"/>
+            <wp:effectExtent l="0" t="0" r="0" b="0"/>
             <wp:docPr id="171752209" name="Picture 1"/>
             <wp:cNvGraphicFramePr>
               <a:graphicFrameLocks xmlns:a="http://schemas.openxmlformats.org/drawingml/2006/main" noChangeAspect="1"/>
@@ -9607,7 +9895,7 @@
                   <pic:spPr>
                     <a:xfrm>
                       <a:off x="0" y="0"/>
-                      <a:ext cx="3253083" cy="3447989"/>
+                      <a:ext cx="3211821" cy="3404255"/>
                     </a:xfrm>
                     <a:prstGeom prst="rect">
                       <a:avLst/>
@@ -9628,51 +9916,25 @@
       <w:r>
         <w:t xml:space="preserve">Hình </w:t>
       </w:r>
-      <w:r>
-        <w:fldChar w:fldCharType="begin"/>
-      </w:r>
-      <w:r>
-        <w:instrText xml:space="preserve"> STYLEREF 1 \s </w:instrText>
-      </w:r>
-      <w:r>
-        <w:fldChar w:fldCharType="separate"/>
-      </w:r>
-      <w:r>
-        <w:rPr>
-          <w:noProof/>
-        </w:rPr>
-        <w:t>2</w:t>
-      </w:r>
-      <w:r>
-        <w:rPr>
-          <w:noProof/>
-        </w:rPr>
-        <w:fldChar w:fldCharType="end"/>
-      </w:r>
+      <w:fldSimple w:instr=" STYLEREF 1 \s ">
+        <w:r>
+          <w:rPr>
+            <w:noProof/>
+          </w:rPr>
+          <w:t>2</w:t>
+        </w:r>
+      </w:fldSimple>
       <w:r>
         <w:noBreakHyphen/>
       </w:r>
-      <w:r>
-        <w:fldChar w:fldCharType="begin"/>
-      </w:r>
-      <w:r>
-        <w:instrText xml:space="preserve"> SEQ Hình \* ARABIC \s 1 </w:instrText>
-      </w:r>
-      <w:r>
-        <w:fldChar w:fldCharType="separate"/>
-      </w:r>
-      <w:r>
-        <w:rPr>
-          <w:noProof/>
-        </w:rPr>
-        <w:t>9</w:t>
-      </w:r>
-      <w:r>
-        <w:rPr>
-          <w:noProof/>
-        </w:rPr>
-        <w:fldChar w:fldCharType="end"/>
-      </w:r>
+      <w:fldSimple w:instr=" SEQ Hình \* ARABIC \s 1 ">
+        <w:r>
+          <w:rPr>
+            <w:noProof/>
+          </w:rPr>
+          <w:t>9</w:t>
+        </w:r>
+      </w:fldSimple>
       <w:r>
         <w:t>: Thống kê dữ liệu sau khi làm sạch</w:t>
       </w:r>
@@ -9680,6 +9942,7 @@
     </w:p>
     <w:p>
       <w:r>
+        <w:lastRenderedPageBreak/>
         <w:t>*Note: Với tập dữ liệu ban đầu, sau khi chia cho 100000 giá cả vẫn đang còn một chút chưa phù hợp với thực tế nên ở các phần sau khi phân tích dựa trên giá sẽ có chút chưa phù hợp với thực tế.</w:t>
       </w:r>
     </w:p>
@@ -9778,7 +10041,6 @@
         <w:rPr>
           <w:noProof/>
         </w:rPr>
-        <w:lastRenderedPageBreak/>
         <w:drawing>
           <wp:inline distT="0" distB="0" distL="0" distR="0" wp14:anchorId="380E0ACA" wp14:editId="09012547">
             <wp:extent cx="5940425" cy="3564255"/>
@@ -9830,51 +10092,25 @@
       <w:r>
         <w:t xml:space="preserve">Hình </w:t>
       </w:r>
-      <w:r>
-        <w:fldChar w:fldCharType="begin"/>
-      </w:r>
-      <w:r>
-        <w:instrText xml:space="preserve"> STYLEREF 1 \s </w:instrText>
-      </w:r>
-      <w:r>
-        <w:fldChar w:fldCharType="separate"/>
-      </w:r>
-      <w:r>
-        <w:rPr>
-          <w:noProof/>
-        </w:rPr>
-        <w:t>2</w:t>
-      </w:r>
-      <w:r>
-        <w:rPr>
-          <w:noProof/>
-        </w:rPr>
-        <w:fldChar w:fldCharType="end"/>
-      </w:r>
+      <w:fldSimple w:instr=" STYLEREF 1 \s ">
+        <w:r>
+          <w:rPr>
+            <w:noProof/>
+          </w:rPr>
+          <w:t>2</w:t>
+        </w:r>
+      </w:fldSimple>
       <w:r>
         <w:noBreakHyphen/>
       </w:r>
-      <w:r>
-        <w:fldChar w:fldCharType="begin"/>
-      </w:r>
-      <w:r>
-        <w:instrText xml:space="preserve"> SEQ Hình \* ARABIC \s 1 </w:instrText>
-      </w:r>
-      <w:r>
-        <w:fldChar w:fldCharType="separate"/>
-      </w:r>
-      <w:r>
-        <w:rPr>
-          <w:noProof/>
-        </w:rPr>
-        <w:t>10</w:t>
-      </w:r>
-      <w:r>
-        <w:rPr>
-          <w:noProof/>
-        </w:rPr>
-        <w:fldChar w:fldCharType="end"/>
-      </w:r>
+      <w:fldSimple w:instr=" SEQ Hình \* ARABIC \s 1 ">
+        <w:r>
+          <w:rPr>
+            <w:noProof/>
+          </w:rPr>
+          <w:t>10</w:t>
+        </w:r>
+      </w:fldSimple>
       <w:r>
         <w:t>: Biểu đồ thống kê số lượng máy đã bán cho các thương hiệu</w:t>
       </w:r>
@@ -9909,6 +10145,7 @@
         <w:rPr>
           <w:noProof/>
         </w:rPr>
+        <w:lastRenderedPageBreak/>
         <w:drawing>
           <wp:inline distT="0" distB="0" distL="0" distR="0" wp14:anchorId="66751671" wp14:editId="3E99887F">
             <wp:extent cx="5257800" cy="3154680"/>
@@ -9960,51 +10197,25 @@
       <w:r>
         <w:t xml:space="preserve">Hình </w:t>
       </w:r>
-      <w:r>
-        <w:fldChar w:fldCharType="begin"/>
-      </w:r>
-      <w:r>
-        <w:instrText xml:space="preserve"> STYLEREF 1 \s </w:instrText>
-      </w:r>
-      <w:r>
-        <w:fldChar w:fldCharType="separate"/>
-      </w:r>
-      <w:r>
-        <w:rPr>
-          <w:noProof/>
-        </w:rPr>
-        <w:t>2</w:t>
-      </w:r>
-      <w:r>
-        <w:rPr>
-          <w:noProof/>
-        </w:rPr>
-        <w:fldChar w:fldCharType="end"/>
-      </w:r>
+      <w:fldSimple w:instr=" STYLEREF 1 \s ">
+        <w:r>
+          <w:rPr>
+            <w:noProof/>
+          </w:rPr>
+          <w:t>2</w:t>
+        </w:r>
+      </w:fldSimple>
       <w:r>
         <w:noBreakHyphen/>
       </w:r>
-      <w:r>
-        <w:fldChar w:fldCharType="begin"/>
-      </w:r>
-      <w:r>
-        <w:instrText xml:space="preserve"> SEQ Hình \* ARABIC \s 1 </w:instrText>
-      </w:r>
-      <w:r>
-        <w:fldChar w:fldCharType="separate"/>
-      </w:r>
-      <w:r>
-        <w:rPr>
-          <w:noProof/>
-        </w:rPr>
-        <w:t>11</w:t>
-      </w:r>
-      <w:r>
-        <w:rPr>
-          <w:noProof/>
-        </w:rPr>
-        <w:fldChar w:fldCharType="end"/>
-      </w:r>
+      <w:fldSimple w:instr=" SEQ Hình \* ARABIC \s 1 ">
+        <w:r>
+          <w:rPr>
+            <w:noProof/>
+          </w:rPr>
+          <w:t>11</w:t>
+        </w:r>
+      </w:fldSimple>
       <w:r>
         <w:t>: Sơ đồ phân phối số lượng sản phẩm bán ra của các sản phẩm</w:t>
       </w:r>
@@ -10015,7 +10226,6 @@
         <w:jc w:val="both"/>
       </w:pPr>
       <w:r>
-        <w:lastRenderedPageBreak/>
         <w:t>Phân tích:  Dựa vào bảng sơ đồ ta thấy được dataset này phần lớn các sản phẩm đều</w:t>
       </w:r>
       <w:r>
@@ -10109,51 +10319,25 @@
       <w:r>
         <w:t xml:space="preserve">Hình </w:t>
       </w:r>
-      <w:r>
-        <w:fldChar w:fldCharType="begin"/>
-      </w:r>
-      <w:r>
-        <w:instrText xml:space="preserve"> STYLEREF 1 \s </w:instrText>
-      </w:r>
-      <w:r>
-        <w:fldChar w:fldCharType="separate"/>
-      </w:r>
-      <w:r>
-        <w:rPr>
-          <w:noProof/>
-        </w:rPr>
-        <w:t>2</w:t>
-      </w:r>
-      <w:r>
-        <w:rPr>
-          <w:noProof/>
-        </w:rPr>
-        <w:fldChar w:fldCharType="end"/>
-      </w:r>
+      <w:fldSimple w:instr=" STYLEREF 1 \s ">
+        <w:r>
+          <w:rPr>
+            <w:noProof/>
+          </w:rPr>
+          <w:t>2</w:t>
+        </w:r>
+      </w:fldSimple>
       <w:r>
         <w:noBreakHyphen/>
       </w:r>
-      <w:r>
-        <w:fldChar w:fldCharType="begin"/>
-      </w:r>
-      <w:r>
-        <w:instrText xml:space="preserve"> SEQ Hình \* ARABIC \s 1 </w:instrText>
-      </w:r>
-      <w:r>
-        <w:fldChar w:fldCharType="separate"/>
-      </w:r>
-      <w:r>
-        <w:rPr>
-          <w:noProof/>
-        </w:rPr>
-        <w:t>12</w:t>
-      </w:r>
-      <w:r>
-        <w:rPr>
-          <w:noProof/>
-        </w:rPr>
-        <w:fldChar w:fldCharType="end"/>
-      </w:r>
+      <w:fldSimple w:instr=" SEQ Hình \* ARABIC \s 1 ">
+        <w:r>
+          <w:rPr>
+            <w:noProof/>
+          </w:rPr>
+          <w:t>12</w:t>
+        </w:r>
+      </w:fldSimple>
       <w:r>
         <w:t>: Sơ đồ trực quan mối quan hệ giữa giá thực tế và sức mua.</w:t>
       </w:r>
@@ -10164,6 +10348,7 @@
         <w:jc w:val="both"/>
       </w:pPr>
       <w:r>
+        <w:lastRenderedPageBreak/>
         <w:tab/>
       </w:r>
       <w:r>
@@ -10210,7 +10395,6 @@
         <w:rPr>
           <w:noProof/>
         </w:rPr>
-        <w:lastRenderedPageBreak/>
         <w:drawing>
           <wp:inline distT="0" distB="0" distL="0" distR="0" wp14:anchorId="4998C84A" wp14:editId="01704BDC">
             <wp:extent cx="4686300" cy="3749040"/>
@@ -10262,51 +10446,25 @@
       <w:r>
         <w:t xml:space="preserve">Hình </w:t>
       </w:r>
-      <w:r>
-        <w:fldChar w:fldCharType="begin"/>
-      </w:r>
-      <w:r>
-        <w:instrText xml:space="preserve"> STYLEREF 1 \s </w:instrText>
-      </w:r>
-      <w:r>
-        <w:fldChar w:fldCharType="separate"/>
-      </w:r>
-      <w:r>
-        <w:rPr>
-          <w:noProof/>
-        </w:rPr>
-        <w:t>2</w:t>
-      </w:r>
-      <w:r>
-        <w:rPr>
-          <w:noProof/>
-        </w:rPr>
-        <w:fldChar w:fldCharType="end"/>
-      </w:r>
+      <w:fldSimple w:instr=" STYLEREF 1 \s ">
+        <w:r>
+          <w:rPr>
+            <w:noProof/>
+          </w:rPr>
+          <w:t>2</w:t>
+        </w:r>
+      </w:fldSimple>
       <w:r>
         <w:noBreakHyphen/>
       </w:r>
-      <w:r>
-        <w:fldChar w:fldCharType="begin"/>
-      </w:r>
-      <w:r>
-        <w:instrText xml:space="preserve"> SEQ Hình \* ARABIC \s 1 </w:instrText>
-      </w:r>
-      <w:r>
-        <w:fldChar w:fldCharType="separate"/>
-      </w:r>
-      <w:r>
-        <w:rPr>
-          <w:noProof/>
-        </w:rPr>
-        <w:t>13</w:t>
-      </w:r>
-      <w:r>
-        <w:rPr>
-          <w:noProof/>
-        </w:rPr>
-        <w:fldChar w:fldCharType="end"/>
-      </w:r>
+      <w:fldSimple w:instr=" SEQ Hình \* ARABIC \s 1 ">
+        <w:r>
+          <w:rPr>
+            <w:noProof/>
+          </w:rPr>
+          <w:t>13</w:t>
+        </w:r>
+      </w:fldSimple>
       <w:r>
         <w:t>: Sơ đồ ma trận tương quan</w:t>
       </w:r>
@@ -10364,7 +10522,15 @@
         <w:t>Standard Scaler:</w:t>
       </w:r>
       <w:r>
-        <w:t xml:space="preserve"> PCA có điểm yếu, với các số lớn thì thường cho rằng biến này quan trọng hơn, với giá tiền lên hàng triệu khiến cho PCA dễ mắc lỗi này. Kỹ thuật này giúp đưa dữ liệu về quy chuẩn cụ thể, cùng một hệ quy chiếu. </w:t>
+        <w:t xml:space="preserve"> </w:t>
+      </w:r>
+    </w:p>
+    <w:p>
+      <w:r>
+        <w:tab/>
+      </w:r>
+      <w:r>
+        <w:t xml:space="preserve">PCA có điểm yếu, với các số lớn thì thường cho rằng biến này quan trọng hơn, với giá tiền lên hàng triệu khiến cho PCA dễ mắc lỗi này. Kỹ thuật này giúp đưa dữ liệu về quy chuẩn cụ thể, cùng một hệ quy chiếu. </w:t>
       </w:r>
     </w:p>
     <w:p>
@@ -10376,6 +10542,7 @@
         <w:rPr>
           <w:noProof/>
         </w:rPr>
+        <w:lastRenderedPageBreak/>
         <w:drawing>
           <wp:inline distT="0" distB="0" distL="0" distR="0" wp14:anchorId="1B3A72A8" wp14:editId="3DCEF3F0">
             <wp:extent cx="5940425" cy="1183005"/>
@@ -10421,51 +10588,25 @@
       <w:r>
         <w:t xml:space="preserve">Hình </w:t>
       </w:r>
-      <w:r>
-        <w:fldChar w:fldCharType="begin"/>
-      </w:r>
-      <w:r>
-        <w:instrText xml:space="preserve"> STYLEREF 1 \s </w:instrText>
-      </w:r>
-      <w:r>
-        <w:fldChar w:fldCharType="separate"/>
-      </w:r>
-      <w:r>
-        <w:rPr>
-          <w:noProof/>
-        </w:rPr>
-        <w:t>2</w:t>
-      </w:r>
-      <w:r>
-        <w:rPr>
-          <w:noProof/>
-        </w:rPr>
-        <w:fldChar w:fldCharType="end"/>
-      </w:r>
+      <w:fldSimple w:instr=" STYLEREF 1 \s ">
+        <w:r>
+          <w:rPr>
+            <w:noProof/>
+          </w:rPr>
+          <w:t>2</w:t>
+        </w:r>
+      </w:fldSimple>
       <w:r>
         <w:noBreakHyphen/>
       </w:r>
-      <w:r>
-        <w:fldChar w:fldCharType="begin"/>
-      </w:r>
-      <w:r>
-        <w:instrText xml:space="preserve"> SEQ Hình \* ARABIC \s 1 </w:instrText>
-      </w:r>
-      <w:r>
-        <w:fldChar w:fldCharType="separate"/>
-      </w:r>
-      <w:r>
-        <w:rPr>
-          <w:noProof/>
-        </w:rPr>
-        <w:t>14</w:t>
-      </w:r>
-      <w:r>
-        <w:rPr>
-          <w:noProof/>
-        </w:rPr>
-        <w:fldChar w:fldCharType="end"/>
-      </w:r>
+      <w:fldSimple w:instr=" SEQ Hình \* ARABIC \s 1 ">
+        <w:r>
+          <w:rPr>
+            <w:noProof/>
+          </w:rPr>
+          <w:t>14</w:t>
+        </w:r>
+      </w:fldSimple>
       <w:r>
         <w:t>: Code xử lý Standard Scaler</w:t>
       </w:r>
@@ -10474,28 +10615,43 @@
     <w:p>
       <w:pPr>
         <w:jc w:val="both"/>
-      </w:pPr>
-      <w:r>
         <w:rPr>
           <w:b/>
           <w:bCs/>
         </w:rPr>
-        <w:lastRenderedPageBreak/>
-        <w:tab/>
-      </w:r>
+      </w:pPr>
       <w:r>
         <w:rPr>
           <w:b/>
           <w:bCs/>
         </w:rPr>
-        <w:t>PCA</w:t>
+        <w:tab/>
       </w:r>
       <w:r>
         <w:rPr>
           <w:b/>
           <w:bCs/>
         </w:rPr>
+        <w:t>PCA</w:t>
+      </w:r>
+      <w:r>
+        <w:rPr>
+          <w:b/>
+          <w:bCs/>
+        </w:rPr>
         <w:t xml:space="preserve">: </w:t>
+      </w:r>
+    </w:p>
+    <w:p>
+      <w:pPr>
+        <w:jc w:val="both"/>
+      </w:pPr>
+      <w:r>
+        <w:rPr>
+          <w:b/>
+          <w:bCs/>
+        </w:rPr>
+        <w:tab/>
       </w:r>
       <w:r>
         <w:t>Dữ liệu làm sạch gốc có quá nhiều cột số (7 cột), nếu trực quan hóa sơ đồ không gian 7 chiều sẽ rất khó nhìn và phân tích, thêm vào đó tạo ra sự khó khăn cho Kmeans</w:t>
@@ -10567,51 +10723,25 @@
       <w:r>
         <w:t xml:space="preserve">Hình </w:t>
       </w:r>
-      <w:r>
-        <w:fldChar w:fldCharType="begin"/>
-      </w:r>
-      <w:r>
-        <w:instrText xml:space="preserve"> STYLEREF 1 \s </w:instrText>
-      </w:r>
-      <w:r>
-        <w:fldChar w:fldCharType="separate"/>
-      </w:r>
-      <w:r>
-        <w:rPr>
-          <w:noProof/>
-        </w:rPr>
-        <w:t>2</w:t>
-      </w:r>
-      <w:r>
-        <w:rPr>
-          <w:noProof/>
-        </w:rPr>
-        <w:fldChar w:fldCharType="end"/>
-      </w:r>
+      <w:fldSimple w:instr=" STYLEREF 1 \s ">
+        <w:r>
+          <w:rPr>
+            <w:noProof/>
+          </w:rPr>
+          <w:t>2</w:t>
+        </w:r>
+      </w:fldSimple>
       <w:r>
         <w:noBreakHyphen/>
       </w:r>
-      <w:r>
-        <w:fldChar w:fldCharType="begin"/>
-      </w:r>
-      <w:r>
-        <w:instrText xml:space="preserve"> SEQ Hình \* ARABIC \s 1 </w:instrText>
-      </w:r>
-      <w:r>
-        <w:fldChar w:fldCharType="separate"/>
-      </w:r>
-      <w:r>
-        <w:rPr>
-          <w:noProof/>
-        </w:rPr>
-        <w:t>15</w:t>
-      </w:r>
-      <w:r>
-        <w:rPr>
-          <w:noProof/>
-        </w:rPr>
-        <w:fldChar w:fldCharType="end"/>
-      </w:r>
+      <w:fldSimple w:instr=" SEQ Hình \* ARABIC \s 1 ">
+        <w:r>
+          <w:rPr>
+            <w:noProof/>
+          </w:rPr>
+          <w:t>15</w:t>
+        </w:r>
+      </w:fldSimple>
       <w:r>
         <w:t>: Phần code xử lý PCA</w:t>
       </w:r>
@@ -10678,51 +10808,25 @@
       <w:r>
         <w:t xml:space="preserve">Hình </w:t>
       </w:r>
-      <w:r>
-        <w:fldChar w:fldCharType="begin"/>
-      </w:r>
-      <w:r>
-        <w:instrText xml:space="preserve"> STYLEREF 1 \s </w:instrText>
-      </w:r>
-      <w:r>
-        <w:fldChar w:fldCharType="separate"/>
-      </w:r>
-      <w:r>
-        <w:rPr>
-          <w:noProof/>
-        </w:rPr>
-        <w:t>2</w:t>
-      </w:r>
-      <w:r>
-        <w:rPr>
-          <w:noProof/>
-        </w:rPr>
-        <w:fldChar w:fldCharType="end"/>
-      </w:r>
+      <w:fldSimple w:instr=" STYLEREF 1 \s ">
+        <w:r>
+          <w:rPr>
+            <w:noProof/>
+          </w:rPr>
+          <w:t>2</w:t>
+        </w:r>
+      </w:fldSimple>
       <w:r>
         <w:noBreakHyphen/>
       </w:r>
-      <w:r>
-        <w:fldChar w:fldCharType="begin"/>
-      </w:r>
-      <w:r>
-        <w:instrText xml:space="preserve"> SEQ Hình \* ARABIC \s 1 </w:instrText>
-      </w:r>
-      <w:r>
-        <w:fldChar w:fldCharType="separate"/>
-      </w:r>
-      <w:r>
-        <w:rPr>
-          <w:noProof/>
-        </w:rPr>
-        <w:t>16</w:t>
-      </w:r>
-      <w:r>
-        <w:rPr>
-          <w:noProof/>
-        </w:rPr>
-        <w:fldChar w:fldCharType="end"/>
-      </w:r>
+      <w:fldSimple w:instr=" SEQ Hình \* ARABIC \s 1 ">
+        <w:r>
+          <w:rPr>
+            <w:noProof/>
+          </w:rPr>
+          <w:t>16</w:t>
+        </w:r>
+      </w:fldSimple>
       <w:r>
         <w:t>: Log thông tin được thu lại sau khi PCA</w:t>
       </w:r>
@@ -10831,51 +10935,25 @@
       <w:r>
         <w:t xml:space="preserve">Hình </w:t>
       </w:r>
-      <w:r>
-        <w:fldChar w:fldCharType="begin"/>
-      </w:r>
-      <w:r>
-        <w:instrText xml:space="preserve"> STYLEREF 1 \s </w:instrText>
-      </w:r>
-      <w:r>
-        <w:fldChar w:fldCharType="separate"/>
-      </w:r>
-      <w:r>
-        <w:rPr>
-          <w:noProof/>
-        </w:rPr>
-        <w:t>2</w:t>
-      </w:r>
-      <w:r>
-        <w:rPr>
-          <w:noProof/>
-        </w:rPr>
-        <w:fldChar w:fldCharType="end"/>
-      </w:r>
+      <w:fldSimple w:instr=" STYLEREF 1 \s ">
+        <w:r>
+          <w:rPr>
+            <w:noProof/>
+          </w:rPr>
+          <w:t>2</w:t>
+        </w:r>
+      </w:fldSimple>
       <w:r>
         <w:noBreakHyphen/>
       </w:r>
-      <w:r>
-        <w:fldChar w:fldCharType="begin"/>
-      </w:r>
-      <w:r>
-        <w:instrText xml:space="preserve"> SEQ Hình \* ARABIC \s 1 </w:instrText>
-      </w:r>
-      <w:r>
-        <w:fldChar w:fldCharType="separate"/>
-      </w:r>
-      <w:r>
-        <w:rPr>
-          <w:noProof/>
-        </w:rPr>
-        <w:t>17</w:t>
-      </w:r>
-      <w:r>
-        <w:rPr>
-          <w:noProof/>
-        </w:rPr>
-        <w:fldChar w:fldCharType="end"/>
-      </w:r>
+      <w:fldSimple w:instr=" SEQ Hình \* ARABIC \s 1 ">
+        <w:r>
+          <w:rPr>
+            <w:noProof/>
+          </w:rPr>
+          <w:t>17</w:t>
+        </w:r>
+      </w:fldSimple>
       <w:r>
         <w:t>: Biều đồ phân tán dữ liệu dựa trên PC1 và PC2</w:t>
       </w:r>
@@ -10945,22 +11023,39 @@
         <w:t>Hàng giá siêu rẻ mà lượt mua bùng nổ, tạo thành điểm nổi bật trên bản đồ</w:t>
       </w:r>
     </w:p>
+    <w:p/>
     <w:p>
       <w:pPr>
         <w:jc w:val="both"/>
-      </w:pPr>
-      <w:r>
-        <w:tab/>
-      </w:r>
-      <w:r>
         <w:rPr>
           <w:b/>
           <w:bCs/>
         </w:rPr>
+      </w:pPr>
+      <w:r>
+        <w:tab/>
+      </w:r>
+      <w:r>
+        <w:rPr>
+          <w:b/>
+          <w:bCs/>
+        </w:rPr>
         <w:t>CA:</w:t>
       </w:r>
-      <w:r>
-        <w:t xml:space="preserve"> PCA chỉ làm việc với các biến số, còn CA thì làm việc với các biến chữ. Các biến chữ sẽ được đếm tần suất và được trực quan hóa lên sơ đồ, các điểm có tần suất giống nhau thì sẽ gần nhau trên sơ đồ</w:t>
+    </w:p>
+    <w:p>
+      <w:pPr>
+        <w:jc w:val="both"/>
+      </w:pPr>
+      <w:r>
+        <w:rPr>
+          <w:b/>
+          <w:bCs/>
+        </w:rPr>
+        <w:tab/>
+      </w:r>
+      <w:r>
+        <w:t>PCA chỉ làm việc với các biến số, còn CA thì làm việc với các biến chữ. Các biến chữ sẽ được đếm tần suất và được trực quan hóa lên sơ đồ, các điểm có tần suất giống nhau thì sẽ gần nhau trên sơ đồ</w:t>
       </w:r>
       <w:r>
         <w:t>.</w:t>
@@ -11060,51 +11155,25 @@
       <w:r>
         <w:t xml:space="preserve">Hình </w:t>
       </w:r>
-      <w:r>
-        <w:fldChar w:fldCharType="begin"/>
-      </w:r>
-      <w:r>
-        <w:instrText xml:space="preserve"> STYLEREF 1 \s </w:instrText>
-      </w:r>
-      <w:r>
-        <w:fldChar w:fldCharType="separate"/>
-      </w:r>
-      <w:r>
-        <w:rPr>
-          <w:noProof/>
-        </w:rPr>
-        <w:t>2</w:t>
-      </w:r>
-      <w:r>
-        <w:rPr>
-          <w:noProof/>
-        </w:rPr>
-        <w:fldChar w:fldCharType="end"/>
-      </w:r>
+      <w:fldSimple w:instr=" STYLEREF 1 \s ">
+        <w:r>
+          <w:rPr>
+            <w:noProof/>
+          </w:rPr>
+          <w:t>2</w:t>
+        </w:r>
+      </w:fldSimple>
       <w:r>
         <w:noBreakHyphen/>
       </w:r>
-      <w:r>
-        <w:fldChar w:fldCharType="begin"/>
-      </w:r>
-      <w:r>
-        <w:instrText xml:space="preserve"> SEQ Hình \* ARABIC \s 1 </w:instrText>
-      </w:r>
-      <w:r>
-        <w:fldChar w:fldCharType="separate"/>
-      </w:r>
-      <w:r>
-        <w:rPr>
-          <w:noProof/>
-        </w:rPr>
-        <w:t>18</w:t>
-      </w:r>
-      <w:r>
-        <w:rPr>
-          <w:noProof/>
-        </w:rPr>
-        <w:fldChar w:fldCharType="end"/>
-      </w:r>
+      <w:fldSimple w:instr=" SEQ Hình \* ARABIC \s 1 ">
+        <w:r>
+          <w:rPr>
+            <w:noProof/>
+          </w:rPr>
+          <w:t>18</w:t>
+        </w:r>
+      </w:fldSimple>
       <w:r>
         <w:t>: Biểu đồ CA thể hiện mối quan hệ giữa hãng và vị trí địa lý</w:t>
       </w:r>
@@ -11112,87 +11181,68 @@
     </w:p>
     <w:p>
       <w:pPr>
-        <w:rPr>
-          <w:lang w:val="vi-VN"/>
-        </w:rPr>
-      </w:pPr>
-    </w:p>
-    <w:p>
-      <w:pPr>
-        <w:rPr>
-          <w:lang w:val="vi-VN"/>
-        </w:rPr>
-      </w:pPr>
-    </w:p>
-    <w:p>
-      <w:pPr>
-        <w:rPr>
-          <w:lang w:val="vi-VN"/>
-        </w:rPr>
-      </w:pPr>
-    </w:p>
-    <w:p>
-      <w:pPr>
-        <w:rPr>
-          <w:b/>
-          <w:bCs/>
-        </w:rPr>
-      </w:pPr>
-      <w:r>
-        <w:rPr>
-          <w:b/>
-          <w:bCs/>
+        <w:pStyle w:val="NormalWeb"/>
+        <w:jc w:val="both"/>
+        <w:rPr>
+          <w:sz w:val="28"/>
+          <w:szCs w:val="28"/>
+        </w:rPr>
+      </w:pPr>
+      <w:r>
+        <w:rPr>
+          <w:sz w:val="28"/>
+          <w:szCs w:val="28"/>
         </w:rPr>
         <w:lastRenderedPageBreak/>
-        <w:t>Phân Tích Tổng Quan Bản Đồ Tương Quan (Correspondence Analysis - CA)</w:t>
+        <w:tab/>
+      </w:r>
+      <w:r>
+        <w:rPr>
+          <w:sz w:val="28"/>
+          <w:szCs w:val="28"/>
+        </w:rPr>
+        <w:t>Bản đồ Phân tích Tương quan (CA) thể hiện mối quan hệ giữa Thương hiệu (chấm đỏ) và Địa điểm (vuông xanh): điểm càng gần nhau → liên kết càng mạnh; gần tâm (0,0) → phổ biến, ít khác biệt; xa tâm → đặc thù, mang tính phân hóa.</w:t>
       </w:r>
     </w:p>
     <w:p>
       <w:pPr>
         <w:pStyle w:val="NormalWeb"/>
-      </w:pPr>
-      <w:r>
-        <w:t xml:space="preserve">Bản đồ Phân tích Tương quan (CA) được sử dụng để trực quan hóa mối quan hệ giữa hai biến phân loại: </w:t>
-      </w:r>
-      <w:r>
-        <w:rPr>
-          <w:b/>
-          <w:bCs/>
-        </w:rPr>
-        <w:t>Thương hiệu</w:t>
-      </w:r>
-      <w:r>
-        <w:t xml:space="preserve"> (chấm tròn đỏ) và </w:t>
-      </w:r>
-      <w:r>
-        <w:rPr>
-          <w:b/>
-          <w:bCs/>
-        </w:rPr>
-        <w:t>Địa điểm</w:t>
-      </w:r>
-      <w:r>
-        <w:t xml:space="preserve"> (hình vuông xanh). Khoảng cách giữa các điểm trên bản đồ thể hiện mức độ liên kết; các điểm càng nằm gần nhau thì độ tương quan càng cao và ngược lại. Điểm càng gần gốc tọa độ (0,0) cho thấy tính phổ biến chung, ít có sự phân hóa, trong khi các điểm nằm xa tâm (outliers) thể hiện tính đặc thù cao.</w:t>
+        <w:jc w:val="both"/>
+        <w:rPr>
+          <w:sz w:val="28"/>
+          <w:szCs w:val="28"/>
+        </w:rPr>
+      </w:pPr>
+      <w:r>
+        <w:rPr>
+          <w:sz w:val="28"/>
+          <w:szCs w:val="28"/>
+        </w:rPr>
+        <w:tab/>
+      </w:r>
+      <w:r>
+        <w:rPr>
+          <w:sz w:val="28"/>
+          <w:szCs w:val="28"/>
+        </w:rPr>
+        <w:t>Cụm trung tâm: Phần lớn thương hiệu và địa điểm tụ quanh gốc tọa độ, hơi lệch về phía âm của Dimension 1. Điều này cho thấy các thương hiệu lớn/phổ thông có độ phủ rộng, được tiêu thụ tương đối đồng đều ở nhiều tỉnh thành → thị trường đại chúng, mức độ khác biệt thấp.</w:t>
       </w:r>
     </w:p>
     <w:p>
       <w:pPr>
         <w:pStyle w:val="NormalWeb"/>
-      </w:pPr>
-      <w:r>
-        <w:t>Dựa vào sự phân bố trên không gian hai chiều (Dimension 1 và Dimension 2), ta có thể rút ra những nhận định tổng quan sau:</w:t>
-      </w:r>
-    </w:p>
-    <w:p>
-      <w:pPr>
-        <w:pStyle w:val="NormalWeb"/>
-      </w:pPr>
-      <w:r>
-        <w:rPr>
-          <w:b/>
-          <w:bCs/>
-        </w:rPr>
-        <w:t>1. Cụm trung tâm (Thị trường đại chúng &amp; Độ phủ sóng rộng):</w:t>
+        <w:jc w:val="both"/>
+        <w:rPr>
+          <w:sz w:val="28"/>
+          <w:szCs w:val="28"/>
+        </w:rPr>
+      </w:pPr>
+      <w:r>
+        <w:rPr>
+          <w:sz w:val="28"/>
+          <w:szCs w:val="28"/>
+        </w:rPr>
+        <w:t>Các phân khúc đặc thù:</w:t>
       </w:r>
     </w:p>
     <w:p>
@@ -11200,18 +11250,20 @@
         <w:pStyle w:val="NormalWeb"/>
         <w:numPr>
           <w:ilvl w:val="0"/>
-          <w:numId w:val="49"/>
+          <w:numId w:val="51"/>
         </w:numPr>
-      </w:pPr>
-      <w:r>
-        <w:rPr>
-          <w:b/>
-          <w:bCs/>
-        </w:rPr>
-        <w:t>Hiện tượng hội tụ:</w:t>
-      </w:r>
-      <w:r>
-        <w:t xml:space="preserve"> Có thể thấy một cụm tập trung rất dày đặc các Thương hiệu và Địa điểm nằm xoay quanh gốc tọa độ (điểm giao giữa trục ngang 0 và trục dọc 0). Cụm này kéo dài nhẹ sang phía âm của Dimension 1.</w:t>
+        <w:jc w:val="both"/>
+        <w:rPr>
+          <w:sz w:val="28"/>
+          <w:szCs w:val="28"/>
+        </w:rPr>
+      </w:pPr>
+      <w:r>
+        <w:rPr>
+          <w:sz w:val="28"/>
+          <w:szCs w:val="28"/>
+        </w:rPr>
+        <w:t>Hướng Đông Bắc (góc phần tư I): Hưng Yên, Hải Dương, Bắc Ninh tách khá xa khỏi trung tâm; Nokia nằm cùng hướng → gợi ý sự ưa chuộng hoặc mức độ nhận diện cao hơn của Nokia tại các khu vực này.</w:t>
       </w:r>
     </w:p>
     <w:p>
@@ -11219,33 +11271,20 @@
         <w:pStyle w:val="NormalWeb"/>
         <w:numPr>
           <w:ilvl w:val="0"/>
-          <w:numId w:val="49"/>
+          <w:numId w:val="51"/>
         </w:numPr>
-      </w:pPr>
-      <w:r>
-        <w:rPr>
-          <w:b/>
-          <w:bCs/>
-        </w:rPr>
-        <w:t>Ý nghĩa:</w:t>
-      </w:r>
-      <w:r>
-        <w:t xml:space="preserve"> Sự dồn nén tại tâm biểu đồ cho thấy phần lớn các thương hiệu (đặc biệt là các thương hiệu phổ thông) không có sự khác biệt quá lớn về mặt địa lý. Chúng được tiêu thụ một cách đại trà và đồng đều tại hầu hết các tỉnh thành phố lõi. Điều này phản ánh tính chất của một thị trường đại chúng, nơi các thương hiệu lớn có độ phủ sóng rộng khắp và hành vi tiêu dùng của khách hàng tại các địa điểm này tương đối giống nhau.</w:t>
-      </w:r>
-    </w:p>
-    <w:p>
-      <w:pPr>
-        <w:pStyle w:val="NormalWeb"/>
-      </w:pPr>
-      <w:r>
-        <w:rPr>
-          <w:b/>
-          <w:bCs/>
-        </w:rPr>
-        <w:t>2. Các phân khúc đặc thù và khu vực ngách (Sự phân hóa thị trường):</w:t>
-      </w:r>
-      <w:r>
-        <w:t xml:space="preserve"> Khi di chuyển ra xa gốc tọa độ, chúng ta bắt đầu thấy sự phân hóa rõ rệt của một số thương hiệu và thị trường địa phương:</w:t>
+        <w:jc w:val="both"/>
+        <w:rPr>
+          <w:sz w:val="28"/>
+          <w:szCs w:val="28"/>
+        </w:rPr>
+      </w:pPr>
+      <w:r>
+        <w:rPr>
+          <w:sz w:val="28"/>
+          <w:szCs w:val="28"/>
+        </w:rPr>
+        <w:t>Phía trên (Dimension 2 dương): Mobiistar, Itel có giá trị Dim 2 cao và gần An Giang → phản ánh sự phù hợp với thị trường tỉnh, đặc biệt ở phân khúc giá rẻ/cơ bản.</w:t>
       </w:r>
     </w:p>
     <w:p>
@@ -11253,38 +11292,20 @@
         <w:pStyle w:val="NormalWeb"/>
         <w:numPr>
           <w:ilvl w:val="0"/>
-          <w:numId w:val="50"/>
+          <w:numId w:val="51"/>
         </w:numPr>
-      </w:pPr>
-      <w:r>
-        <w:rPr>
-          <w:b/>
-          <w:bCs/>
-        </w:rPr>
-        <w:t>Nhóm hướng Đông Bắc (Góc phần tư thứ 1):</w:t>
-      </w:r>
-      <w:r>
-        <w:t xml:space="preserve"> Các địa điểm như </w:t>
-      </w:r>
-      <w:r>
-        <w:rPr>
-          <w:b/>
-          <w:bCs/>
-        </w:rPr>
-        <w:t>Hưng Yên, Hải Dương, Bắc Ninh</w:t>
-      </w:r>
-      <w:r>
-        <w:t xml:space="preserve"> có sự tách biệt lớn so với cụm trung tâm (đặc biệt là Hưng Yên nằm vươn ra rất xa trên trục Dimension 1). Nằm cùng hướng và có độ tương quan nhất định với khu vực này là thương hiệu </w:t>
-      </w:r>
-      <w:r>
-        <w:rPr>
-          <w:b/>
-          <w:bCs/>
-        </w:rPr>
-        <w:t>Nokia</w:t>
-      </w:r>
-      <w:r>
-        <w:t>. Điều này có thể ngầm định một sự ưu chuộng hoặc mức độ nhận diện riêng biệt của Nokia tại các tỉnh này.</w:t>
+        <w:jc w:val="both"/>
+        <w:rPr>
+          <w:sz w:val="28"/>
+          <w:szCs w:val="28"/>
+        </w:rPr>
+      </w:pPr>
+      <w:r>
+        <w:rPr>
+          <w:sz w:val="28"/>
+          <w:szCs w:val="28"/>
+        </w:rPr>
+        <w:t>Phía dưới (Dimension 2 âm): Huawei, Meizu nằm gần Nghệ An, Hà Tĩnh, Yên Bái → cho thấy thị hiếu tại đây có xu hướng quan tâm hơn đến các thương hiệu này.</w:t>
       </w:r>
     </w:p>
     <w:p>
@@ -11292,151 +11313,104 @@
         <w:pStyle w:val="NormalWeb"/>
         <w:numPr>
           <w:ilvl w:val="0"/>
-          <w:numId w:val="50"/>
+          <w:numId w:val="51"/>
         </w:numPr>
-      </w:pPr>
-      <w:r>
+        <w:jc w:val="both"/>
+        <w:rPr>
+          <w:sz w:val="28"/>
+          <w:szCs w:val="28"/>
+        </w:rPr>
+      </w:pPr>
+      <w:r>
+        <w:rPr>
+          <w:sz w:val="28"/>
+          <w:szCs w:val="28"/>
+        </w:rPr>
+        <w:t>Trường hợp riêng: FPT nằm xa về phía âm của Dimension 1 và không gần cụm địa điểm nào → cho thấy định vị khác biệt, không gắn rõ với thị trường địa lý cụ thể.</w:t>
+      </w:r>
+    </w:p>
+    <w:p>
+      <w:pPr>
+        <w:pStyle w:val="NormalWeb"/>
+        <w:jc w:val="both"/>
+        <w:rPr>
+          <w:sz w:val="28"/>
+          <w:szCs w:val="28"/>
+        </w:rPr>
+      </w:pPr>
+      <w:r>
+        <w:rPr>
+          <w:sz w:val="28"/>
+          <w:szCs w:val="28"/>
+        </w:rPr>
+        <w:sym w:font="Wingdings" w:char="F0E0"/>
+      </w:r>
+      <w:r>
+        <w:rPr>
+          <w:sz w:val="28"/>
+          <w:szCs w:val="28"/>
+        </w:rPr>
+        <w:t xml:space="preserve"> Thị trường chia thành hai phần: vùng trung tâm cạnh tranh đại trà với độ phủ rộng, và các vùng rìa nơi xuất hiện những liên kết ngách giữa một số thương hiệu và đặc điểm tiêu dùng riêng của từng địa phương.</w:t>
+      </w:r>
+    </w:p>
+    <w:p>
+      <w:pPr>
+        <w:pStyle w:val="NormalWeb"/>
+        <w:jc w:val="both"/>
+      </w:pPr>
+    </w:p>
+    <w:p>
+      <w:pPr>
+        <w:spacing w:line="240" w:lineRule="auto"/>
+        <w:jc w:val="both"/>
         <w:rPr>
           <w:b/>
           <w:bCs/>
         </w:rPr>
-        <w:t>Nhóm hướng Bắc (Phía trên trục dọc):</w:t>
-      </w:r>
-      <w:r>
-        <w:t xml:space="preserve"> Các thương hiệu như </w:t>
-      </w:r>
+      </w:pPr>
       <w:r>
         <w:rPr>
           <w:b/>
           <w:bCs/>
         </w:rPr>
-        <w:t>Mobiistar, Itel</w:t>
-      </w:r>
-      <w:r>
-        <w:t xml:space="preserve"> có chỉ số Dimension 2 cao. Địa điểm nằm gần cụm này nhất là </w:t>
+        <w:tab/>
       </w:r>
       <w:r>
         <w:rPr>
           <w:b/>
           <w:bCs/>
         </w:rPr>
-        <w:t>An Giang</w:t>
-      </w:r>
-      <w:r>
-        <w:t>. Đây có thể là dấu hiệu cho thấy các dòng điện thoại giá rẻ/cơ bản này có sự liên kết tốt hơn với một số thị trường tỉnh lẻ nhất định.</w:t>
-      </w:r>
-    </w:p>
-    <w:p>
-      <w:pPr>
-        <w:pStyle w:val="NormalWeb"/>
-        <w:numPr>
-          <w:ilvl w:val="0"/>
-          <w:numId w:val="50"/>
-        </w:numPr>
-      </w:pPr>
+        <w:t>Kmeans</w:t>
+      </w:r>
       <w:r>
         <w:rPr>
           <w:b/>
           <w:bCs/>
         </w:rPr>
-        <w:t>Nhóm hướng Nam (Nửa dưới biểu đồ):</w:t>
-      </w:r>
-      <w:r>
-        <w:t xml:space="preserve"> Khu vực này tập trung các thương hiệu như </w:t>
-      </w:r>
+        <w:t xml:space="preserve">: </w:t>
+      </w:r>
+    </w:p>
+    <w:p>
+      <w:pPr>
+        <w:spacing w:line="240" w:lineRule="auto"/>
+        <w:jc w:val="both"/>
+      </w:pPr>
       <w:r>
         <w:rPr>
           <w:b/>
           <w:bCs/>
         </w:rPr>
-        <w:t>Huawei, Meizu</w:t>
-      </w:r>
-      <w:r>
-        <w:t xml:space="preserve"> cùng với một số địa điểm như </w:t>
-      </w:r>
-      <w:r>
-        <w:rPr>
-          <w:b/>
-          <w:bCs/>
-        </w:rPr>
-        <w:t>Nghệ An, Hà Tĩnh, Yên Bái</w:t>
-      </w:r>
-      <w:r>
-        <w:t>. Sự phân bố này cho thấy thị hiếu của người tiêu dùng tại các khu vực này có sự tương đồng và có sự quan tâm nhất định đến các thương hiệu điện thoại Trung Quốc này.</w:t>
-      </w:r>
-    </w:p>
-    <w:p>
-      <w:pPr>
-        <w:pStyle w:val="NormalWeb"/>
-        <w:numPr>
-          <w:ilvl w:val="0"/>
-          <w:numId w:val="50"/>
-        </w:numPr>
-      </w:pPr>
-      <w:r>
-        <w:rPr>
-          <w:b/>
-          <w:bCs/>
-        </w:rPr>
-        <w:t>Thương hiệu đứng độc lập:</w:t>
-      </w:r>
-      <w:r>
-        <w:t xml:space="preserve"> Thương hiệu </w:t>
-      </w:r>
-      <w:r>
-        <w:rPr>
-          <w:b/>
-          <w:bCs/>
-        </w:rPr>
-        <w:t>FPT</w:t>
-      </w:r>
-      <w:r>
-        <w:t xml:space="preserve"> nằm tách biệt hoàn toàn về phía âm cực đại của trục Dimension 1, không gắn kết chặt chẽ với một địa điểm cụ thể nào trên bản đồ, cho thấy một vị thế hoặc định vị khách hàng rất khác biệt so với phần còn lại của thị trường.</w:t>
-      </w:r>
-    </w:p>
-    <w:p>
-      <w:pPr>
-        <w:pStyle w:val="NormalWeb"/>
-      </w:pPr>
-      <w:r>
-        <w:rPr>
-          <w:b/>
-          <w:bCs/>
-        </w:rPr>
-        <w:t>Kết luận chung:</w:t>
-      </w:r>
-      <w:r>
-        <w:t xml:space="preserve"> Nhìn tổng thể, thị trường điện thoại (hoặc thiết bị điện tử) đang được phân chia thành hai trạng thái rõ rệt: Một "vùng đỏ" tại trung tâm nơi cạnh tranh khốc liệt trên diện rộng không phân biệt ranh giới địa lý, và những "vùng rìa" nơi có sự liên kết ngầm giữa một vài thương hiệu mang tính ngách (như Mobiistar, Nokia, Huawei) với các đặc điểm tiêu dùng/thu nhập của từng tỉnh thành cụ thể (như Hưng Yên, Bắc Ninh, Nghệ An).</w:t>
-      </w:r>
-    </w:p>
-    <w:p>
-      <w:r>
-        <w:rPr>
-          <w:b/>
-          <w:bCs/>
-        </w:rPr>
-        <w:lastRenderedPageBreak/>
         <w:tab/>
       </w:r>
       <w:r>
-        <w:rPr>
-          <w:b/>
-          <w:bCs/>
-        </w:rPr>
-        <w:t>Kmeans</w:t>
-      </w:r>
-      <w:r>
-        <w:rPr>
-          <w:b/>
-          <w:bCs/>
-        </w:rPr>
-        <w:t xml:space="preserve">: </w:t>
-      </w:r>
-      <w:r>
         <w:t>Dữ liệu chưa có nhãn quyết định nên cần gom nhóm dữ liệu Kmeans để có thể chia ra các nhóm gồm các chấm có đặc tính tương quan nhau. ( Các điểm đại diện trong 1 cụm càng gần nhau càng tốt) các cụm càng tách xa ra thì mô hình phân cụm tốt. Ở dự án này Kmeans được sử dụng để gom cụm dựa trên 2 biến PC1 và PC2 ở quá trình giảm chiều dữ liệu, sau khi gom cụm, kết quả trực quan kmeans được kết hợp với kết quả trực quan của CA  để hỗ trợ quyết định marketing cụ thể.</w:t>
       </w:r>
     </w:p>
     <w:p>
+      <w:pPr>
+        <w:spacing w:line="240" w:lineRule="auto"/>
+        <w:jc w:val="both"/>
+      </w:pPr>
       <w:r>
         <w:tab/>
         <w:t xml:space="preserve">Lựa chọn số lượng cụm, nhóm sử dụng 2 phương pháp, hàm elbow và Silhouette để hỗ trợ: </w:t>
@@ -11452,6 +11426,7 @@
         <w:rPr>
           <w:noProof/>
         </w:rPr>
+        <w:lastRenderedPageBreak/>
         <w:drawing>
           <wp:inline distT="0" distB="0" distL="0" distR="0" wp14:anchorId="20AC2966" wp14:editId="0BF1AF03">
             <wp:extent cx="5940425" cy="2970530"/>
@@ -11503,51 +11478,25 @@
       <w:r>
         <w:t xml:space="preserve">Hình </w:t>
       </w:r>
-      <w:r>
-        <w:fldChar w:fldCharType="begin"/>
-      </w:r>
-      <w:r>
-        <w:instrText xml:space="preserve"> STYLEREF 1 \s </w:instrText>
-      </w:r>
-      <w:r>
-        <w:fldChar w:fldCharType="separate"/>
-      </w:r>
-      <w:r>
-        <w:rPr>
-          <w:noProof/>
-        </w:rPr>
-        <w:t>2</w:t>
-      </w:r>
-      <w:r>
-        <w:rPr>
-          <w:noProof/>
-        </w:rPr>
-        <w:fldChar w:fldCharType="end"/>
-      </w:r>
+      <w:fldSimple w:instr=" STYLEREF 1 \s ">
+        <w:r>
+          <w:rPr>
+            <w:noProof/>
+          </w:rPr>
+          <w:t>2</w:t>
+        </w:r>
+      </w:fldSimple>
       <w:r>
         <w:noBreakHyphen/>
       </w:r>
-      <w:r>
-        <w:fldChar w:fldCharType="begin"/>
-      </w:r>
-      <w:r>
-        <w:instrText xml:space="preserve"> SEQ Hình \* ARABIC \s 1 </w:instrText>
-      </w:r>
-      <w:r>
-        <w:fldChar w:fldCharType="separate"/>
-      </w:r>
-      <w:r>
-        <w:rPr>
-          <w:noProof/>
-        </w:rPr>
-        <w:t>19</w:t>
-      </w:r>
-      <w:r>
-        <w:rPr>
-          <w:noProof/>
-        </w:rPr>
-        <w:fldChar w:fldCharType="end"/>
-      </w:r>
+      <w:fldSimple w:instr=" SEQ Hình \* ARABIC \s 1 ">
+        <w:r>
+          <w:rPr>
+            <w:noProof/>
+          </w:rPr>
+          <w:t>19</w:t>
+        </w:r>
+      </w:fldSimple>
       <w:r>
         <w:t>: Sơ đồ kết quả của hàm Elbow</w:t>
       </w:r>
@@ -11562,7 +11511,6 @@
         <w:rPr>
           <w:noProof/>
         </w:rPr>
-        <w:lastRenderedPageBreak/>
         <w:drawing>
           <wp:inline distT="0" distB="0" distL="0" distR="0" wp14:anchorId="3BF701A2" wp14:editId="44ECC58B">
             <wp:extent cx="5940425" cy="2970530"/>
@@ -11614,51 +11562,25 @@
       <w:r>
         <w:t xml:space="preserve">Hình </w:t>
       </w:r>
-      <w:r>
-        <w:fldChar w:fldCharType="begin"/>
-      </w:r>
-      <w:r>
-        <w:instrText xml:space="preserve"> STYLEREF 1 \s </w:instrText>
-      </w:r>
-      <w:r>
-        <w:fldChar w:fldCharType="separate"/>
-      </w:r>
-      <w:r>
-        <w:rPr>
-          <w:noProof/>
-        </w:rPr>
-        <w:t>2</w:t>
-      </w:r>
-      <w:r>
-        <w:rPr>
-          <w:noProof/>
-        </w:rPr>
-        <w:fldChar w:fldCharType="end"/>
-      </w:r>
+      <w:fldSimple w:instr=" STYLEREF 1 \s ">
+        <w:r>
+          <w:rPr>
+            <w:noProof/>
+          </w:rPr>
+          <w:t>2</w:t>
+        </w:r>
+      </w:fldSimple>
       <w:r>
         <w:noBreakHyphen/>
       </w:r>
-      <w:r>
-        <w:fldChar w:fldCharType="begin"/>
-      </w:r>
-      <w:r>
-        <w:instrText xml:space="preserve"> SEQ Hình \* ARABIC \s 1 </w:instrText>
-      </w:r>
-      <w:r>
-        <w:fldChar w:fldCharType="separate"/>
-      </w:r>
-      <w:r>
-        <w:rPr>
-          <w:noProof/>
-        </w:rPr>
-        <w:t>20</w:t>
-      </w:r>
-      <w:r>
-        <w:rPr>
-          <w:noProof/>
-        </w:rPr>
-        <w:fldChar w:fldCharType="end"/>
-      </w:r>
+      <w:fldSimple w:instr=" SEQ Hình \* ARABIC \s 1 ">
+        <w:r>
+          <w:rPr>
+            <w:noProof/>
+          </w:rPr>
+          <w:t>20</w:t>
+        </w:r>
+      </w:fldSimple>
       <w:r>
         <w:t>: Sơ đồ kết quả của hàm tính hệ số Silhouette</w:t>
       </w:r>
@@ -11666,10 +11588,7 @@
     </w:p>
     <w:p>
       <w:pPr>
-        <w:numPr>
-          <w:ilvl w:val="0"/>
-          <w:numId w:val="21"/>
-        </w:numPr>
+        <w:ind w:left="720"/>
       </w:pPr>
       <w:r>
         <w:sym w:font="Wingdings" w:char="F0E0"/>
@@ -11760,51 +11679,25 @@
       <w:r>
         <w:t xml:space="preserve">Hình </w:t>
       </w:r>
-      <w:r>
-        <w:fldChar w:fldCharType="begin"/>
-      </w:r>
-      <w:r>
-        <w:instrText xml:space="preserve"> STYLEREF 1 \s </w:instrText>
-      </w:r>
-      <w:r>
-        <w:fldChar w:fldCharType="separate"/>
-      </w:r>
-      <w:r>
-        <w:rPr>
-          <w:noProof/>
-        </w:rPr>
-        <w:t>2</w:t>
-      </w:r>
-      <w:r>
-        <w:rPr>
-          <w:noProof/>
-        </w:rPr>
-        <w:fldChar w:fldCharType="end"/>
-      </w:r>
+      <w:fldSimple w:instr=" STYLEREF 1 \s ">
+        <w:r>
+          <w:rPr>
+            <w:noProof/>
+          </w:rPr>
+          <w:t>2</w:t>
+        </w:r>
+      </w:fldSimple>
       <w:r>
         <w:noBreakHyphen/>
       </w:r>
-      <w:r>
-        <w:fldChar w:fldCharType="begin"/>
-      </w:r>
-      <w:r>
-        <w:instrText xml:space="preserve"> SEQ Hình \* ARABIC \s 1 </w:instrText>
-      </w:r>
-      <w:r>
-        <w:fldChar w:fldCharType="separate"/>
-      </w:r>
-      <w:r>
-        <w:rPr>
-          <w:noProof/>
-        </w:rPr>
-        <w:t>21</w:t>
-      </w:r>
-      <w:r>
-        <w:rPr>
-          <w:noProof/>
-        </w:rPr>
-        <w:fldChar w:fldCharType="end"/>
-      </w:r>
+      <w:fldSimple w:instr=" SEQ Hình \* ARABIC \s 1 ">
+        <w:r>
+          <w:rPr>
+            <w:noProof/>
+          </w:rPr>
+          <w:t>21</w:t>
+        </w:r>
+      </w:fldSimple>
       <w:r>
         <w:t>: Sơ đồ phân cụm Kmeans</w:t>
       </w:r>
@@ -11894,51 +11787,25 @@
       <w:r>
         <w:t xml:space="preserve">Hình </w:t>
       </w:r>
-      <w:r>
-        <w:fldChar w:fldCharType="begin"/>
-      </w:r>
-      <w:r>
-        <w:instrText xml:space="preserve"> STYLEREF 1 \s </w:instrText>
-      </w:r>
-      <w:r>
-        <w:fldChar w:fldCharType="separate"/>
-      </w:r>
-      <w:r>
-        <w:rPr>
-          <w:noProof/>
-        </w:rPr>
-        <w:t>2</w:t>
-      </w:r>
-      <w:r>
-        <w:rPr>
-          <w:noProof/>
-        </w:rPr>
-        <w:fldChar w:fldCharType="end"/>
-      </w:r>
+      <w:fldSimple w:instr=" STYLEREF 1 \s ">
+        <w:r>
+          <w:rPr>
+            <w:noProof/>
+          </w:rPr>
+          <w:t>2</w:t>
+        </w:r>
+      </w:fldSimple>
       <w:r>
         <w:noBreakHyphen/>
       </w:r>
-      <w:r>
-        <w:fldChar w:fldCharType="begin"/>
-      </w:r>
-      <w:r>
-        <w:instrText xml:space="preserve"> SEQ Hình \* ARABIC \s 1 </w:instrText>
-      </w:r>
-      <w:r>
-        <w:fldChar w:fldCharType="separate"/>
-      </w:r>
-      <w:r>
-        <w:rPr>
-          <w:noProof/>
-        </w:rPr>
-        <w:t>22</w:t>
-      </w:r>
-      <w:r>
-        <w:rPr>
-          <w:noProof/>
-        </w:rPr>
-        <w:fldChar w:fldCharType="end"/>
-      </w:r>
+      <w:fldSimple w:instr=" SEQ Hình \* ARABIC \s 1 ">
+        <w:r>
+          <w:rPr>
+            <w:noProof/>
+          </w:rPr>
+          <w:t>22</w:t>
+        </w:r>
+      </w:fldSimple>
       <w:r>
         <w:t>: Kết quả tính trung bình ở các cụm</w:t>
       </w:r>
@@ -12555,51 +12422,25 @@
       <w:r>
         <w:t xml:space="preserve">Hình </w:t>
       </w:r>
-      <w:r>
-        <w:fldChar w:fldCharType="begin"/>
-      </w:r>
-      <w:r>
-        <w:instrText xml:space="preserve"> STYLEREF 1 \s </w:instrText>
-      </w:r>
-      <w:r>
-        <w:fldChar w:fldCharType="separate"/>
-      </w:r>
-      <w:r>
-        <w:rPr>
-          <w:noProof/>
-        </w:rPr>
-        <w:t>2</w:t>
-      </w:r>
-      <w:r>
-        <w:rPr>
-          <w:noProof/>
-        </w:rPr>
-        <w:fldChar w:fldCharType="end"/>
-      </w:r>
+      <w:fldSimple w:instr=" STYLEREF 1 \s ">
+        <w:r>
+          <w:rPr>
+            <w:noProof/>
+          </w:rPr>
+          <w:t>2</w:t>
+        </w:r>
+      </w:fldSimple>
       <w:r>
         <w:noBreakHyphen/>
       </w:r>
-      <w:r>
-        <w:fldChar w:fldCharType="begin"/>
-      </w:r>
-      <w:r>
-        <w:instrText xml:space="preserve"> SEQ Hình \* ARABIC \s 1 </w:instrText>
-      </w:r>
-      <w:r>
-        <w:fldChar w:fldCharType="separate"/>
-      </w:r>
-      <w:r>
-        <w:rPr>
-          <w:noProof/>
-        </w:rPr>
-        <w:t>23</w:t>
-      </w:r>
-      <w:r>
-        <w:rPr>
-          <w:noProof/>
-        </w:rPr>
-        <w:fldChar w:fldCharType="end"/>
-      </w:r>
+      <w:fldSimple w:instr=" SEQ Hình \* ARABIC \s 1 ">
+        <w:r>
+          <w:rPr>
+            <w:noProof/>
+          </w:rPr>
+          <w:t>23</w:t>
+        </w:r>
+      </w:fldSimple>
       <w:r>
         <w:t>: Minh họa mô hình Random Forest</w:t>
       </w:r>
@@ -12745,51 +12586,25 @@
       <w:r>
         <w:t xml:space="preserve">Hình </w:t>
       </w:r>
-      <w:r>
-        <w:fldChar w:fldCharType="begin"/>
-      </w:r>
-      <w:r>
-        <w:instrText xml:space="preserve"> STYLEREF 1 \s </w:instrText>
-      </w:r>
-      <w:r>
-        <w:fldChar w:fldCharType="separate"/>
-      </w:r>
-      <w:r>
-        <w:rPr>
-          <w:noProof/>
-        </w:rPr>
-        <w:t>2</w:t>
-      </w:r>
-      <w:r>
-        <w:rPr>
-          <w:noProof/>
-        </w:rPr>
-        <w:fldChar w:fldCharType="end"/>
-      </w:r>
+      <w:fldSimple w:instr=" STYLEREF 1 \s ">
+        <w:r>
+          <w:rPr>
+            <w:noProof/>
+          </w:rPr>
+          <w:t>2</w:t>
+        </w:r>
+      </w:fldSimple>
       <w:r>
         <w:noBreakHyphen/>
       </w:r>
-      <w:r>
-        <w:fldChar w:fldCharType="begin"/>
-      </w:r>
-      <w:r>
-        <w:instrText xml:space="preserve"> SEQ Hình \* ARABIC \s 1 </w:instrText>
-      </w:r>
-      <w:r>
-        <w:fldChar w:fldCharType="separate"/>
-      </w:r>
-      <w:r>
-        <w:rPr>
-          <w:noProof/>
-        </w:rPr>
-        <w:t>24</w:t>
-      </w:r>
-      <w:r>
-        <w:rPr>
-          <w:noProof/>
-        </w:rPr>
-        <w:fldChar w:fldCharType="end"/>
-      </w:r>
+      <w:fldSimple w:instr=" SEQ Hình \* ARABIC \s 1 ">
+        <w:r>
+          <w:rPr>
+            <w:noProof/>
+          </w:rPr>
+          <w:t>24</w:t>
+        </w:r>
+      </w:fldSimple>
       <w:r>
         <w:t>: Log kết quả huấn luyện mô hình</w:t>
       </w:r>
@@ -12859,51 +12674,25 @@
       <w:r>
         <w:t xml:space="preserve">Hình </w:t>
       </w:r>
-      <w:r>
-        <w:fldChar w:fldCharType="begin"/>
-      </w:r>
-      <w:r>
-        <w:instrText xml:space="preserve"> STYLEREF 1 \s </w:instrText>
-      </w:r>
-      <w:r>
-        <w:fldChar w:fldCharType="separate"/>
-      </w:r>
-      <w:r>
-        <w:rPr>
-          <w:noProof/>
-        </w:rPr>
-        <w:t>2</w:t>
-      </w:r>
-      <w:r>
-        <w:rPr>
-          <w:noProof/>
-        </w:rPr>
-        <w:fldChar w:fldCharType="end"/>
-      </w:r>
+      <w:fldSimple w:instr=" STYLEREF 1 \s ">
+        <w:r>
+          <w:rPr>
+            <w:noProof/>
+          </w:rPr>
+          <w:t>2</w:t>
+        </w:r>
+      </w:fldSimple>
       <w:r>
         <w:noBreakHyphen/>
       </w:r>
-      <w:r>
-        <w:fldChar w:fldCharType="begin"/>
-      </w:r>
-      <w:r>
-        <w:instrText xml:space="preserve"> SEQ Hình \* ARABIC \s 1 </w:instrText>
-      </w:r>
-      <w:r>
-        <w:fldChar w:fldCharType="separate"/>
-      </w:r>
-      <w:r>
-        <w:rPr>
-          <w:noProof/>
-        </w:rPr>
-        <w:t>25</w:t>
-      </w:r>
-      <w:r>
-        <w:rPr>
-          <w:noProof/>
-        </w:rPr>
-        <w:fldChar w:fldCharType="end"/>
-      </w:r>
+      <w:fldSimple w:instr=" SEQ Hình \* ARABIC \s 1 ">
+        <w:r>
+          <w:rPr>
+            <w:noProof/>
+          </w:rPr>
+          <w:t>25</w:t>
+        </w:r>
+      </w:fldSimple>
       <w:r>
         <w:t>: Ma trận rối loạn của mô hình</w:t>
       </w:r>
@@ -12986,51 +12775,25 @@
       <w:r>
         <w:t xml:space="preserve">Hình </w:t>
       </w:r>
-      <w:r>
-        <w:fldChar w:fldCharType="begin"/>
-      </w:r>
-      <w:r>
-        <w:instrText xml:space="preserve"> STYLEREF 1 \s </w:instrText>
-      </w:r>
-      <w:r>
-        <w:fldChar w:fldCharType="separate"/>
-      </w:r>
-      <w:r>
-        <w:rPr>
-          <w:noProof/>
-        </w:rPr>
-        <w:t>2</w:t>
-      </w:r>
-      <w:r>
-        <w:rPr>
-          <w:noProof/>
-        </w:rPr>
-        <w:fldChar w:fldCharType="end"/>
-      </w:r>
+      <w:fldSimple w:instr=" STYLEREF 1 \s ">
+        <w:r>
+          <w:rPr>
+            <w:noProof/>
+          </w:rPr>
+          <w:t>2</w:t>
+        </w:r>
+      </w:fldSimple>
       <w:r>
         <w:noBreakHyphen/>
       </w:r>
-      <w:r>
-        <w:fldChar w:fldCharType="begin"/>
-      </w:r>
-      <w:r>
-        <w:instrText xml:space="preserve"> SEQ Hình \* ARABIC \s 1 </w:instrText>
-      </w:r>
-      <w:r>
-        <w:fldChar w:fldCharType="separate"/>
-      </w:r>
-      <w:r>
-        <w:rPr>
-          <w:noProof/>
-        </w:rPr>
-        <w:t>26</w:t>
-      </w:r>
-      <w:r>
-        <w:rPr>
-          <w:noProof/>
-        </w:rPr>
-        <w:fldChar w:fldCharType="end"/>
-      </w:r>
+      <w:fldSimple w:instr=" SEQ Hình \* ARABIC \s 1 ">
+        <w:r>
+          <w:rPr>
+            <w:noProof/>
+          </w:rPr>
+          <w:t>26</w:t>
+        </w:r>
+      </w:fldSimple>
       <w:r>
         <w:t>: Biểu đồ nhiệt đánh giá hiệu suất</w:t>
       </w:r>
@@ -13256,51 +13019,25 @@
       <w:r>
         <w:t xml:space="preserve">Hình </w:t>
       </w:r>
-      <w:r>
-        <w:fldChar w:fldCharType="begin"/>
-      </w:r>
-      <w:r>
-        <w:instrText xml:space="preserve"> STYLEREF 1 \s </w:instrText>
-      </w:r>
-      <w:r>
-        <w:fldChar w:fldCharType="separate"/>
-      </w:r>
-      <w:r>
-        <w:rPr>
-          <w:noProof/>
-        </w:rPr>
-        <w:t>2</w:t>
-      </w:r>
-      <w:r>
-        <w:rPr>
-          <w:noProof/>
-        </w:rPr>
-        <w:fldChar w:fldCharType="end"/>
-      </w:r>
+      <w:fldSimple w:instr=" STYLEREF 1 \s ">
+        <w:r>
+          <w:rPr>
+            <w:noProof/>
+          </w:rPr>
+          <w:t>2</w:t>
+        </w:r>
+      </w:fldSimple>
       <w:r>
         <w:noBreakHyphen/>
       </w:r>
-      <w:r>
-        <w:fldChar w:fldCharType="begin"/>
-      </w:r>
-      <w:r>
-        <w:instrText xml:space="preserve"> SEQ Hình \* ARABIC \s 1 </w:instrText>
-      </w:r>
-      <w:r>
-        <w:fldChar w:fldCharType="separate"/>
-      </w:r>
-      <w:r>
-        <w:rPr>
-          <w:noProof/>
-        </w:rPr>
-        <w:t>27</w:t>
-      </w:r>
-      <w:r>
-        <w:rPr>
-          <w:noProof/>
-        </w:rPr>
-        <w:fldChar w:fldCharType="end"/>
-      </w:r>
+      <w:fldSimple w:instr=" SEQ Hình \* ARABIC \s 1 ">
+        <w:r>
+          <w:rPr>
+            <w:noProof/>
+          </w:rPr>
+          <w:t>27</w:t>
+        </w:r>
+      </w:fldSimple>
       <w:r>
         <w:t>: Kiểm thử mô hình dự đoán (1)</w:t>
       </w:r>
@@ -13360,51 +13097,25 @@
       <w:r>
         <w:t xml:space="preserve">Hình </w:t>
       </w:r>
-      <w:r>
-        <w:fldChar w:fldCharType="begin"/>
-      </w:r>
-      <w:r>
-        <w:instrText xml:space="preserve"> STYLEREF 1 \s </w:instrText>
-      </w:r>
-      <w:r>
-        <w:fldChar w:fldCharType="separate"/>
-      </w:r>
-      <w:r>
-        <w:rPr>
-          <w:noProof/>
-        </w:rPr>
-        <w:t>2</w:t>
-      </w:r>
-      <w:r>
-        <w:rPr>
-          <w:noProof/>
-        </w:rPr>
-        <w:fldChar w:fldCharType="end"/>
-      </w:r>
+      <w:fldSimple w:instr=" STYLEREF 1 \s ">
+        <w:r>
+          <w:rPr>
+            <w:noProof/>
+          </w:rPr>
+          <w:t>2</w:t>
+        </w:r>
+      </w:fldSimple>
       <w:r>
         <w:noBreakHyphen/>
       </w:r>
-      <w:r>
-        <w:fldChar w:fldCharType="begin"/>
-      </w:r>
-      <w:r>
-        <w:instrText xml:space="preserve"> SEQ Hình \* ARABIC \s 1 </w:instrText>
-      </w:r>
-      <w:r>
-        <w:fldChar w:fldCharType="separate"/>
-      </w:r>
-      <w:r>
-        <w:rPr>
-          <w:noProof/>
-        </w:rPr>
-        <w:t>28</w:t>
-      </w:r>
-      <w:r>
-        <w:rPr>
-          <w:noProof/>
-        </w:rPr>
-        <w:fldChar w:fldCharType="end"/>
-      </w:r>
+      <w:fldSimple w:instr=" SEQ Hình \* ARABIC \s 1 ">
+        <w:r>
+          <w:rPr>
+            <w:noProof/>
+          </w:rPr>
+          <w:t>28</w:t>
+        </w:r>
+      </w:fldSimple>
       <w:r>
         <w:t>: Kiểm thử mô hình dự đoán (2)</w:t>
       </w:r>
@@ -13464,51 +13175,25 @@
       <w:r>
         <w:t xml:space="preserve">Hình </w:t>
       </w:r>
-      <w:r>
-        <w:fldChar w:fldCharType="begin"/>
-      </w:r>
-      <w:r>
-        <w:instrText xml:space="preserve"> STYLEREF 1 \s </w:instrText>
-      </w:r>
-      <w:r>
-        <w:fldChar w:fldCharType="separate"/>
-      </w:r>
-      <w:r>
-        <w:rPr>
-          <w:noProof/>
-        </w:rPr>
-        <w:t>2</w:t>
-      </w:r>
-      <w:r>
-        <w:rPr>
-          <w:noProof/>
-        </w:rPr>
-        <w:fldChar w:fldCharType="end"/>
-      </w:r>
+      <w:fldSimple w:instr=" STYLEREF 1 \s ">
+        <w:r>
+          <w:rPr>
+            <w:noProof/>
+          </w:rPr>
+          <w:t>2</w:t>
+        </w:r>
+      </w:fldSimple>
       <w:r>
         <w:noBreakHyphen/>
       </w:r>
-      <w:r>
-        <w:fldChar w:fldCharType="begin"/>
-      </w:r>
-      <w:r>
-        <w:instrText xml:space="preserve"> SEQ Hình \* ARABIC \s 1 </w:instrText>
-      </w:r>
-      <w:r>
-        <w:fldChar w:fldCharType="separate"/>
-      </w:r>
-      <w:r>
-        <w:rPr>
-          <w:noProof/>
-        </w:rPr>
-        <w:t>29</w:t>
-      </w:r>
-      <w:r>
-        <w:rPr>
-          <w:noProof/>
-        </w:rPr>
-        <w:fldChar w:fldCharType="end"/>
-      </w:r>
+      <w:fldSimple w:instr=" SEQ Hình \* ARABIC \s 1 ">
+        <w:r>
+          <w:rPr>
+            <w:noProof/>
+          </w:rPr>
+          <w:t>29</w:t>
+        </w:r>
+      </w:fldSimple>
       <w:r>
         <w:t>: Kiểm thử mô hình dự đoán (3)</w:t>
       </w:r>
@@ -19550,6 +19235,119 @@
     </w:lvl>
   </w:abstractNum>
   <w:abstractNum w:abstractNumId="44" w15:restartNumberingAfterBreak="0">
+    <w:nsid w:val="6E8C333B"/>
+    <w:multiLevelType w:val="hybridMultilevel"/>
+    <w:tmpl w:val="59A0CCF2"/>
+    <w:lvl w:ilvl="0" w:tplc="04090001">
+      <w:start w:val="1"/>
+      <w:numFmt w:val="bullet"/>
+      <w:lvlText w:val=""/>
+      <w:lvlJc w:val="left"/>
+      <w:pPr>
+        <w:ind w:left="720" w:hanging="360"/>
+      </w:pPr>
+      <w:rPr>
+        <w:rFonts w:ascii="Symbol" w:hAnsi="Symbol" w:hint="default"/>
+      </w:rPr>
+    </w:lvl>
+    <w:lvl w:ilvl="1" w:tplc="04090003" w:tentative="1">
+      <w:start w:val="1"/>
+      <w:numFmt w:val="bullet"/>
+      <w:lvlText w:val="o"/>
+      <w:lvlJc w:val="left"/>
+      <w:pPr>
+        <w:ind w:left="1440" w:hanging="360"/>
+      </w:pPr>
+      <w:rPr>
+        <w:rFonts w:ascii="Courier New" w:hAnsi="Courier New" w:cs="Courier New" w:hint="default"/>
+      </w:rPr>
+    </w:lvl>
+    <w:lvl w:ilvl="2" w:tplc="04090005" w:tentative="1">
+      <w:start w:val="1"/>
+      <w:numFmt w:val="bullet"/>
+      <w:lvlText w:val=""/>
+      <w:lvlJc w:val="left"/>
+      <w:pPr>
+        <w:ind w:left="2160" w:hanging="360"/>
+      </w:pPr>
+      <w:rPr>
+        <w:rFonts w:ascii="Wingdings" w:hAnsi="Wingdings" w:hint="default"/>
+      </w:rPr>
+    </w:lvl>
+    <w:lvl w:ilvl="3" w:tplc="04090001" w:tentative="1">
+      <w:start w:val="1"/>
+      <w:numFmt w:val="bullet"/>
+      <w:lvlText w:val=""/>
+      <w:lvlJc w:val="left"/>
+      <w:pPr>
+        <w:ind w:left="2880" w:hanging="360"/>
+      </w:pPr>
+      <w:rPr>
+        <w:rFonts w:ascii="Symbol" w:hAnsi="Symbol" w:hint="default"/>
+      </w:rPr>
+    </w:lvl>
+    <w:lvl w:ilvl="4" w:tplc="04090003" w:tentative="1">
+      <w:start w:val="1"/>
+      <w:numFmt w:val="bullet"/>
+      <w:lvlText w:val="o"/>
+      <w:lvlJc w:val="left"/>
+      <w:pPr>
+        <w:ind w:left="3600" w:hanging="360"/>
+      </w:pPr>
+      <w:rPr>
+        <w:rFonts w:ascii="Courier New" w:hAnsi="Courier New" w:cs="Courier New" w:hint="default"/>
+      </w:rPr>
+    </w:lvl>
+    <w:lvl w:ilvl="5" w:tplc="04090005" w:tentative="1">
+      <w:start w:val="1"/>
+      <w:numFmt w:val="bullet"/>
+      <w:lvlText w:val=""/>
+      <w:lvlJc w:val="left"/>
+      <w:pPr>
+        <w:ind w:left="4320" w:hanging="360"/>
+      </w:pPr>
+      <w:rPr>
+        <w:rFonts w:ascii="Wingdings" w:hAnsi="Wingdings" w:hint="default"/>
+      </w:rPr>
+    </w:lvl>
+    <w:lvl w:ilvl="6" w:tplc="04090001" w:tentative="1">
+      <w:start w:val="1"/>
+      <w:numFmt w:val="bullet"/>
+      <w:lvlText w:val=""/>
+      <w:lvlJc w:val="left"/>
+      <w:pPr>
+        <w:ind w:left="5040" w:hanging="360"/>
+      </w:pPr>
+      <w:rPr>
+        <w:rFonts w:ascii="Symbol" w:hAnsi="Symbol" w:hint="default"/>
+      </w:rPr>
+    </w:lvl>
+    <w:lvl w:ilvl="7" w:tplc="04090003" w:tentative="1">
+      <w:start w:val="1"/>
+      <w:numFmt w:val="bullet"/>
+      <w:lvlText w:val="o"/>
+      <w:lvlJc w:val="left"/>
+      <w:pPr>
+        <w:ind w:left="5760" w:hanging="360"/>
+      </w:pPr>
+      <w:rPr>
+        <w:rFonts w:ascii="Courier New" w:hAnsi="Courier New" w:cs="Courier New" w:hint="default"/>
+      </w:rPr>
+    </w:lvl>
+    <w:lvl w:ilvl="8" w:tplc="04090005" w:tentative="1">
+      <w:start w:val="1"/>
+      <w:numFmt w:val="bullet"/>
+      <w:lvlText w:val=""/>
+      <w:lvlJc w:val="left"/>
+      <w:pPr>
+        <w:ind w:left="6480" w:hanging="360"/>
+      </w:pPr>
+      <w:rPr>
+        <w:rFonts w:ascii="Wingdings" w:hAnsi="Wingdings" w:hint="default"/>
+      </w:rPr>
+    </w:lvl>
+  </w:abstractNum>
+  <w:abstractNum w:abstractNumId="45" w15:restartNumberingAfterBreak="0">
     <w:nsid w:val="7173173D"/>
     <w:multiLevelType w:val="hybridMultilevel"/>
     <w:tmpl w:val="48DCB25C"/>
@@ -19662,7 +19460,7 @@
       </w:rPr>
     </w:lvl>
   </w:abstractNum>
-  <w:abstractNum w:abstractNumId="45" w15:restartNumberingAfterBreak="0">
+  <w:abstractNum w:abstractNumId="46" w15:restartNumberingAfterBreak="0">
     <w:nsid w:val="7D2F59D8"/>
     <w:multiLevelType w:val="hybridMultilevel"/>
     <w:tmpl w:val="B65ECEBE"/>
@@ -19775,7 +19573,7 @@
       </w:rPr>
     </w:lvl>
   </w:abstractNum>
-  <w:abstractNum w:abstractNumId="46" w15:restartNumberingAfterBreak="0">
+  <w:abstractNum w:abstractNumId="47" w15:restartNumberingAfterBreak="0">
     <w:nsid w:val="7E125A84"/>
     <w:multiLevelType w:val="multilevel"/>
     <w:tmpl w:val="D938EFF4"/>
@@ -19924,7 +19722,7 @@
       </w:rPr>
     </w:lvl>
   </w:abstractNum>
-  <w:abstractNum w:abstractNumId="47" w15:restartNumberingAfterBreak="0">
+  <w:abstractNum w:abstractNumId="48" w15:restartNumberingAfterBreak="0">
     <w:nsid w:val="7F0A6D5A"/>
     <w:multiLevelType w:val="hybridMultilevel"/>
     <w:tmpl w:val="E9BEBBE2"/>
@@ -20037,7 +19835,7 @@
       </w:rPr>
     </w:lvl>
   </w:abstractNum>
-  <w:abstractNum w:abstractNumId="48" w15:restartNumberingAfterBreak="0">
+  <w:abstractNum w:abstractNumId="49" w15:restartNumberingAfterBreak="0">
     <w:nsid w:val="7FA816BA"/>
     <w:multiLevelType w:val="hybridMultilevel"/>
     <w:tmpl w:val="1138D888"/>
@@ -20199,7 +19997,7 @@
     <w:abstractNumId w:val="37"/>
   </w:num>
   <w:num w:numId="8" w16cid:durableId="956569811">
-    <w:abstractNumId w:val="46"/>
+    <w:abstractNumId w:val="47"/>
   </w:num>
   <w:num w:numId="9" w16cid:durableId="776170593">
     <w:abstractNumId w:val="43"/>
@@ -20253,10 +20051,10 @@
     <w:abstractNumId w:val="10"/>
   </w:num>
   <w:num w:numId="26" w16cid:durableId="2024626875">
-    <w:abstractNumId w:val="48"/>
+    <w:abstractNumId w:val="49"/>
   </w:num>
   <w:num w:numId="27" w16cid:durableId="946081625">
-    <w:abstractNumId w:val="47"/>
+    <w:abstractNumId w:val="48"/>
   </w:num>
   <w:num w:numId="28" w16cid:durableId="1707679728">
     <w:abstractNumId w:val="38"/>
@@ -20283,13 +20081,13 @@
     <w:abstractNumId w:val="31"/>
   </w:num>
   <w:num w:numId="36" w16cid:durableId="905843952">
-    <w:abstractNumId w:val="44"/>
+    <w:abstractNumId w:val="45"/>
   </w:num>
   <w:num w:numId="37" w16cid:durableId="711609997">
     <w:abstractNumId w:val="14"/>
   </w:num>
   <w:num w:numId="38" w16cid:durableId="2070107708">
-    <w:abstractNumId w:val="45"/>
+    <w:abstractNumId w:val="46"/>
   </w:num>
   <w:num w:numId="39" w16cid:durableId="993870229">
     <w:abstractNumId w:val="42"/>
@@ -20326,6 +20124,9 @@
   </w:num>
   <w:num w:numId="50" w16cid:durableId="696810047">
     <w:abstractNumId w:val="8"/>
+  </w:num>
+  <w:num w:numId="51" w16cid:durableId="856700870">
+    <w:abstractNumId w:val="44"/>
   </w:num>
 </w:numbering>
 </file>
